--- a/HCI.docx
+++ b/HCI.docx
@@ -505,16 +505,7 @@
           <w:sz w:val="32"/>
           <w:szCs w:val="32"/>
         </w:rPr>
-        <w:t xml:space="preserve"> </w:t>
-      </w:r>
-      <w:r>
-        <w:rPr>
-          <w:rFonts w:ascii="Times New Roman" w:hAnsi="Times New Roman" w:cs="Times New Roman"/>
-          <w:color w:val="0D0D0D" w:themeColor="text1" w:themeTint="F2"/>
-          <w:sz w:val="32"/>
-          <w:szCs w:val="32"/>
-        </w:rPr>
-        <w:t>(easy to use without much instructions)</w:t>
+        <w:t xml:space="preserve"> (easy to use without much instructions)</w:t>
       </w:r>
       <w:r>
         <w:rPr>
@@ -1298,18 +1289,7 @@
           <w:sz w:val="32"/>
           <w:szCs w:val="32"/>
         </w:rPr>
-        <w:t>Don Norma</w:t>
-      </w:r>
-      <w:r>
-        <w:rPr>
-          <w:rFonts w:ascii="Times New Roman" w:hAnsi="Times New Roman" w:cs="Times New Roman"/>
-          <w:b/>
-          <w:bCs/>
-          <w:color w:val="0D0D0D" w:themeColor="text1" w:themeTint="F2"/>
-          <w:sz w:val="32"/>
-          <w:szCs w:val="32"/>
-        </w:rPr>
-        <w:t>n</w:t>
+        <w:t>Don Norman</w:t>
       </w:r>
     </w:p>
     <w:p>
@@ -1360,9 +1340,1487 @@
           <w:sz w:val="32"/>
           <w:szCs w:val="32"/>
         </w:rPr>
-        <w:tab/>
-      </w:r>
-    </w:p>
+        <w:drawing>
+          <wp:inline distT="0" distB="0" distL="0" distR="0" wp14:anchorId="2A2E9107" wp14:editId="7F4842D2">
+            <wp:extent cx="5943600" cy="3534410"/>
+            <wp:effectExtent l="0" t="0" r="0" b="8890"/>
+            <wp:docPr id="1573068196" name="Picture 1"/>
+            <wp:cNvGraphicFramePr>
+              <a:graphicFrameLocks xmlns:a="http://schemas.openxmlformats.org/drawingml/2006/main" noChangeAspect="1"/>
+            </wp:cNvGraphicFramePr>
+            <a:graphic xmlns:a="http://schemas.openxmlformats.org/drawingml/2006/main">
+              <a:graphicData uri="http://schemas.openxmlformats.org/drawingml/2006/picture">
+                <pic:pic xmlns:pic="http://schemas.openxmlformats.org/drawingml/2006/picture">
+                  <pic:nvPicPr>
+                    <pic:cNvPr id="1573068196" name=""/>
+                    <pic:cNvPicPr/>
+                  </pic:nvPicPr>
+                  <pic:blipFill>
+                    <a:blip r:embed="rId5"/>
+                    <a:stretch>
+                      <a:fillRect/>
+                    </a:stretch>
+                  </pic:blipFill>
+                  <pic:spPr>
+                    <a:xfrm>
+                      <a:off x="0" y="0"/>
+                      <a:ext cx="5943600" cy="3534410"/>
+                    </a:xfrm>
+                    <a:prstGeom prst="rect">
+                      <a:avLst/>
+                    </a:prstGeom>
+                  </pic:spPr>
+                </pic:pic>
+              </a:graphicData>
+            </a:graphic>
+          </wp:inline>
+        </w:drawing>
+      </w:r>
+    </w:p>
+    <w:p>
+      <w:pPr>
+        <w:tabs>
+          <w:tab w:val="left" w:pos="1898"/>
+        </w:tabs>
+        <w:rPr>
+          <w:rFonts w:ascii="Times New Roman" w:hAnsi="Times New Roman" w:cs="Times New Roman"/>
+          <w:color w:val="0D0D0D" w:themeColor="text1" w:themeTint="F2"/>
+          <w:sz w:val="32"/>
+          <w:szCs w:val="32"/>
+        </w:rPr>
+      </w:pPr>
+      <w:r>
+        <w:rPr>
+          <w:rFonts w:ascii="Times New Roman" w:hAnsi="Times New Roman" w:cs="Times New Roman"/>
+          <w:b/>
+          <w:bCs/>
+          <w:color w:val="0D0D0D" w:themeColor="text1" w:themeTint="F2"/>
+          <w:sz w:val="32"/>
+          <w:szCs w:val="32"/>
+        </w:rPr>
+        <w:t xml:space="preserve">Don Norman Says: </w:t>
+      </w:r>
+      <w:r>
+        <w:rPr>
+          <w:rFonts w:ascii="Times New Roman" w:hAnsi="Times New Roman" w:cs="Times New Roman"/>
+          <w:color w:val="0D0D0D" w:themeColor="text1" w:themeTint="F2"/>
+          <w:sz w:val="32"/>
+          <w:szCs w:val="32"/>
+        </w:rPr>
+        <w:t>If a simple design needs labels or instructions to explain how to use it, the design may not be intuitive or clear enough.</w:t>
+      </w:r>
+    </w:p>
+    <w:p>
+      <w:pPr>
+        <w:tabs>
+          <w:tab w:val="left" w:pos="1898"/>
+        </w:tabs>
+        <w:rPr>
+          <w:rFonts w:ascii="Times New Roman" w:hAnsi="Times New Roman" w:cs="Times New Roman"/>
+          <w:b/>
+          <w:bCs/>
+          <w:color w:val="215E99" w:themeColor="text2" w:themeTint="BF"/>
+          <w:sz w:val="32"/>
+          <w:szCs w:val="32"/>
+        </w:rPr>
+      </w:pPr>
+      <w:r>
+        <w:rPr>
+          <w:rFonts w:ascii="Times New Roman" w:hAnsi="Times New Roman" w:cs="Times New Roman"/>
+          <w:b/>
+          <w:bCs/>
+          <w:color w:val="215E99" w:themeColor="text2" w:themeTint="BF"/>
+          <w:sz w:val="32"/>
+          <w:szCs w:val="32"/>
+        </w:rPr>
+        <w:t xml:space="preserve">Design Principles of design: </w:t>
+      </w:r>
+    </w:p>
+    <w:p>
+      <w:pPr>
+        <w:pStyle w:val="ListParagraph"/>
+        <w:numPr>
+          <w:ilvl w:val="0"/>
+          <w:numId w:val="3"/>
+        </w:numPr>
+        <w:tabs>
+          <w:tab w:val="left" w:pos="1898"/>
+        </w:tabs>
+        <w:rPr>
+          <w:rFonts w:ascii="Times New Roman" w:hAnsi="Times New Roman" w:cs="Times New Roman"/>
+          <w:color w:val="0D0D0D" w:themeColor="text1" w:themeTint="F2"/>
+          <w:sz w:val="32"/>
+          <w:szCs w:val="32"/>
+        </w:rPr>
+      </w:pPr>
+      <w:r>
+        <w:rPr>
+          <w:rFonts w:ascii="Times New Roman" w:hAnsi="Times New Roman" w:cs="Times New Roman"/>
+          <w:color w:val="0D0D0D" w:themeColor="text1" w:themeTint="F2"/>
+          <w:sz w:val="32"/>
+          <w:szCs w:val="32"/>
+        </w:rPr>
+        <w:t xml:space="preserve">Use both knowledge in the world and knowledge in the head. </w:t>
+      </w:r>
+    </w:p>
+    <w:p>
+      <w:pPr>
+        <w:pStyle w:val="ListParagraph"/>
+        <w:numPr>
+          <w:ilvl w:val="0"/>
+          <w:numId w:val="3"/>
+        </w:numPr>
+        <w:tabs>
+          <w:tab w:val="left" w:pos="1898"/>
+        </w:tabs>
+        <w:rPr>
+          <w:rFonts w:ascii="Times New Roman" w:hAnsi="Times New Roman" w:cs="Times New Roman"/>
+          <w:color w:val="0D0D0D" w:themeColor="text1" w:themeTint="F2"/>
+          <w:sz w:val="32"/>
+          <w:szCs w:val="32"/>
+        </w:rPr>
+      </w:pPr>
+      <w:r>
+        <w:rPr>
+          <w:rFonts w:ascii="Times New Roman" w:hAnsi="Times New Roman" w:cs="Times New Roman"/>
+          <w:color w:val="0D0D0D" w:themeColor="text1" w:themeTint="F2"/>
+          <w:sz w:val="32"/>
+          <w:szCs w:val="32"/>
+        </w:rPr>
+        <w:t xml:space="preserve">Simplify the structure of tasks. </w:t>
+      </w:r>
+    </w:p>
+    <w:p>
+      <w:pPr>
+        <w:pStyle w:val="ListParagraph"/>
+        <w:numPr>
+          <w:ilvl w:val="0"/>
+          <w:numId w:val="3"/>
+        </w:numPr>
+        <w:tabs>
+          <w:tab w:val="left" w:pos="1898"/>
+        </w:tabs>
+        <w:rPr>
+          <w:rFonts w:ascii="Times New Roman" w:hAnsi="Times New Roman" w:cs="Times New Roman"/>
+          <w:color w:val="0D0D0D" w:themeColor="text1" w:themeTint="F2"/>
+          <w:sz w:val="32"/>
+          <w:szCs w:val="32"/>
+        </w:rPr>
+      </w:pPr>
+      <w:r>
+        <w:rPr>
+          <w:rFonts w:ascii="Times New Roman" w:hAnsi="Times New Roman" w:cs="Times New Roman"/>
+          <w:color w:val="0D0D0D" w:themeColor="text1" w:themeTint="F2"/>
+          <w:sz w:val="32"/>
+          <w:szCs w:val="32"/>
+        </w:rPr>
+        <w:t xml:space="preserve">Make things visible: bridge gulfs between Execution and Evaluation. </w:t>
+      </w:r>
+    </w:p>
+    <w:p>
+      <w:pPr>
+        <w:pStyle w:val="ListParagraph"/>
+        <w:numPr>
+          <w:ilvl w:val="0"/>
+          <w:numId w:val="3"/>
+        </w:numPr>
+        <w:tabs>
+          <w:tab w:val="left" w:pos="1898"/>
+        </w:tabs>
+        <w:rPr>
+          <w:rFonts w:ascii="Times New Roman" w:hAnsi="Times New Roman" w:cs="Times New Roman"/>
+          <w:color w:val="0D0D0D" w:themeColor="text1" w:themeTint="F2"/>
+          <w:sz w:val="32"/>
+          <w:szCs w:val="32"/>
+        </w:rPr>
+      </w:pPr>
+      <w:r>
+        <w:rPr>
+          <w:rFonts w:ascii="Times New Roman" w:hAnsi="Times New Roman" w:cs="Times New Roman"/>
+          <w:color w:val="0D0D0D" w:themeColor="text1" w:themeTint="F2"/>
+          <w:sz w:val="32"/>
+          <w:szCs w:val="32"/>
+        </w:rPr>
+        <w:t xml:space="preserve">Get the mappings right. </w:t>
+      </w:r>
+    </w:p>
+    <w:p>
+      <w:pPr>
+        <w:pStyle w:val="ListParagraph"/>
+        <w:numPr>
+          <w:ilvl w:val="0"/>
+          <w:numId w:val="3"/>
+        </w:numPr>
+        <w:tabs>
+          <w:tab w:val="left" w:pos="1898"/>
+        </w:tabs>
+        <w:rPr>
+          <w:rFonts w:ascii="Times New Roman" w:hAnsi="Times New Roman" w:cs="Times New Roman"/>
+          <w:color w:val="0D0D0D" w:themeColor="text1" w:themeTint="F2"/>
+          <w:sz w:val="32"/>
+          <w:szCs w:val="32"/>
+        </w:rPr>
+      </w:pPr>
+      <w:r>
+        <w:rPr>
+          <w:rFonts w:ascii="Times New Roman" w:hAnsi="Times New Roman" w:cs="Times New Roman"/>
+          <w:color w:val="0D0D0D" w:themeColor="text1" w:themeTint="F2"/>
+          <w:sz w:val="32"/>
+          <w:szCs w:val="32"/>
+        </w:rPr>
+        <w:t xml:space="preserve">Exploit the power of constraints. </w:t>
+      </w:r>
+    </w:p>
+    <w:p>
+      <w:pPr>
+        <w:pStyle w:val="ListParagraph"/>
+        <w:numPr>
+          <w:ilvl w:val="0"/>
+          <w:numId w:val="3"/>
+        </w:numPr>
+        <w:tabs>
+          <w:tab w:val="left" w:pos="1898"/>
+        </w:tabs>
+        <w:rPr>
+          <w:rFonts w:ascii="Times New Roman" w:hAnsi="Times New Roman" w:cs="Times New Roman"/>
+          <w:color w:val="0D0D0D" w:themeColor="text1" w:themeTint="F2"/>
+          <w:sz w:val="32"/>
+          <w:szCs w:val="32"/>
+        </w:rPr>
+      </w:pPr>
+      <w:r>
+        <w:rPr>
+          <w:rFonts w:ascii="Times New Roman" w:hAnsi="Times New Roman" w:cs="Times New Roman"/>
+          <w:color w:val="0D0D0D" w:themeColor="text1" w:themeTint="F2"/>
+          <w:sz w:val="32"/>
+          <w:szCs w:val="32"/>
+        </w:rPr>
+        <w:t xml:space="preserve">Design for error. </w:t>
+      </w:r>
+    </w:p>
+    <w:p>
+      <w:pPr>
+        <w:pStyle w:val="ListParagraph"/>
+        <w:numPr>
+          <w:ilvl w:val="0"/>
+          <w:numId w:val="3"/>
+        </w:numPr>
+        <w:tabs>
+          <w:tab w:val="left" w:pos="1898"/>
+        </w:tabs>
+        <w:rPr>
+          <w:rFonts w:ascii="Times New Roman" w:hAnsi="Times New Roman" w:cs="Times New Roman"/>
+          <w:color w:val="0D0D0D" w:themeColor="text1" w:themeTint="F2"/>
+          <w:sz w:val="32"/>
+          <w:szCs w:val="32"/>
+        </w:rPr>
+      </w:pPr>
+      <w:r>
+        <w:rPr>
+          <w:rFonts w:ascii="Times New Roman" w:hAnsi="Times New Roman" w:cs="Times New Roman"/>
+          <w:color w:val="0D0D0D" w:themeColor="text1" w:themeTint="F2"/>
+          <w:sz w:val="32"/>
+          <w:szCs w:val="32"/>
+        </w:rPr>
+        <w:lastRenderedPageBreak/>
+        <w:t>When all else fails, standardize."</w:t>
+      </w:r>
+    </w:p>
+    <w:p>
+      <w:pPr>
+        <w:tabs>
+          <w:tab w:val="left" w:pos="1898"/>
+        </w:tabs>
+        <w:rPr>
+          <w:rFonts w:ascii="Times New Roman" w:hAnsi="Times New Roman" w:cs="Times New Roman"/>
+          <w:b/>
+          <w:bCs/>
+          <w:color w:val="0D0D0D" w:themeColor="text1" w:themeTint="F2"/>
+          <w:sz w:val="32"/>
+          <w:szCs w:val="32"/>
+        </w:rPr>
+      </w:pPr>
+      <w:r>
+        <w:rPr>
+          <w:rFonts w:ascii="Times New Roman" w:hAnsi="Times New Roman" w:cs="Times New Roman"/>
+          <w:b/>
+          <w:bCs/>
+          <w:color w:val="0D0D0D" w:themeColor="text1" w:themeTint="F2"/>
+          <w:sz w:val="32"/>
+          <w:szCs w:val="32"/>
+        </w:rPr>
+        <w:t>1. Use Knowledge in the World and Knowledge in the Head</w:t>
+      </w:r>
+    </w:p>
+    <w:p>
+      <w:pPr>
+        <w:pStyle w:val="ListParagraph"/>
+        <w:numPr>
+          <w:ilvl w:val="0"/>
+          <w:numId w:val="5"/>
+        </w:numPr>
+        <w:tabs>
+          <w:tab w:val="left" w:pos="1898"/>
+        </w:tabs>
+        <w:rPr>
+          <w:rFonts w:ascii="Times New Roman" w:hAnsi="Times New Roman" w:cs="Times New Roman"/>
+          <w:color w:val="0D0D0D" w:themeColor="text1" w:themeTint="F2"/>
+          <w:sz w:val="32"/>
+          <w:szCs w:val="32"/>
+        </w:rPr>
+      </w:pPr>
+      <w:r>
+        <w:rPr>
+          <w:rFonts w:ascii="Times New Roman" w:hAnsi="Times New Roman" w:cs="Times New Roman"/>
+          <w:b/>
+          <w:bCs/>
+          <w:color w:val="0D0D0D" w:themeColor="text1" w:themeTint="F2"/>
+          <w:sz w:val="32"/>
+          <w:szCs w:val="32"/>
+        </w:rPr>
+        <w:t>Knowledge in the world:</w:t>
+      </w:r>
+      <w:r>
+        <w:rPr>
+          <w:rFonts w:ascii="Times New Roman" w:hAnsi="Times New Roman" w:cs="Times New Roman"/>
+          <w:color w:val="0D0D0D" w:themeColor="text1" w:themeTint="F2"/>
+          <w:sz w:val="32"/>
+          <w:szCs w:val="32"/>
+        </w:rPr>
+        <w:t xml:space="preserve"> Information that is visible in the environment or interface. </w:t>
+      </w:r>
+    </w:p>
+    <w:p>
+      <w:pPr>
+        <w:pStyle w:val="ListParagraph"/>
+        <w:numPr>
+          <w:ilvl w:val="0"/>
+          <w:numId w:val="5"/>
+        </w:numPr>
+        <w:tabs>
+          <w:tab w:val="left" w:pos="1898"/>
+        </w:tabs>
+        <w:rPr>
+          <w:rFonts w:ascii="Times New Roman" w:hAnsi="Times New Roman" w:cs="Times New Roman"/>
+          <w:color w:val="0D0D0D" w:themeColor="text1" w:themeTint="F2"/>
+          <w:sz w:val="32"/>
+          <w:szCs w:val="32"/>
+        </w:rPr>
+      </w:pPr>
+      <w:r>
+        <w:rPr>
+          <w:rFonts w:ascii="Times New Roman" w:hAnsi="Times New Roman" w:cs="Times New Roman"/>
+          <w:b/>
+          <w:bCs/>
+          <w:color w:val="0D0D0D" w:themeColor="text1" w:themeTint="F2"/>
+          <w:sz w:val="32"/>
+          <w:szCs w:val="32"/>
+        </w:rPr>
+        <w:t>Knowledge in the head:</w:t>
+      </w:r>
+      <w:r>
+        <w:rPr>
+          <w:rFonts w:ascii="Times New Roman" w:hAnsi="Times New Roman" w:cs="Times New Roman"/>
+          <w:color w:val="0D0D0D" w:themeColor="text1" w:themeTint="F2"/>
+          <w:sz w:val="32"/>
+          <w:szCs w:val="32"/>
+        </w:rPr>
+        <w:t xml:space="preserve"> Information that users remember from their previous experience. </w:t>
+      </w:r>
+    </w:p>
+    <w:p>
+      <w:pPr>
+        <w:pStyle w:val="ListParagraph"/>
+        <w:numPr>
+          <w:ilvl w:val="0"/>
+          <w:numId w:val="5"/>
+        </w:numPr>
+        <w:tabs>
+          <w:tab w:val="left" w:pos="1898"/>
+        </w:tabs>
+        <w:rPr>
+          <w:rFonts w:ascii="Times New Roman" w:hAnsi="Times New Roman" w:cs="Times New Roman"/>
+          <w:color w:val="0D0D0D" w:themeColor="text1" w:themeTint="F2"/>
+          <w:sz w:val="32"/>
+          <w:szCs w:val="32"/>
+        </w:rPr>
+      </w:pPr>
+      <w:r>
+        <w:rPr>
+          <w:rFonts w:ascii="Times New Roman" w:hAnsi="Times New Roman" w:cs="Times New Roman"/>
+          <w:b/>
+          <w:bCs/>
+          <w:color w:val="0D0D0D" w:themeColor="text1" w:themeTint="F2"/>
+          <w:sz w:val="32"/>
+          <w:szCs w:val="32"/>
+        </w:rPr>
+        <w:t>Example:</w:t>
+      </w:r>
+      <w:r>
+        <w:rPr>
+          <w:rFonts w:ascii="Times New Roman" w:hAnsi="Times New Roman" w:cs="Times New Roman"/>
+          <w:color w:val="0D0D0D" w:themeColor="text1" w:themeTint="F2"/>
+          <w:sz w:val="32"/>
+          <w:szCs w:val="32"/>
+        </w:rPr>
+        <w:t xml:space="preserve"> A calculator shows numbers and symbols</w:t>
+      </w:r>
+      <w:r>
+        <w:rPr>
+          <w:rFonts w:ascii="Times New Roman" w:hAnsi="Times New Roman" w:cs="Times New Roman"/>
+          <w:color w:val="0D0D0D" w:themeColor="text1" w:themeTint="F2"/>
+          <w:sz w:val="32"/>
+          <w:szCs w:val="32"/>
+        </w:rPr>
+        <w:t xml:space="preserve"> (knowledge in the world)</w:t>
+      </w:r>
+      <w:r>
+        <w:rPr>
+          <w:rFonts w:ascii="Times New Roman" w:hAnsi="Times New Roman" w:cs="Times New Roman"/>
+          <w:color w:val="0D0D0D" w:themeColor="text1" w:themeTint="F2"/>
+          <w:sz w:val="32"/>
+          <w:szCs w:val="32"/>
+        </w:rPr>
+        <w:t>, while the user remembers that + means addition</w:t>
+      </w:r>
+      <w:r>
+        <w:rPr>
+          <w:rFonts w:ascii="Times New Roman" w:hAnsi="Times New Roman" w:cs="Times New Roman"/>
+          <w:color w:val="0D0D0D" w:themeColor="text1" w:themeTint="F2"/>
+          <w:sz w:val="32"/>
+          <w:szCs w:val="32"/>
+        </w:rPr>
+        <w:t xml:space="preserve"> (knowledge in the head)</w:t>
+      </w:r>
+      <w:r>
+        <w:rPr>
+          <w:rFonts w:ascii="Times New Roman" w:hAnsi="Times New Roman" w:cs="Times New Roman"/>
+          <w:color w:val="0D0D0D" w:themeColor="text1" w:themeTint="F2"/>
+          <w:sz w:val="32"/>
+          <w:szCs w:val="32"/>
+        </w:rPr>
+        <w:t xml:space="preserve">. </w:t>
+      </w:r>
+    </w:p>
+    <w:p>
+      <w:pPr>
+        <w:pStyle w:val="ListParagraph"/>
+        <w:numPr>
+          <w:ilvl w:val="0"/>
+          <w:numId w:val="5"/>
+        </w:numPr>
+        <w:tabs>
+          <w:tab w:val="left" w:pos="1898"/>
+        </w:tabs>
+        <w:rPr>
+          <w:rFonts w:ascii="Times New Roman" w:hAnsi="Times New Roman" w:cs="Times New Roman"/>
+          <w:color w:val="0D0D0D" w:themeColor="text1" w:themeTint="F2"/>
+          <w:sz w:val="32"/>
+          <w:szCs w:val="32"/>
+        </w:rPr>
+      </w:pPr>
+      <w:r>
+        <w:rPr>
+          <w:rFonts w:ascii="Times New Roman" w:hAnsi="Times New Roman" w:cs="Times New Roman"/>
+          <w:b/>
+          <w:bCs/>
+          <w:color w:val="0D0D0D" w:themeColor="text1" w:themeTint="F2"/>
+          <w:sz w:val="32"/>
+          <w:szCs w:val="32"/>
+        </w:rPr>
+        <w:t>Design principle:</w:t>
+      </w:r>
+      <w:r>
+        <w:rPr>
+          <w:rFonts w:ascii="Times New Roman" w:hAnsi="Times New Roman" w:cs="Times New Roman"/>
+          <w:color w:val="0D0D0D" w:themeColor="text1" w:themeTint="F2"/>
+          <w:sz w:val="32"/>
+          <w:szCs w:val="32"/>
+        </w:rPr>
+        <w:t xml:space="preserve"> Do not make users remember everything. Provide helpful labels, instructions, and visual cues. For example, </w:t>
+      </w:r>
+      <w:r>
+        <w:rPr>
+          <w:rFonts w:ascii="Times New Roman" w:hAnsi="Times New Roman" w:cs="Times New Roman"/>
+          <w:color w:val="0D0D0D" w:themeColor="text1" w:themeTint="F2"/>
+          <w:sz w:val="32"/>
+          <w:szCs w:val="32"/>
+        </w:rPr>
+        <w:t>use familiar and consistent icons, such as the magnifying glass for search, so users can understand their purpose easily.</w:t>
+      </w:r>
+    </w:p>
+    <w:p>
+      <w:pPr>
+        <w:tabs>
+          <w:tab w:val="left" w:pos="1898"/>
+        </w:tabs>
+        <w:rPr>
+          <w:rFonts w:ascii="Times New Roman" w:hAnsi="Times New Roman" w:cs="Times New Roman"/>
+          <w:b/>
+          <w:bCs/>
+          <w:color w:val="0D0D0D" w:themeColor="text1" w:themeTint="F2"/>
+          <w:sz w:val="32"/>
+          <w:szCs w:val="32"/>
+        </w:rPr>
+      </w:pPr>
+      <w:r>
+        <w:rPr>
+          <w:rFonts w:ascii="Times New Roman" w:hAnsi="Times New Roman" w:cs="Times New Roman"/>
+          <w:b/>
+          <w:bCs/>
+          <w:color w:val="0D0D0D" w:themeColor="text1" w:themeTint="F2"/>
+          <w:sz w:val="32"/>
+          <w:szCs w:val="32"/>
+        </w:rPr>
+        <w:t>2. Simplify the Structure of Tasks</w:t>
+      </w:r>
+    </w:p>
+    <w:p>
+      <w:pPr>
+        <w:pStyle w:val="ListParagraph"/>
+        <w:numPr>
+          <w:ilvl w:val="0"/>
+          <w:numId w:val="7"/>
+        </w:numPr>
+        <w:tabs>
+          <w:tab w:val="left" w:pos="1898"/>
+        </w:tabs>
+        <w:rPr>
+          <w:rFonts w:ascii="Times New Roman" w:hAnsi="Times New Roman" w:cs="Times New Roman"/>
+          <w:color w:val="0D0D0D" w:themeColor="text1" w:themeTint="F2"/>
+          <w:sz w:val="32"/>
+          <w:szCs w:val="32"/>
+        </w:rPr>
+      </w:pPr>
+      <w:r>
+        <w:rPr>
+          <w:rFonts w:ascii="Times New Roman" w:hAnsi="Times New Roman" w:cs="Times New Roman"/>
+          <w:color w:val="0D0D0D" w:themeColor="text1" w:themeTint="F2"/>
+          <w:sz w:val="32"/>
+          <w:szCs w:val="32"/>
+        </w:rPr>
+        <w:t xml:space="preserve">Make tasks simple, easy, and efficient. </w:t>
+      </w:r>
+    </w:p>
+    <w:p>
+      <w:pPr>
+        <w:pStyle w:val="ListParagraph"/>
+        <w:numPr>
+          <w:ilvl w:val="0"/>
+          <w:numId w:val="7"/>
+        </w:numPr>
+        <w:tabs>
+          <w:tab w:val="left" w:pos="1898"/>
+        </w:tabs>
+        <w:rPr>
+          <w:rFonts w:ascii="Times New Roman" w:hAnsi="Times New Roman" w:cs="Times New Roman"/>
+          <w:color w:val="0D0D0D" w:themeColor="text1" w:themeTint="F2"/>
+          <w:sz w:val="32"/>
+          <w:szCs w:val="32"/>
+        </w:rPr>
+      </w:pPr>
+      <w:r>
+        <w:rPr>
+          <w:rFonts w:ascii="Times New Roman" w:hAnsi="Times New Roman" w:cs="Times New Roman"/>
+          <w:color w:val="0D0D0D" w:themeColor="text1" w:themeTint="F2"/>
+          <w:sz w:val="32"/>
+          <w:szCs w:val="32"/>
+        </w:rPr>
+        <w:t xml:space="preserve">Remove unnecessary complexity. </w:t>
+      </w:r>
+    </w:p>
+    <w:p>
+      <w:pPr>
+        <w:pStyle w:val="ListParagraph"/>
+        <w:numPr>
+          <w:ilvl w:val="0"/>
+          <w:numId w:val="7"/>
+        </w:numPr>
+        <w:tabs>
+          <w:tab w:val="left" w:pos="1898"/>
+        </w:tabs>
+        <w:rPr>
+          <w:rFonts w:ascii="Times New Roman" w:hAnsi="Times New Roman" w:cs="Times New Roman"/>
+          <w:color w:val="0D0D0D" w:themeColor="text1" w:themeTint="F2"/>
+          <w:sz w:val="32"/>
+          <w:szCs w:val="32"/>
+        </w:rPr>
+      </w:pPr>
+      <w:r>
+        <w:rPr>
+          <w:rFonts w:ascii="Times New Roman" w:hAnsi="Times New Roman" w:cs="Times New Roman"/>
+          <w:color w:val="0D0D0D" w:themeColor="text1" w:themeTint="F2"/>
+          <w:sz w:val="32"/>
+          <w:szCs w:val="32"/>
+        </w:rPr>
+        <w:t xml:space="preserve">Reduce the number of steps or actions needed. </w:t>
+      </w:r>
+    </w:p>
+    <w:p>
+      <w:pPr>
+        <w:pStyle w:val="ListParagraph"/>
+        <w:numPr>
+          <w:ilvl w:val="0"/>
+          <w:numId w:val="7"/>
+        </w:numPr>
+        <w:tabs>
+          <w:tab w:val="left" w:pos="1898"/>
+        </w:tabs>
+        <w:rPr>
+          <w:rFonts w:ascii="Times New Roman" w:hAnsi="Times New Roman" w:cs="Times New Roman"/>
+          <w:color w:val="0D0D0D" w:themeColor="text1" w:themeTint="F2"/>
+          <w:sz w:val="32"/>
+          <w:szCs w:val="32"/>
+        </w:rPr>
+      </w:pPr>
+      <w:r>
+        <w:rPr>
+          <w:rFonts w:ascii="Times New Roman" w:hAnsi="Times New Roman" w:cs="Times New Roman"/>
+          <w:b/>
+          <w:bCs/>
+          <w:color w:val="0D0D0D" w:themeColor="text1" w:themeTint="F2"/>
+          <w:sz w:val="32"/>
+          <w:szCs w:val="32"/>
+        </w:rPr>
+        <w:t>Example:</w:t>
+      </w:r>
+      <w:r>
+        <w:rPr>
+          <w:rFonts w:ascii="Times New Roman" w:hAnsi="Times New Roman" w:cs="Times New Roman"/>
+          <w:color w:val="0D0D0D" w:themeColor="text1" w:themeTint="F2"/>
+          <w:sz w:val="32"/>
+          <w:szCs w:val="32"/>
+        </w:rPr>
+        <w:t xml:space="preserve"> Divide a long form into smaller, easier steps instead of showing everything on one page.</w:t>
+      </w:r>
+    </w:p>
+    <w:p>
+      <w:pPr>
+        <w:tabs>
+          <w:tab w:val="left" w:pos="4129"/>
+        </w:tabs>
+        <w:rPr>
+          <w:rFonts w:ascii="Times New Roman" w:hAnsi="Times New Roman" w:cs="Times New Roman"/>
+          <w:b/>
+          <w:bCs/>
+          <w:color w:val="0D0D0D" w:themeColor="text1" w:themeTint="F2"/>
+          <w:sz w:val="32"/>
+          <w:szCs w:val="32"/>
+        </w:rPr>
+      </w:pPr>
+      <w:r>
+        <w:rPr>
+          <w:rFonts w:ascii="Times New Roman" w:hAnsi="Times New Roman" w:cs="Times New Roman"/>
+          <w:b/>
+          <w:bCs/>
+          <w:color w:val="0D0D0D" w:themeColor="text1" w:themeTint="F2"/>
+          <w:sz w:val="32"/>
+          <w:szCs w:val="32"/>
+        </w:rPr>
+        <w:t>3. Make Things Visible</w:t>
+      </w:r>
+    </w:p>
+    <w:p>
+      <w:pPr>
+        <w:pStyle w:val="ListParagraph"/>
+        <w:numPr>
+          <w:ilvl w:val="0"/>
+          <w:numId w:val="9"/>
+        </w:numPr>
+        <w:tabs>
+          <w:tab w:val="left" w:pos="4129"/>
+        </w:tabs>
+        <w:rPr>
+          <w:rFonts w:ascii="Times New Roman" w:hAnsi="Times New Roman" w:cs="Times New Roman"/>
+          <w:color w:val="0D0D0D" w:themeColor="text1" w:themeTint="F2"/>
+          <w:sz w:val="32"/>
+          <w:szCs w:val="32"/>
+        </w:rPr>
+      </w:pPr>
+      <w:r>
+        <w:rPr>
+          <w:rFonts w:ascii="Times New Roman" w:hAnsi="Times New Roman" w:cs="Times New Roman"/>
+          <w:color w:val="0D0D0D" w:themeColor="text1" w:themeTint="F2"/>
+          <w:sz w:val="32"/>
+          <w:szCs w:val="32"/>
+        </w:rPr>
+        <w:t xml:space="preserve">Make available actions and system responses clear and easy to see. </w:t>
+      </w:r>
+    </w:p>
+    <w:p>
+      <w:pPr>
+        <w:pStyle w:val="ListParagraph"/>
+        <w:numPr>
+          <w:ilvl w:val="0"/>
+          <w:numId w:val="9"/>
+        </w:numPr>
+        <w:tabs>
+          <w:tab w:val="left" w:pos="4129"/>
+        </w:tabs>
+        <w:rPr>
+          <w:rFonts w:ascii="Times New Roman" w:hAnsi="Times New Roman" w:cs="Times New Roman"/>
+          <w:color w:val="0D0D0D" w:themeColor="text1" w:themeTint="F2"/>
+          <w:sz w:val="32"/>
+          <w:szCs w:val="32"/>
+        </w:rPr>
+      </w:pPr>
+      <w:r>
+        <w:rPr>
+          <w:rFonts w:ascii="Times New Roman" w:hAnsi="Times New Roman" w:cs="Times New Roman"/>
+          <w:b/>
+          <w:bCs/>
+          <w:color w:val="0D0D0D" w:themeColor="text1" w:themeTint="F2"/>
+          <w:sz w:val="32"/>
+          <w:szCs w:val="32"/>
+        </w:rPr>
+        <w:t>Gulf of Execution:</w:t>
+      </w:r>
+      <w:r>
+        <w:rPr>
+          <w:rFonts w:ascii="Times New Roman" w:hAnsi="Times New Roman" w:cs="Times New Roman"/>
+          <w:color w:val="0D0D0D" w:themeColor="text1" w:themeTint="F2"/>
+          <w:sz w:val="32"/>
+          <w:szCs w:val="32"/>
+        </w:rPr>
+        <w:t xml:space="preserve"> Users should understand what they can do in the system. </w:t>
+      </w:r>
+    </w:p>
+    <w:p>
+      <w:pPr>
+        <w:pStyle w:val="ListParagraph"/>
+        <w:numPr>
+          <w:ilvl w:val="0"/>
+          <w:numId w:val="9"/>
+        </w:numPr>
+        <w:tabs>
+          <w:tab w:val="left" w:pos="4129"/>
+        </w:tabs>
+        <w:rPr>
+          <w:rFonts w:ascii="Times New Roman" w:hAnsi="Times New Roman" w:cs="Times New Roman"/>
+          <w:color w:val="0D0D0D" w:themeColor="text1" w:themeTint="F2"/>
+          <w:sz w:val="32"/>
+          <w:szCs w:val="32"/>
+        </w:rPr>
+      </w:pPr>
+      <w:r>
+        <w:rPr>
+          <w:rFonts w:ascii="Times New Roman" w:hAnsi="Times New Roman" w:cs="Times New Roman"/>
+          <w:b/>
+          <w:bCs/>
+          <w:color w:val="0D0D0D" w:themeColor="text1" w:themeTint="F2"/>
+          <w:sz w:val="32"/>
+          <w:szCs w:val="32"/>
+        </w:rPr>
+        <w:t>Gulf of Evaluation:</w:t>
+      </w:r>
+      <w:r>
+        <w:rPr>
+          <w:rFonts w:ascii="Times New Roman" w:hAnsi="Times New Roman" w:cs="Times New Roman"/>
+          <w:color w:val="0D0D0D" w:themeColor="text1" w:themeTint="F2"/>
+          <w:sz w:val="32"/>
+          <w:szCs w:val="32"/>
+        </w:rPr>
+        <w:t xml:space="preserve"> Users should understand what happened after they performed an action. </w:t>
+      </w:r>
+    </w:p>
+    <w:p>
+      <w:pPr>
+        <w:pStyle w:val="ListParagraph"/>
+        <w:numPr>
+          <w:ilvl w:val="0"/>
+          <w:numId w:val="9"/>
+        </w:numPr>
+        <w:tabs>
+          <w:tab w:val="left" w:pos="4129"/>
+        </w:tabs>
+        <w:rPr>
+          <w:rFonts w:ascii="Times New Roman" w:hAnsi="Times New Roman" w:cs="Times New Roman"/>
+          <w:color w:val="0D0D0D" w:themeColor="text1" w:themeTint="F2"/>
+          <w:sz w:val="32"/>
+          <w:szCs w:val="32"/>
+        </w:rPr>
+      </w:pPr>
+      <w:r>
+        <w:rPr>
+          <w:rFonts w:ascii="Times New Roman" w:hAnsi="Times New Roman" w:cs="Times New Roman"/>
+          <w:b/>
+          <w:bCs/>
+          <w:color w:val="0D0D0D" w:themeColor="text1" w:themeTint="F2"/>
+          <w:sz w:val="32"/>
+          <w:szCs w:val="32"/>
+        </w:rPr>
+        <w:t>Example:</w:t>
+      </w:r>
+      <w:r>
+        <w:rPr>
+          <w:rFonts w:ascii="Times New Roman" w:hAnsi="Times New Roman" w:cs="Times New Roman"/>
+          <w:color w:val="0D0D0D" w:themeColor="text1" w:themeTint="F2"/>
+          <w:sz w:val="32"/>
+          <w:szCs w:val="32"/>
+        </w:rPr>
+        <w:t xml:space="preserve"> After clicking Submit, show a message: “Your form has been submitted successfully.”</w:t>
+      </w:r>
+    </w:p>
+    <w:p>
+      <w:pPr>
+        <w:tabs>
+          <w:tab w:val="left" w:pos="4129"/>
+        </w:tabs>
+        <w:rPr>
+          <w:rFonts w:ascii="Times New Roman" w:hAnsi="Times New Roman" w:cs="Times New Roman"/>
+          <w:color w:val="0D0D0D" w:themeColor="text1" w:themeTint="F2"/>
+          <w:sz w:val="32"/>
+          <w:szCs w:val="32"/>
+        </w:rPr>
+      </w:pPr>
+      <w:r>
+        <w:rPr>
+          <w:rFonts w:ascii="Times New Roman" w:hAnsi="Times New Roman" w:cs="Times New Roman"/>
+          <w:b/>
+          <w:bCs/>
+          <w:color w:val="0D0D0D" w:themeColor="text1" w:themeTint="F2"/>
+          <w:sz w:val="32"/>
+          <w:szCs w:val="32"/>
+        </w:rPr>
+        <w:lastRenderedPageBreak/>
+        <w:t>4. Get the Mappings Right</w:t>
+      </w:r>
+      <w:r>
+        <w:rPr>
+          <w:rFonts w:ascii="Times New Roman" w:hAnsi="Times New Roman" w:cs="Times New Roman"/>
+          <w:color w:val="0D0D0D" w:themeColor="text1" w:themeTint="F2"/>
+          <w:sz w:val="32"/>
+          <w:szCs w:val="32"/>
+        </w:rPr>
+        <w:t xml:space="preserve"> </w:t>
+      </w:r>
+    </w:p>
+    <w:p>
+      <w:pPr>
+        <w:pStyle w:val="ListParagraph"/>
+        <w:numPr>
+          <w:ilvl w:val="0"/>
+          <w:numId w:val="10"/>
+        </w:numPr>
+        <w:tabs>
+          <w:tab w:val="left" w:pos="4129"/>
+        </w:tabs>
+        <w:rPr>
+          <w:rFonts w:ascii="Times New Roman" w:hAnsi="Times New Roman" w:cs="Times New Roman"/>
+          <w:color w:val="0D0D0D" w:themeColor="text1" w:themeTint="F2"/>
+          <w:sz w:val="32"/>
+          <w:szCs w:val="32"/>
+        </w:rPr>
+      </w:pPr>
+      <w:r>
+        <w:rPr>
+          <w:rFonts w:ascii="Times New Roman" w:hAnsi="Times New Roman" w:cs="Times New Roman"/>
+          <w:color w:val="0D0D0D" w:themeColor="text1" w:themeTint="F2"/>
+          <w:sz w:val="32"/>
+          <w:szCs w:val="32"/>
+        </w:rPr>
+        <w:t xml:space="preserve">Mapping is the relationship between a control and its effect. </w:t>
+      </w:r>
+    </w:p>
+    <w:p>
+      <w:pPr>
+        <w:pStyle w:val="ListParagraph"/>
+        <w:numPr>
+          <w:ilvl w:val="0"/>
+          <w:numId w:val="10"/>
+        </w:numPr>
+        <w:tabs>
+          <w:tab w:val="left" w:pos="4129"/>
+        </w:tabs>
+        <w:rPr>
+          <w:rFonts w:ascii="Times New Roman" w:hAnsi="Times New Roman" w:cs="Times New Roman"/>
+          <w:color w:val="0D0D0D" w:themeColor="text1" w:themeTint="F2"/>
+          <w:sz w:val="32"/>
+          <w:szCs w:val="32"/>
+        </w:rPr>
+      </w:pPr>
+      <w:r>
+        <w:rPr>
+          <w:rFonts w:ascii="Times New Roman" w:hAnsi="Times New Roman" w:cs="Times New Roman"/>
+          <w:color w:val="0D0D0D" w:themeColor="text1" w:themeTint="F2"/>
+          <w:sz w:val="32"/>
+          <w:szCs w:val="32"/>
+        </w:rPr>
+        <w:t xml:space="preserve">Good mapping makes a system easy to understand. </w:t>
+      </w:r>
+    </w:p>
+    <w:p>
+      <w:pPr>
+        <w:pStyle w:val="ListParagraph"/>
+        <w:numPr>
+          <w:ilvl w:val="0"/>
+          <w:numId w:val="10"/>
+        </w:numPr>
+        <w:tabs>
+          <w:tab w:val="left" w:pos="4129"/>
+        </w:tabs>
+        <w:rPr>
+          <w:rFonts w:ascii="Times New Roman" w:hAnsi="Times New Roman" w:cs="Times New Roman"/>
+          <w:color w:val="0D0D0D" w:themeColor="text1" w:themeTint="F2"/>
+          <w:sz w:val="32"/>
+          <w:szCs w:val="32"/>
+        </w:rPr>
+      </w:pPr>
+      <w:r>
+        <w:rPr>
+          <w:rFonts w:ascii="Times New Roman" w:hAnsi="Times New Roman" w:cs="Times New Roman"/>
+          <w:color w:val="0D0D0D" w:themeColor="text1" w:themeTint="F2"/>
+          <w:sz w:val="32"/>
+          <w:szCs w:val="32"/>
+        </w:rPr>
+        <w:t xml:space="preserve">Poor mapping causes confusion. </w:t>
+      </w:r>
+    </w:p>
+    <w:p>
+      <w:pPr>
+        <w:pStyle w:val="ListParagraph"/>
+        <w:numPr>
+          <w:ilvl w:val="0"/>
+          <w:numId w:val="10"/>
+        </w:numPr>
+        <w:tabs>
+          <w:tab w:val="left" w:pos="4129"/>
+        </w:tabs>
+        <w:rPr>
+          <w:rFonts w:ascii="Times New Roman" w:hAnsi="Times New Roman" w:cs="Times New Roman"/>
+          <w:color w:val="0D0D0D" w:themeColor="text1" w:themeTint="F2"/>
+          <w:sz w:val="32"/>
+          <w:szCs w:val="32"/>
+        </w:rPr>
+      </w:pPr>
+      <w:r>
+        <w:rPr>
+          <w:rFonts w:ascii="Times New Roman" w:hAnsi="Times New Roman" w:cs="Times New Roman"/>
+          <w:b/>
+          <w:bCs/>
+          <w:color w:val="0D0D0D" w:themeColor="text1" w:themeTint="F2"/>
+          <w:sz w:val="32"/>
+          <w:szCs w:val="32"/>
+        </w:rPr>
+        <w:t>Example:</w:t>
+      </w:r>
+      <w:r>
+        <w:rPr>
+          <w:rFonts w:ascii="Times New Roman" w:hAnsi="Times New Roman" w:cs="Times New Roman"/>
+          <w:color w:val="0D0D0D" w:themeColor="text1" w:themeTint="F2"/>
+          <w:sz w:val="32"/>
+          <w:szCs w:val="32"/>
+        </w:rPr>
+        <w:t xml:space="preserve"> Car seat controls should correspond to the direction in which the seat moves</w:t>
+      </w:r>
+    </w:p>
+    <w:p>
+      <w:pPr>
+        <w:tabs>
+          <w:tab w:val="left" w:pos="2470"/>
+        </w:tabs>
+        <w:rPr>
+          <w:rFonts w:ascii="Times New Roman" w:hAnsi="Times New Roman" w:cs="Times New Roman"/>
+          <w:b/>
+          <w:bCs/>
+          <w:color w:val="0D0D0D" w:themeColor="text1" w:themeTint="F2"/>
+          <w:sz w:val="32"/>
+          <w:szCs w:val="32"/>
+        </w:rPr>
+      </w:pPr>
+      <w:r>
+        <w:rPr>
+          <w:rFonts w:ascii="Times New Roman" w:hAnsi="Times New Roman" w:cs="Times New Roman"/>
+          <w:b/>
+          <w:bCs/>
+          <w:color w:val="0D0D0D" w:themeColor="text1" w:themeTint="F2"/>
+          <w:sz w:val="32"/>
+          <w:szCs w:val="32"/>
+        </w:rPr>
+        <w:t>5. Exploit the Power of Constraints</w:t>
+      </w:r>
+    </w:p>
+    <w:p>
+      <w:pPr>
+        <w:pStyle w:val="ListParagraph"/>
+        <w:numPr>
+          <w:ilvl w:val="0"/>
+          <w:numId w:val="12"/>
+        </w:numPr>
+        <w:tabs>
+          <w:tab w:val="left" w:pos="2470"/>
+        </w:tabs>
+        <w:rPr>
+          <w:rFonts w:ascii="Times New Roman" w:hAnsi="Times New Roman" w:cs="Times New Roman"/>
+          <w:color w:val="0D0D0D" w:themeColor="text1" w:themeTint="F2"/>
+          <w:sz w:val="32"/>
+          <w:szCs w:val="32"/>
+        </w:rPr>
+      </w:pPr>
+      <w:r>
+        <w:rPr>
+          <w:rFonts w:ascii="Times New Roman" w:hAnsi="Times New Roman" w:cs="Times New Roman"/>
+          <w:b/>
+          <w:bCs/>
+          <w:color w:val="0D0D0D" w:themeColor="text1" w:themeTint="F2"/>
+          <w:sz w:val="32"/>
+          <w:szCs w:val="32"/>
+        </w:rPr>
+        <w:t>Constraints:</w:t>
+      </w:r>
+      <w:r>
+        <w:rPr>
+          <w:rFonts w:ascii="Times New Roman" w:hAnsi="Times New Roman" w:cs="Times New Roman"/>
+          <w:color w:val="0D0D0D" w:themeColor="text1" w:themeTint="F2"/>
+          <w:sz w:val="32"/>
+          <w:szCs w:val="32"/>
+        </w:rPr>
+        <w:t xml:space="preserve"> Limit users from doing wrong or incorrect actions. </w:t>
+      </w:r>
+    </w:p>
+    <w:p>
+      <w:pPr>
+        <w:pStyle w:val="ListParagraph"/>
+        <w:numPr>
+          <w:ilvl w:val="0"/>
+          <w:numId w:val="12"/>
+        </w:numPr>
+        <w:tabs>
+          <w:tab w:val="left" w:pos="2470"/>
+        </w:tabs>
+        <w:rPr>
+          <w:rFonts w:ascii="Times New Roman" w:hAnsi="Times New Roman" w:cs="Times New Roman"/>
+          <w:color w:val="0D0D0D" w:themeColor="text1" w:themeTint="F2"/>
+          <w:sz w:val="32"/>
+          <w:szCs w:val="32"/>
+        </w:rPr>
+      </w:pPr>
+      <w:r>
+        <w:rPr>
+          <w:rFonts w:ascii="Times New Roman" w:hAnsi="Times New Roman" w:cs="Times New Roman"/>
+          <w:color w:val="0D0D0D" w:themeColor="text1" w:themeTint="F2"/>
+          <w:sz w:val="32"/>
+          <w:szCs w:val="32"/>
+        </w:rPr>
+        <w:t>They help users make the correct choice.</w:t>
+      </w:r>
+    </w:p>
+    <w:p>
+      <w:pPr>
+        <w:pStyle w:val="ListParagraph"/>
+        <w:numPr>
+          <w:ilvl w:val="0"/>
+          <w:numId w:val="12"/>
+        </w:numPr>
+        <w:tabs>
+          <w:tab w:val="left" w:pos="2470"/>
+        </w:tabs>
+        <w:rPr>
+          <w:rFonts w:ascii="Times New Roman" w:hAnsi="Times New Roman" w:cs="Times New Roman"/>
+          <w:color w:val="0D0D0D" w:themeColor="text1" w:themeTint="F2"/>
+          <w:sz w:val="32"/>
+          <w:szCs w:val="32"/>
+        </w:rPr>
+      </w:pPr>
+      <w:r>
+        <w:rPr>
+          <w:rFonts w:ascii="Times New Roman" w:hAnsi="Times New Roman" w:cs="Times New Roman"/>
+          <w:b/>
+          <w:bCs/>
+          <w:color w:val="0D0D0D" w:themeColor="text1" w:themeTint="F2"/>
+          <w:sz w:val="32"/>
+          <w:szCs w:val="32"/>
+        </w:rPr>
+        <w:t>Example:</w:t>
+      </w:r>
+      <w:r>
+        <w:rPr>
+          <w:rFonts w:ascii="Times New Roman" w:hAnsi="Times New Roman" w:cs="Times New Roman"/>
+          <w:color w:val="0D0D0D" w:themeColor="text1" w:themeTint="F2"/>
+          <w:sz w:val="32"/>
+          <w:szCs w:val="32"/>
+        </w:rPr>
+        <w:t xml:space="preserve"> A USB connector is shaped so that it can be inserted only in the correct direction.</w:t>
+      </w:r>
+    </w:p>
+    <w:p>
+      <w:pPr>
+        <w:tabs>
+          <w:tab w:val="left" w:pos="2470"/>
+        </w:tabs>
+        <w:rPr>
+          <w:rFonts w:ascii="Times New Roman" w:hAnsi="Times New Roman" w:cs="Times New Roman"/>
+          <w:b/>
+          <w:bCs/>
+          <w:color w:val="0D0D0D" w:themeColor="text1" w:themeTint="F2"/>
+          <w:sz w:val="32"/>
+          <w:szCs w:val="32"/>
+        </w:rPr>
+      </w:pPr>
+      <w:r>
+        <w:rPr>
+          <w:rFonts w:ascii="Times New Roman" w:hAnsi="Times New Roman" w:cs="Times New Roman"/>
+          <w:b/>
+          <w:bCs/>
+          <w:color w:val="0D0D0D" w:themeColor="text1" w:themeTint="F2"/>
+          <w:sz w:val="32"/>
+          <w:szCs w:val="32"/>
+        </w:rPr>
+        <w:t>6. Design for Error</w:t>
+      </w:r>
+    </w:p>
+    <w:p>
+      <w:pPr>
+        <w:pStyle w:val="ListParagraph"/>
+        <w:numPr>
+          <w:ilvl w:val="0"/>
+          <w:numId w:val="14"/>
+        </w:numPr>
+        <w:tabs>
+          <w:tab w:val="left" w:pos="2470"/>
+        </w:tabs>
+        <w:rPr>
+          <w:rFonts w:ascii="Times New Roman" w:hAnsi="Times New Roman" w:cs="Times New Roman"/>
+          <w:color w:val="0D0D0D" w:themeColor="text1" w:themeTint="F2"/>
+          <w:sz w:val="32"/>
+          <w:szCs w:val="32"/>
+        </w:rPr>
+      </w:pPr>
+      <w:r>
+        <w:rPr>
+          <w:rFonts w:ascii="Times New Roman" w:hAnsi="Times New Roman" w:cs="Times New Roman"/>
+          <w:color w:val="0D0D0D" w:themeColor="text1" w:themeTint="F2"/>
+          <w:sz w:val="32"/>
+          <w:szCs w:val="32"/>
+        </w:rPr>
+        <w:t xml:space="preserve">People make mistakes, so good systems should expect and handle them. </w:t>
+      </w:r>
+    </w:p>
+    <w:p>
+      <w:pPr>
+        <w:pStyle w:val="ListParagraph"/>
+        <w:numPr>
+          <w:ilvl w:val="0"/>
+          <w:numId w:val="14"/>
+        </w:numPr>
+        <w:tabs>
+          <w:tab w:val="left" w:pos="2470"/>
+        </w:tabs>
+        <w:rPr>
+          <w:rFonts w:ascii="Times New Roman" w:hAnsi="Times New Roman" w:cs="Times New Roman"/>
+          <w:color w:val="0D0D0D" w:themeColor="text1" w:themeTint="F2"/>
+          <w:sz w:val="32"/>
+          <w:szCs w:val="32"/>
+        </w:rPr>
+      </w:pPr>
+      <w:r>
+        <w:rPr>
+          <w:rFonts w:ascii="Times New Roman" w:hAnsi="Times New Roman" w:cs="Times New Roman"/>
+          <w:color w:val="0D0D0D" w:themeColor="text1" w:themeTint="F2"/>
+          <w:sz w:val="32"/>
+          <w:szCs w:val="32"/>
+        </w:rPr>
+        <w:t xml:space="preserve">Prevent errors whenever possible. </w:t>
+      </w:r>
+    </w:p>
+    <w:p>
+      <w:pPr>
+        <w:pStyle w:val="ListParagraph"/>
+        <w:numPr>
+          <w:ilvl w:val="0"/>
+          <w:numId w:val="14"/>
+        </w:numPr>
+        <w:tabs>
+          <w:tab w:val="left" w:pos="2470"/>
+        </w:tabs>
+        <w:rPr>
+          <w:rFonts w:ascii="Times New Roman" w:hAnsi="Times New Roman" w:cs="Times New Roman"/>
+          <w:color w:val="0D0D0D" w:themeColor="text1" w:themeTint="F2"/>
+          <w:sz w:val="32"/>
+          <w:szCs w:val="32"/>
+        </w:rPr>
+      </w:pPr>
+      <w:r>
+        <w:rPr>
+          <w:rFonts w:ascii="Times New Roman" w:hAnsi="Times New Roman" w:cs="Times New Roman"/>
+          <w:color w:val="0D0D0D" w:themeColor="text1" w:themeTint="F2"/>
+          <w:sz w:val="32"/>
+          <w:szCs w:val="32"/>
+        </w:rPr>
+        <w:t xml:space="preserve">Help users easily fix or recover from mistakes. </w:t>
+      </w:r>
+    </w:p>
+    <w:p>
+      <w:pPr>
+        <w:pStyle w:val="ListParagraph"/>
+        <w:numPr>
+          <w:ilvl w:val="0"/>
+          <w:numId w:val="14"/>
+        </w:numPr>
+        <w:tabs>
+          <w:tab w:val="left" w:pos="2470"/>
+        </w:tabs>
+        <w:rPr>
+          <w:rFonts w:ascii="Times New Roman" w:hAnsi="Times New Roman" w:cs="Times New Roman"/>
+          <w:color w:val="0D0D0D" w:themeColor="text1" w:themeTint="F2"/>
+          <w:sz w:val="32"/>
+          <w:szCs w:val="32"/>
+        </w:rPr>
+      </w:pPr>
+      <w:r>
+        <w:rPr>
+          <w:rFonts w:ascii="Times New Roman" w:hAnsi="Times New Roman" w:cs="Times New Roman"/>
+          <w:b/>
+          <w:bCs/>
+          <w:color w:val="0D0D0D" w:themeColor="text1" w:themeTint="F2"/>
+          <w:sz w:val="32"/>
+          <w:szCs w:val="32"/>
+        </w:rPr>
+        <w:t>Examples:</w:t>
+      </w:r>
+      <w:r>
+        <w:rPr>
+          <w:rFonts w:ascii="Times New Roman" w:hAnsi="Times New Roman" w:cs="Times New Roman"/>
+          <w:color w:val="0D0D0D" w:themeColor="text1" w:themeTint="F2"/>
+          <w:sz w:val="32"/>
+          <w:szCs w:val="32"/>
+        </w:rPr>
+        <w:t xml:space="preserve"> Show a confirmation message before deleting, provide an Undo option, and use Auto-save.</w:t>
+      </w:r>
+    </w:p>
+    <w:p>
+      <w:pPr>
+        <w:tabs>
+          <w:tab w:val="left" w:pos="2470"/>
+        </w:tabs>
+        <w:rPr>
+          <w:rFonts w:ascii="Times New Roman" w:hAnsi="Times New Roman" w:cs="Times New Roman"/>
+          <w:b/>
+          <w:bCs/>
+          <w:color w:val="0D0D0D" w:themeColor="text1" w:themeTint="F2"/>
+          <w:sz w:val="32"/>
+          <w:szCs w:val="32"/>
+        </w:rPr>
+      </w:pPr>
+      <w:r>
+        <w:rPr>
+          <w:rFonts w:ascii="Times New Roman" w:hAnsi="Times New Roman" w:cs="Times New Roman"/>
+          <w:b/>
+          <w:bCs/>
+          <w:color w:val="0D0D0D" w:themeColor="text1" w:themeTint="F2"/>
+          <w:sz w:val="32"/>
+          <w:szCs w:val="32"/>
+        </w:rPr>
+        <w:t xml:space="preserve">7. When All Else Fails, Standardize </w:t>
+      </w:r>
+    </w:p>
+    <w:p>
+      <w:pPr>
+        <w:tabs>
+          <w:tab w:val="left" w:pos="2470"/>
+        </w:tabs>
+        <w:rPr>
+          <w:rFonts w:ascii="Times New Roman" w:hAnsi="Times New Roman" w:cs="Times New Roman"/>
+          <w:color w:val="0D0D0D" w:themeColor="text1" w:themeTint="F2"/>
+          <w:sz w:val="32"/>
+          <w:szCs w:val="32"/>
+        </w:rPr>
+      </w:pPr>
+      <w:r>
+        <w:rPr>
+          <w:rFonts w:ascii="Times New Roman" w:hAnsi="Times New Roman" w:cs="Times New Roman"/>
+          <w:color w:val="0D0D0D" w:themeColor="text1" w:themeTint="F2"/>
+          <w:sz w:val="32"/>
+          <w:szCs w:val="32"/>
+        </w:rPr>
+        <w:t xml:space="preserve">Use established standards and conventions. </w:t>
+      </w:r>
+    </w:p>
+    <w:p>
+      <w:pPr>
+        <w:tabs>
+          <w:tab w:val="left" w:pos="2470"/>
+        </w:tabs>
+        <w:rPr>
+          <w:rFonts w:ascii="Times New Roman" w:hAnsi="Times New Roman" w:cs="Times New Roman"/>
+          <w:color w:val="0D0D0D" w:themeColor="text1" w:themeTint="F2"/>
+          <w:sz w:val="32"/>
+          <w:szCs w:val="32"/>
+        </w:rPr>
+      </w:pPr>
+      <w:r>
+        <w:rPr>
+          <w:rFonts w:ascii="Times New Roman" w:hAnsi="Times New Roman" w:cs="Times New Roman"/>
+          <w:color w:val="0D0D0D" w:themeColor="text1" w:themeTint="F2"/>
+          <w:sz w:val="32"/>
+          <w:szCs w:val="32"/>
+        </w:rPr>
+        <w:t xml:space="preserve">Consistency reduces confusion and learning time. </w:t>
+      </w:r>
+    </w:p>
+    <w:p>
+      <w:pPr>
+        <w:tabs>
+          <w:tab w:val="left" w:pos="2470"/>
+        </w:tabs>
+        <w:rPr>
+          <w:rFonts w:ascii="Times New Roman" w:hAnsi="Times New Roman" w:cs="Times New Roman"/>
+          <w:b/>
+          <w:bCs/>
+          <w:color w:val="0D0D0D" w:themeColor="text1" w:themeTint="F2"/>
+          <w:sz w:val="32"/>
+          <w:szCs w:val="32"/>
+        </w:rPr>
+      </w:pPr>
+      <w:r>
+        <w:rPr>
+          <w:rFonts w:ascii="Times New Roman" w:hAnsi="Times New Roman" w:cs="Times New Roman"/>
+          <w:b/>
+          <w:bCs/>
+          <w:color w:val="0D0D0D" w:themeColor="text1" w:themeTint="F2"/>
+          <w:sz w:val="32"/>
+          <w:szCs w:val="32"/>
+        </w:rPr>
+        <w:t xml:space="preserve">Examples: </w:t>
+      </w:r>
+    </w:p>
+    <w:p>
+      <w:pPr>
+        <w:pStyle w:val="ListParagraph"/>
+        <w:numPr>
+          <w:ilvl w:val="0"/>
+          <w:numId w:val="15"/>
+        </w:numPr>
+        <w:tabs>
+          <w:tab w:val="left" w:pos="2470"/>
+        </w:tabs>
+        <w:rPr>
+          <w:rFonts w:ascii="Times New Roman" w:hAnsi="Times New Roman" w:cs="Times New Roman"/>
+          <w:color w:val="0D0D0D" w:themeColor="text1" w:themeTint="F2"/>
+          <w:sz w:val="32"/>
+          <w:szCs w:val="32"/>
+        </w:rPr>
+      </w:pPr>
+      <w:r>
+        <w:rPr>
+          <w:rFonts w:ascii="Segoe UI Emoji" w:hAnsi="Segoe UI Emoji" w:cs="Segoe UI Emoji"/>
+          <w:color w:val="0D0D0D" w:themeColor="text1" w:themeTint="F2"/>
+          <w:sz w:val="32"/>
+          <w:szCs w:val="32"/>
+        </w:rPr>
+        <w:t>🔍</w:t>
+      </w:r>
+      <w:r>
+        <w:rPr>
+          <w:rFonts w:ascii="Times New Roman" w:hAnsi="Times New Roman" w:cs="Times New Roman"/>
+          <w:color w:val="0D0D0D" w:themeColor="text1" w:themeTint="F2"/>
+          <w:sz w:val="32"/>
+          <w:szCs w:val="32"/>
+        </w:rPr>
+        <w:t xml:space="preserve">Search </w:t>
+      </w:r>
+    </w:p>
+    <w:p>
+      <w:pPr>
+        <w:pStyle w:val="ListParagraph"/>
+        <w:numPr>
+          <w:ilvl w:val="0"/>
+          <w:numId w:val="15"/>
+        </w:numPr>
+        <w:tabs>
+          <w:tab w:val="left" w:pos="2470"/>
+        </w:tabs>
+        <w:rPr>
+          <w:rFonts w:ascii="Times New Roman" w:hAnsi="Times New Roman" w:cs="Times New Roman"/>
+          <w:color w:val="0D0D0D" w:themeColor="text1" w:themeTint="F2"/>
+          <w:sz w:val="32"/>
+          <w:szCs w:val="32"/>
+        </w:rPr>
+      </w:pPr>
+      <w:r>
+        <w:rPr>
+          <w:rFonts w:ascii="Segoe UI Symbol" w:hAnsi="Segoe UI Symbol" w:cs="Segoe UI Symbol"/>
+          <w:color w:val="0D0D0D" w:themeColor="text1" w:themeTint="F2"/>
+          <w:sz w:val="32"/>
+          <w:szCs w:val="32"/>
+        </w:rPr>
+        <w:t>🗑</w:t>
+      </w:r>
+      <w:r>
+        <w:rPr>
+          <w:rFonts w:ascii="Times New Roman" w:hAnsi="Times New Roman" w:cs="Times New Roman"/>
+          <w:color w:val="0D0D0D" w:themeColor="text1" w:themeTint="F2"/>
+          <w:sz w:val="32"/>
+          <w:szCs w:val="32"/>
+        </w:rPr>
+        <w:t xml:space="preserve"> Delete </w:t>
+      </w:r>
+    </w:p>
+    <w:p>
+      <w:pPr>
+        <w:pStyle w:val="ListParagraph"/>
+        <w:numPr>
+          <w:ilvl w:val="0"/>
+          <w:numId w:val="15"/>
+        </w:numPr>
+        <w:tabs>
+          <w:tab w:val="left" w:pos="2470"/>
+        </w:tabs>
+        <w:rPr>
+          <w:rFonts w:ascii="Times New Roman" w:hAnsi="Times New Roman" w:cs="Times New Roman"/>
+          <w:color w:val="0D0D0D" w:themeColor="text1" w:themeTint="F2"/>
+          <w:sz w:val="32"/>
+          <w:szCs w:val="32"/>
+        </w:rPr>
+      </w:pPr>
+      <w:r>
+        <w:rPr>
+          <w:rFonts w:ascii="Segoe UI Symbol" w:hAnsi="Segoe UI Symbol" w:cs="Segoe UI Symbol"/>
+          <w:color w:val="0D0D0D" w:themeColor="text1" w:themeTint="F2"/>
+          <w:sz w:val="32"/>
+          <w:szCs w:val="32"/>
+        </w:rPr>
+        <w:t>⚙</w:t>
+      </w:r>
+      <w:r>
+        <w:rPr>
+          <w:rFonts w:ascii="Times New Roman" w:hAnsi="Times New Roman" w:cs="Times New Roman"/>
+          <w:color w:val="0D0D0D" w:themeColor="text1" w:themeTint="F2"/>
+          <w:sz w:val="32"/>
+          <w:szCs w:val="32"/>
+        </w:rPr>
+        <w:t xml:space="preserve"> Settings </w:t>
+      </w:r>
+    </w:p>
+    <w:p>
+      <w:pPr>
+        <w:pStyle w:val="ListParagraph"/>
+        <w:numPr>
+          <w:ilvl w:val="0"/>
+          <w:numId w:val="15"/>
+        </w:numPr>
+        <w:tabs>
+          <w:tab w:val="left" w:pos="2470"/>
+        </w:tabs>
+        <w:rPr>
+          <w:rFonts w:ascii="Times New Roman" w:hAnsi="Times New Roman" w:cs="Times New Roman"/>
+          <w:color w:val="0D0D0D" w:themeColor="text1" w:themeTint="F2"/>
+          <w:sz w:val="32"/>
+          <w:szCs w:val="32"/>
+        </w:rPr>
+      </w:pPr>
+      <w:r>
+        <w:rPr>
+          <w:rFonts w:ascii="Times New Roman" w:hAnsi="Times New Roman" w:cs="Times New Roman"/>
+          <w:color w:val="0D0D0D" w:themeColor="text1" w:themeTint="F2"/>
+          <w:sz w:val="32"/>
+          <w:szCs w:val="32"/>
+        </w:rPr>
+        <w:lastRenderedPageBreak/>
+        <w:t>Ctrl + C = Copy</w:t>
+      </w:r>
+    </w:p>
+    <w:p/>
     <w:sectPr>
       <w:pgSz w:w="12240" w:h="15840"/>
       <w:pgMar w:top="1440" w:right="1440" w:bottom="1440" w:left="1440" w:header="720" w:footer="720" w:gutter="0"/>
@@ -1382,6 +2840,1402 @@
 <file path=word/numbering.xml><?xml version="1.0" encoding="utf-8"?>
 <w:numbering xmlns:wpc="http://schemas.microsoft.com/office/word/2010/wordprocessingCanvas" xmlns:cx="http://schemas.microsoft.com/office/drawing/2014/chartex" xmlns:cx1="http://schemas.microsoft.com/office/drawing/2015/9/8/chartex" xmlns:cx2="http://schemas.microsoft.com/office/drawing/2015/10/21/chartex" xmlns:cx3="http://schemas.microsoft.com/office/drawing/2016/5/9/chartex" xmlns:cx4="http://schemas.microsoft.com/office/drawing/2016/5/10/chartex" xmlns:cx5="http://schemas.microsoft.com/office/drawing/2016/5/11/chartex" xmlns:cx6="http://schemas.microsoft.com/office/drawing/2016/5/12/chartex" xmlns:cx7="http://schemas.microsoft.com/office/drawing/2016/5/13/chartex" xmlns:cx8="http://schemas.microsoft.com/office/drawing/2016/5/14/chartex" xmlns:mc="http://schemas.openxmlformats.org/markup-compatibility/2006" xmlns:aink="http://schemas.microsoft.com/office/drawing/2016/ink" xmlns:am3d="http://schemas.microsoft.com/office/drawing/2017/model3d" xmlns:o="urn:schemas-microsoft-com:office:office" xmlns:oel="http://schemas.microsoft.com/office/2019/extlst" xmlns:r="http://schemas.openxmlformats.org/officeDocument/2006/relationships" xmlns:m="http://schemas.openxmlformats.org/officeDocument/2006/math" xmlns:v="urn:schemas-microsoft-com:vml" xmlns:wp14="http://schemas.microsoft.com/office/word/2010/wordprocessingDrawing" xmlns:wp="http://schemas.openxmlformats.org/drawingml/2006/wordprocessingDrawing" xmlns:w10="urn:schemas-microsoft-com:office:word" xmlns:w="http://schemas.openxmlformats.org/wordprocessingml/2006/main" xmlns:w14="http://schemas.microsoft.com/office/word/2010/wordml" xmlns:w15="http://schemas.microsoft.com/office/word/2012/wordml" xmlns:w16cex="http://schemas.microsoft.com/office/word/2018/wordml/cex" xmlns:w16cid="http://schemas.microsoft.com/office/word/2016/wordml/cid" xmlns:w16="http://schemas.microsoft.com/office/word/2018/wordml" xmlns:w16du="http://schemas.microsoft.com/office/word/2023/wordml/word16du" xmlns:w16sdtdh="http://schemas.microsoft.com/office/word/2020/wordml/sdtdatahash" xmlns:w16sdtfl="http://schemas.microsoft.com/office/word/2024/wordml/sdtformatlock" xmlns:w16se="http://schemas.microsoft.com/office/word/2015/wordml/symex" xmlns:wpg="http://schemas.microsoft.com/office/word/2010/wordprocessingGroup" xmlns:wpi="http://schemas.microsoft.com/office/word/2010/wordprocessingInk" xmlns:wne="http://schemas.microsoft.com/office/word/2006/wordml" xmlns:wps="http://schemas.microsoft.com/office/word/2010/wordprocessingShape" mc:Ignorable="w14 w15 w16se w16cid w16 w16cex w16sdtdh w16sdtfl w16du wp14">
   <w:abstractNum w:abstractNumId="0" w15:restartNumberingAfterBreak="0">
+    <w:nsid w:val="04252A5A"/>
+    <w:multiLevelType w:val="hybridMultilevel"/>
+    <w:tmpl w:val="D1506EE0"/>
+    <w:lvl w:ilvl="0" w:tplc="04090001">
+      <w:start w:val="1"/>
+      <w:numFmt w:val="bullet"/>
+      <w:lvlText w:val=""/>
+      <w:lvlJc w:val="left"/>
+      <w:pPr>
+        <w:ind w:left="720" w:hanging="360"/>
+      </w:pPr>
+      <w:rPr>
+        <w:rFonts w:ascii="Symbol" w:hAnsi="Symbol" w:hint="default"/>
+      </w:rPr>
+    </w:lvl>
+    <w:lvl w:ilvl="1" w:tplc="04090003" w:tentative="1">
+      <w:start w:val="1"/>
+      <w:numFmt w:val="bullet"/>
+      <w:lvlText w:val="o"/>
+      <w:lvlJc w:val="left"/>
+      <w:pPr>
+        <w:ind w:left="1440" w:hanging="360"/>
+      </w:pPr>
+      <w:rPr>
+        <w:rFonts w:ascii="Courier New" w:hAnsi="Courier New" w:cs="Courier New" w:hint="default"/>
+      </w:rPr>
+    </w:lvl>
+    <w:lvl w:ilvl="2" w:tplc="04090005" w:tentative="1">
+      <w:start w:val="1"/>
+      <w:numFmt w:val="bullet"/>
+      <w:lvlText w:val=""/>
+      <w:lvlJc w:val="left"/>
+      <w:pPr>
+        <w:ind w:left="2160" w:hanging="360"/>
+      </w:pPr>
+      <w:rPr>
+        <w:rFonts w:ascii="Wingdings" w:hAnsi="Wingdings" w:hint="default"/>
+      </w:rPr>
+    </w:lvl>
+    <w:lvl w:ilvl="3" w:tplc="04090001" w:tentative="1">
+      <w:start w:val="1"/>
+      <w:numFmt w:val="bullet"/>
+      <w:lvlText w:val=""/>
+      <w:lvlJc w:val="left"/>
+      <w:pPr>
+        <w:ind w:left="2880" w:hanging="360"/>
+      </w:pPr>
+      <w:rPr>
+        <w:rFonts w:ascii="Symbol" w:hAnsi="Symbol" w:hint="default"/>
+      </w:rPr>
+    </w:lvl>
+    <w:lvl w:ilvl="4" w:tplc="04090003" w:tentative="1">
+      <w:start w:val="1"/>
+      <w:numFmt w:val="bullet"/>
+      <w:lvlText w:val="o"/>
+      <w:lvlJc w:val="left"/>
+      <w:pPr>
+        <w:ind w:left="3600" w:hanging="360"/>
+      </w:pPr>
+      <w:rPr>
+        <w:rFonts w:ascii="Courier New" w:hAnsi="Courier New" w:cs="Courier New" w:hint="default"/>
+      </w:rPr>
+    </w:lvl>
+    <w:lvl w:ilvl="5" w:tplc="04090005" w:tentative="1">
+      <w:start w:val="1"/>
+      <w:numFmt w:val="bullet"/>
+      <w:lvlText w:val=""/>
+      <w:lvlJc w:val="left"/>
+      <w:pPr>
+        <w:ind w:left="4320" w:hanging="360"/>
+      </w:pPr>
+      <w:rPr>
+        <w:rFonts w:ascii="Wingdings" w:hAnsi="Wingdings" w:hint="default"/>
+      </w:rPr>
+    </w:lvl>
+    <w:lvl w:ilvl="6" w:tplc="04090001" w:tentative="1">
+      <w:start w:val="1"/>
+      <w:numFmt w:val="bullet"/>
+      <w:lvlText w:val=""/>
+      <w:lvlJc w:val="left"/>
+      <w:pPr>
+        <w:ind w:left="5040" w:hanging="360"/>
+      </w:pPr>
+      <w:rPr>
+        <w:rFonts w:ascii="Symbol" w:hAnsi="Symbol" w:hint="default"/>
+      </w:rPr>
+    </w:lvl>
+    <w:lvl w:ilvl="7" w:tplc="04090003" w:tentative="1">
+      <w:start w:val="1"/>
+      <w:numFmt w:val="bullet"/>
+      <w:lvlText w:val="o"/>
+      <w:lvlJc w:val="left"/>
+      <w:pPr>
+        <w:ind w:left="5760" w:hanging="360"/>
+      </w:pPr>
+      <w:rPr>
+        <w:rFonts w:ascii="Courier New" w:hAnsi="Courier New" w:cs="Courier New" w:hint="default"/>
+      </w:rPr>
+    </w:lvl>
+    <w:lvl w:ilvl="8" w:tplc="04090005" w:tentative="1">
+      <w:start w:val="1"/>
+      <w:numFmt w:val="bullet"/>
+      <w:lvlText w:val=""/>
+      <w:lvlJc w:val="left"/>
+      <w:pPr>
+        <w:ind w:left="6480" w:hanging="360"/>
+      </w:pPr>
+      <w:rPr>
+        <w:rFonts w:ascii="Wingdings" w:hAnsi="Wingdings" w:hint="default"/>
+      </w:rPr>
+    </w:lvl>
+  </w:abstractNum>
+  <w:abstractNum w:abstractNumId="1" w15:restartNumberingAfterBreak="0">
+    <w:nsid w:val="10786BA3"/>
+    <w:multiLevelType w:val="hybridMultilevel"/>
+    <w:tmpl w:val="24868D4C"/>
+    <w:lvl w:ilvl="0" w:tplc="04090001">
+      <w:start w:val="1"/>
+      <w:numFmt w:val="bullet"/>
+      <w:lvlText w:val=""/>
+      <w:lvlJc w:val="left"/>
+      <w:pPr>
+        <w:ind w:left="720" w:hanging="360"/>
+      </w:pPr>
+      <w:rPr>
+        <w:rFonts w:ascii="Symbol" w:hAnsi="Symbol" w:hint="default"/>
+      </w:rPr>
+    </w:lvl>
+    <w:lvl w:ilvl="1" w:tplc="04090003" w:tentative="1">
+      <w:start w:val="1"/>
+      <w:numFmt w:val="bullet"/>
+      <w:lvlText w:val="o"/>
+      <w:lvlJc w:val="left"/>
+      <w:pPr>
+        <w:ind w:left="1440" w:hanging="360"/>
+      </w:pPr>
+      <w:rPr>
+        <w:rFonts w:ascii="Courier New" w:hAnsi="Courier New" w:cs="Courier New" w:hint="default"/>
+      </w:rPr>
+    </w:lvl>
+    <w:lvl w:ilvl="2" w:tplc="04090005" w:tentative="1">
+      <w:start w:val="1"/>
+      <w:numFmt w:val="bullet"/>
+      <w:lvlText w:val=""/>
+      <w:lvlJc w:val="left"/>
+      <w:pPr>
+        <w:ind w:left="2160" w:hanging="360"/>
+      </w:pPr>
+      <w:rPr>
+        <w:rFonts w:ascii="Wingdings" w:hAnsi="Wingdings" w:hint="default"/>
+      </w:rPr>
+    </w:lvl>
+    <w:lvl w:ilvl="3" w:tplc="04090001" w:tentative="1">
+      <w:start w:val="1"/>
+      <w:numFmt w:val="bullet"/>
+      <w:lvlText w:val=""/>
+      <w:lvlJc w:val="left"/>
+      <w:pPr>
+        <w:ind w:left="2880" w:hanging="360"/>
+      </w:pPr>
+      <w:rPr>
+        <w:rFonts w:ascii="Symbol" w:hAnsi="Symbol" w:hint="default"/>
+      </w:rPr>
+    </w:lvl>
+    <w:lvl w:ilvl="4" w:tplc="04090003" w:tentative="1">
+      <w:start w:val="1"/>
+      <w:numFmt w:val="bullet"/>
+      <w:lvlText w:val="o"/>
+      <w:lvlJc w:val="left"/>
+      <w:pPr>
+        <w:ind w:left="3600" w:hanging="360"/>
+      </w:pPr>
+      <w:rPr>
+        <w:rFonts w:ascii="Courier New" w:hAnsi="Courier New" w:cs="Courier New" w:hint="default"/>
+      </w:rPr>
+    </w:lvl>
+    <w:lvl w:ilvl="5" w:tplc="04090005" w:tentative="1">
+      <w:start w:val="1"/>
+      <w:numFmt w:val="bullet"/>
+      <w:lvlText w:val=""/>
+      <w:lvlJc w:val="left"/>
+      <w:pPr>
+        <w:ind w:left="4320" w:hanging="360"/>
+      </w:pPr>
+      <w:rPr>
+        <w:rFonts w:ascii="Wingdings" w:hAnsi="Wingdings" w:hint="default"/>
+      </w:rPr>
+    </w:lvl>
+    <w:lvl w:ilvl="6" w:tplc="04090001" w:tentative="1">
+      <w:start w:val="1"/>
+      <w:numFmt w:val="bullet"/>
+      <w:lvlText w:val=""/>
+      <w:lvlJc w:val="left"/>
+      <w:pPr>
+        <w:ind w:left="5040" w:hanging="360"/>
+      </w:pPr>
+      <w:rPr>
+        <w:rFonts w:ascii="Symbol" w:hAnsi="Symbol" w:hint="default"/>
+      </w:rPr>
+    </w:lvl>
+    <w:lvl w:ilvl="7" w:tplc="04090003" w:tentative="1">
+      <w:start w:val="1"/>
+      <w:numFmt w:val="bullet"/>
+      <w:lvlText w:val="o"/>
+      <w:lvlJc w:val="left"/>
+      <w:pPr>
+        <w:ind w:left="5760" w:hanging="360"/>
+      </w:pPr>
+      <w:rPr>
+        <w:rFonts w:ascii="Courier New" w:hAnsi="Courier New" w:cs="Courier New" w:hint="default"/>
+      </w:rPr>
+    </w:lvl>
+    <w:lvl w:ilvl="8" w:tplc="04090005" w:tentative="1">
+      <w:start w:val="1"/>
+      <w:numFmt w:val="bullet"/>
+      <w:lvlText w:val=""/>
+      <w:lvlJc w:val="left"/>
+      <w:pPr>
+        <w:ind w:left="6480" w:hanging="360"/>
+      </w:pPr>
+      <w:rPr>
+        <w:rFonts w:ascii="Wingdings" w:hAnsi="Wingdings" w:hint="default"/>
+      </w:rPr>
+    </w:lvl>
+  </w:abstractNum>
+  <w:abstractNum w:abstractNumId="2" w15:restartNumberingAfterBreak="0">
+    <w:nsid w:val="1A822386"/>
+    <w:multiLevelType w:val="multilevel"/>
+    <w:tmpl w:val="F2206FBA"/>
+    <w:lvl w:ilvl="0">
+      <w:start w:val="1"/>
+      <w:numFmt w:val="bullet"/>
+      <w:lvlText w:val=""/>
+      <w:lvlJc w:val="left"/>
+      <w:pPr>
+        <w:tabs>
+          <w:tab w:val="num" w:pos="720"/>
+        </w:tabs>
+        <w:ind w:left="720" w:hanging="360"/>
+      </w:pPr>
+      <w:rPr>
+        <w:rFonts w:ascii="Symbol" w:hAnsi="Symbol" w:hint="default"/>
+        <w:sz w:val="20"/>
+      </w:rPr>
+    </w:lvl>
+    <w:lvl w:ilvl="1" w:tentative="1">
+      <w:start w:val="1"/>
+      <w:numFmt w:val="bullet"/>
+      <w:lvlText w:val="o"/>
+      <w:lvlJc w:val="left"/>
+      <w:pPr>
+        <w:tabs>
+          <w:tab w:val="num" w:pos="1440"/>
+        </w:tabs>
+        <w:ind w:left="1440" w:hanging="360"/>
+      </w:pPr>
+      <w:rPr>
+        <w:rFonts w:ascii="Courier New" w:hAnsi="Courier New" w:hint="default"/>
+        <w:sz w:val="20"/>
+      </w:rPr>
+    </w:lvl>
+    <w:lvl w:ilvl="2" w:tentative="1">
+      <w:start w:val="1"/>
+      <w:numFmt w:val="bullet"/>
+      <w:lvlText w:val=""/>
+      <w:lvlJc w:val="left"/>
+      <w:pPr>
+        <w:tabs>
+          <w:tab w:val="num" w:pos="2160"/>
+        </w:tabs>
+        <w:ind w:left="2160" w:hanging="360"/>
+      </w:pPr>
+      <w:rPr>
+        <w:rFonts w:ascii="Wingdings" w:hAnsi="Wingdings" w:hint="default"/>
+        <w:sz w:val="20"/>
+      </w:rPr>
+    </w:lvl>
+    <w:lvl w:ilvl="3" w:tentative="1">
+      <w:start w:val="1"/>
+      <w:numFmt w:val="bullet"/>
+      <w:lvlText w:val=""/>
+      <w:lvlJc w:val="left"/>
+      <w:pPr>
+        <w:tabs>
+          <w:tab w:val="num" w:pos="2880"/>
+        </w:tabs>
+        <w:ind w:left="2880" w:hanging="360"/>
+      </w:pPr>
+      <w:rPr>
+        <w:rFonts w:ascii="Wingdings" w:hAnsi="Wingdings" w:hint="default"/>
+        <w:sz w:val="20"/>
+      </w:rPr>
+    </w:lvl>
+    <w:lvl w:ilvl="4" w:tentative="1">
+      <w:start w:val="1"/>
+      <w:numFmt w:val="bullet"/>
+      <w:lvlText w:val=""/>
+      <w:lvlJc w:val="left"/>
+      <w:pPr>
+        <w:tabs>
+          <w:tab w:val="num" w:pos="3600"/>
+        </w:tabs>
+        <w:ind w:left="3600" w:hanging="360"/>
+      </w:pPr>
+      <w:rPr>
+        <w:rFonts w:ascii="Wingdings" w:hAnsi="Wingdings" w:hint="default"/>
+        <w:sz w:val="20"/>
+      </w:rPr>
+    </w:lvl>
+    <w:lvl w:ilvl="5" w:tentative="1">
+      <w:start w:val="1"/>
+      <w:numFmt w:val="bullet"/>
+      <w:lvlText w:val=""/>
+      <w:lvlJc w:val="left"/>
+      <w:pPr>
+        <w:tabs>
+          <w:tab w:val="num" w:pos="4320"/>
+        </w:tabs>
+        <w:ind w:left="4320" w:hanging="360"/>
+      </w:pPr>
+      <w:rPr>
+        <w:rFonts w:ascii="Wingdings" w:hAnsi="Wingdings" w:hint="default"/>
+        <w:sz w:val="20"/>
+      </w:rPr>
+    </w:lvl>
+    <w:lvl w:ilvl="6" w:tentative="1">
+      <w:start w:val="1"/>
+      <w:numFmt w:val="bullet"/>
+      <w:lvlText w:val=""/>
+      <w:lvlJc w:val="left"/>
+      <w:pPr>
+        <w:tabs>
+          <w:tab w:val="num" w:pos="5040"/>
+        </w:tabs>
+        <w:ind w:left="5040" w:hanging="360"/>
+      </w:pPr>
+      <w:rPr>
+        <w:rFonts w:ascii="Wingdings" w:hAnsi="Wingdings" w:hint="default"/>
+        <w:sz w:val="20"/>
+      </w:rPr>
+    </w:lvl>
+    <w:lvl w:ilvl="7" w:tentative="1">
+      <w:start w:val="1"/>
+      <w:numFmt w:val="bullet"/>
+      <w:lvlText w:val=""/>
+      <w:lvlJc w:val="left"/>
+      <w:pPr>
+        <w:tabs>
+          <w:tab w:val="num" w:pos="5760"/>
+        </w:tabs>
+        <w:ind w:left="5760" w:hanging="360"/>
+      </w:pPr>
+      <w:rPr>
+        <w:rFonts w:ascii="Wingdings" w:hAnsi="Wingdings" w:hint="default"/>
+        <w:sz w:val="20"/>
+      </w:rPr>
+    </w:lvl>
+    <w:lvl w:ilvl="8" w:tentative="1">
+      <w:start w:val="1"/>
+      <w:numFmt w:val="bullet"/>
+      <w:lvlText w:val=""/>
+      <w:lvlJc w:val="left"/>
+      <w:pPr>
+        <w:tabs>
+          <w:tab w:val="num" w:pos="6480"/>
+        </w:tabs>
+        <w:ind w:left="6480" w:hanging="360"/>
+      </w:pPr>
+      <w:rPr>
+        <w:rFonts w:ascii="Wingdings" w:hAnsi="Wingdings" w:hint="default"/>
+        <w:sz w:val="20"/>
+      </w:rPr>
+    </w:lvl>
+  </w:abstractNum>
+  <w:abstractNum w:abstractNumId="3" w15:restartNumberingAfterBreak="0">
+    <w:nsid w:val="1AEA2866"/>
+    <w:multiLevelType w:val="multilevel"/>
+    <w:tmpl w:val="1E04D8AE"/>
+    <w:lvl w:ilvl="0">
+      <w:start w:val="1"/>
+      <w:numFmt w:val="bullet"/>
+      <w:lvlText w:val=""/>
+      <w:lvlJc w:val="left"/>
+      <w:pPr>
+        <w:tabs>
+          <w:tab w:val="num" w:pos="720"/>
+        </w:tabs>
+        <w:ind w:left="720" w:hanging="360"/>
+      </w:pPr>
+      <w:rPr>
+        <w:rFonts w:ascii="Symbol" w:hAnsi="Symbol" w:hint="default"/>
+        <w:sz w:val="20"/>
+      </w:rPr>
+    </w:lvl>
+    <w:lvl w:ilvl="1" w:tentative="1">
+      <w:start w:val="1"/>
+      <w:numFmt w:val="bullet"/>
+      <w:lvlText w:val="o"/>
+      <w:lvlJc w:val="left"/>
+      <w:pPr>
+        <w:tabs>
+          <w:tab w:val="num" w:pos="1440"/>
+        </w:tabs>
+        <w:ind w:left="1440" w:hanging="360"/>
+      </w:pPr>
+      <w:rPr>
+        <w:rFonts w:ascii="Courier New" w:hAnsi="Courier New" w:hint="default"/>
+        <w:sz w:val="20"/>
+      </w:rPr>
+    </w:lvl>
+    <w:lvl w:ilvl="2" w:tentative="1">
+      <w:start w:val="1"/>
+      <w:numFmt w:val="bullet"/>
+      <w:lvlText w:val=""/>
+      <w:lvlJc w:val="left"/>
+      <w:pPr>
+        <w:tabs>
+          <w:tab w:val="num" w:pos="2160"/>
+        </w:tabs>
+        <w:ind w:left="2160" w:hanging="360"/>
+      </w:pPr>
+      <w:rPr>
+        <w:rFonts w:ascii="Wingdings" w:hAnsi="Wingdings" w:hint="default"/>
+        <w:sz w:val="20"/>
+      </w:rPr>
+    </w:lvl>
+    <w:lvl w:ilvl="3" w:tentative="1">
+      <w:start w:val="1"/>
+      <w:numFmt w:val="bullet"/>
+      <w:lvlText w:val=""/>
+      <w:lvlJc w:val="left"/>
+      <w:pPr>
+        <w:tabs>
+          <w:tab w:val="num" w:pos="2880"/>
+        </w:tabs>
+        <w:ind w:left="2880" w:hanging="360"/>
+      </w:pPr>
+      <w:rPr>
+        <w:rFonts w:ascii="Wingdings" w:hAnsi="Wingdings" w:hint="default"/>
+        <w:sz w:val="20"/>
+      </w:rPr>
+    </w:lvl>
+    <w:lvl w:ilvl="4" w:tentative="1">
+      <w:start w:val="1"/>
+      <w:numFmt w:val="bullet"/>
+      <w:lvlText w:val=""/>
+      <w:lvlJc w:val="left"/>
+      <w:pPr>
+        <w:tabs>
+          <w:tab w:val="num" w:pos="3600"/>
+        </w:tabs>
+        <w:ind w:left="3600" w:hanging="360"/>
+      </w:pPr>
+      <w:rPr>
+        <w:rFonts w:ascii="Wingdings" w:hAnsi="Wingdings" w:hint="default"/>
+        <w:sz w:val="20"/>
+      </w:rPr>
+    </w:lvl>
+    <w:lvl w:ilvl="5" w:tentative="1">
+      <w:start w:val="1"/>
+      <w:numFmt w:val="bullet"/>
+      <w:lvlText w:val=""/>
+      <w:lvlJc w:val="left"/>
+      <w:pPr>
+        <w:tabs>
+          <w:tab w:val="num" w:pos="4320"/>
+        </w:tabs>
+        <w:ind w:left="4320" w:hanging="360"/>
+      </w:pPr>
+      <w:rPr>
+        <w:rFonts w:ascii="Wingdings" w:hAnsi="Wingdings" w:hint="default"/>
+        <w:sz w:val="20"/>
+      </w:rPr>
+    </w:lvl>
+    <w:lvl w:ilvl="6" w:tentative="1">
+      <w:start w:val="1"/>
+      <w:numFmt w:val="bullet"/>
+      <w:lvlText w:val=""/>
+      <w:lvlJc w:val="left"/>
+      <w:pPr>
+        <w:tabs>
+          <w:tab w:val="num" w:pos="5040"/>
+        </w:tabs>
+        <w:ind w:left="5040" w:hanging="360"/>
+      </w:pPr>
+      <w:rPr>
+        <w:rFonts w:ascii="Wingdings" w:hAnsi="Wingdings" w:hint="default"/>
+        <w:sz w:val="20"/>
+      </w:rPr>
+    </w:lvl>
+    <w:lvl w:ilvl="7" w:tentative="1">
+      <w:start w:val="1"/>
+      <w:numFmt w:val="bullet"/>
+      <w:lvlText w:val=""/>
+      <w:lvlJc w:val="left"/>
+      <w:pPr>
+        <w:tabs>
+          <w:tab w:val="num" w:pos="5760"/>
+        </w:tabs>
+        <w:ind w:left="5760" w:hanging="360"/>
+      </w:pPr>
+      <w:rPr>
+        <w:rFonts w:ascii="Wingdings" w:hAnsi="Wingdings" w:hint="default"/>
+        <w:sz w:val="20"/>
+      </w:rPr>
+    </w:lvl>
+    <w:lvl w:ilvl="8" w:tentative="1">
+      <w:start w:val="1"/>
+      <w:numFmt w:val="bullet"/>
+      <w:lvlText w:val=""/>
+      <w:lvlJc w:val="left"/>
+      <w:pPr>
+        <w:tabs>
+          <w:tab w:val="num" w:pos="6480"/>
+        </w:tabs>
+        <w:ind w:left="6480" w:hanging="360"/>
+      </w:pPr>
+      <w:rPr>
+        <w:rFonts w:ascii="Wingdings" w:hAnsi="Wingdings" w:hint="default"/>
+        <w:sz w:val="20"/>
+      </w:rPr>
+    </w:lvl>
+  </w:abstractNum>
+  <w:abstractNum w:abstractNumId="4" w15:restartNumberingAfterBreak="0">
+    <w:nsid w:val="2B576CDA"/>
+    <w:multiLevelType w:val="hybridMultilevel"/>
+    <w:tmpl w:val="905A757C"/>
+    <w:lvl w:ilvl="0" w:tplc="04090001">
+      <w:start w:val="1"/>
+      <w:numFmt w:val="bullet"/>
+      <w:lvlText w:val=""/>
+      <w:lvlJc w:val="left"/>
+      <w:pPr>
+        <w:ind w:left="720" w:hanging="360"/>
+      </w:pPr>
+      <w:rPr>
+        <w:rFonts w:ascii="Symbol" w:hAnsi="Symbol" w:hint="default"/>
+      </w:rPr>
+    </w:lvl>
+    <w:lvl w:ilvl="1" w:tplc="04090003" w:tentative="1">
+      <w:start w:val="1"/>
+      <w:numFmt w:val="bullet"/>
+      <w:lvlText w:val="o"/>
+      <w:lvlJc w:val="left"/>
+      <w:pPr>
+        <w:ind w:left="1440" w:hanging="360"/>
+      </w:pPr>
+      <w:rPr>
+        <w:rFonts w:ascii="Courier New" w:hAnsi="Courier New" w:cs="Courier New" w:hint="default"/>
+      </w:rPr>
+    </w:lvl>
+    <w:lvl w:ilvl="2" w:tplc="04090005" w:tentative="1">
+      <w:start w:val="1"/>
+      <w:numFmt w:val="bullet"/>
+      <w:lvlText w:val=""/>
+      <w:lvlJc w:val="left"/>
+      <w:pPr>
+        <w:ind w:left="2160" w:hanging="360"/>
+      </w:pPr>
+      <w:rPr>
+        <w:rFonts w:ascii="Wingdings" w:hAnsi="Wingdings" w:hint="default"/>
+      </w:rPr>
+    </w:lvl>
+    <w:lvl w:ilvl="3" w:tplc="04090001" w:tentative="1">
+      <w:start w:val="1"/>
+      <w:numFmt w:val="bullet"/>
+      <w:lvlText w:val=""/>
+      <w:lvlJc w:val="left"/>
+      <w:pPr>
+        <w:ind w:left="2880" w:hanging="360"/>
+      </w:pPr>
+      <w:rPr>
+        <w:rFonts w:ascii="Symbol" w:hAnsi="Symbol" w:hint="default"/>
+      </w:rPr>
+    </w:lvl>
+    <w:lvl w:ilvl="4" w:tplc="04090003" w:tentative="1">
+      <w:start w:val="1"/>
+      <w:numFmt w:val="bullet"/>
+      <w:lvlText w:val="o"/>
+      <w:lvlJc w:val="left"/>
+      <w:pPr>
+        <w:ind w:left="3600" w:hanging="360"/>
+      </w:pPr>
+      <w:rPr>
+        <w:rFonts w:ascii="Courier New" w:hAnsi="Courier New" w:cs="Courier New" w:hint="default"/>
+      </w:rPr>
+    </w:lvl>
+    <w:lvl w:ilvl="5" w:tplc="04090005" w:tentative="1">
+      <w:start w:val="1"/>
+      <w:numFmt w:val="bullet"/>
+      <w:lvlText w:val=""/>
+      <w:lvlJc w:val="left"/>
+      <w:pPr>
+        <w:ind w:left="4320" w:hanging="360"/>
+      </w:pPr>
+      <w:rPr>
+        <w:rFonts w:ascii="Wingdings" w:hAnsi="Wingdings" w:hint="default"/>
+      </w:rPr>
+    </w:lvl>
+    <w:lvl w:ilvl="6" w:tplc="04090001" w:tentative="1">
+      <w:start w:val="1"/>
+      <w:numFmt w:val="bullet"/>
+      <w:lvlText w:val=""/>
+      <w:lvlJc w:val="left"/>
+      <w:pPr>
+        <w:ind w:left="5040" w:hanging="360"/>
+      </w:pPr>
+      <w:rPr>
+        <w:rFonts w:ascii="Symbol" w:hAnsi="Symbol" w:hint="default"/>
+      </w:rPr>
+    </w:lvl>
+    <w:lvl w:ilvl="7" w:tplc="04090003" w:tentative="1">
+      <w:start w:val="1"/>
+      <w:numFmt w:val="bullet"/>
+      <w:lvlText w:val="o"/>
+      <w:lvlJc w:val="left"/>
+      <w:pPr>
+        <w:ind w:left="5760" w:hanging="360"/>
+      </w:pPr>
+      <w:rPr>
+        <w:rFonts w:ascii="Courier New" w:hAnsi="Courier New" w:cs="Courier New" w:hint="default"/>
+      </w:rPr>
+    </w:lvl>
+    <w:lvl w:ilvl="8" w:tplc="04090005" w:tentative="1">
+      <w:start w:val="1"/>
+      <w:numFmt w:val="bullet"/>
+      <w:lvlText w:val=""/>
+      <w:lvlJc w:val="left"/>
+      <w:pPr>
+        <w:ind w:left="6480" w:hanging="360"/>
+      </w:pPr>
+      <w:rPr>
+        <w:rFonts w:ascii="Wingdings" w:hAnsi="Wingdings" w:hint="default"/>
+      </w:rPr>
+    </w:lvl>
+  </w:abstractNum>
+  <w:abstractNum w:abstractNumId="5" w15:restartNumberingAfterBreak="0">
+    <w:nsid w:val="450E786D"/>
+    <w:multiLevelType w:val="hybridMultilevel"/>
+    <w:tmpl w:val="9072CFFC"/>
+    <w:lvl w:ilvl="0" w:tplc="04090001">
+      <w:start w:val="1"/>
+      <w:numFmt w:val="bullet"/>
+      <w:lvlText w:val=""/>
+      <w:lvlJc w:val="left"/>
+      <w:pPr>
+        <w:ind w:left="720" w:hanging="360"/>
+      </w:pPr>
+      <w:rPr>
+        <w:rFonts w:ascii="Symbol" w:hAnsi="Symbol" w:hint="default"/>
+      </w:rPr>
+    </w:lvl>
+    <w:lvl w:ilvl="1" w:tplc="04090003" w:tentative="1">
+      <w:start w:val="1"/>
+      <w:numFmt w:val="bullet"/>
+      <w:lvlText w:val="o"/>
+      <w:lvlJc w:val="left"/>
+      <w:pPr>
+        <w:ind w:left="1440" w:hanging="360"/>
+      </w:pPr>
+      <w:rPr>
+        <w:rFonts w:ascii="Courier New" w:hAnsi="Courier New" w:cs="Courier New" w:hint="default"/>
+      </w:rPr>
+    </w:lvl>
+    <w:lvl w:ilvl="2" w:tplc="04090005" w:tentative="1">
+      <w:start w:val="1"/>
+      <w:numFmt w:val="bullet"/>
+      <w:lvlText w:val=""/>
+      <w:lvlJc w:val="left"/>
+      <w:pPr>
+        <w:ind w:left="2160" w:hanging="360"/>
+      </w:pPr>
+      <w:rPr>
+        <w:rFonts w:ascii="Wingdings" w:hAnsi="Wingdings" w:hint="default"/>
+      </w:rPr>
+    </w:lvl>
+    <w:lvl w:ilvl="3" w:tplc="04090001" w:tentative="1">
+      <w:start w:val="1"/>
+      <w:numFmt w:val="bullet"/>
+      <w:lvlText w:val=""/>
+      <w:lvlJc w:val="left"/>
+      <w:pPr>
+        <w:ind w:left="2880" w:hanging="360"/>
+      </w:pPr>
+      <w:rPr>
+        <w:rFonts w:ascii="Symbol" w:hAnsi="Symbol" w:hint="default"/>
+      </w:rPr>
+    </w:lvl>
+    <w:lvl w:ilvl="4" w:tplc="04090003" w:tentative="1">
+      <w:start w:val="1"/>
+      <w:numFmt w:val="bullet"/>
+      <w:lvlText w:val="o"/>
+      <w:lvlJc w:val="left"/>
+      <w:pPr>
+        <w:ind w:left="3600" w:hanging="360"/>
+      </w:pPr>
+      <w:rPr>
+        <w:rFonts w:ascii="Courier New" w:hAnsi="Courier New" w:cs="Courier New" w:hint="default"/>
+      </w:rPr>
+    </w:lvl>
+    <w:lvl w:ilvl="5" w:tplc="04090005" w:tentative="1">
+      <w:start w:val="1"/>
+      <w:numFmt w:val="bullet"/>
+      <w:lvlText w:val=""/>
+      <w:lvlJc w:val="left"/>
+      <w:pPr>
+        <w:ind w:left="4320" w:hanging="360"/>
+      </w:pPr>
+      <w:rPr>
+        <w:rFonts w:ascii="Wingdings" w:hAnsi="Wingdings" w:hint="default"/>
+      </w:rPr>
+    </w:lvl>
+    <w:lvl w:ilvl="6" w:tplc="04090001" w:tentative="1">
+      <w:start w:val="1"/>
+      <w:numFmt w:val="bullet"/>
+      <w:lvlText w:val=""/>
+      <w:lvlJc w:val="left"/>
+      <w:pPr>
+        <w:ind w:left="5040" w:hanging="360"/>
+      </w:pPr>
+      <w:rPr>
+        <w:rFonts w:ascii="Symbol" w:hAnsi="Symbol" w:hint="default"/>
+      </w:rPr>
+    </w:lvl>
+    <w:lvl w:ilvl="7" w:tplc="04090003" w:tentative="1">
+      <w:start w:val="1"/>
+      <w:numFmt w:val="bullet"/>
+      <w:lvlText w:val="o"/>
+      <w:lvlJc w:val="left"/>
+      <w:pPr>
+        <w:ind w:left="5760" w:hanging="360"/>
+      </w:pPr>
+      <w:rPr>
+        <w:rFonts w:ascii="Courier New" w:hAnsi="Courier New" w:cs="Courier New" w:hint="default"/>
+      </w:rPr>
+    </w:lvl>
+    <w:lvl w:ilvl="8" w:tplc="04090005" w:tentative="1">
+      <w:start w:val="1"/>
+      <w:numFmt w:val="bullet"/>
+      <w:lvlText w:val=""/>
+      <w:lvlJc w:val="left"/>
+      <w:pPr>
+        <w:ind w:left="6480" w:hanging="360"/>
+      </w:pPr>
+      <w:rPr>
+        <w:rFonts w:ascii="Wingdings" w:hAnsi="Wingdings" w:hint="default"/>
+      </w:rPr>
+    </w:lvl>
+  </w:abstractNum>
+  <w:abstractNum w:abstractNumId="6" w15:restartNumberingAfterBreak="0">
+    <w:nsid w:val="45115BE9"/>
+    <w:multiLevelType w:val="hybridMultilevel"/>
+    <w:tmpl w:val="88FE044C"/>
+    <w:lvl w:ilvl="0" w:tplc="0409000F">
+      <w:start w:val="1"/>
+      <w:numFmt w:val="decimal"/>
+      <w:lvlText w:val="%1."/>
+      <w:lvlJc w:val="left"/>
+      <w:pPr>
+        <w:ind w:left="720" w:hanging="360"/>
+      </w:pPr>
+    </w:lvl>
+    <w:lvl w:ilvl="1" w:tplc="04090019" w:tentative="1">
+      <w:start w:val="1"/>
+      <w:numFmt w:val="lowerLetter"/>
+      <w:lvlText w:val="%2."/>
+      <w:lvlJc w:val="left"/>
+      <w:pPr>
+        <w:ind w:left="1440" w:hanging="360"/>
+      </w:pPr>
+    </w:lvl>
+    <w:lvl w:ilvl="2" w:tplc="0409001B" w:tentative="1">
+      <w:start w:val="1"/>
+      <w:numFmt w:val="lowerRoman"/>
+      <w:lvlText w:val="%3."/>
+      <w:lvlJc w:val="right"/>
+      <w:pPr>
+        <w:ind w:left="2160" w:hanging="180"/>
+      </w:pPr>
+    </w:lvl>
+    <w:lvl w:ilvl="3" w:tplc="0409000F" w:tentative="1">
+      <w:start w:val="1"/>
+      <w:numFmt w:val="decimal"/>
+      <w:lvlText w:val="%4."/>
+      <w:lvlJc w:val="left"/>
+      <w:pPr>
+        <w:ind w:left="2880" w:hanging="360"/>
+      </w:pPr>
+    </w:lvl>
+    <w:lvl w:ilvl="4" w:tplc="04090019" w:tentative="1">
+      <w:start w:val="1"/>
+      <w:numFmt w:val="lowerLetter"/>
+      <w:lvlText w:val="%5."/>
+      <w:lvlJc w:val="left"/>
+      <w:pPr>
+        <w:ind w:left="3600" w:hanging="360"/>
+      </w:pPr>
+    </w:lvl>
+    <w:lvl w:ilvl="5" w:tplc="0409001B" w:tentative="1">
+      <w:start w:val="1"/>
+      <w:numFmt w:val="lowerRoman"/>
+      <w:lvlText w:val="%6."/>
+      <w:lvlJc w:val="right"/>
+      <w:pPr>
+        <w:ind w:left="4320" w:hanging="180"/>
+      </w:pPr>
+    </w:lvl>
+    <w:lvl w:ilvl="6" w:tplc="0409000F" w:tentative="1">
+      <w:start w:val="1"/>
+      <w:numFmt w:val="decimal"/>
+      <w:lvlText w:val="%7."/>
+      <w:lvlJc w:val="left"/>
+      <w:pPr>
+        <w:ind w:left="5040" w:hanging="360"/>
+      </w:pPr>
+    </w:lvl>
+    <w:lvl w:ilvl="7" w:tplc="04090019" w:tentative="1">
+      <w:start w:val="1"/>
+      <w:numFmt w:val="lowerLetter"/>
+      <w:lvlText w:val="%8."/>
+      <w:lvlJc w:val="left"/>
+      <w:pPr>
+        <w:ind w:left="5760" w:hanging="360"/>
+      </w:pPr>
+    </w:lvl>
+    <w:lvl w:ilvl="8" w:tplc="0409001B" w:tentative="1">
+      <w:start w:val="1"/>
+      <w:numFmt w:val="lowerRoman"/>
+      <w:lvlText w:val="%9."/>
+      <w:lvlJc w:val="right"/>
+      <w:pPr>
+        <w:ind w:left="6480" w:hanging="180"/>
+      </w:pPr>
+    </w:lvl>
+  </w:abstractNum>
+  <w:abstractNum w:abstractNumId="7" w15:restartNumberingAfterBreak="0">
+    <w:nsid w:val="48B759B5"/>
+    <w:multiLevelType w:val="multilevel"/>
+    <w:tmpl w:val="973413B2"/>
+    <w:lvl w:ilvl="0">
+      <w:start w:val="1"/>
+      <w:numFmt w:val="bullet"/>
+      <w:lvlText w:val=""/>
+      <w:lvlJc w:val="left"/>
+      <w:pPr>
+        <w:tabs>
+          <w:tab w:val="num" w:pos="720"/>
+        </w:tabs>
+        <w:ind w:left="720" w:hanging="360"/>
+      </w:pPr>
+      <w:rPr>
+        <w:rFonts w:ascii="Symbol" w:hAnsi="Symbol" w:hint="default"/>
+        <w:sz w:val="20"/>
+      </w:rPr>
+    </w:lvl>
+    <w:lvl w:ilvl="1" w:tentative="1">
+      <w:start w:val="1"/>
+      <w:numFmt w:val="bullet"/>
+      <w:lvlText w:val="o"/>
+      <w:lvlJc w:val="left"/>
+      <w:pPr>
+        <w:tabs>
+          <w:tab w:val="num" w:pos="1440"/>
+        </w:tabs>
+        <w:ind w:left="1440" w:hanging="360"/>
+      </w:pPr>
+      <w:rPr>
+        <w:rFonts w:ascii="Courier New" w:hAnsi="Courier New" w:hint="default"/>
+        <w:sz w:val="20"/>
+      </w:rPr>
+    </w:lvl>
+    <w:lvl w:ilvl="2" w:tentative="1">
+      <w:start w:val="1"/>
+      <w:numFmt w:val="bullet"/>
+      <w:lvlText w:val=""/>
+      <w:lvlJc w:val="left"/>
+      <w:pPr>
+        <w:tabs>
+          <w:tab w:val="num" w:pos="2160"/>
+        </w:tabs>
+        <w:ind w:left="2160" w:hanging="360"/>
+      </w:pPr>
+      <w:rPr>
+        <w:rFonts w:ascii="Wingdings" w:hAnsi="Wingdings" w:hint="default"/>
+        <w:sz w:val="20"/>
+      </w:rPr>
+    </w:lvl>
+    <w:lvl w:ilvl="3" w:tentative="1">
+      <w:start w:val="1"/>
+      <w:numFmt w:val="bullet"/>
+      <w:lvlText w:val=""/>
+      <w:lvlJc w:val="left"/>
+      <w:pPr>
+        <w:tabs>
+          <w:tab w:val="num" w:pos="2880"/>
+        </w:tabs>
+        <w:ind w:left="2880" w:hanging="360"/>
+      </w:pPr>
+      <w:rPr>
+        <w:rFonts w:ascii="Wingdings" w:hAnsi="Wingdings" w:hint="default"/>
+        <w:sz w:val="20"/>
+      </w:rPr>
+    </w:lvl>
+    <w:lvl w:ilvl="4" w:tentative="1">
+      <w:start w:val="1"/>
+      <w:numFmt w:val="bullet"/>
+      <w:lvlText w:val=""/>
+      <w:lvlJc w:val="left"/>
+      <w:pPr>
+        <w:tabs>
+          <w:tab w:val="num" w:pos="3600"/>
+        </w:tabs>
+        <w:ind w:left="3600" w:hanging="360"/>
+      </w:pPr>
+      <w:rPr>
+        <w:rFonts w:ascii="Wingdings" w:hAnsi="Wingdings" w:hint="default"/>
+        <w:sz w:val="20"/>
+      </w:rPr>
+    </w:lvl>
+    <w:lvl w:ilvl="5" w:tentative="1">
+      <w:start w:val="1"/>
+      <w:numFmt w:val="bullet"/>
+      <w:lvlText w:val=""/>
+      <w:lvlJc w:val="left"/>
+      <w:pPr>
+        <w:tabs>
+          <w:tab w:val="num" w:pos="4320"/>
+        </w:tabs>
+        <w:ind w:left="4320" w:hanging="360"/>
+      </w:pPr>
+      <w:rPr>
+        <w:rFonts w:ascii="Wingdings" w:hAnsi="Wingdings" w:hint="default"/>
+        <w:sz w:val="20"/>
+      </w:rPr>
+    </w:lvl>
+    <w:lvl w:ilvl="6" w:tentative="1">
+      <w:start w:val="1"/>
+      <w:numFmt w:val="bullet"/>
+      <w:lvlText w:val=""/>
+      <w:lvlJc w:val="left"/>
+      <w:pPr>
+        <w:tabs>
+          <w:tab w:val="num" w:pos="5040"/>
+        </w:tabs>
+        <w:ind w:left="5040" w:hanging="360"/>
+      </w:pPr>
+      <w:rPr>
+        <w:rFonts w:ascii="Wingdings" w:hAnsi="Wingdings" w:hint="default"/>
+        <w:sz w:val="20"/>
+      </w:rPr>
+    </w:lvl>
+    <w:lvl w:ilvl="7" w:tentative="1">
+      <w:start w:val="1"/>
+      <w:numFmt w:val="bullet"/>
+      <w:lvlText w:val=""/>
+      <w:lvlJc w:val="left"/>
+      <w:pPr>
+        <w:tabs>
+          <w:tab w:val="num" w:pos="5760"/>
+        </w:tabs>
+        <w:ind w:left="5760" w:hanging="360"/>
+      </w:pPr>
+      <w:rPr>
+        <w:rFonts w:ascii="Wingdings" w:hAnsi="Wingdings" w:hint="default"/>
+        <w:sz w:val="20"/>
+      </w:rPr>
+    </w:lvl>
+    <w:lvl w:ilvl="8" w:tentative="1">
+      <w:start w:val="1"/>
+      <w:numFmt w:val="bullet"/>
+      <w:lvlText w:val=""/>
+      <w:lvlJc w:val="left"/>
+      <w:pPr>
+        <w:tabs>
+          <w:tab w:val="num" w:pos="6480"/>
+        </w:tabs>
+        <w:ind w:left="6480" w:hanging="360"/>
+      </w:pPr>
+      <w:rPr>
+        <w:rFonts w:ascii="Wingdings" w:hAnsi="Wingdings" w:hint="default"/>
+        <w:sz w:val="20"/>
+      </w:rPr>
+    </w:lvl>
+  </w:abstractNum>
+  <w:abstractNum w:abstractNumId="8" w15:restartNumberingAfterBreak="0">
+    <w:nsid w:val="4AB42DEC"/>
+    <w:multiLevelType w:val="hybridMultilevel"/>
+    <w:tmpl w:val="08202648"/>
+    <w:lvl w:ilvl="0" w:tplc="04090001">
+      <w:start w:val="1"/>
+      <w:numFmt w:val="bullet"/>
+      <w:lvlText w:val=""/>
+      <w:lvlJc w:val="left"/>
+      <w:pPr>
+        <w:ind w:left="720" w:hanging="360"/>
+      </w:pPr>
+      <w:rPr>
+        <w:rFonts w:ascii="Symbol" w:hAnsi="Symbol" w:hint="default"/>
+      </w:rPr>
+    </w:lvl>
+    <w:lvl w:ilvl="1" w:tplc="04090003" w:tentative="1">
+      <w:start w:val="1"/>
+      <w:numFmt w:val="bullet"/>
+      <w:lvlText w:val="o"/>
+      <w:lvlJc w:val="left"/>
+      <w:pPr>
+        <w:ind w:left="1440" w:hanging="360"/>
+      </w:pPr>
+      <w:rPr>
+        <w:rFonts w:ascii="Courier New" w:hAnsi="Courier New" w:cs="Courier New" w:hint="default"/>
+      </w:rPr>
+    </w:lvl>
+    <w:lvl w:ilvl="2" w:tplc="04090005" w:tentative="1">
+      <w:start w:val="1"/>
+      <w:numFmt w:val="bullet"/>
+      <w:lvlText w:val=""/>
+      <w:lvlJc w:val="left"/>
+      <w:pPr>
+        <w:ind w:left="2160" w:hanging="360"/>
+      </w:pPr>
+      <w:rPr>
+        <w:rFonts w:ascii="Wingdings" w:hAnsi="Wingdings" w:hint="default"/>
+      </w:rPr>
+    </w:lvl>
+    <w:lvl w:ilvl="3" w:tplc="04090001" w:tentative="1">
+      <w:start w:val="1"/>
+      <w:numFmt w:val="bullet"/>
+      <w:lvlText w:val=""/>
+      <w:lvlJc w:val="left"/>
+      <w:pPr>
+        <w:ind w:left="2880" w:hanging="360"/>
+      </w:pPr>
+      <w:rPr>
+        <w:rFonts w:ascii="Symbol" w:hAnsi="Symbol" w:hint="default"/>
+      </w:rPr>
+    </w:lvl>
+    <w:lvl w:ilvl="4" w:tplc="04090003" w:tentative="1">
+      <w:start w:val="1"/>
+      <w:numFmt w:val="bullet"/>
+      <w:lvlText w:val="o"/>
+      <w:lvlJc w:val="left"/>
+      <w:pPr>
+        <w:ind w:left="3600" w:hanging="360"/>
+      </w:pPr>
+      <w:rPr>
+        <w:rFonts w:ascii="Courier New" w:hAnsi="Courier New" w:cs="Courier New" w:hint="default"/>
+      </w:rPr>
+    </w:lvl>
+    <w:lvl w:ilvl="5" w:tplc="04090005" w:tentative="1">
+      <w:start w:val="1"/>
+      <w:numFmt w:val="bullet"/>
+      <w:lvlText w:val=""/>
+      <w:lvlJc w:val="left"/>
+      <w:pPr>
+        <w:ind w:left="4320" w:hanging="360"/>
+      </w:pPr>
+      <w:rPr>
+        <w:rFonts w:ascii="Wingdings" w:hAnsi="Wingdings" w:hint="default"/>
+      </w:rPr>
+    </w:lvl>
+    <w:lvl w:ilvl="6" w:tplc="04090001" w:tentative="1">
+      <w:start w:val="1"/>
+      <w:numFmt w:val="bullet"/>
+      <w:lvlText w:val=""/>
+      <w:lvlJc w:val="left"/>
+      <w:pPr>
+        <w:ind w:left="5040" w:hanging="360"/>
+      </w:pPr>
+      <w:rPr>
+        <w:rFonts w:ascii="Symbol" w:hAnsi="Symbol" w:hint="default"/>
+      </w:rPr>
+    </w:lvl>
+    <w:lvl w:ilvl="7" w:tplc="04090003" w:tentative="1">
+      <w:start w:val="1"/>
+      <w:numFmt w:val="bullet"/>
+      <w:lvlText w:val="o"/>
+      <w:lvlJc w:val="left"/>
+      <w:pPr>
+        <w:ind w:left="5760" w:hanging="360"/>
+      </w:pPr>
+      <w:rPr>
+        <w:rFonts w:ascii="Courier New" w:hAnsi="Courier New" w:cs="Courier New" w:hint="default"/>
+      </w:rPr>
+    </w:lvl>
+    <w:lvl w:ilvl="8" w:tplc="04090005" w:tentative="1">
+      <w:start w:val="1"/>
+      <w:numFmt w:val="bullet"/>
+      <w:lvlText w:val=""/>
+      <w:lvlJc w:val="left"/>
+      <w:pPr>
+        <w:ind w:left="6480" w:hanging="360"/>
+      </w:pPr>
+      <w:rPr>
+        <w:rFonts w:ascii="Wingdings" w:hAnsi="Wingdings" w:hint="default"/>
+      </w:rPr>
+    </w:lvl>
+  </w:abstractNum>
+  <w:abstractNum w:abstractNumId="9" w15:restartNumberingAfterBreak="0">
+    <w:nsid w:val="4C0B7DA4"/>
+    <w:multiLevelType w:val="multilevel"/>
+    <w:tmpl w:val="A72E05E2"/>
+    <w:lvl w:ilvl="0">
+      <w:start w:val="1"/>
+      <w:numFmt w:val="bullet"/>
+      <w:lvlText w:val=""/>
+      <w:lvlJc w:val="left"/>
+      <w:pPr>
+        <w:tabs>
+          <w:tab w:val="num" w:pos="720"/>
+        </w:tabs>
+        <w:ind w:left="720" w:hanging="360"/>
+      </w:pPr>
+      <w:rPr>
+        <w:rFonts w:ascii="Symbol" w:hAnsi="Symbol" w:hint="default"/>
+        <w:sz w:val="20"/>
+      </w:rPr>
+    </w:lvl>
+    <w:lvl w:ilvl="1" w:tentative="1">
+      <w:start w:val="1"/>
+      <w:numFmt w:val="bullet"/>
+      <w:lvlText w:val="o"/>
+      <w:lvlJc w:val="left"/>
+      <w:pPr>
+        <w:tabs>
+          <w:tab w:val="num" w:pos="1440"/>
+        </w:tabs>
+        <w:ind w:left="1440" w:hanging="360"/>
+      </w:pPr>
+      <w:rPr>
+        <w:rFonts w:ascii="Courier New" w:hAnsi="Courier New" w:hint="default"/>
+        <w:sz w:val="20"/>
+      </w:rPr>
+    </w:lvl>
+    <w:lvl w:ilvl="2" w:tentative="1">
+      <w:start w:val="1"/>
+      <w:numFmt w:val="bullet"/>
+      <w:lvlText w:val=""/>
+      <w:lvlJc w:val="left"/>
+      <w:pPr>
+        <w:tabs>
+          <w:tab w:val="num" w:pos="2160"/>
+        </w:tabs>
+        <w:ind w:left="2160" w:hanging="360"/>
+      </w:pPr>
+      <w:rPr>
+        <w:rFonts w:ascii="Wingdings" w:hAnsi="Wingdings" w:hint="default"/>
+        <w:sz w:val="20"/>
+      </w:rPr>
+    </w:lvl>
+    <w:lvl w:ilvl="3" w:tentative="1">
+      <w:start w:val="1"/>
+      <w:numFmt w:val="bullet"/>
+      <w:lvlText w:val=""/>
+      <w:lvlJc w:val="left"/>
+      <w:pPr>
+        <w:tabs>
+          <w:tab w:val="num" w:pos="2880"/>
+        </w:tabs>
+        <w:ind w:left="2880" w:hanging="360"/>
+      </w:pPr>
+      <w:rPr>
+        <w:rFonts w:ascii="Wingdings" w:hAnsi="Wingdings" w:hint="default"/>
+        <w:sz w:val="20"/>
+      </w:rPr>
+    </w:lvl>
+    <w:lvl w:ilvl="4" w:tentative="1">
+      <w:start w:val="1"/>
+      <w:numFmt w:val="bullet"/>
+      <w:lvlText w:val=""/>
+      <w:lvlJc w:val="left"/>
+      <w:pPr>
+        <w:tabs>
+          <w:tab w:val="num" w:pos="3600"/>
+        </w:tabs>
+        <w:ind w:left="3600" w:hanging="360"/>
+      </w:pPr>
+      <w:rPr>
+        <w:rFonts w:ascii="Wingdings" w:hAnsi="Wingdings" w:hint="default"/>
+        <w:sz w:val="20"/>
+      </w:rPr>
+    </w:lvl>
+    <w:lvl w:ilvl="5" w:tentative="1">
+      <w:start w:val="1"/>
+      <w:numFmt w:val="bullet"/>
+      <w:lvlText w:val=""/>
+      <w:lvlJc w:val="left"/>
+      <w:pPr>
+        <w:tabs>
+          <w:tab w:val="num" w:pos="4320"/>
+        </w:tabs>
+        <w:ind w:left="4320" w:hanging="360"/>
+      </w:pPr>
+      <w:rPr>
+        <w:rFonts w:ascii="Wingdings" w:hAnsi="Wingdings" w:hint="default"/>
+        <w:sz w:val="20"/>
+      </w:rPr>
+    </w:lvl>
+    <w:lvl w:ilvl="6" w:tentative="1">
+      <w:start w:val="1"/>
+      <w:numFmt w:val="bullet"/>
+      <w:lvlText w:val=""/>
+      <w:lvlJc w:val="left"/>
+      <w:pPr>
+        <w:tabs>
+          <w:tab w:val="num" w:pos="5040"/>
+        </w:tabs>
+        <w:ind w:left="5040" w:hanging="360"/>
+      </w:pPr>
+      <w:rPr>
+        <w:rFonts w:ascii="Wingdings" w:hAnsi="Wingdings" w:hint="default"/>
+        <w:sz w:val="20"/>
+      </w:rPr>
+    </w:lvl>
+    <w:lvl w:ilvl="7" w:tentative="1">
+      <w:start w:val="1"/>
+      <w:numFmt w:val="bullet"/>
+      <w:lvlText w:val=""/>
+      <w:lvlJc w:val="left"/>
+      <w:pPr>
+        <w:tabs>
+          <w:tab w:val="num" w:pos="5760"/>
+        </w:tabs>
+        <w:ind w:left="5760" w:hanging="360"/>
+      </w:pPr>
+      <w:rPr>
+        <w:rFonts w:ascii="Wingdings" w:hAnsi="Wingdings" w:hint="default"/>
+        <w:sz w:val="20"/>
+      </w:rPr>
+    </w:lvl>
+    <w:lvl w:ilvl="8" w:tentative="1">
+      <w:start w:val="1"/>
+      <w:numFmt w:val="bullet"/>
+      <w:lvlText w:val=""/>
+      <w:lvlJc w:val="left"/>
+      <w:pPr>
+        <w:tabs>
+          <w:tab w:val="num" w:pos="6480"/>
+        </w:tabs>
+        <w:ind w:left="6480" w:hanging="360"/>
+      </w:pPr>
+      <w:rPr>
+        <w:rFonts w:ascii="Wingdings" w:hAnsi="Wingdings" w:hint="default"/>
+        <w:sz w:val="20"/>
+      </w:rPr>
+    </w:lvl>
+  </w:abstractNum>
+  <w:abstractNum w:abstractNumId="10" w15:restartNumberingAfterBreak="0">
+    <w:nsid w:val="565428ED"/>
+    <w:multiLevelType w:val="multilevel"/>
+    <w:tmpl w:val="89B0CEFE"/>
+    <w:lvl w:ilvl="0">
+      <w:start w:val="1"/>
+      <w:numFmt w:val="bullet"/>
+      <w:lvlText w:val=""/>
+      <w:lvlJc w:val="left"/>
+      <w:pPr>
+        <w:tabs>
+          <w:tab w:val="num" w:pos="720"/>
+        </w:tabs>
+        <w:ind w:left="720" w:hanging="360"/>
+      </w:pPr>
+      <w:rPr>
+        <w:rFonts w:ascii="Symbol" w:hAnsi="Symbol" w:hint="default"/>
+        <w:sz w:val="20"/>
+      </w:rPr>
+    </w:lvl>
+    <w:lvl w:ilvl="1" w:tentative="1">
+      <w:start w:val="1"/>
+      <w:numFmt w:val="bullet"/>
+      <w:lvlText w:val="o"/>
+      <w:lvlJc w:val="left"/>
+      <w:pPr>
+        <w:tabs>
+          <w:tab w:val="num" w:pos="1440"/>
+        </w:tabs>
+        <w:ind w:left="1440" w:hanging="360"/>
+      </w:pPr>
+      <w:rPr>
+        <w:rFonts w:ascii="Courier New" w:hAnsi="Courier New" w:hint="default"/>
+        <w:sz w:val="20"/>
+      </w:rPr>
+    </w:lvl>
+    <w:lvl w:ilvl="2" w:tentative="1">
+      <w:start w:val="1"/>
+      <w:numFmt w:val="bullet"/>
+      <w:lvlText w:val=""/>
+      <w:lvlJc w:val="left"/>
+      <w:pPr>
+        <w:tabs>
+          <w:tab w:val="num" w:pos="2160"/>
+        </w:tabs>
+        <w:ind w:left="2160" w:hanging="360"/>
+      </w:pPr>
+      <w:rPr>
+        <w:rFonts w:ascii="Wingdings" w:hAnsi="Wingdings" w:hint="default"/>
+        <w:sz w:val="20"/>
+      </w:rPr>
+    </w:lvl>
+    <w:lvl w:ilvl="3" w:tentative="1">
+      <w:start w:val="1"/>
+      <w:numFmt w:val="bullet"/>
+      <w:lvlText w:val=""/>
+      <w:lvlJc w:val="left"/>
+      <w:pPr>
+        <w:tabs>
+          <w:tab w:val="num" w:pos="2880"/>
+        </w:tabs>
+        <w:ind w:left="2880" w:hanging="360"/>
+      </w:pPr>
+      <w:rPr>
+        <w:rFonts w:ascii="Wingdings" w:hAnsi="Wingdings" w:hint="default"/>
+        <w:sz w:val="20"/>
+      </w:rPr>
+    </w:lvl>
+    <w:lvl w:ilvl="4" w:tentative="1">
+      <w:start w:val="1"/>
+      <w:numFmt w:val="bullet"/>
+      <w:lvlText w:val=""/>
+      <w:lvlJc w:val="left"/>
+      <w:pPr>
+        <w:tabs>
+          <w:tab w:val="num" w:pos="3600"/>
+        </w:tabs>
+        <w:ind w:left="3600" w:hanging="360"/>
+      </w:pPr>
+      <w:rPr>
+        <w:rFonts w:ascii="Wingdings" w:hAnsi="Wingdings" w:hint="default"/>
+        <w:sz w:val="20"/>
+      </w:rPr>
+    </w:lvl>
+    <w:lvl w:ilvl="5" w:tentative="1">
+      <w:start w:val="1"/>
+      <w:numFmt w:val="bullet"/>
+      <w:lvlText w:val=""/>
+      <w:lvlJc w:val="left"/>
+      <w:pPr>
+        <w:tabs>
+          <w:tab w:val="num" w:pos="4320"/>
+        </w:tabs>
+        <w:ind w:left="4320" w:hanging="360"/>
+      </w:pPr>
+      <w:rPr>
+        <w:rFonts w:ascii="Wingdings" w:hAnsi="Wingdings" w:hint="default"/>
+        <w:sz w:val="20"/>
+      </w:rPr>
+    </w:lvl>
+    <w:lvl w:ilvl="6" w:tentative="1">
+      <w:start w:val="1"/>
+      <w:numFmt w:val="bullet"/>
+      <w:lvlText w:val=""/>
+      <w:lvlJc w:val="left"/>
+      <w:pPr>
+        <w:tabs>
+          <w:tab w:val="num" w:pos="5040"/>
+        </w:tabs>
+        <w:ind w:left="5040" w:hanging="360"/>
+      </w:pPr>
+      <w:rPr>
+        <w:rFonts w:ascii="Wingdings" w:hAnsi="Wingdings" w:hint="default"/>
+        <w:sz w:val="20"/>
+      </w:rPr>
+    </w:lvl>
+    <w:lvl w:ilvl="7" w:tentative="1">
+      <w:start w:val="1"/>
+      <w:numFmt w:val="bullet"/>
+      <w:lvlText w:val=""/>
+      <w:lvlJc w:val="left"/>
+      <w:pPr>
+        <w:tabs>
+          <w:tab w:val="num" w:pos="5760"/>
+        </w:tabs>
+        <w:ind w:left="5760" w:hanging="360"/>
+      </w:pPr>
+      <w:rPr>
+        <w:rFonts w:ascii="Wingdings" w:hAnsi="Wingdings" w:hint="default"/>
+        <w:sz w:val="20"/>
+      </w:rPr>
+    </w:lvl>
+    <w:lvl w:ilvl="8" w:tentative="1">
+      <w:start w:val="1"/>
+      <w:numFmt w:val="bullet"/>
+      <w:lvlText w:val=""/>
+      <w:lvlJc w:val="left"/>
+      <w:pPr>
+        <w:tabs>
+          <w:tab w:val="num" w:pos="6480"/>
+        </w:tabs>
+        <w:ind w:left="6480" w:hanging="360"/>
+      </w:pPr>
+      <w:rPr>
+        <w:rFonts w:ascii="Wingdings" w:hAnsi="Wingdings" w:hint="default"/>
+        <w:sz w:val="20"/>
+      </w:rPr>
+    </w:lvl>
+  </w:abstractNum>
+  <w:abstractNum w:abstractNumId="11" w15:restartNumberingAfterBreak="0">
     <w:nsid w:val="57B15F64"/>
     <w:multiLevelType w:val="hybridMultilevel"/>
     <w:tmpl w:val="8EEEA8EA"/>
@@ -1494,7 +4348,7 @@
       </w:rPr>
     </w:lvl>
   </w:abstractNum>
-  <w:abstractNum w:abstractNumId="1" w15:restartNumberingAfterBreak="0">
+  <w:abstractNum w:abstractNumId="12" w15:restartNumberingAfterBreak="0">
     <w:nsid w:val="5CFB61AE"/>
     <w:multiLevelType w:val="hybridMultilevel"/>
     <w:tmpl w:val="52C02894"/>
@@ -1607,11 +4461,276 @@
       </w:rPr>
     </w:lvl>
   </w:abstractNum>
+  <w:abstractNum w:abstractNumId="13" w15:restartNumberingAfterBreak="0">
+    <w:nsid w:val="5F7900FF"/>
+    <w:multiLevelType w:val="hybridMultilevel"/>
+    <w:tmpl w:val="EE18B1FA"/>
+    <w:lvl w:ilvl="0" w:tplc="04090001">
+      <w:start w:val="1"/>
+      <w:numFmt w:val="bullet"/>
+      <w:lvlText w:val=""/>
+      <w:lvlJc w:val="left"/>
+      <w:pPr>
+        <w:ind w:left="720" w:hanging="360"/>
+      </w:pPr>
+      <w:rPr>
+        <w:rFonts w:ascii="Symbol" w:hAnsi="Symbol" w:hint="default"/>
+      </w:rPr>
+    </w:lvl>
+    <w:lvl w:ilvl="1" w:tplc="04090003" w:tentative="1">
+      <w:start w:val="1"/>
+      <w:numFmt w:val="bullet"/>
+      <w:lvlText w:val="o"/>
+      <w:lvlJc w:val="left"/>
+      <w:pPr>
+        <w:ind w:left="1440" w:hanging="360"/>
+      </w:pPr>
+      <w:rPr>
+        <w:rFonts w:ascii="Courier New" w:hAnsi="Courier New" w:cs="Courier New" w:hint="default"/>
+      </w:rPr>
+    </w:lvl>
+    <w:lvl w:ilvl="2" w:tplc="04090005" w:tentative="1">
+      <w:start w:val="1"/>
+      <w:numFmt w:val="bullet"/>
+      <w:lvlText w:val=""/>
+      <w:lvlJc w:val="left"/>
+      <w:pPr>
+        <w:ind w:left="2160" w:hanging="360"/>
+      </w:pPr>
+      <w:rPr>
+        <w:rFonts w:ascii="Wingdings" w:hAnsi="Wingdings" w:hint="default"/>
+      </w:rPr>
+    </w:lvl>
+    <w:lvl w:ilvl="3" w:tplc="04090001" w:tentative="1">
+      <w:start w:val="1"/>
+      <w:numFmt w:val="bullet"/>
+      <w:lvlText w:val=""/>
+      <w:lvlJc w:val="left"/>
+      <w:pPr>
+        <w:ind w:left="2880" w:hanging="360"/>
+      </w:pPr>
+      <w:rPr>
+        <w:rFonts w:ascii="Symbol" w:hAnsi="Symbol" w:hint="default"/>
+      </w:rPr>
+    </w:lvl>
+    <w:lvl w:ilvl="4" w:tplc="04090003" w:tentative="1">
+      <w:start w:val="1"/>
+      <w:numFmt w:val="bullet"/>
+      <w:lvlText w:val="o"/>
+      <w:lvlJc w:val="left"/>
+      <w:pPr>
+        <w:ind w:left="3600" w:hanging="360"/>
+      </w:pPr>
+      <w:rPr>
+        <w:rFonts w:ascii="Courier New" w:hAnsi="Courier New" w:cs="Courier New" w:hint="default"/>
+      </w:rPr>
+    </w:lvl>
+    <w:lvl w:ilvl="5" w:tplc="04090005" w:tentative="1">
+      <w:start w:val="1"/>
+      <w:numFmt w:val="bullet"/>
+      <w:lvlText w:val=""/>
+      <w:lvlJc w:val="left"/>
+      <w:pPr>
+        <w:ind w:left="4320" w:hanging="360"/>
+      </w:pPr>
+      <w:rPr>
+        <w:rFonts w:ascii="Wingdings" w:hAnsi="Wingdings" w:hint="default"/>
+      </w:rPr>
+    </w:lvl>
+    <w:lvl w:ilvl="6" w:tplc="04090001" w:tentative="1">
+      <w:start w:val="1"/>
+      <w:numFmt w:val="bullet"/>
+      <w:lvlText w:val=""/>
+      <w:lvlJc w:val="left"/>
+      <w:pPr>
+        <w:ind w:left="5040" w:hanging="360"/>
+      </w:pPr>
+      <w:rPr>
+        <w:rFonts w:ascii="Symbol" w:hAnsi="Symbol" w:hint="default"/>
+      </w:rPr>
+    </w:lvl>
+    <w:lvl w:ilvl="7" w:tplc="04090003" w:tentative="1">
+      <w:start w:val="1"/>
+      <w:numFmt w:val="bullet"/>
+      <w:lvlText w:val="o"/>
+      <w:lvlJc w:val="left"/>
+      <w:pPr>
+        <w:ind w:left="5760" w:hanging="360"/>
+      </w:pPr>
+      <w:rPr>
+        <w:rFonts w:ascii="Courier New" w:hAnsi="Courier New" w:cs="Courier New" w:hint="default"/>
+      </w:rPr>
+    </w:lvl>
+    <w:lvl w:ilvl="8" w:tplc="04090005" w:tentative="1">
+      <w:start w:val="1"/>
+      <w:numFmt w:val="bullet"/>
+      <w:lvlText w:val=""/>
+      <w:lvlJc w:val="left"/>
+      <w:pPr>
+        <w:ind w:left="6480" w:hanging="360"/>
+      </w:pPr>
+      <w:rPr>
+        <w:rFonts w:ascii="Wingdings" w:hAnsi="Wingdings" w:hint="default"/>
+      </w:rPr>
+    </w:lvl>
+  </w:abstractNum>
+  <w:abstractNum w:abstractNumId="14" w15:restartNumberingAfterBreak="0">
+    <w:nsid w:val="6F69565D"/>
+    <w:multiLevelType w:val="hybridMultilevel"/>
+    <w:tmpl w:val="D700A56C"/>
+    <w:lvl w:ilvl="0" w:tplc="04090001">
+      <w:start w:val="1"/>
+      <w:numFmt w:val="bullet"/>
+      <w:lvlText w:val=""/>
+      <w:lvlJc w:val="left"/>
+      <w:pPr>
+        <w:ind w:left="720" w:hanging="360"/>
+      </w:pPr>
+      <w:rPr>
+        <w:rFonts w:ascii="Symbol" w:hAnsi="Symbol" w:hint="default"/>
+      </w:rPr>
+    </w:lvl>
+    <w:lvl w:ilvl="1" w:tplc="04090003" w:tentative="1">
+      <w:start w:val="1"/>
+      <w:numFmt w:val="bullet"/>
+      <w:lvlText w:val="o"/>
+      <w:lvlJc w:val="left"/>
+      <w:pPr>
+        <w:ind w:left="1440" w:hanging="360"/>
+      </w:pPr>
+      <w:rPr>
+        <w:rFonts w:ascii="Courier New" w:hAnsi="Courier New" w:cs="Courier New" w:hint="default"/>
+      </w:rPr>
+    </w:lvl>
+    <w:lvl w:ilvl="2" w:tplc="04090005" w:tentative="1">
+      <w:start w:val="1"/>
+      <w:numFmt w:val="bullet"/>
+      <w:lvlText w:val=""/>
+      <w:lvlJc w:val="left"/>
+      <w:pPr>
+        <w:ind w:left="2160" w:hanging="360"/>
+      </w:pPr>
+      <w:rPr>
+        <w:rFonts w:ascii="Wingdings" w:hAnsi="Wingdings" w:hint="default"/>
+      </w:rPr>
+    </w:lvl>
+    <w:lvl w:ilvl="3" w:tplc="04090001" w:tentative="1">
+      <w:start w:val="1"/>
+      <w:numFmt w:val="bullet"/>
+      <w:lvlText w:val=""/>
+      <w:lvlJc w:val="left"/>
+      <w:pPr>
+        <w:ind w:left="2880" w:hanging="360"/>
+      </w:pPr>
+      <w:rPr>
+        <w:rFonts w:ascii="Symbol" w:hAnsi="Symbol" w:hint="default"/>
+      </w:rPr>
+    </w:lvl>
+    <w:lvl w:ilvl="4" w:tplc="04090003" w:tentative="1">
+      <w:start w:val="1"/>
+      <w:numFmt w:val="bullet"/>
+      <w:lvlText w:val="o"/>
+      <w:lvlJc w:val="left"/>
+      <w:pPr>
+        <w:ind w:left="3600" w:hanging="360"/>
+      </w:pPr>
+      <w:rPr>
+        <w:rFonts w:ascii="Courier New" w:hAnsi="Courier New" w:cs="Courier New" w:hint="default"/>
+      </w:rPr>
+    </w:lvl>
+    <w:lvl w:ilvl="5" w:tplc="04090005" w:tentative="1">
+      <w:start w:val="1"/>
+      <w:numFmt w:val="bullet"/>
+      <w:lvlText w:val=""/>
+      <w:lvlJc w:val="left"/>
+      <w:pPr>
+        <w:ind w:left="4320" w:hanging="360"/>
+      </w:pPr>
+      <w:rPr>
+        <w:rFonts w:ascii="Wingdings" w:hAnsi="Wingdings" w:hint="default"/>
+      </w:rPr>
+    </w:lvl>
+    <w:lvl w:ilvl="6" w:tplc="04090001" w:tentative="1">
+      <w:start w:val="1"/>
+      <w:numFmt w:val="bullet"/>
+      <w:lvlText w:val=""/>
+      <w:lvlJc w:val="left"/>
+      <w:pPr>
+        <w:ind w:left="5040" w:hanging="360"/>
+      </w:pPr>
+      <w:rPr>
+        <w:rFonts w:ascii="Symbol" w:hAnsi="Symbol" w:hint="default"/>
+      </w:rPr>
+    </w:lvl>
+    <w:lvl w:ilvl="7" w:tplc="04090003" w:tentative="1">
+      <w:start w:val="1"/>
+      <w:numFmt w:val="bullet"/>
+      <w:lvlText w:val="o"/>
+      <w:lvlJc w:val="left"/>
+      <w:pPr>
+        <w:ind w:left="5760" w:hanging="360"/>
+      </w:pPr>
+      <w:rPr>
+        <w:rFonts w:ascii="Courier New" w:hAnsi="Courier New" w:cs="Courier New" w:hint="default"/>
+      </w:rPr>
+    </w:lvl>
+    <w:lvl w:ilvl="8" w:tplc="04090005" w:tentative="1">
+      <w:start w:val="1"/>
+      <w:numFmt w:val="bullet"/>
+      <w:lvlText w:val=""/>
+      <w:lvlJc w:val="left"/>
+      <w:pPr>
+        <w:ind w:left="6480" w:hanging="360"/>
+      </w:pPr>
+      <w:rPr>
+        <w:rFonts w:ascii="Wingdings" w:hAnsi="Wingdings" w:hint="default"/>
+      </w:rPr>
+    </w:lvl>
+  </w:abstractNum>
   <w:num w:numId="1" w16cid:durableId="642125413">
+    <w:abstractNumId w:val="12"/>
+  </w:num>
+  <w:num w:numId="2" w16cid:durableId="499664258">
+    <w:abstractNumId w:val="11"/>
+  </w:num>
+  <w:num w:numId="3" w16cid:durableId="2033846236">
+    <w:abstractNumId w:val="6"/>
+  </w:num>
+  <w:num w:numId="4" w16cid:durableId="1115170121">
+    <w:abstractNumId w:val="10"/>
+  </w:num>
+  <w:num w:numId="5" w16cid:durableId="1451432590">
+    <w:abstractNumId w:val="14"/>
+  </w:num>
+  <w:num w:numId="6" w16cid:durableId="313677801">
+    <w:abstractNumId w:val="3"/>
+  </w:num>
+  <w:num w:numId="7" w16cid:durableId="2122721216">
+    <w:abstractNumId w:val="4"/>
+  </w:num>
+  <w:num w:numId="8" w16cid:durableId="1900633826">
+    <w:abstractNumId w:val="7"/>
+  </w:num>
+  <w:num w:numId="9" w16cid:durableId="1782794362">
+    <w:abstractNumId w:val="5"/>
+  </w:num>
+  <w:num w:numId="10" w16cid:durableId="1917476745">
+    <w:abstractNumId w:val="13"/>
+  </w:num>
+  <w:num w:numId="11" w16cid:durableId="350375361">
+    <w:abstractNumId w:val="9"/>
+  </w:num>
+  <w:num w:numId="12" w16cid:durableId="1437142056">
+    <w:abstractNumId w:val="0"/>
+  </w:num>
+  <w:num w:numId="13" w16cid:durableId="1471630565">
+    <w:abstractNumId w:val="2"/>
+  </w:num>
+  <w:num w:numId="14" w16cid:durableId="1373461346">
     <w:abstractNumId w:val="1"/>
   </w:num>
-  <w:num w:numId="2" w16cid:durableId="499664258">
-    <w:abstractNumId w:val="0"/>
+  <w:num w:numId="15" w16cid:durableId="1310135465">
+    <w:abstractNumId w:val="8"/>
   </w:num>
 </w:numbering>
 </file>

--- a/HCI.docx
+++ b/HCI.docx
@@ -14,6 +14,17 @@
           <w:szCs w:val="36"/>
         </w:rPr>
       </w:pPr>
+      <w:r>
+        <w:rPr>
+          <w:rFonts w:ascii="Times New Roman" w:hAnsi="Times New Roman" w:cs="Times New Roman"/>
+          <w:b/>
+          <w:bCs/>
+          <w:color w:val="215E99" w:themeColor="text2" w:themeTint="BF"/>
+          <w:sz w:val="36"/>
+          <w:szCs w:val="36"/>
+        </w:rPr>
+        <w:t xml:space="preserve"> </w:t>
+      </w:r>
       <w:r>
         <w:rPr>
           <w:rFonts w:ascii="Times New Roman" w:hAnsi="Times New Roman" w:cs="Times New Roman"/>
@@ -585,7 +596,7 @@
           <w:sz w:val="32"/>
           <w:szCs w:val="32"/>
         </w:rPr>
-        <w:t>The feature added in the software for professionals so that they can perform their task easily.</w:t>
+        <w:t>The resources expanded in software through which u can achieve effectiveness.</w:t>
       </w:r>
     </w:p>
     <w:p>
@@ -695,31 +706,7 @@
           <w:sz w:val="32"/>
           <w:szCs w:val="32"/>
         </w:rPr>
-        <w:t>Interaction Design (</w:t>
-      </w:r>
-      <w:proofErr w:type="spellStart"/>
-      <w:r>
-        <w:rPr>
-          <w:rFonts w:ascii="Times New Roman" w:hAnsi="Times New Roman" w:cs="Times New Roman"/>
-          <w:b/>
-          <w:bCs/>
-          <w:color w:val="0D0D0D" w:themeColor="text1" w:themeTint="F2"/>
-          <w:sz w:val="32"/>
-          <w:szCs w:val="32"/>
-        </w:rPr>
-        <w:t>IxD</w:t>
-      </w:r>
-      <w:proofErr w:type="spellEnd"/>
-      <w:r>
-        <w:rPr>
-          <w:rFonts w:ascii="Times New Roman" w:hAnsi="Times New Roman" w:cs="Times New Roman"/>
-          <w:b/>
-          <w:bCs/>
-          <w:color w:val="0D0D0D" w:themeColor="text1" w:themeTint="F2"/>
-          <w:sz w:val="32"/>
-          <w:szCs w:val="32"/>
-        </w:rPr>
-        <w:t>)</w:t>
+        <w:t>Interaction Design (IxD)</w:t>
       </w:r>
     </w:p>
     <w:p>
@@ -1336,6 +1323,7 @@
           <w:rFonts w:ascii="Times New Roman" w:hAnsi="Times New Roman" w:cs="Times New Roman"/>
           <w:b/>
           <w:bCs/>
+          <w:noProof/>
           <w:color w:val="0D0D0D" w:themeColor="text1" w:themeTint="F2"/>
           <w:sz w:val="32"/>
           <w:szCs w:val="32"/>
@@ -1763,43 +1751,7 @@
           <w:sz w:val="32"/>
           <w:szCs w:val="32"/>
         </w:rPr>
-        <w:t xml:space="preserve"> A calculator shows numbers and symbols</w:t>
-      </w:r>
-      <w:r>
-        <w:rPr>
-          <w:rFonts w:ascii="Times New Roman" w:hAnsi="Times New Roman" w:cs="Times New Roman"/>
-          <w:color w:val="0D0D0D" w:themeColor="text1" w:themeTint="F2"/>
-          <w:sz w:val="32"/>
-          <w:szCs w:val="32"/>
-        </w:rPr>
-        <w:t xml:space="preserve"> (knowledge in the world)</w:t>
-      </w:r>
-      <w:r>
-        <w:rPr>
-          <w:rFonts w:ascii="Times New Roman" w:hAnsi="Times New Roman" w:cs="Times New Roman"/>
-          <w:color w:val="0D0D0D" w:themeColor="text1" w:themeTint="F2"/>
-          <w:sz w:val="32"/>
-          <w:szCs w:val="32"/>
-        </w:rPr>
-        <w:t>, while the user remembers that + means addition</w:t>
-      </w:r>
-      <w:r>
-        <w:rPr>
-          <w:rFonts w:ascii="Times New Roman" w:hAnsi="Times New Roman" w:cs="Times New Roman"/>
-          <w:color w:val="0D0D0D" w:themeColor="text1" w:themeTint="F2"/>
-          <w:sz w:val="32"/>
-          <w:szCs w:val="32"/>
-        </w:rPr>
-        <w:t xml:space="preserve"> (knowledge in the head)</w:t>
-      </w:r>
-      <w:r>
-        <w:rPr>
-          <w:rFonts w:ascii="Times New Roman" w:hAnsi="Times New Roman" w:cs="Times New Roman"/>
-          <w:color w:val="0D0D0D" w:themeColor="text1" w:themeTint="F2"/>
-          <w:sz w:val="32"/>
-          <w:szCs w:val="32"/>
-        </w:rPr>
-        <w:t xml:space="preserve">. </w:t>
+        <w:t xml:space="preserve"> A calculator shows numbers and symbols (knowledge in the world), while the user remembers that + means addition (knowledge in the head). </w:t>
       </w:r>
     </w:p>
     <w:p>
@@ -5338,6 +5290,7 @@
   <w:style w:type="character" w:default="1" w:styleId="DefaultParagraphFont">
     <w:name w:val="Default Paragraph Font"/>
     <w:uiPriority w:val="1"/>
+    <w:semiHidden/>
     <w:unhideWhenUsed/>
   </w:style>
   <w:style w:type="table" w:default="1" w:styleId="TableNormal">

--- a/HCI.docx
+++ b/HCI.docx
@@ -124,7 +124,25 @@
           <w:sz w:val="32"/>
           <w:szCs w:val="32"/>
         </w:rPr>
-        <w:t>Human-Computer Interaction (HCI) is the field that focuses on designing, evaluating, and developing computer systems that are easy and useful for people to use. It also studies how people interact with computers.</w:t>
+        <w:t>Human-computer interaction is a discipline concerned with the design, evaluation and implementation of interactive computing systems for human use and with the study of major phenomena</w:t>
+      </w:r>
+      <w:r>
+        <w:rPr>
+          <w:rFonts w:ascii="Times New Roman" w:hAnsi="Times New Roman" w:cs="Times New Roman"/>
+          <w:color w:val="0D0D0D" w:themeColor="text1" w:themeTint="F2"/>
+          <w:sz w:val="32"/>
+          <w:szCs w:val="32"/>
+        </w:rPr>
+        <w:t xml:space="preserve"> </w:t>
+      </w:r>
+      <w:r>
+        <w:rPr>
+          <w:rFonts w:ascii="Times New Roman" w:hAnsi="Times New Roman" w:cs="Times New Roman"/>
+          <w:color w:val="0D0D0D" w:themeColor="text1" w:themeTint="F2"/>
+          <w:sz w:val="32"/>
+          <w:szCs w:val="32"/>
+        </w:rPr>
+        <w:t>surrounding them.</w:t>
       </w:r>
     </w:p>
     <w:p>
@@ -424,6 +442,18 @@
           <w:szCs w:val="32"/>
         </w:rPr>
       </w:pPr>
+    </w:p>
+    <w:p>
+      <w:pPr>
+        <w:rPr>
+          <w:rFonts w:ascii="Times New Roman" w:hAnsi="Times New Roman" w:cs="Times New Roman"/>
+          <w:b/>
+          <w:bCs/>
+          <w:color w:val="215E99" w:themeColor="text2" w:themeTint="BF"/>
+          <w:sz w:val="32"/>
+          <w:szCs w:val="32"/>
+        </w:rPr>
+      </w:pPr>
       <w:r>
         <w:rPr>
           <w:rFonts w:ascii="Times New Roman" w:hAnsi="Times New Roman" w:cs="Times New Roman"/>
@@ -706,7 +736,31 @@
           <w:sz w:val="32"/>
           <w:szCs w:val="32"/>
         </w:rPr>
-        <w:t>Interaction Design (IxD)</w:t>
+        <w:t>Interaction Design (</w:t>
+      </w:r>
+      <w:proofErr w:type="spellStart"/>
+      <w:r>
+        <w:rPr>
+          <w:rFonts w:ascii="Times New Roman" w:hAnsi="Times New Roman" w:cs="Times New Roman"/>
+          <w:b/>
+          <w:bCs/>
+          <w:color w:val="0D0D0D" w:themeColor="text1" w:themeTint="F2"/>
+          <w:sz w:val="32"/>
+          <w:szCs w:val="32"/>
+        </w:rPr>
+        <w:t>IxD</w:t>
+      </w:r>
+      <w:proofErr w:type="spellEnd"/>
+      <w:r>
+        <w:rPr>
+          <w:rFonts w:ascii="Times New Roman" w:hAnsi="Times New Roman" w:cs="Times New Roman"/>
+          <w:b/>
+          <w:bCs/>
+          <w:color w:val="0D0D0D" w:themeColor="text1" w:themeTint="F2"/>
+          <w:sz w:val="32"/>
+          <w:szCs w:val="32"/>
+        </w:rPr>
+        <w:t>)</w:t>
       </w:r>
     </w:p>
     <w:p>
@@ -1386,16 +1440,54 @@
           <w:sz w:val="32"/>
           <w:szCs w:val="32"/>
         </w:rPr>
-        <w:t xml:space="preserve">Don Norman Says: </w:t>
-      </w:r>
-      <w:r>
-        <w:rPr>
-          <w:rFonts w:ascii="Times New Roman" w:hAnsi="Times New Roman" w:cs="Times New Roman"/>
-          <w:color w:val="0D0D0D" w:themeColor="text1" w:themeTint="F2"/>
-          <w:sz w:val="32"/>
-          <w:szCs w:val="32"/>
-        </w:rPr>
-        <w:t>If a simple design needs labels or instructions to explain how to use it, the design may not be intuitive or clear enough.</w:t>
+        <w:t>Don Norman Says:</w:t>
+      </w:r>
+      <w:r>
+        <w:rPr>
+          <w:rFonts w:ascii="Times New Roman" w:hAnsi="Times New Roman" w:cs="Times New Roman"/>
+          <w:color w:val="0D0D0D" w:themeColor="text1" w:themeTint="F2"/>
+          <w:sz w:val="32"/>
+          <w:szCs w:val="32"/>
+        </w:rPr>
+        <w:t xml:space="preserve"> When </w:t>
+      </w:r>
+      <w:proofErr w:type="gramStart"/>
+      <w:r>
+        <w:rPr>
+          <w:rFonts w:ascii="Times New Roman" w:hAnsi="Times New Roman" w:cs="Times New Roman"/>
+          <w:color w:val="0D0D0D" w:themeColor="text1" w:themeTint="F2"/>
+          <w:sz w:val="32"/>
+          <w:szCs w:val="32"/>
+        </w:rPr>
+        <w:t>a simple things</w:t>
+      </w:r>
+      <w:proofErr w:type="gramEnd"/>
+      <w:r>
+        <w:rPr>
+          <w:rFonts w:ascii="Times New Roman" w:hAnsi="Times New Roman" w:cs="Times New Roman"/>
+          <w:color w:val="0D0D0D" w:themeColor="text1" w:themeTint="F2"/>
+          <w:sz w:val="32"/>
+          <w:szCs w:val="32"/>
+        </w:rPr>
+        <w:t xml:space="preserve"> need pictures, labels or instructions the design has</w:t>
+      </w:r>
+      <w:r>
+        <w:rPr>
+          <w:rFonts w:ascii="Times New Roman" w:hAnsi="Times New Roman" w:cs="Times New Roman"/>
+          <w:color w:val="0D0D0D" w:themeColor="text1" w:themeTint="F2"/>
+          <w:sz w:val="32"/>
+          <w:szCs w:val="32"/>
+        </w:rPr>
+        <w:t xml:space="preserve"> failed</w:t>
+      </w:r>
+      <w:r>
+        <w:rPr>
+          <w:rFonts w:ascii="Times New Roman" w:hAnsi="Times New Roman" w:cs="Times New Roman"/>
+          <w:color w:val="0D0D0D" w:themeColor="text1" w:themeTint="F2"/>
+          <w:sz w:val="32"/>
+          <w:szCs w:val="32"/>
+        </w:rPr>
+        <w:t>.</w:t>
       </w:r>
     </w:p>
     <w:p>
@@ -2772,7 +2864,4509 @@
         <w:t>Ctrl + C = Copy</w:t>
       </w:r>
     </w:p>
-    <w:p/>
+    <w:p>
+      <w:pPr>
+        <w:rPr>
+          <w:rFonts w:ascii="Times New Roman" w:hAnsi="Times New Roman" w:cs="Times New Roman"/>
+          <w:b/>
+          <w:bCs/>
+          <w:color w:val="215E99" w:themeColor="text2" w:themeTint="BF"/>
+          <w:sz w:val="32"/>
+          <w:szCs w:val="32"/>
+        </w:rPr>
+      </w:pPr>
+      <w:r>
+        <w:rPr>
+          <w:rFonts w:ascii="Times New Roman" w:hAnsi="Times New Roman" w:cs="Times New Roman"/>
+          <w:b/>
+          <w:bCs/>
+          <w:color w:val="215E99" w:themeColor="text2" w:themeTint="BF"/>
+          <w:sz w:val="32"/>
+          <w:szCs w:val="32"/>
+        </w:rPr>
+        <w:t>Why we care about HCI</w:t>
+      </w:r>
+    </w:p>
+    <w:p>
+      <w:pPr>
+        <w:rPr>
+          <w:rFonts w:ascii="Times New Roman" w:hAnsi="Times New Roman" w:cs="Times New Roman"/>
+          <w:b/>
+          <w:bCs/>
+          <w:color w:val="215E99" w:themeColor="text2" w:themeTint="BF"/>
+          <w:sz w:val="32"/>
+          <w:szCs w:val="32"/>
+        </w:rPr>
+      </w:pPr>
+      <w:r>
+        <w:rPr>
+          <w:rFonts w:ascii="Times New Roman" w:hAnsi="Times New Roman" w:cs="Times New Roman"/>
+          <w:b/>
+          <w:bCs/>
+          <w:color w:val="215E99" w:themeColor="text2" w:themeTint="BF"/>
+          <w:sz w:val="32"/>
+          <w:szCs w:val="32"/>
+        </w:rPr>
+        <w:drawing>
+          <wp:anchor distT="0" distB="0" distL="114300" distR="114300" simplePos="0" relativeHeight="251658240" behindDoc="0" locked="0" layoutInCell="1" allowOverlap="1" wp14:anchorId="711E95E9" wp14:editId="58F75E97">
+            <wp:simplePos x="0" y="0"/>
+            <wp:positionH relativeFrom="column">
+              <wp:posOffset>0</wp:posOffset>
+            </wp:positionH>
+            <wp:positionV relativeFrom="paragraph">
+              <wp:posOffset>3175</wp:posOffset>
+            </wp:positionV>
+            <wp:extent cx="5943600" cy="3617595"/>
+            <wp:effectExtent l="0" t="0" r="0" b="1905"/>
+            <wp:wrapSquare wrapText="bothSides"/>
+            <wp:docPr id="2092748071" name="Picture 1"/>
+            <wp:cNvGraphicFramePr>
+              <a:graphicFrameLocks xmlns:a="http://schemas.openxmlformats.org/drawingml/2006/main" noChangeAspect="1"/>
+            </wp:cNvGraphicFramePr>
+            <a:graphic xmlns:a="http://schemas.openxmlformats.org/drawingml/2006/main">
+              <a:graphicData uri="http://schemas.openxmlformats.org/drawingml/2006/picture">
+                <pic:pic xmlns:pic="http://schemas.openxmlformats.org/drawingml/2006/picture">
+                  <pic:nvPicPr>
+                    <pic:cNvPr id="2092748071" name=""/>
+                    <pic:cNvPicPr/>
+                  </pic:nvPicPr>
+                  <pic:blipFill>
+                    <a:blip r:embed="rId6">
+                      <a:extLst>
+                        <a:ext uri="{28A0092B-C50C-407E-A947-70E740481C1C}">
+                          <a14:useLocalDpi xmlns:a14="http://schemas.microsoft.com/office/drawing/2010/main" val="0"/>
+                        </a:ext>
+                      </a:extLst>
+                    </a:blip>
+                    <a:stretch>
+                      <a:fillRect/>
+                    </a:stretch>
+                  </pic:blipFill>
+                  <pic:spPr>
+                    <a:xfrm>
+                      <a:off x="0" y="0"/>
+                      <a:ext cx="5943600" cy="3617595"/>
+                    </a:xfrm>
+                    <a:prstGeom prst="rect">
+                      <a:avLst/>
+                    </a:prstGeom>
+                  </pic:spPr>
+                </pic:pic>
+              </a:graphicData>
+            </a:graphic>
+          </wp:anchor>
+        </w:drawing>
+      </w:r>
+    </w:p>
+    <w:p>
+      <w:pPr>
+        <w:rPr>
+          <w:rFonts w:ascii="Times New Roman" w:hAnsi="Times New Roman" w:cs="Times New Roman"/>
+          <w:b/>
+          <w:bCs/>
+          <w:color w:val="215E99" w:themeColor="text2" w:themeTint="BF"/>
+          <w:sz w:val="32"/>
+          <w:szCs w:val="32"/>
+        </w:rPr>
+      </w:pPr>
+      <w:r>
+        <w:rPr>
+          <w:rFonts w:ascii="Times New Roman" w:hAnsi="Times New Roman" w:cs="Times New Roman"/>
+          <w:b/>
+          <w:bCs/>
+          <w:color w:val="215E99" w:themeColor="text2" w:themeTint="BF"/>
+          <w:sz w:val="32"/>
+          <w:szCs w:val="32"/>
+        </w:rPr>
+        <w:t>Bad Design (Interfaces)</w:t>
+      </w:r>
+    </w:p>
+    <w:p>
+      <w:pPr>
+        <w:pStyle w:val="ListParagraph"/>
+        <w:numPr>
+          <w:ilvl w:val="0"/>
+          <w:numId w:val="16"/>
+        </w:numPr>
+        <w:rPr>
+          <w:rFonts w:ascii="Times New Roman" w:hAnsi="Times New Roman" w:cs="Times New Roman"/>
+          <w:color w:val="0D0D0D" w:themeColor="text1" w:themeTint="F2"/>
+          <w:sz w:val="32"/>
+          <w:szCs w:val="32"/>
+        </w:rPr>
+      </w:pPr>
+      <w:r>
+        <w:rPr>
+          <w:rFonts w:ascii="Times New Roman" w:hAnsi="Times New Roman" w:cs="Times New Roman"/>
+          <w:b/>
+          <w:bCs/>
+          <w:color w:val="0D0D0D" w:themeColor="text1" w:themeTint="F2"/>
+          <w:sz w:val="32"/>
+          <w:szCs w:val="32"/>
+        </w:rPr>
+        <w:t>Encumbering:</w:t>
+      </w:r>
+      <w:r>
+        <w:rPr>
+          <w:rFonts w:ascii="Times New Roman" w:hAnsi="Times New Roman" w:cs="Times New Roman"/>
+          <w:color w:val="0D0D0D" w:themeColor="text1" w:themeTint="F2"/>
+          <w:sz w:val="32"/>
+          <w:szCs w:val="32"/>
+        </w:rPr>
+        <w:t xml:space="preserve"> </w:t>
+      </w:r>
+      <w:r>
+        <w:rPr>
+          <w:rFonts w:ascii="Times New Roman" w:hAnsi="Times New Roman" w:cs="Times New Roman"/>
+          <w:color w:val="0D0D0D" w:themeColor="text1" w:themeTint="F2"/>
+          <w:sz w:val="32"/>
+          <w:szCs w:val="32"/>
+        </w:rPr>
+        <w:t xml:space="preserve">Difficulty between moving screens. </w:t>
+      </w:r>
+      <w:r>
+        <w:rPr>
+          <w:rFonts w:ascii="Times New Roman" w:hAnsi="Times New Roman" w:cs="Times New Roman"/>
+          <w:color w:val="0D0D0D" w:themeColor="text1" w:themeTint="F2"/>
+          <w:sz w:val="32"/>
+          <w:szCs w:val="32"/>
+        </w:rPr>
+        <w:t xml:space="preserve">Makes the task harder or takes extra steps. </w:t>
+      </w:r>
+    </w:p>
+    <w:p>
+      <w:pPr>
+        <w:pStyle w:val="ListParagraph"/>
+        <w:numPr>
+          <w:ilvl w:val="0"/>
+          <w:numId w:val="16"/>
+        </w:numPr>
+        <w:rPr>
+          <w:rFonts w:ascii="Times New Roman" w:hAnsi="Times New Roman" w:cs="Times New Roman"/>
+          <w:color w:val="0D0D0D" w:themeColor="text1" w:themeTint="F2"/>
+          <w:sz w:val="32"/>
+          <w:szCs w:val="32"/>
+        </w:rPr>
+      </w:pPr>
+      <w:r>
+        <w:rPr>
+          <w:rFonts w:ascii="Times New Roman" w:hAnsi="Times New Roman" w:cs="Times New Roman"/>
+          <w:b/>
+          <w:bCs/>
+          <w:color w:val="0D0D0D" w:themeColor="text1" w:themeTint="F2"/>
+          <w:sz w:val="32"/>
+          <w:szCs w:val="32"/>
+        </w:rPr>
+        <w:t>Confusing:</w:t>
+      </w:r>
+      <w:r>
+        <w:rPr>
+          <w:rFonts w:ascii="Times New Roman" w:hAnsi="Times New Roman" w:cs="Times New Roman"/>
+          <w:color w:val="0D0D0D" w:themeColor="text1" w:themeTint="F2"/>
+          <w:sz w:val="32"/>
+          <w:szCs w:val="32"/>
+        </w:rPr>
+        <w:t xml:space="preserve"> User doesn’t understand what to do. </w:t>
+      </w:r>
+    </w:p>
+    <w:p>
+      <w:pPr>
+        <w:pStyle w:val="ListParagraph"/>
+        <w:numPr>
+          <w:ilvl w:val="0"/>
+          <w:numId w:val="16"/>
+        </w:numPr>
+        <w:rPr>
+          <w:rFonts w:ascii="Times New Roman" w:hAnsi="Times New Roman" w:cs="Times New Roman"/>
+          <w:color w:val="0D0D0D" w:themeColor="text1" w:themeTint="F2"/>
+          <w:sz w:val="32"/>
+          <w:szCs w:val="32"/>
+        </w:rPr>
+      </w:pPr>
+      <w:r>
+        <w:rPr>
+          <w:rFonts w:ascii="Times New Roman" w:hAnsi="Times New Roman" w:cs="Times New Roman"/>
+          <w:b/>
+          <w:bCs/>
+          <w:color w:val="0D0D0D" w:themeColor="text1" w:themeTint="F2"/>
+          <w:sz w:val="32"/>
+          <w:szCs w:val="32"/>
+        </w:rPr>
+        <w:t>Slow:</w:t>
+      </w:r>
+      <w:r>
+        <w:rPr>
+          <w:rFonts w:ascii="Times New Roman" w:hAnsi="Times New Roman" w:cs="Times New Roman"/>
+          <w:color w:val="0D0D0D" w:themeColor="text1" w:themeTint="F2"/>
+          <w:sz w:val="32"/>
+          <w:szCs w:val="32"/>
+        </w:rPr>
+        <w:t xml:space="preserve"> Takes too much time to respond. </w:t>
+      </w:r>
+    </w:p>
+    <w:p>
+      <w:pPr>
+        <w:pStyle w:val="ListParagraph"/>
+        <w:numPr>
+          <w:ilvl w:val="0"/>
+          <w:numId w:val="16"/>
+        </w:numPr>
+        <w:rPr>
+          <w:rFonts w:ascii="Times New Roman" w:hAnsi="Times New Roman" w:cs="Times New Roman"/>
+          <w:color w:val="0D0D0D" w:themeColor="text1" w:themeTint="F2"/>
+          <w:sz w:val="32"/>
+          <w:szCs w:val="32"/>
+        </w:rPr>
+      </w:pPr>
+      <w:r>
+        <w:rPr>
+          <w:rFonts w:ascii="Times New Roman" w:hAnsi="Times New Roman" w:cs="Times New Roman"/>
+          <w:b/>
+          <w:bCs/>
+          <w:color w:val="0D0D0D" w:themeColor="text1" w:themeTint="F2"/>
+          <w:sz w:val="32"/>
+          <w:szCs w:val="32"/>
+        </w:rPr>
+        <w:t>Trust:</w:t>
+      </w:r>
+      <w:r>
+        <w:rPr>
+          <w:rFonts w:ascii="Times New Roman" w:hAnsi="Times New Roman" w:cs="Times New Roman"/>
+          <w:color w:val="0D0D0D" w:themeColor="text1" w:themeTint="F2"/>
+          <w:sz w:val="32"/>
+          <w:szCs w:val="32"/>
+        </w:rPr>
+        <w:t xml:space="preserve"> User loses confidence when the system crashes or fails</w:t>
+      </w:r>
+      <w:r>
+        <w:rPr>
+          <w:rFonts w:ascii="Times New Roman" w:hAnsi="Times New Roman" w:cs="Times New Roman"/>
+          <w:color w:val="0D0D0D" w:themeColor="text1" w:themeTint="F2"/>
+          <w:sz w:val="32"/>
+          <w:szCs w:val="32"/>
+        </w:rPr>
+        <w:t xml:space="preserve"> (</w:t>
+      </w:r>
+      <w:r>
+        <w:rPr>
+          <w:rFonts w:ascii="Times New Roman" w:hAnsi="Times New Roman" w:cs="Times New Roman"/>
+          <w:color w:val="0D0D0D" w:themeColor="text1" w:themeTint="F2"/>
+          <w:sz w:val="32"/>
+          <w:szCs w:val="32"/>
+        </w:rPr>
+        <w:t>(ex. windows crashing).</w:t>
+      </w:r>
+    </w:p>
+    <w:p>
+      <w:pPr>
+        <w:rPr>
+          <w:rFonts w:ascii="Times New Roman" w:hAnsi="Times New Roman" w:cs="Times New Roman"/>
+          <w:color w:val="0D0D0D" w:themeColor="text1" w:themeTint="F2"/>
+          <w:sz w:val="32"/>
+          <w:szCs w:val="32"/>
+        </w:rPr>
+      </w:pPr>
+    </w:p>
+    <w:p>
+      <w:pPr>
+        <w:rPr>
+          <w:rFonts w:ascii="Times New Roman" w:hAnsi="Times New Roman" w:cs="Times New Roman"/>
+          <w:color w:val="0D0D0D" w:themeColor="text1" w:themeTint="F2"/>
+          <w:sz w:val="32"/>
+          <w:szCs w:val="32"/>
+        </w:rPr>
+      </w:pPr>
+    </w:p>
+    <w:p>
+      <w:pPr>
+        <w:rPr>
+          <w:rFonts w:ascii="Times New Roman" w:hAnsi="Times New Roman" w:cs="Times New Roman"/>
+          <w:color w:val="0D0D0D" w:themeColor="text1" w:themeTint="F2"/>
+          <w:sz w:val="32"/>
+          <w:szCs w:val="32"/>
+        </w:rPr>
+      </w:pPr>
+    </w:p>
+    <w:p>
+      <w:pPr>
+        <w:rPr>
+          <w:rFonts w:ascii="Times New Roman" w:hAnsi="Times New Roman" w:cs="Times New Roman"/>
+          <w:color w:val="0D0D0D" w:themeColor="text1" w:themeTint="F2"/>
+          <w:sz w:val="32"/>
+          <w:szCs w:val="32"/>
+        </w:rPr>
+      </w:pPr>
+      <w:r>
+        <w:rPr>
+          <w:rFonts w:ascii="Times New Roman" w:hAnsi="Times New Roman" w:cs="Times New Roman"/>
+          <w:color w:val="0D0D0D" w:themeColor="text1" w:themeTint="F2"/>
+          <w:sz w:val="32"/>
+          <w:szCs w:val="32"/>
+        </w:rPr>
+        <w:lastRenderedPageBreak/>
+        <w:drawing>
+          <wp:inline distT="0" distB="0" distL="0" distR="0" wp14:anchorId="45D4D22F" wp14:editId="73C653D7">
+            <wp:extent cx="5365750" cy="4178585"/>
+            <wp:effectExtent l="0" t="0" r="6350" b="0"/>
+            <wp:docPr id="743135937" name="Picture 1"/>
+            <wp:cNvGraphicFramePr>
+              <a:graphicFrameLocks xmlns:a="http://schemas.openxmlformats.org/drawingml/2006/main" noChangeAspect="1"/>
+            </wp:cNvGraphicFramePr>
+            <a:graphic xmlns:a="http://schemas.openxmlformats.org/drawingml/2006/main">
+              <a:graphicData uri="http://schemas.openxmlformats.org/drawingml/2006/picture">
+                <pic:pic xmlns:pic="http://schemas.openxmlformats.org/drawingml/2006/picture">
+                  <pic:nvPicPr>
+                    <pic:cNvPr id="743135937" name=""/>
+                    <pic:cNvPicPr/>
+                  </pic:nvPicPr>
+                  <pic:blipFill>
+                    <a:blip r:embed="rId7"/>
+                    <a:stretch>
+                      <a:fillRect/>
+                    </a:stretch>
+                  </pic:blipFill>
+                  <pic:spPr>
+                    <a:xfrm>
+                      <a:off x="0" y="0"/>
+                      <a:ext cx="5369836" cy="4181767"/>
+                    </a:xfrm>
+                    <a:prstGeom prst="rect">
+                      <a:avLst/>
+                    </a:prstGeom>
+                  </pic:spPr>
+                </pic:pic>
+              </a:graphicData>
+            </a:graphic>
+          </wp:inline>
+        </w:drawing>
+      </w:r>
+    </w:p>
+    <w:p>
+      <w:pPr>
+        <w:rPr>
+          <w:rFonts w:ascii="Times New Roman" w:hAnsi="Times New Roman" w:cs="Times New Roman"/>
+          <w:color w:val="0D0D0D" w:themeColor="text1" w:themeTint="F2"/>
+          <w:sz w:val="32"/>
+          <w:szCs w:val="32"/>
+        </w:rPr>
+      </w:pPr>
+      <w:r>
+        <w:rPr>
+          <w:rFonts w:ascii="Times New Roman" w:hAnsi="Times New Roman" w:cs="Times New Roman"/>
+          <w:color w:val="0D0D0D" w:themeColor="text1" w:themeTint="F2"/>
+          <w:sz w:val="32"/>
+          <w:szCs w:val="32"/>
+        </w:rPr>
+        <w:drawing>
+          <wp:inline distT="0" distB="0" distL="0" distR="0" wp14:anchorId="7572E47C" wp14:editId="13915D14">
+            <wp:extent cx="5375964" cy="3295650"/>
+            <wp:effectExtent l="0" t="0" r="0" b="0"/>
+            <wp:docPr id="1723879528" name="Picture 1"/>
+            <wp:cNvGraphicFramePr>
+              <a:graphicFrameLocks xmlns:a="http://schemas.openxmlformats.org/drawingml/2006/main" noChangeAspect="1"/>
+            </wp:cNvGraphicFramePr>
+            <a:graphic xmlns:a="http://schemas.openxmlformats.org/drawingml/2006/main">
+              <a:graphicData uri="http://schemas.openxmlformats.org/drawingml/2006/picture">
+                <pic:pic xmlns:pic="http://schemas.openxmlformats.org/drawingml/2006/picture">
+                  <pic:nvPicPr>
+                    <pic:cNvPr id="1723879528" name=""/>
+                    <pic:cNvPicPr/>
+                  </pic:nvPicPr>
+                  <pic:blipFill>
+                    <a:blip r:embed="rId8"/>
+                    <a:stretch>
+                      <a:fillRect/>
+                    </a:stretch>
+                  </pic:blipFill>
+                  <pic:spPr>
+                    <a:xfrm>
+                      <a:off x="0" y="0"/>
+                      <a:ext cx="5378239" cy="3297045"/>
+                    </a:xfrm>
+                    <a:prstGeom prst="rect">
+                      <a:avLst/>
+                    </a:prstGeom>
+                  </pic:spPr>
+                </pic:pic>
+              </a:graphicData>
+            </a:graphic>
+          </wp:inline>
+        </w:drawing>
+      </w:r>
+    </w:p>
+    <w:p>
+      <w:pPr>
+        <w:rPr>
+          <w:rFonts w:ascii="Times New Roman" w:hAnsi="Times New Roman" w:cs="Times New Roman"/>
+          <w:color w:val="0D0D0D" w:themeColor="text1" w:themeTint="F2"/>
+          <w:sz w:val="32"/>
+          <w:szCs w:val="32"/>
+        </w:rPr>
+      </w:pPr>
+    </w:p>
+    <w:p>
+      <w:pPr>
+        <w:rPr>
+          <w:rFonts w:ascii="Times New Roman" w:hAnsi="Times New Roman" w:cs="Times New Roman"/>
+          <w:b/>
+          <w:bCs/>
+          <w:color w:val="215E99" w:themeColor="text2" w:themeTint="BF"/>
+          <w:sz w:val="32"/>
+          <w:szCs w:val="32"/>
+        </w:rPr>
+      </w:pPr>
+      <w:r>
+        <w:rPr>
+          <w:rFonts w:ascii="Times New Roman" w:hAnsi="Times New Roman" w:cs="Times New Roman"/>
+          <w:b/>
+          <w:bCs/>
+          <w:color w:val="215E99" w:themeColor="text2" w:themeTint="BF"/>
+          <w:sz w:val="32"/>
+          <w:szCs w:val="32"/>
+        </w:rPr>
+        <w:lastRenderedPageBreak/>
+        <w:t>Explanation of Coke Freestyle</w:t>
+      </w:r>
+    </w:p>
+    <w:p>
+      <w:pPr>
+        <w:rPr>
+          <w:rFonts w:ascii="Times New Roman" w:hAnsi="Times New Roman" w:cs="Times New Roman"/>
+          <w:b/>
+          <w:bCs/>
+          <w:color w:val="0D0D0D" w:themeColor="text1" w:themeTint="F2"/>
+          <w:sz w:val="32"/>
+          <w:szCs w:val="32"/>
+        </w:rPr>
+      </w:pPr>
+      <w:r>
+        <w:rPr>
+          <w:rFonts w:ascii="Times New Roman" w:hAnsi="Times New Roman" w:cs="Times New Roman"/>
+          <w:b/>
+          <w:bCs/>
+          <w:color w:val="0D0D0D" w:themeColor="text1" w:themeTint="F2"/>
+          <w:sz w:val="32"/>
+          <w:szCs w:val="32"/>
+        </w:rPr>
+        <w:t>Before (Traditional Soda Fountain):</w:t>
+      </w:r>
+    </w:p>
+    <w:p>
+      <w:pPr>
+        <w:pStyle w:val="ListParagraph"/>
+        <w:numPr>
+          <w:ilvl w:val="0"/>
+          <w:numId w:val="19"/>
+        </w:numPr>
+        <w:rPr>
+          <w:rFonts w:ascii="Times New Roman" w:hAnsi="Times New Roman" w:cs="Times New Roman"/>
+          <w:color w:val="0D0D0D" w:themeColor="text1" w:themeTint="F2"/>
+          <w:sz w:val="32"/>
+          <w:szCs w:val="32"/>
+        </w:rPr>
+      </w:pPr>
+      <w:r>
+        <w:rPr>
+          <w:rFonts w:ascii="Times New Roman" w:hAnsi="Times New Roman" w:cs="Times New Roman"/>
+          <w:b/>
+          <w:bCs/>
+          <w:color w:val="0D0D0D" w:themeColor="text1" w:themeTint="F2"/>
+          <w:sz w:val="32"/>
+          <w:szCs w:val="32"/>
+        </w:rPr>
+        <w:t>Few Choices:</w:t>
+      </w:r>
+      <w:r>
+        <w:rPr>
+          <w:rFonts w:ascii="Times New Roman" w:hAnsi="Times New Roman" w:cs="Times New Roman"/>
+          <w:color w:val="0D0D0D" w:themeColor="text1" w:themeTint="F2"/>
+          <w:sz w:val="32"/>
+          <w:szCs w:val="32"/>
+        </w:rPr>
+        <w:t xml:space="preserve"> Offered only 6 to 8 drink options.</w:t>
+      </w:r>
+    </w:p>
+    <w:p>
+      <w:pPr>
+        <w:pStyle w:val="ListParagraph"/>
+        <w:numPr>
+          <w:ilvl w:val="0"/>
+          <w:numId w:val="19"/>
+        </w:numPr>
+        <w:rPr>
+          <w:rFonts w:ascii="Times New Roman" w:hAnsi="Times New Roman" w:cs="Times New Roman"/>
+          <w:color w:val="0D0D0D" w:themeColor="text1" w:themeTint="F2"/>
+          <w:sz w:val="32"/>
+          <w:szCs w:val="32"/>
+        </w:rPr>
+      </w:pPr>
+      <w:r>
+        <w:rPr>
+          <w:rFonts w:ascii="Times New Roman" w:hAnsi="Times New Roman" w:cs="Times New Roman"/>
+          <w:b/>
+          <w:bCs/>
+          <w:color w:val="0D0D0D" w:themeColor="text1" w:themeTint="F2"/>
+          <w:sz w:val="32"/>
+          <w:szCs w:val="32"/>
+        </w:rPr>
+        <w:t>Multiple Levers:</w:t>
+      </w:r>
+      <w:r>
+        <w:rPr>
+          <w:rFonts w:ascii="Times New Roman" w:hAnsi="Times New Roman" w:cs="Times New Roman"/>
+          <w:color w:val="0D0D0D" w:themeColor="text1" w:themeTint="F2"/>
+          <w:sz w:val="32"/>
+          <w:szCs w:val="32"/>
+        </w:rPr>
+        <w:t xml:space="preserve"> Used a separate physical lever and nozzle for every single drink.</w:t>
+      </w:r>
+    </w:p>
+    <w:p>
+      <w:pPr>
+        <w:pStyle w:val="ListParagraph"/>
+        <w:numPr>
+          <w:ilvl w:val="0"/>
+          <w:numId w:val="19"/>
+        </w:numPr>
+        <w:rPr>
+          <w:rFonts w:ascii="Times New Roman" w:hAnsi="Times New Roman" w:cs="Times New Roman"/>
+          <w:color w:val="0D0D0D" w:themeColor="text1" w:themeTint="F2"/>
+          <w:sz w:val="32"/>
+          <w:szCs w:val="32"/>
+        </w:rPr>
+      </w:pPr>
+      <w:r>
+        <w:rPr>
+          <w:rFonts w:ascii="Times New Roman" w:hAnsi="Times New Roman" w:cs="Times New Roman"/>
+          <w:b/>
+          <w:bCs/>
+          <w:color w:val="0D0D0D" w:themeColor="text1" w:themeTint="F2"/>
+          <w:sz w:val="32"/>
+          <w:szCs w:val="32"/>
+        </w:rPr>
+        <w:t>No Customization:</w:t>
+      </w:r>
+      <w:r>
+        <w:rPr>
+          <w:rFonts w:ascii="Times New Roman" w:hAnsi="Times New Roman" w:cs="Times New Roman"/>
+          <w:color w:val="0D0D0D" w:themeColor="text1" w:themeTint="F2"/>
+          <w:sz w:val="32"/>
+          <w:szCs w:val="32"/>
+        </w:rPr>
+        <w:t xml:space="preserve"> You couldn't mix extra flavors (like Cherry or Vanilla) into your drink.</w:t>
+      </w:r>
+    </w:p>
+    <w:p>
+      <w:pPr>
+        <w:pStyle w:val="ListParagraph"/>
+        <w:numPr>
+          <w:ilvl w:val="0"/>
+          <w:numId w:val="19"/>
+        </w:numPr>
+        <w:rPr>
+          <w:rFonts w:ascii="Times New Roman" w:hAnsi="Times New Roman" w:cs="Times New Roman"/>
+          <w:color w:val="0D0D0D" w:themeColor="text1" w:themeTint="F2"/>
+          <w:sz w:val="32"/>
+          <w:szCs w:val="32"/>
+        </w:rPr>
+      </w:pPr>
+      <w:r>
+        <w:rPr>
+          <w:rFonts w:ascii="Times New Roman" w:hAnsi="Times New Roman" w:cs="Times New Roman"/>
+          <w:b/>
+          <w:bCs/>
+          <w:color w:val="0D0D0D" w:themeColor="text1" w:themeTint="F2"/>
+          <w:sz w:val="32"/>
+          <w:szCs w:val="32"/>
+        </w:rPr>
+        <w:t>Bulky Hardware:</w:t>
+      </w:r>
+      <w:r>
+        <w:rPr>
+          <w:rFonts w:ascii="Times New Roman" w:hAnsi="Times New Roman" w:cs="Times New Roman"/>
+          <w:color w:val="0D0D0D" w:themeColor="text1" w:themeTint="F2"/>
+          <w:sz w:val="32"/>
+          <w:szCs w:val="32"/>
+        </w:rPr>
+        <w:t xml:space="preserve"> Required a lot of physical space to fit all the different nozzles and handles.</w:t>
+      </w:r>
+    </w:p>
+    <w:p>
+      <w:pPr>
+        <w:rPr>
+          <w:rFonts w:ascii="Times New Roman" w:hAnsi="Times New Roman" w:cs="Times New Roman"/>
+          <w:b/>
+          <w:bCs/>
+          <w:color w:val="0D0D0D" w:themeColor="text1" w:themeTint="F2"/>
+          <w:sz w:val="32"/>
+          <w:szCs w:val="32"/>
+        </w:rPr>
+      </w:pPr>
+      <w:r>
+        <w:rPr>
+          <w:rFonts w:ascii="Times New Roman" w:hAnsi="Times New Roman" w:cs="Times New Roman"/>
+          <w:b/>
+          <w:bCs/>
+          <w:color w:val="0D0D0D" w:themeColor="text1" w:themeTint="F2"/>
+          <w:sz w:val="32"/>
+          <w:szCs w:val="32"/>
+        </w:rPr>
+        <w:t>After (Coke Freestyle Machine):</w:t>
+      </w:r>
+    </w:p>
+    <w:p>
+      <w:pPr>
+        <w:pStyle w:val="ListParagraph"/>
+        <w:numPr>
+          <w:ilvl w:val="0"/>
+          <w:numId w:val="20"/>
+        </w:numPr>
+        <w:rPr>
+          <w:rFonts w:ascii="Times New Roman" w:hAnsi="Times New Roman" w:cs="Times New Roman"/>
+          <w:color w:val="0D0D0D" w:themeColor="text1" w:themeTint="F2"/>
+          <w:sz w:val="32"/>
+          <w:szCs w:val="32"/>
+        </w:rPr>
+      </w:pPr>
+      <w:r>
+        <w:rPr>
+          <w:rFonts w:ascii="Times New Roman" w:hAnsi="Times New Roman" w:cs="Times New Roman"/>
+          <w:b/>
+          <w:bCs/>
+          <w:color w:val="0D0D0D" w:themeColor="text1" w:themeTint="F2"/>
+          <w:sz w:val="32"/>
+          <w:szCs w:val="32"/>
+        </w:rPr>
+        <w:t>100+ Choices:</w:t>
+      </w:r>
+      <w:r>
+        <w:rPr>
+          <w:rFonts w:ascii="Times New Roman" w:hAnsi="Times New Roman" w:cs="Times New Roman"/>
+          <w:color w:val="0D0D0D" w:themeColor="text1" w:themeTint="F2"/>
+          <w:sz w:val="32"/>
+          <w:szCs w:val="32"/>
+        </w:rPr>
+        <w:t xml:space="preserve"> Offers over 100 drink options in a single machine. </w:t>
+      </w:r>
+    </w:p>
+    <w:p>
+      <w:pPr>
+        <w:pStyle w:val="ListParagraph"/>
+        <w:numPr>
+          <w:ilvl w:val="0"/>
+          <w:numId w:val="20"/>
+        </w:numPr>
+        <w:rPr>
+          <w:rFonts w:ascii="Times New Roman" w:hAnsi="Times New Roman" w:cs="Times New Roman"/>
+          <w:color w:val="0D0D0D" w:themeColor="text1" w:themeTint="F2"/>
+          <w:sz w:val="32"/>
+          <w:szCs w:val="32"/>
+        </w:rPr>
+      </w:pPr>
+      <w:r>
+        <w:rPr>
+          <w:rFonts w:ascii="Times New Roman" w:hAnsi="Times New Roman" w:cs="Times New Roman"/>
+          <w:b/>
+          <w:bCs/>
+          <w:color w:val="0D0D0D" w:themeColor="text1" w:themeTint="F2"/>
+          <w:sz w:val="32"/>
+          <w:szCs w:val="32"/>
+        </w:rPr>
+        <w:t>One Touchscreen:</w:t>
+      </w:r>
+      <w:r>
+        <w:rPr>
+          <w:rFonts w:ascii="Times New Roman" w:hAnsi="Times New Roman" w:cs="Times New Roman"/>
+          <w:color w:val="0D0D0D" w:themeColor="text1" w:themeTint="F2"/>
+          <w:sz w:val="32"/>
+          <w:szCs w:val="32"/>
+        </w:rPr>
+        <w:t xml:space="preserve"> Replaced all physical levers with a smart touchscreen interface. </w:t>
+      </w:r>
+    </w:p>
+    <w:p>
+      <w:pPr>
+        <w:pStyle w:val="ListParagraph"/>
+        <w:numPr>
+          <w:ilvl w:val="0"/>
+          <w:numId w:val="20"/>
+        </w:numPr>
+        <w:rPr>
+          <w:rFonts w:ascii="Times New Roman" w:hAnsi="Times New Roman" w:cs="Times New Roman"/>
+          <w:color w:val="0D0D0D" w:themeColor="text1" w:themeTint="F2"/>
+          <w:sz w:val="32"/>
+          <w:szCs w:val="32"/>
+        </w:rPr>
+      </w:pPr>
+      <w:r>
+        <w:rPr>
+          <w:rFonts w:ascii="Times New Roman" w:hAnsi="Times New Roman" w:cs="Times New Roman"/>
+          <w:b/>
+          <w:bCs/>
+          <w:color w:val="0D0D0D" w:themeColor="text1" w:themeTint="F2"/>
+          <w:sz w:val="32"/>
+          <w:szCs w:val="32"/>
+        </w:rPr>
+        <w:t>Easy Customization:</w:t>
+      </w:r>
+      <w:r>
+        <w:rPr>
+          <w:rFonts w:ascii="Times New Roman" w:hAnsi="Times New Roman" w:cs="Times New Roman"/>
+          <w:color w:val="0D0D0D" w:themeColor="text1" w:themeTint="F2"/>
+          <w:sz w:val="32"/>
+          <w:szCs w:val="32"/>
+        </w:rPr>
+        <w:t xml:space="preserve"> Allows you to easily add custom flavors like Cherry, Lime, or Vanilla to any base drink.</w:t>
+      </w:r>
+    </w:p>
+    <w:p>
+      <w:pPr>
+        <w:pStyle w:val="ListParagraph"/>
+        <w:numPr>
+          <w:ilvl w:val="0"/>
+          <w:numId w:val="20"/>
+        </w:numPr>
+        <w:rPr>
+          <w:rFonts w:ascii="Times New Roman" w:hAnsi="Times New Roman" w:cs="Times New Roman"/>
+          <w:color w:val="0D0D0D" w:themeColor="text1" w:themeTint="F2"/>
+          <w:sz w:val="32"/>
+          <w:szCs w:val="32"/>
+        </w:rPr>
+      </w:pPr>
+      <w:r>
+        <w:rPr>
+          <w:rFonts w:ascii="Times New Roman" w:hAnsi="Times New Roman" w:cs="Times New Roman"/>
+          <w:b/>
+          <w:bCs/>
+          <w:color w:val="0D0D0D" w:themeColor="text1" w:themeTint="F2"/>
+          <w:sz w:val="32"/>
+          <w:szCs w:val="32"/>
+        </w:rPr>
+        <w:t>Single Nozzle:</w:t>
+      </w:r>
+      <w:r>
+        <w:rPr>
+          <w:rFonts w:ascii="Times New Roman" w:hAnsi="Times New Roman" w:cs="Times New Roman"/>
+          <w:color w:val="0D0D0D" w:themeColor="text1" w:themeTint="F2"/>
+          <w:sz w:val="32"/>
+          <w:szCs w:val="32"/>
+        </w:rPr>
+        <w:t xml:space="preserve"> Dispenses every drink combination from a single nozzle by pressing one </w:t>
+      </w:r>
+      <w:r>
+        <w:rPr>
+          <w:rFonts w:ascii="Times New Roman" w:hAnsi="Times New Roman" w:cs="Times New Roman"/>
+          <w:b/>
+          <w:bCs/>
+          <w:color w:val="0D0D0D" w:themeColor="text1" w:themeTint="F2"/>
+          <w:sz w:val="32"/>
+          <w:szCs w:val="32"/>
+        </w:rPr>
+        <w:t>POUR</w:t>
+      </w:r>
+      <w:r>
+        <w:rPr>
+          <w:rFonts w:ascii="Times New Roman" w:hAnsi="Times New Roman" w:cs="Times New Roman"/>
+          <w:color w:val="0D0D0D" w:themeColor="text1" w:themeTint="F2"/>
+          <w:sz w:val="32"/>
+          <w:szCs w:val="32"/>
+        </w:rPr>
+        <w:t xml:space="preserve"> button. </w:t>
+      </w:r>
+    </w:p>
+    <w:p>
+      <w:pPr>
+        <w:rPr>
+          <w:rFonts w:ascii="Times New Roman" w:hAnsi="Times New Roman" w:cs="Times New Roman"/>
+          <w:sz w:val="32"/>
+          <w:szCs w:val="32"/>
+        </w:rPr>
+      </w:pPr>
+      <w:r>
+        <w:rPr>
+          <w:rFonts w:ascii="Times New Roman" w:hAnsi="Times New Roman" w:cs="Times New Roman"/>
+          <w:color w:val="0D0D0D" w:themeColor="text1" w:themeTint="F2"/>
+          <w:sz w:val="32"/>
+          <w:szCs w:val="32"/>
+        </w:rPr>
+        <w:lastRenderedPageBreak/>
+        <w:drawing>
+          <wp:inline distT="0" distB="0" distL="0" distR="0" wp14:anchorId="14C215DE" wp14:editId="6A32B3D4">
+            <wp:extent cx="5276850" cy="3846993"/>
+            <wp:effectExtent l="0" t="0" r="0" b="1270"/>
+            <wp:docPr id="171066146" name="Picture 1"/>
+            <wp:cNvGraphicFramePr>
+              <a:graphicFrameLocks xmlns:a="http://schemas.openxmlformats.org/drawingml/2006/main" noChangeAspect="1"/>
+            </wp:cNvGraphicFramePr>
+            <a:graphic xmlns:a="http://schemas.openxmlformats.org/drawingml/2006/main">
+              <a:graphicData uri="http://schemas.openxmlformats.org/drawingml/2006/picture">
+                <pic:pic xmlns:pic="http://schemas.openxmlformats.org/drawingml/2006/picture">
+                  <pic:nvPicPr>
+                    <pic:cNvPr id="171066146" name=""/>
+                    <pic:cNvPicPr/>
+                  </pic:nvPicPr>
+                  <pic:blipFill>
+                    <a:blip r:embed="rId9"/>
+                    <a:stretch>
+                      <a:fillRect/>
+                    </a:stretch>
+                  </pic:blipFill>
+                  <pic:spPr>
+                    <a:xfrm>
+                      <a:off x="0" y="0"/>
+                      <a:ext cx="5285599" cy="3853371"/>
+                    </a:xfrm>
+                    <a:prstGeom prst="rect">
+                      <a:avLst/>
+                    </a:prstGeom>
+                  </pic:spPr>
+                </pic:pic>
+              </a:graphicData>
+            </a:graphic>
+          </wp:inline>
+        </w:drawing>
+      </w:r>
+    </w:p>
+    <w:p>
+      <w:pPr>
+        <w:rPr>
+          <w:rFonts w:ascii="Times New Roman" w:hAnsi="Times New Roman" w:cs="Times New Roman"/>
+          <w:sz w:val="32"/>
+          <w:szCs w:val="32"/>
+        </w:rPr>
+      </w:pPr>
+      <w:r>
+        <w:rPr>
+          <w:rFonts w:ascii="Times New Roman" w:hAnsi="Times New Roman" w:cs="Times New Roman"/>
+          <w:sz w:val="32"/>
+          <w:szCs w:val="32"/>
+        </w:rPr>
+        <w:drawing>
+          <wp:inline distT="0" distB="0" distL="0" distR="0" wp14:anchorId="64FD2C85" wp14:editId="3C1025DA">
+            <wp:extent cx="5704084" cy="3270250"/>
+            <wp:effectExtent l="0" t="0" r="0" b="6350"/>
+            <wp:docPr id="181835617" name="Picture 1"/>
+            <wp:cNvGraphicFramePr>
+              <a:graphicFrameLocks xmlns:a="http://schemas.openxmlformats.org/drawingml/2006/main" noChangeAspect="1"/>
+            </wp:cNvGraphicFramePr>
+            <a:graphic xmlns:a="http://schemas.openxmlformats.org/drawingml/2006/main">
+              <a:graphicData uri="http://schemas.openxmlformats.org/drawingml/2006/picture">
+                <pic:pic xmlns:pic="http://schemas.openxmlformats.org/drawingml/2006/picture">
+                  <pic:nvPicPr>
+                    <pic:cNvPr id="181835617" name=""/>
+                    <pic:cNvPicPr/>
+                  </pic:nvPicPr>
+                  <pic:blipFill>
+                    <a:blip r:embed="rId10"/>
+                    <a:stretch>
+                      <a:fillRect/>
+                    </a:stretch>
+                  </pic:blipFill>
+                  <pic:spPr>
+                    <a:xfrm>
+                      <a:off x="0" y="0"/>
+                      <a:ext cx="5711760" cy="3274651"/>
+                    </a:xfrm>
+                    <a:prstGeom prst="rect">
+                      <a:avLst/>
+                    </a:prstGeom>
+                  </pic:spPr>
+                </pic:pic>
+              </a:graphicData>
+            </a:graphic>
+          </wp:inline>
+        </w:drawing>
+      </w:r>
+    </w:p>
+    <w:p>
+      <w:pPr>
+        <w:tabs>
+          <w:tab w:val="left" w:pos="2260"/>
+        </w:tabs>
+        <w:rPr>
+          <w:rFonts w:ascii="Times New Roman" w:hAnsi="Times New Roman" w:cs="Times New Roman"/>
+          <w:b/>
+          <w:bCs/>
+          <w:color w:val="0D0D0D" w:themeColor="text1" w:themeTint="F2"/>
+          <w:sz w:val="32"/>
+          <w:szCs w:val="32"/>
+        </w:rPr>
+      </w:pPr>
+    </w:p>
+    <w:p>
+      <w:pPr>
+        <w:tabs>
+          <w:tab w:val="left" w:pos="2260"/>
+        </w:tabs>
+        <w:rPr>
+          <w:rFonts w:ascii="Times New Roman" w:hAnsi="Times New Roman" w:cs="Times New Roman"/>
+          <w:b/>
+          <w:bCs/>
+          <w:color w:val="0D0D0D" w:themeColor="text1" w:themeTint="F2"/>
+          <w:sz w:val="32"/>
+          <w:szCs w:val="32"/>
+        </w:rPr>
+      </w:pPr>
+    </w:p>
+    <w:p>
+      <w:pPr>
+        <w:tabs>
+          <w:tab w:val="left" w:pos="2260"/>
+        </w:tabs>
+        <w:rPr>
+          <w:rFonts w:ascii="Times New Roman" w:hAnsi="Times New Roman" w:cs="Times New Roman"/>
+          <w:b/>
+          <w:bCs/>
+          <w:color w:val="0D0D0D" w:themeColor="text1" w:themeTint="F2"/>
+          <w:sz w:val="32"/>
+          <w:szCs w:val="32"/>
+        </w:rPr>
+      </w:pPr>
+      <w:r>
+        <w:rPr>
+          <w:rFonts w:ascii="Times New Roman" w:hAnsi="Times New Roman" w:cs="Times New Roman"/>
+          <w:b/>
+          <w:bCs/>
+          <w:color w:val="0D0D0D" w:themeColor="text1" w:themeTint="F2"/>
+          <w:sz w:val="32"/>
+          <w:szCs w:val="32"/>
+        </w:rPr>
+        <w:lastRenderedPageBreak/>
+        <w:t>Explanation of Above Figure User Persona</w:t>
+      </w:r>
+    </w:p>
+    <w:p>
+      <w:pPr>
+        <w:tabs>
+          <w:tab w:val="left" w:pos="2260"/>
+        </w:tabs>
+        <w:rPr>
+          <w:rFonts w:ascii="Times New Roman" w:hAnsi="Times New Roman" w:cs="Times New Roman"/>
+          <w:sz w:val="32"/>
+          <w:szCs w:val="32"/>
+        </w:rPr>
+      </w:pPr>
+      <w:r>
+        <w:rPr>
+          <w:rFonts w:ascii="Times New Roman" w:hAnsi="Times New Roman" w:cs="Times New Roman"/>
+          <w:sz w:val="32"/>
+          <w:szCs w:val="32"/>
+        </w:rPr>
+        <w:drawing>
+          <wp:inline distT="0" distB="0" distL="0" distR="0" wp14:anchorId="7C397EA0" wp14:editId="0942530E">
+            <wp:extent cx="5943600" cy="4085590"/>
+            <wp:effectExtent l="0" t="0" r="0" b="0"/>
+            <wp:docPr id="1548556584" name="Picture 1"/>
+            <wp:cNvGraphicFramePr>
+              <a:graphicFrameLocks xmlns:a="http://schemas.openxmlformats.org/drawingml/2006/main" noChangeAspect="1"/>
+            </wp:cNvGraphicFramePr>
+            <a:graphic xmlns:a="http://schemas.openxmlformats.org/drawingml/2006/main">
+              <a:graphicData uri="http://schemas.openxmlformats.org/drawingml/2006/picture">
+                <pic:pic xmlns:pic="http://schemas.openxmlformats.org/drawingml/2006/picture">
+                  <pic:nvPicPr>
+                    <pic:cNvPr id="1548556584" name=""/>
+                    <pic:cNvPicPr/>
+                  </pic:nvPicPr>
+                  <pic:blipFill>
+                    <a:blip r:embed="rId11"/>
+                    <a:stretch>
+                      <a:fillRect/>
+                    </a:stretch>
+                  </pic:blipFill>
+                  <pic:spPr>
+                    <a:xfrm>
+                      <a:off x="0" y="0"/>
+                      <a:ext cx="5943600" cy="4085590"/>
+                    </a:xfrm>
+                    <a:prstGeom prst="rect">
+                      <a:avLst/>
+                    </a:prstGeom>
+                  </pic:spPr>
+                </pic:pic>
+              </a:graphicData>
+            </a:graphic>
+          </wp:inline>
+        </w:drawing>
+      </w:r>
+    </w:p>
+    <w:p>
+      <w:pPr>
+        <w:tabs>
+          <w:tab w:val="left" w:pos="2260"/>
+        </w:tabs>
+        <w:rPr>
+          <w:rFonts w:ascii="Times New Roman" w:hAnsi="Times New Roman" w:cs="Times New Roman"/>
+          <w:b/>
+          <w:bCs/>
+          <w:color w:val="215E99" w:themeColor="text2" w:themeTint="BF"/>
+          <w:sz w:val="32"/>
+          <w:szCs w:val="32"/>
+        </w:rPr>
+      </w:pPr>
+      <w:r>
+        <w:rPr>
+          <w:rFonts w:ascii="Times New Roman" w:hAnsi="Times New Roman" w:cs="Times New Roman"/>
+          <w:b/>
+          <w:bCs/>
+          <w:color w:val="215E99" w:themeColor="text2" w:themeTint="BF"/>
+          <w:sz w:val="32"/>
+          <w:szCs w:val="32"/>
+        </w:rPr>
+        <w:t xml:space="preserve">Did your design support? </w:t>
+      </w:r>
+    </w:p>
+    <w:p>
+      <w:pPr>
+        <w:pStyle w:val="ListParagraph"/>
+        <w:numPr>
+          <w:ilvl w:val="0"/>
+          <w:numId w:val="21"/>
+        </w:numPr>
+        <w:tabs>
+          <w:tab w:val="left" w:pos="2260"/>
+        </w:tabs>
+        <w:rPr>
+          <w:rFonts w:ascii="Times New Roman" w:hAnsi="Times New Roman" w:cs="Times New Roman"/>
+          <w:sz w:val="32"/>
+          <w:szCs w:val="32"/>
+        </w:rPr>
+      </w:pPr>
+      <w:r>
+        <w:rPr>
+          <w:rFonts w:ascii="Times New Roman" w:hAnsi="Times New Roman" w:cs="Times New Roman"/>
+          <w:sz w:val="32"/>
+          <w:szCs w:val="32"/>
+        </w:rPr>
+        <w:t xml:space="preserve">A customer who can’t read English? </w:t>
+      </w:r>
+    </w:p>
+    <w:p>
+      <w:pPr>
+        <w:pStyle w:val="ListParagraph"/>
+        <w:numPr>
+          <w:ilvl w:val="0"/>
+          <w:numId w:val="21"/>
+        </w:numPr>
+        <w:tabs>
+          <w:tab w:val="left" w:pos="2260"/>
+        </w:tabs>
+        <w:rPr>
+          <w:rFonts w:ascii="Times New Roman" w:hAnsi="Times New Roman" w:cs="Times New Roman"/>
+          <w:sz w:val="32"/>
+          <w:szCs w:val="32"/>
+        </w:rPr>
+      </w:pPr>
+      <w:r>
+        <w:rPr>
+          <w:rFonts w:ascii="Times New Roman" w:hAnsi="Times New Roman" w:cs="Times New Roman"/>
+          <w:sz w:val="32"/>
+          <w:szCs w:val="32"/>
+        </w:rPr>
+        <w:t xml:space="preserve">A customer who is hearing impaired? </w:t>
+      </w:r>
+    </w:p>
+    <w:p>
+      <w:pPr>
+        <w:pStyle w:val="ListParagraph"/>
+        <w:numPr>
+          <w:ilvl w:val="0"/>
+          <w:numId w:val="21"/>
+        </w:numPr>
+        <w:tabs>
+          <w:tab w:val="left" w:pos="2260"/>
+        </w:tabs>
+        <w:rPr>
+          <w:rFonts w:ascii="Times New Roman" w:hAnsi="Times New Roman" w:cs="Times New Roman"/>
+          <w:sz w:val="32"/>
+          <w:szCs w:val="32"/>
+        </w:rPr>
+      </w:pPr>
+      <w:r>
+        <w:rPr>
+          <w:rFonts w:ascii="Times New Roman" w:hAnsi="Times New Roman" w:cs="Times New Roman"/>
+          <w:sz w:val="32"/>
+          <w:szCs w:val="32"/>
+        </w:rPr>
+        <w:t xml:space="preserve">A customer who has never eaten a hamburger before? </w:t>
+      </w:r>
+    </w:p>
+    <w:p>
+      <w:pPr>
+        <w:pStyle w:val="ListParagraph"/>
+        <w:numPr>
+          <w:ilvl w:val="0"/>
+          <w:numId w:val="21"/>
+        </w:numPr>
+        <w:tabs>
+          <w:tab w:val="left" w:pos="2260"/>
+        </w:tabs>
+        <w:rPr>
+          <w:rFonts w:ascii="Times New Roman" w:hAnsi="Times New Roman" w:cs="Times New Roman"/>
+          <w:sz w:val="32"/>
+          <w:szCs w:val="32"/>
+        </w:rPr>
+      </w:pPr>
+      <w:r>
+        <w:rPr>
+          <w:rFonts w:ascii="Times New Roman" w:hAnsi="Times New Roman" w:cs="Times New Roman"/>
+          <w:sz w:val="32"/>
+          <w:szCs w:val="32"/>
+        </w:rPr>
+        <w:t xml:space="preserve">A customer who is health conscious? </w:t>
+      </w:r>
+    </w:p>
+    <w:p>
+      <w:pPr>
+        <w:pStyle w:val="ListParagraph"/>
+        <w:numPr>
+          <w:ilvl w:val="0"/>
+          <w:numId w:val="21"/>
+        </w:numPr>
+        <w:tabs>
+          <w:tab w:val="left" w:pos="2260"/>
+        </w:tabs>
+        <w:rPr>
+          <w:rFonts w:ascii="Times New Roman" w:hAnsi="Times New Roman" w:cs="Times New Roman"/>
+          <w:sz w:val="32"/>
+          <w:szCs w:val="32"/>
+        </w:rPr>
+      </w:pPr>
+      <w:r>
+        <w:rPr>
+          <w:rFonts w:ascii="Times New Roman" w:hAnsi="Times New Roman" w:cs="Times New Roman"/>
+          <w:sz w:val="32"/>
+          <w:szCs w:val="32"/>
+        </w:rPr>
+        <w:t xml:space="preserve">A customer who has an IQ of less than 80? </w:t>
+      </w:r>
+    </w:p>
+    <w:p>
+      <w:pPr>
+        <w:pStyle w:val="ListParagraph"/>
+        <w:numPr>
+          <w:ilvl w:val="0"/>
+          <w:numId w:val="21"/>
+        </w:numPr>
+        <w:tabs>
+          <w:tab w:val="left" w:pos="2260"/>
+        </w:tabs>
+        <w:rPr>
+          <w:rFonts w:ascii="Times New Roman" w:hAnsi="Times New Roman" w:cs="Times New Roman"/>
+          <w:sz w:val="32"/>
+          <w:szCs w:val="32"/>
+        </w:rPr>
+      </w:pPr>
+      <w:r>
+        <w:rPr>
+          <w:rFonts w:ascii="Times New Roman" w:hAnsi="Times New Roman" w:cs="Times New Roman"/>
+          <w:sz w:val="32"/>
+          <w:szCs w:val="32"/>
+        </w:rPr>
+        <w:t xml:space="preserve">A customer who is over 7’ tall </w:t>
+      </w:r>
+    </w:p>
+    <w:p>
+      <w:pPr>
+        <w:pStyle w:val="ListParagraph"/>
+        <w:numPr>
+          <w:ilvl w:val="0"/>
+          <w:numId w:val="21"/>
+        </w:numPr>
+        <w:tabs>
+          <w:tab w:val="left" w:pos="2260"/>
+        </w:tabs>
+        <w:rPr>
+          <w:rFonts w:ascii="Times New Roman" w:hAnsi="Times New Roman" w:cs="Times New Roman"/>
+          <w:sz w:val="32"/>
+          <w:szCs w:val="32"/>
+        </w:rPr>
+      </w:pPr>
+      <w:r>
+        <w:rPr>
+          <w:rFonts w:ascii="Times New Roman" w:hAnsi="Times New Roman" w:cs="Times New Roman"/>
+          <w:sz w:val="32"/>
+          <w:szCs w:val="32"/>
+        </w:rPr>
+        <w:t xml:space="preserve">Did you design an interface for you? </w:t>
+      </w:r>
+    </w:p>
+    <w:p>
+      <w:pPr>
+        <w:pStyle w:val="ListParagraph"/>
+        <w:numPr>
+          <w:ilvl w:val="0"/>
+          <w:numId w:val="21"/>
+        </w:numPr>
+        <w:tabs>
+          <w:tab w:val="left" w:pos="2260"/>
+        </w:tabs>
+        <w:rPr>
+          <w:rFonts w:ascii="Times New Roman" w:hAnsi="Times New Roman" w:cs="Times New Roman"/>
+          <w:sz w:val="32"/>
+          <w:szCs w:val="32"/>
+        </w:rPr>
+      </w:pPr>
+      <w:r>
+        <w:rPr>
+          <w:rFonts w:ascii="Times New Roman" w:hAnsi="Times New Roman" w:cs="Times New Roman"/>
+          <w:sz w:val="32"/>
+          <w:szCs w:val="32"/>
+        </w:rPr>
+        <w:t>Is not that what someone already did?</w:t>
+      </w:r>
+    </w:p>
+    <w:p>
+      <w:pPr>
+        <w:tabs>
+          <w:tab w:val="left" w:pos="2260"/>
+        </w:tabs>
+      </w:pPr>
+      <w:r>
+        <w:tab/>
+      </w:r>
+    </w:p>
+    <w:p>
+      <w:pPr>
+        <w:tabs>
+          <w:tab w:val="left" w:pos="2260"/>
+        </w:tabs>
+      </w:pPr>
+    </w:p>
+    <w:p>
+      <w:pPr>
+        <w:tabs>
+          <w:tab w:val="left" w:pos="2260"/>
+        </w:tabs>
+      </w:pPr>
+    </w:p>
+    <w:p>
+      <w:pPr>
+        <w:tabs>
+          <w:tab w:val="left" w:pos="2260"/>
+        </w:tabs>
+      </w:pPr>
+      <w:r>
+        <w:lastRenderedPageBreak/>
+        <w:drawing>
+          <wp:inline distT="0" distB="0" distL="0" distR="0" wp14:anchorId="7A88363C" wp14:editId="56958751">
+            <wp:extent cx="5067560" cy="4064209"/>
+            <wp:effectExtent l="0" t="0" r="0" b="0"/>
+            <wp:docPr id="1014040661" name="Picture 1"/>
+            <wp:cNvGraphicFramePr>
+              <a:graphicFrameLocks xmlns:a="http://schemas.openxmlformats.org/drawingml/2006/main" noChangeAspect="1"/>
+            </wp:cNvGraphicFramePr>
+            <a:graphic xmlns:a="http://schemas.openxmlformats.org/drawingml/2006/main">
+              <a:graphicData uri="http://schemas.openxmlformats.org/drawingml/2006/picture">
+                <pic:pic xmlns:pic="http://schemas.openxmlformats.org/drawingml/2006/picture">
+                  <pic:nvPicPr>
+                    <pic:cNvPr id="1014040661" name=""/>
+                    <pic:cNvPicPr/>
+                  </pic:nvPicPr>
+                  <pic:blipFill>
+                    <a:blip r:embed="rId12"/>
+                    <a:stretch>
+                      <a:fillRect/>
+                    </a:stretch>
+                  </pic:blipFill>
+                  <pic:spPr>
+                    <a:xfrm>
+                      <a:off x="0" y="0"/>
+                      <a:ext cx="5067560" cy="4064209"/>
+                    </a:xfrm>
+                    <a:prstGeom prst="rect">
+                      <a:avLst/>
+                    </a:prstGeom>
+                  </pic:spPr>
+                </pic:pic>
+              </a:graphicData>
+            </a:graphic>
+          </wp:inline>
+        </w:drawing>
+      </w:r>
+    </w:p>
+    <w:p>
+      <w:pPr>
+        <w:tabs>
+          <w:tab w:val="left" w:pos="2260"/>
+        </w:tabs>
+      </w:pPr>
+      <w:r>
+        <w:drawing>
+          <wp:inline distT="0" distB="0" distL="0" distR="0" wp14:anchorId="44410CF1" wp14:editId="6A674997">
+            <wp:extent cx="5943600" cy="3930015"/>
+            <wp:effectExtent l="0" t="0" r="0" b="0"/>
+            <wp:docPr id="1703638908" name="Picture 1"/>
+            <wp:cNvGraphicFramePr>
+              <a:graphicFrameLocks xmlns:a="http://schemas.openxmlformats.org/drawingml/2006/main" noChangeAspect="1"/>
+            </wp:cNvGraphicFramePr>
+            <a:graphic xmlns:a="http://schemas.openxmlformats.org/drawingml/2006/main">
+              <a:graphicData uri="http://schemas.openxmlformats.org/drawingml/2006/picture">
+                <pic:pic xmlns:pic="http://schemas.openxmlformats.org/drawingml/2006/picture">
+                  <pic:nvPicPr>
+                    <pic:cNvPr id="1703638908" name=""/>
+                    <pic:cNvPicPr/>
+                  </pic:nvPicPr>
+                  <pic:blipFill>
+                    <a:blip r:embed="rId13"/>
+                    <a:stretch>
+                      <a:fillRect/>
+                    </a:stretch>
+                  </pic:blipFill>
+                  <pic:spPr>
+                    <a:xfrm>
+                      <a:off x="0" y="0"/>
+                      <a:ext cx="5943600" cy="3930015"/>
+                    </a:xfrm>
+                    <a:prstGeom prst="rect">
+                      <a:avLst/>
+                    </a:prstGeom>
+                  </pic:spPr>
+                </pic:pic>
+              </a:graphicData>
+            </a:graphic>
+          </wp:inline>
+        </w:drawing>
+      </w:r>
+    </w:p>
+    <w:p>
+      <w:pPr>
+        <w:tabs>
+          <w:tab w:val="left" w:pos="2260"/>
+        </w:tabs>
+        <w:rPr>
+          <w:rFonts w:ascii="Times New Roman" w:hAnsi="Times New Roman" w:cs="Times New Roman"/>
+          <w:b/>
+          <w:bCs/>
+          <w:color w:val="215E99" w:themeColor="text2" w:themeTint="BF"/>
+          <w:sz w:val="32"/>
+          <w:szCs w:val="32"/>
+        </w:rPr>
+      </w:pPr>
+      <w:r>
+        <w:rPr>
+          <w:rFonts w:ascii="Times New Roman" w:hAnsi="Times New Roman" w:cs="Times New Roman"/>
+          <w:b/>
+          <w:bCs/>
+          <w:color w:val="215E99" w:themeColor="text2" w:themeTint="BF"/>
+          <w:sz w:val="32"/>
+          <w:szCs w:val="32"/>
+        </w:rPr>
+        <w:lastRenderedPageBreak/>
+        <w:t xml:space="preserve">Good HCI </w:t>
+      </w:r>
+    </w:p>
+    <w:p>
+      <w:pPr>
+        <w:tabs>
+          <w:tab w:val="left" w:pos="2260"/>
+        </w:tabs>
+        <w:rPr>
+          <w:rFonts w:ascii="Times New Roman" w:hAnsi="Times New Roman" w:cs="Times New Roman"/>
+          <w:sz w:val="32"/>
+          <w:szCs w:val="32"/>
+        </w:rPr>
+      </w:pPr>
+      <w:r>
+        <w:rPr>
+          <w:rFonts w:ascii="Times New Roman" w:hAnsi="Times New Roman" w:cs="Times New Roman"/>
+          <w:sz w:val="32"/>
+          <w:szCs w:val="32"/>
+        </w:rPr>
+        <w:t xml:space="preserve">You can’t create one just by sitting around and dreaming one up </w:t>
+      </w:r>
+      <w:r>
+        <w:rPr>
+          <w:rFonts w:ascii="Times New Roman" w:hAnsi="Times New Roman" w:cs="Times New Roman"/>
+          <w:sz w:val="32"/>
+          <w:szCs w:val="32"/>
+        </w:rPr>
+        <w:t xml:space="preserve">mean </w:t>
+      </w:r>
+      <w:r>
+        <w:rPr>
+          <w:rFonts w:ascii="Times New Roman" w:hAnsi="Times New Roman" w:cs="Times New Roman"/>
+          <w:sz w:val="32"/>
+          <w:szCs w:val="32"/>
+        </w:rPr>
+        <w:t>You can’t create good HCI just by guessing.</w:t>
+      </w:r>
+    </w:p>
+    <w:p>
+      <w:pPr>
+        <w:tabs>
+          <w:tab w:val="left" w:pos="2260"/>
+        </w:tabs>
+        <w:rPr>
+          <w:rFonts w:ascii="Times New Roman" w:hAnsi="Times New Roman" w:cs="Times New Roman"/>
+          <w:b/>
+          <w:bCs/>
+          <w:sz w:val="32"/>
+          <w:szCs w:val="32"/>
+        </w:rPr>
+      </w:pPr>
+      <w:r>
+        <w:rPr>
+          <w:rFonts w:ascii="Times New Roman" w:hAnsi="Times New Roman" w:cs="Times New Roman"/>
+          <w:b/>
+          <w:bCs/>
+          <w:sz w:val="32"/>
+          <w:szCs w:val="32"/>
+        </w:rPr>
+        <w:t xml:space="preserve">What do you rely on? </w:t>
+      </w:r>
+    </w:p>
+    <w:p>
+      <w:pPr>
+        <w:pStyle w:val="ListParagraph"/>
+        <w:numPr>
+          <w:ilvl w:val="0"/>
+          <w:numId w:val="22"/>
+        </w:numPr>
+        <w:tabs>
+          <w:tab w:val="left" w:pos="2260"/>
+        </w:tabs>
+        <w:rPr>
+          <w:rFonts w:ascii="Times New Roman" w:hAnsi="Times New Roman" w:cs="Times New Roman"/>
+          <w:sz w:val="32"/>
+          <w:szCs w:val="32"/>
+        </w:rPr>
+      </w:pPr>
+      <w:r>
+        <w:rPr>
+          <w:rFonts w:ascii="Times New Roman" w:hAnsi="Times New Roman" w:cs="Times New Roman"/>
+          <w:b/>
+          <w:bCs/>
+          <w:sz w:val="32"/>
+          <w:szCs w:val="32"/>
+        </w:rPr>
+        <w:t>Known design solutions:</w:t>
+      </w:r>
+      <w:r>
+        <w:rPr>
+          <w:rFonts w:ascii="Times New Roman" w:hAnsi="Times New Roman" w:cs="Times New Roman"/>
+          <w:sz w:val="32"/>
+          <w:szCs w:val="32"/>
+        </w:rPr>
+        <w:t xml:space="preserve"> Use designs that are already proven to work. </w:t>
+      </w:r>
+    </w:p>
+    <w:p>
+      <w:pPr>
+        <w:pStyle w:val="ListParagraph"/>
+        <w:numPr>
+          <w:ilvl w:val="0"/>
+          <w:numId w:val="22"/>
+        </w:numPr>
+        <w:tabs>
+          <w:tab w:val="left" w:pos="2260"/>
+        </w:tabs>
+        <w:rPr>
+          <w:rFonts w:ascii="Times New Roman" w:hAnsi="Times New Roman" w:cs="Times New Roman"/>
+          <w:sz w:val="32"/>
+          <w:szCs w:val="32"/>
+        </w:rPr>
+      </w:pPr>
+      <w:r>
+        <w:rPr>
+          <w:rFonts w:ascii="Times New Roman" w:hAnsi="Times New Roman" w:cs="Times New Roman"/>
+          <w:b/>
+          <w:bCs/>
+          <w:sz w:val="32"/>
+          <w:szCs w:val="32"/>
+        </w:rPr>
+        <w:t>Research:</w:t>
+      </w:r>
+      <w:r>
+        <w:rPr>
+          <w:rFonts w:ascii="Times New Roman" w:hAnsi="Times New Roman" w:cs="Times New Roman"/>
+          <w:sz w:val="32"/>
+          <w:szCs w:val="32"/>
+        </w:rPr>
+        <w:t xml:space="preserve"> Study users and their needs. </w:t>
+      </w:r>
+    </w:p>
+    <w:p>
+      <w:pPr>
+        <w:pStyle w:val="ListParagraph"/>
+        <w:numPr>
+          <w:ilvl w:val="0"/>
+          <w:numId w:val="22"/>
+        </w:numPr>
+        <w:tabs>
+          <w:tab w:val="left" w:pos="2260"/>
+        </w:tabs>
+        <w:rPr>
+          <w:rFonts w:ascii="Times New Roman" w:hAnsi="Times New Roman" w:cs="Times New Roman"/>
+          <w:sz w:val="32"/>
+          <w:szCs w:val="32"/>
+        </w:rPr>
+      </w:pPr>
+      <w:r>
+        <w:rPr>
+          <w:rFonts w:ascii="Times New Roman" w:hAnsi="Times New Roman" w:cs="Times New Roman"/>
+          <w:b/>
+          <w:bCs/>
+          <w:sz w:val="32"/>
+          <w:szCs w:val="32"/>
+        </w:rPr>
+        <w:t>User feedback:</w:t>
+      </w:r>
+      <w:r>
+        <w:rPr>
+          <w:rFonts w:ascii="Times New Roman" w:hAnsi="Times New Roman" w:cs="Times New Roman"/>
+          <w:sz w:val="32"/>
+          <w:szCs w:val="32"/>
+        </w:rPr>
+        <w:t xml:space="preserve"> Ask users what they like or dislike.</w:t>
+      </w:r>
+    </w:p>
+    <w:p>
+      <w:pPr>
+        <w:tabs>
+          <w:tab w:val="left" w:pos="2260"/>
+        </w:tabs>
+        <w:rPr>
+          <w:rFonts w:ascii="Times New Roman" w:hAnsi="Times New Roman" w:cs="Times New Roman"/>
+          <w:sz w:val="32"/>
+          <w:szCs w:val="32"/>
+        </w:rPr>
+      </w:pPr>
+      <w:r>
+        <w:rPr>
+          <w:rFonts w:ascii="Times New Roman" w:hAnsi="Times New Roman" w:cs="Times New Roman"/>
+          <w:b/>
+          <w:bCs/>
+          <w:sz w:val="32"/>
+          <w:szCs w:val="32"/>
+        </w:rPr>
+        <w:t>When should HCI be considered?</w:t>
+      </w:r>
+    </w:p>
+    <w:p>
+      <w:pPr>
+        <w:pStyle w:val="ListParagraph"/>
+        <w:numPr>
+          <w:ilvl w:val="0"/>
+          <w:numId w:val="24"/>
+        </w:numPr>
+        <w:tabs>
+          <w:tab w:val="left" w:pos="2260"/>
+        </w:tabs>
+        <w:rPr>
+          <w:rFonts w:ascii="Times New Roman" w:hAnsi="Times New Roman" w:cs="Times New Roman"/>
+          <w:sz w:val="32"/>
+          <w:szCs w:val="32"/>
+        </w:rPr>
+      </w:pPr>
+      <w:r>
+        <w:rPr>
+          <w:rFonts w:ascii="Times New Roman" w:hAnsi="Times New Roman" w:cs="Times New Roman"/>
+          <w:sz w:val="32"/>
+          <w:szCs w:val="32"/>
+        </w:rPr>
+        <w:t xml:space="preserve">Throughout the whole development process, not just at the end. </w:t>
+      </w:r>
+    </w:p>
+    <w:p>
+      <w:pPr>
+        <w:pStyle w:val="ListParagraph"/>
+        <w:numPr>
+          <w:ilvl w:val="0"/>
+          <w:numId w:val="24"/>
+        </w:numPr>
+        <w:tabs>
+          <w:tab w:val="left" w:pos="2260"/>
+        </w:tabs>
+        <w:rPr>
+          <w:rFonts w:ascii="Times New Roman" w:hAnsi="Times New Roman" w:cs="Times New Roman"/>
+          <w:sz w:val="32"/>
+          <w:szCs w:val="32"/>
+        </w:rPr>
+      </w:pPr>
+      <w:r>
+        <w:rPr>
+          <w:rFonts w:ascii="Times New Roman" w:hAnsi="Times New Roman" w:cs="Times New Roman"/>
+          <w:sz w:val="32"/>
+          <w:szCs w:val="32"/>
+        </w:rPr>
+        <w:t xml:space="preserve">This approach is called </w:t>
+      </w:r>
+      <w:r>
+        <w:rPr>
+          <w:rFonts w:ascii="Times New Roman" w:hAnsi="Times New Roman" w:cs="Times New Roman"/>
+          <w:b/>
+          <w:bCs/>
+          <w:sz w:val="32"/>
+          <w:szCs w:val="32"/>
+        </w:rPr>
+        <w:t>Lean UX</w:t>
+      </w:r>
+      <w:r>
+        <w:rPr>
+          <w:rFonts w:ascii="Times New Roman" w:hAnsi="Times New Roman" w:cs="Times New Roman"/>
+          <w:sz w:val="32"/>
+          <w:szCs w:val="32"/>
+        </w:rPr>
+        <w:t>.</w:t>
+      </w:r>
+    </w:p>
+    <w:p>
+      <w:pPr>
+        <w:tabs>
+          <w:tab w:val="left" w:pos="2260"/>
+        </w:tabs>
+        <w:rPr>
+          <w:rFonts w:ascii="Times New Roman" w:hAnsi="Times New Roman" w:cs="Times New Roman"/>
+          <w:b/>
+          <w:bCs/>
+          <w:sz w:val="32"/>
+          <w:szCs w:val="32"/>
+        </w:rPr>
+      </w:pPr>
+      <w:r>
+        <w:rPr>
+          <w:rFonts w:ascii="Times New Roman" w:hAnsi="Times New Roman" w:cs="Times New Roman"/>
+          <w:b/>
+          <w:bCs/>
+          <w:color w:val="215E99" w:themeColor="text2" w:themeTint="BF"/>
+          <w:sz w:val="32"/>
+          <w:szCs w:val="32"/>
+        </w:rPr>
+        <w:t>Cultural and International Diversity</w:t>
+      </w:r>
+      <w:r>
+        <w:rPr>
+          <w:rFonts w:ascii="Times New Roman" w:hAnsi="Times New Roman" w:cs="Times New Roman"/>
+          <w:b/>
+          <w:bCs/>
+          <w:sz w:val="32"/>
+          <w:szCs w:val="32"/>
+        </w:rPr>
+        <w:t xml:space="preserve"> </w:t>
+      </w:r>
+    </w:p>
+    <w:p>
+      <w:pPr>
+        <w:tabs>
+          <w:tab w:val="left" w:pos="2260"/>
+        </w:tabs>
+        <w:rPr>
+          <w:rFonts w:ascii="Times New Roman" w:hAnsi="Times New Roman" w:cs="Times New Roman"/>
+          <w:sz w:val="32"/>
+          <w:szCs w:val="32"/>
+        </w:rPr>
+      </w:pPr>
+      <w:r>
+        <w:rPr>
+          <w:rFonts w:ascii="Times New Roman" w:hAnsi="Times New Roman" w:cs="Times New Roman"/>
+          <w:sz w:val="32"/>
+          <w:szCs w:val="32"/>
+        </w:rPr>
+        <w:t xml:space="preserve">When designing an interface for people from </w:t>
+      </w:r>
+      <w:r>
+        <w:rPr>
+          <w:rFonts w:ascii="Times New Roman" w:hAnsi="Times New Roman" w:cs="Times New Roman"/>
+          <w:b/>
+          <w:bCs/>
+          <w:sz w:val="32"/>
+          <w:szCs w:val="32"/>
+        </w:rPr>
+        <w:t>different countries and cultures</w:t>
+      </w:r>
+      <w:r>
+        <w:rPr>
+          <w:rFonts w:ascii="Times New Roman" w:hAnsi="Times New Roman" w:cs="Times New Roman"/>
+          <w:sz w:val="32"/>
+          <w:szCs w:val="32"/>
+        </w:rPr>
+        <w:t>, we must consider their differences.</w:t>
+      </w:r>
+    </w:p>
+    <w:p>
+      <w:pPr>
+        <w:pStyle w:val="ListParagraph"/>
+        <w:numPr>
+          <w:ilvl w:val="0"/>
+          <w:numId w:val="26"/>
+        </w:numPr>
+        <w:tabs>
+          <w:tab w:val="left" w:pos="2260"/>
+        </w:tabs>
+        <w:rPr>
+          <w:rFonts w:ascii="Times New Roman" w:hAnsi="Times New Roman" w:cs="Times New Roman"/>
+          <w:sz w:val="32"/>
+          <w:szCs w:val="32"/>
+        </w:rPr>
+      </w:pPr>
+      <w:r>
+        <w:rPr>
+          <w:rFonts w:ascii="Times New Roman" w:hAnsi="Times New Roman" w:cs="Times New Roman"/>
+          <w:b/>
+          <w:bCs/>
+          <w:sz w:val="32"/>
+          <w:szCs w:val="32"/>
+        </w:rPr>
+        <w:t>Language:</w:t>
+      </w:r>
+      <w:r>
+        <w:rPr>
+          <w:rFonts w:ascii="Times New Roman" w:hAnsi="Times New Roman" w:cs="Times New Roman"/>
+          <w:sz w:val="32"/>
+          <w:szCs w:val="32"/>
+        </w:rPr>
+        <w:t xml:space="preserve"> Users may speak different languages. </w:t>
+      </w:r>
+    </w:p>
+    <w:p>
+      <w:pPr>
+        <w:pStyle w:val="ListParagraph"/>
+        <w:numPr>
+          <w:ilvl w:val="0"/>
+          <w:numId w:val="26"/>
+        </w:numPr>
+        <w:tabs>
+          <w:tab w:val="left" w:pos="2260"/>
+        </w:tabs>
+        <w:rPr>
+          <w:rFonts w:ascii="Times New Roman" w:hAnsi="Times New Roman" w:cs="Times New Roman"/>
+          <w:sz w:val="32"/>
+          <w:szCs w:val="32"/>
+        </w:rPr>
+      </w:pPr>
+      <w:r>
+        <w:rPr>
+          <w:rFonts w:ascii="Times New Roman" w:hAnsi="Times New Roman" w:cs="Times New Roman"/>
+          <w:b/>
+          <w:bCs/>
+          <w:sz w:val="32"/>
+          <w:szCs w:val="32"/>
+        </w:rPr>
+        <w:t>Date/Time:</w:t>
+      </w:r>
+      <w:r>
+        <w:rPr>
+          <w:rFonts w:ascii="Times New Roman" w:hAnsi="Times New Roman" w:cs="Times New Roman"/>
+          <w:sz w:val="32"/>
+          <w:szCs w:val="32"/>
+        </w:rPr>
+        <w:t xml:space="preserve"> Different countries write dates differently.</w:t>
+      </w:r>
+      <w:r>
+        <w:rPr>
+          <w:rFonts w:ascii="Times New Roman" w:hAnsi="Times New Roman" w:cs="Times New Roman"/>
+          <w:sz w:val="32"/>
+          <w:szCs w:val="32"/>
+        </w:rPr>
+        <w:br/>
+        <w:t xml:space="preserve">Example: </w:t>
+      </w:r>
+      <w:r>
+        <w:rPr>
+          <w:rFonts w:ascii="Times New Roman" w:hAnsi="Times New Roman" w:cs="Times New Roman"/>
+          <w:b/>
+          <w:bCs/>
+          <w:sz w:val="32"/>
+          <w:szCs w:val="32"/>
+        </w:rPr>
+        <w:t>1/4/15</w:t>
+      </w:r>
+      <w:r>
+        <w:rPr>
+          <w:rFonts w:ascii="Times New Roman" w:hAnsi="Times New Roman" w:cs="Times New Roman"/>
+          <w:sz w:val="32"/>
+          <w:szCs w:val="32"/>
+        </w:rPr>
+        <w:t xml:space="preserve"> can mean different dates. </w:t>
+      </w:r>
+    </w:p>
+    <w:p>
+      <w:pPr>
+        <w:pStyle w:val="ListParagraph"/>
+        <w:numPr>
+          <w:ilvl w:val="0"/>
+          <w:numId w:val="26"/>
+        </w:numPr>
+        <w:tabs>
+          <w:tab w:val="left" w:pos="2260"/>
+        </w:tabs>
+        <w:rPr>
+          <w:rFonts w:ascii="Times New Roman" w:hAnsi="Times New Roman" w:cs="Times New Roman"/>
+          <w:sz w:val="32"/>
+          <w:szCs w:val="32"/>
+        </w:rPr>
+      </w:pPr>
+      <w:r>
+        <w:rPr>
+          <w:rFonts w:ascii="Times New Roman" w:hAnsi="Times New Roman" w:cs="Times New Roman"/>
+          <w:b/>
+          <w:bCs/>
+          <w:sz w:val="32"/>
+          <w:szCs w:val="32"/>
+        </w:rPr>
+        <w:t>Weights &amp; Measures:</w:t>
+      </w:r>
+      <w:r>
+        <w:rPr>
+          <w:rFonts w:ascii="Times New Roman" w:hAnsi="Times New Roman" w:cs="Times New Roman"/>
+          <w:sz w:val="32"/>
+          <w:szCs w:val="32"/>
+        </w:rPr>
+        <w:t xml:space="preserve"> Some use </w:t>
+      </w:r>
+      <w:r>
+        <w:rPr>
+          <w:rFonts w:ascii="Times New Roman" w:hAnsi="Times New Roman" w:cs="Times New Roman"/>
+          <w:b/>
+          <w:bCs/>
+          <w:sz w:val="32"/>
+          <w:szCs w:val="32"/>
+        </w:rPr>
+        <w:t>kg/km</w:t>
+      </w:r>
+      <w:r>
+        <w:rPr>
+          <w:rFonts w:ascii="Times New Roman" w:hAnsi="Times New Roman" w:cs="Times New Roman"/>
+          <w:sz w:val="32"/>
+          <w:szCs w:val="32"/>
+        </w:rPr>
+        <w:t xml:space="preserve">, others may use </w:t>
+      </w:r>
+      <w:proofErr w:type="spellStart"/>
+      <w:r>
+        <w:rPr>
+          <w:rFonts w:ascii="Times New Roman" w:hAnsi="Times New Roman" w:cs="Times New Roman"/>
+          <w:b/>
+          <w:bCs/>
+          <w:sz w:val="32"/>
+          <w:szCs w:val="32"/>
+        </w:rPr>
+        <w:t>lb</w:t>
+      </w:r>
+      <w:proofErr w:type="spellEnd"/>
+      <w:r>
+        <w:rPr>
+          <w:rFonts w:ascii="Times New Roman" w:hAnsi="Times New Roman" w:cs="Times New Roman"/>
+          <w:b/>
+          <w:bCs/>
+          <w:sz w:val="32"/>
+          <w:szCs w:val="32"/>
+        </w:rPr>
+        <w:t>/miles</w:t>
+      </w:r>
+      <w:r>
+        <w:rPr>
+          <w:rFonts w:ascii="Times New Roman" w:hAnsi="Times New Roman" w:cs="Times New Roman"/>
+          <w:sz w:val="32"/>
+          <w:szCs w:val="32"/>
+        </w:rPr>
+        <w:t xml:space="preserve">. </w:t>
+      </w:r>
+    </w:p>
+    <w:p>
+      <w:pPr>
+        <w:pStyle w:val="ListParagraph"/>
+        <w:numPr>
+          <w:ilvl w:val="0"/>
+          <w:numId w:val="26"/>
+        </w:numPr>
+        <w:tabs>
+          <w:tab w:val="left" w:pos="2260"/>
+        </w:tabs>
+        <w:rPr>
+          <w:rFonts w:ascii="Times New Roman" w:hAnsi="Times New Roman" w:cs="Times New Roman"/>
+          <w:sz w:val="32"/>
+          <w:szCs w:val="32"/>
+        </w:rPr>
+      </w:pPr>
+      <w:r>
+        <w:rPr>
+          <w:rFonts w:ascii="Times New Roman" w:hAnsi="Times New Roman" w:cs="Times New Roman"/>
+          <w:b/>
+          <w:bCs/>
+          <w:sz w:val="32"/>
+          <w:szCs w:val="32"/>
+        </w:rPr>
+        <w:t>Reading:</w:t>
+      </w:r>
+      <w:r>
+        <w:rPr>
+          <w:rFonts w:ascii="Times New Roman" w:hAnsi="Times New Roman" w:cs="Times New Roman"/>
+          <w:sz w:val="32"/>
+          <w:szCs w:val="32"/>
+        </w:rPr>
+        <w:t xml:space="preserve"> Some languages read </w:t>
+      </w:r>
+      <w:r>
+        <w:rPr>
+          <w:rFonts w:ascii="Times New Roman" w:hAnsi="Times New Roman" w:cs="Times New Roman"/>
+          <w:b/>
+          <w:bCs/>
+          <w:sz w:val="32"/>
+          <w:szCs w:val="32"/>
+        </w:rPr>
+        <w:t>left-to-right</w:t>
+      </w:r>
+      <w:r>
+        <w:rPr>
+          <w:rFonts w:ascii="Times New Roman" w:hAnsi="Times New Roman" w:cs="Times New Roman"/>
+          <w:sz w:val="32"/>
+          <w:szCs w:val="32"/>
+        </w:rPr>
+        <w:t xml:space="preserve">, while others read </w:t>
+      </w:r>
+      <w:r>
+        <w:rPr>
+          <w:rFonts w:ascii="Times New Roman" w:hAnsi="Times New Roman" w:cs="Times New Roman"/>
+          <w:b/>
+          <w:bCs/>
+          <w:sz w:val="32"/>
+          <w:szCs w:val="32"/>
+        </w:rPr>
+        <w:t>right-to-left</w:t>
+      </w:r>
+      <w:r>
+        <w:rPr>
+          <w:rFonts w:ascii="Times New Roman" w:hAnsi="Times New Roman" w:cs="Times New Roman"/>
+          <w:sz w:val="32"/>
+          <w:szCs w:val="32"/>
+        </w:rPr>
+        <w:t xml:space="preserve">. </w:t>
+      </w:r>
+    </w:p>
+    <w:p>
+      <w:pPr>
+        <w:pStyle w:val="ListParagraph"/>
+        <w:numPr>
+          <w:ilvl w:val="0"/>
+          <w:numId w:val="26"/>
+        </w:numPr>
+        <w:tabs>
+          <w:tab w:val="left" w:pos="2260"/>
+        </w:tabs>
+        <w:rPr>
+          <w:rFonts w:ascii="Times New Roman" w:hAnsi="Times New Roman" w:cs="Times New Roman"/>
+          <w:sz w:val="32"/>
+          <w:szCs w:val="32"/>
+        </w:rPr>
+      </w:pPr>
+      <w:r>
+        <w:rPr>
+          <w:rFonts w:ascii="Times New Roman" w:hAnsi="Times New Roman" w:cs="Times New Roman"/>
+          <w:b/>
+          <w:bCs/>
+          <w:sz w:val="32"/>
+          <w:szCs w:val="32"/>
+        </w:rPr>
+        <w:t>Phone &amp; Addresses:</w:t>
+      </w:r>
+      <w:r>
+        <w:rPr>
+          <w:rFonts w:ascii="Times New Roman" w:hAnsi="Times New Roman" w:cs="Times New Roman"/>
+          <w:sz w:val="32"/>
+          <w:szCs w:val="32"/>
+        </w:rPr>
+        <w:t xml:space="preserve"> Formats are different in different countries. </w:t>
+      </w:r>
+    </w:p>
+    <w:p>
+      <w:pPr>
+        <w:pStyle w:val="ListParagraph"/>
+        <w:numPr>
+          <w:ilvl w:val="0"/>
+          <w:numId w:val="26"/>
+        </w:numPr>
+        <w:tabs>
+          <w:tab w:val="left" w:pos="2260"/>
+        </w:tabs>
+        <w:rPr>
+          <w:rFonts w:ascii="Times New Roman" w:hAnsi="Times New Roman" w:cs="Times New Roman"/>
+          <w:sz w:val="32"/>
+          <w:szCs w:val="32"/>
+        </w:rPr>
+      </w:pPr>
+      <w:r>
+        <w:rPr>
+          <w:rFonts w:ascii="Times New Roman" w:hAnsi="Times New Roman" w:cs="Times New Roman"/>
+          <w:b/>
+          <w:bCs/>
+          <w:sz w:val="32"/>
+          <w:szCs w:val="32"/>
+        </w:rPr>
+        <w:t>Names &amp; Titles:</w:t>
+      </w:r>
+      <w:r>
+        <w:rPr>
+          <w:rFonts w:ascii="Times New Roman" w:hAnsi="Times New Roman" w:cs="Times New Roman"/>
+          <w:sz w:val="32"/>
+          <w:szCs w:val="32"/>
+        </w:rPr>
+        <w:t xml:space="preserve"> Naming styles and ways of addressing people can differ. </w:t>
+      </w:r>
+    </w:p>
+    <w:p>
+      <w:pPr>
+        <w:pStyle w:val="ListParagraph"/>
+        <w:numPr>
+          <w:ilvl w:val="0"/>
+          <w:numId w:val="26"/>
+        </w:numPr>
+        <w:tabs>
+          <w:tab w:val="left" w:pos="2260"/>
+        </w:tabs>
+        <w:rPr>
+          <w:rFonts w:ascii="Times New Roman" w:hAnsi="Times New Roman" w:cs="Times New Roman"/>
+          <w:sz w:val="32"/>
+          <w:szCs w:val="32"/>
+        </w:rPr>
+      </w:pPr>
+      <w:r>
+        <w:rPr>
+          <w:rFonts w:ascii="Times New Roman" w:hAnsi="Times New Roman" w:cs="Times New Roman"/>
+          <w:b/>
+          <w:bCs/>
+          <w:sz w:val="32"/>
+          <w:szCs w:val="32"/>
+        </w:rPr>
+        <w:t>SSN/ID/Passport:</w:t>
+      </w:r>
+      <w:r>
+        <w:rPr>
+          <w:rFonts w:ascii="Times New Roman" w:hAnsi="Times New Roman" w:cs="Times New Roman"/>
+          <w:sz w:val="32"/>
+          <w:szCs w:val="32"/>
+        </w:rPr>
+        <w:t xml:space="preserve"> Identification numbers have different formats. </w:t>
+      </w:r>
+    </w:p>
+    <w:p>
+      <w:pPr>
+        <w:pStyle w:val="ListParagraph"/>
+        <w:numPr>
+          <w:ilvl w:val="0"/>
+          <w:numId w:val="26"/>
+        </w:numPr>
+        <w:tabs>
+          <w:tab w:val="left" w:pos="2260"/>
+        </w:tabs>
+        <w:rPr>
+          <w:rFonts w:ascii="Times New Roman" w:hAnsi="Times New Roman" w:cs="Times New Roman"/>
+          <w:sz w:val="32"/>
+          <w:szCs w:val="32"/>
+        </w:rPr>
+      </w:pPr>
+      <w:r>
+        <w:rPr>
+          <w:rFonts w:ascii="Times New Roman" w:hAnsi="Times New Roman" w:cs="Times New Roman"/>
+          <w:b/>
+          <w:bCs/>
+          <w:sz w:val="32"/>
+          <w:szCs w:val="32"/>
+        </w:rPr>
+        <w:t>Icons, Buttons &amp; Colors:</w:t>
+      </w:r>
+      <w:r>
+        <w:rPr>
+          <w:rFonts w:ascii="Times New Roman" w:hAnsi="Times New Roman" w:cs="Times New Roman"/>
+          <w:sz w:val="32"/>
+          <w:szCs w:val="32"/>
+        </w:rPr>
+        <w:t xml:space="preserve"> Symbols and colors can have different meanings. </w:t>
+      </w:r>
+    </w:p>
+    <w:p>
+      <w:pPr>
+        <w:pStyle w:val="ListParagraph"/>
+        <w:numPr>
+          <w:ilvl w:val="0"/>
+          <w:numId w:val="26"/>
+        </w:numPr>
+        <w:tabs>
+          <w:tab w:val="left" w:pos="2260"/>
+        </w:tabs>
+        <w:rPr>
+          <w:rFonts w:ascii="Times New Roman" w:hAnsi="Times New Roman" w:cs="Times New Roman"/>
+          <w:sz w:val="32"/>
+          <w:szCs w:val="32"/>
+        </w:rPr>
+      </w:pPr>
+      <w:r>
+        <w:rPr>
+          <w:rFonts w:ascii="Times New Roman" w:hAnsi="Times New Roman" w:cs="Times New Roman"/>
+          <w:b/>
+          <w:bCs/>
+          <w:sz w:val="32"/>
+          <w:szCs w:val="32"/>
+        </w:rPr>
+        <w:lastRenderedPageBreak/>
+        <w:t>Etiquette &amp; Tone:</w:t>
+      </w:r>
+      <w:r>
+        <w:rPr>
+          <w:rFonts w:ascii="Times New Roman" w:hAnsi="Times New Roman" w:cs="Times New Roman"/>
+          <w:sz w:val="32"/>
+          <w:szCs w:val="32"/>
+        </w:rPr>
+        <w:t xml:space="preserve"> Some cultures prefer formal language, while others prefer casual language. </w:t>
+      </w:r>
+    </w:p>
+    <w:p>
+      <w:pPr>
+        <w:tabs>
+          <w:tab w:val="left" w:pos="2260"/>
+        </w:tabs>
+        <w:rPr>
+          <w:rFonts w:ascii="Times New Roman" w:hAnsi="Times New Roman" w:cs="Times New Roman"/>
+          <w:b/>
+          <w:bCs/>
+          <w:sz w:val="32"/>
+          <w:szCs w:val="32"/>
+        </w:rPr>
+      </w:pPr>
+      <w:r>
+        <w:rPr>
+          <w:rFonts w:ascii="Times New Roman" w:hAnsi="Times New Roman" w:cs="Times New Roman"/>
+          <w:b/>
+          <w:bCs/>
+          <w:sz w:val="32"/>
+          <w:szCs w:val="32"/>
+        </w:rPr>
+        <w:t>Real-world example: Nursing simulation</w:t>
+      </w:r>
+    </w:p>
+    <w:p>
+      <w:pPr>
+        <w:tabs>
+          <w:tab w:val="left" w:pos="2260"/>
+        </w:tabs>
+        <w:rPr>
+          <w:rFonts w:ascii="Times New Roman" w:hAnsi="Times New Roman" w:cs="Times New Roman"/>
+          <w:sz w:val="32"/>
+          <w:szCs w:val="32"/>
+        </w:rPr>
+      </w:pPr>
+      <w:r>
+        <w:rPr>
+          <w:rFonts w:ascii="Times New Roman" w:hAnsi="Times New Roman" w:cs="Times New Roman"/>
+          <w:sz w:val="32"/>
+          <w:szCs w:val="32"/>
+        </w:rPr>
+        <w:t>If we create a simulation for nursing students, we should consider the country or area where it will be used because healthcare practices and standards of care can differ from one place to another.</w:t>
+      </w:r>
+    </w:p>
+    <w:p>
+      <w:pPr>
+        <w:tabs>
+          <w:tab w:val="left" w:pos="1340"/>
+        </w:tabs>
+        <w:rPr>
+          <w:rFonts w:ascii="Times New Roman" w:hAnsi="Times New Roman" w:cs="Times New Roman"/>
+          <w:b/>
+          <w:bCs/>
+          <w:color w:val="215E99" w:themeColor="text2" w:themeTint="BF"/>
+          <w:sz w:val="32"/>
+          <w:szCs w:val="32"/>
+        </w:rPr>
+      </w:pPr>
+      <w:r>
+        <w:rPr>
+          <w:rFonts w:ascii="Times New Roman" w:hAnsi="Times New Roman" w:cs="Times New Roman"/>
+          <w:b/>
+          <w:bCs/>
+          <w:color w:val="215E99" w:themeColor="text2" w:themeTint="BF"/>
+          <w:sz w:val="32"/>
+          <w:szCs w:val="32"/>
+        </w:rPr>
+        <w:t xml:space="preserve">Elderly Users </w:t>
+      </w:r>
+    </w:p>
+    <w:p>
+      <w:pPr>
+        <w:tabs>
+          <w:tab w:val="left" w:pos="1340"/>
+        </w:tabs>
+        <w:rPr>
+          <w:rFonts w:ascii="Times New Roman" w:hAnsi="Times New Roman" w:cs="Times New Roman"/>
+          <w:sz w:val="32"/>
+          <w:szCs w:val="32"/>
+        </w:rPr>
+      </w:pPr>
+      <w:r>
+        <w:rPr>
+          <w:rFonts w:ascii="Times New Roman" w:hAnsi="Times New Roman" w:cs="Times New Roman"/>
+          <w:sz w:val="32"/>
+          <w:szCs w:val="32"/>
+        </w:rPr>
+        <w:t>Elderly users may have some changes that affect how they use technology.</w:t>
+      </w:r>
+    </w:p>
+    <w:p>
+      <w:pPr>
+        <w:pStyle w:val="ListParagraph"/>
+        <w:numPr>
+          <w:ilvl w:val="0"/>
+          <w:numId w:val="29"/>
+        </w:numPr>
+        <w:tabs>
+          <w:tab w:val="left" w:pos="1340"/>
+        </w:tabs>
+        <w:rPr>
+          <w:rFonts w:ascii="Times New Roman" w:hAnsi="Times New Roman" w:cs="Times New Roman"/>
+          <w:sz w:val="32"/>
+          <w:szCs w:val="32"/>
+        </w:rPr>
+      </w:pPr>
+      <w:r>
+        <w:rPr>
+          <w:rFonts w:ascii="Times New Roman" w:hAnsi="Times New Roman" w:cs="Times New Roman"/>
+          <w:b/>
+          <w:bCs/>
+          <w:sz w:val="32"/>
+          <w:szCs w:val="32"/>
+        </w:rPr>
+        <w:t>Motor skills:</w:t>
+      </w:r>
+      <w:r>
+        <w:rPr>
+          <w:rFonts w:ascii="Times New Roman" w:hAnsi="Times New Roman" w:cs="Times New Roman"/>
+          <w:sz w:val="32"/>
+          <w:szCs w:val="32"/>
+        </w:rPr>
+        <w:t xml:space="preserve"> They may move their hands more slowly. </w:t>
+      </w:r>
+    </w:p>
+    <w:p>
+      <w:pPr>
+        <w:pStyle w:val="ListParagraph"/>
+        <w:numPr>
+          <w:ilvl w:val="0"/>
+          <w:numId w:val="29"/>
+        </w:numPr>
+        <w:tabs>
+          <w:tab w:val="left" w:pos="1340"/>
+        </w:tabs>
+        <w:rPr>
+          <w:rFonts w:ascii="Times New Roman" w:hAnsi="Times New Roman" w:cs="Times New Roman"/>
+          <w:sz w:val="32"/>
+          <w:szCs w:val="32"/>
+        </w:rPr>
+      </w:pPr>
+      <w:r>
+        <w:rPr>
+          <w:rFonts w:ascii="Times New Roman" w:hAnsi="Times New Roman" w:cs="Times New Roman"/>
+          <w:b/>
+          <w:bCs/>
+          <w:sz w:val="32"/>
+          <w:szCs w:val="32"/>
+        </w:rPr>
+        <w:t>Vision:</w:t>
+      </w:r>
+      <w:r>
+        <w:rPr>
+          <w:rFonts w:ascii="Times New Roman" w:hAnsi="Times New Roman" w:cs="Times New Roman"/>
+          <w:sz w:val="32"/>
+          <w:szCs w:val="32"/>
+        </w:rPr>
+        <w:t xml:space="preserve"> They may have difficulty seeing small text. </w:t>
+      </w:r>
+    </w:p>
+    <w:p>
+      <w:pPr>
+        <w:pStyle w:val="ListParagraph"/>
+        <w:numPr>
+          <w:ilvl w:val="0"/>
+          <w:numId w:val="29"/>
+        </w:numPr>
+        <w:tabs>
+          <w:tab w:val="left" w:pos="1340"/>
+        </w:tabs>
+        <w:rPr>
+          <w:rFonts w:ascii="Times New Roman" w:hAnsi="Times New Roman" w:cs="Times New Roman"/>
+          <w:sz w:val="32"/>
+          <w:szCs w:val="32"/>
+        </w:rPr>
+      </w:pPr>
+      <w:r>
+        <w:rPr>
+          <w:rFonts w:ascii="Times New Roman" w:hAnsi="Times New Roman" w:cs="Times New Roman"/>
+          <w:b/>
+          <w:bCs/>
+          <w:sz w:val="32"/>
+          <w:szCs w:val="32"/>
+        </w:rPr>
+        <w:t>Hearing:</w:t>
+      </w:r>
+      <w:r>
+        <w:rPr>
+          <w:rFonts w:ascii="Times New Roman" w:hAnsi="Times New Roman" w:cs="Times New Roman"/>
+          <w:sz w:val="32"/>
+          <w:szCs w:val="32"/>
+        </w:rPr>
+        <w:t xml:space="preserve"> They may need louder sounds. </w:t>
+      </w:r>
+    </w:p>
+    <w:p>
+      <w:pPr>
+        <w:pStyle w:val="ListParagraph"/>
+        <w:numPr>
+          <w:ilvl w:val="0"/>
+          <w:numId w:val="29"/>
+        </w:numPr>
+        <w:tabs>
+          <w:tab w:val="left" w:pos="1340"/>
+        </w:tabs>
+        <w:rPr>
+          <w:rFonts w:ascii="Times New Roman" w:hAnsi="Times New Roman" w:cs="Times New Roman"/>
+          <w:sz w:val="32"/>
+          <w:szCs w:val="32"/>
+        </w:rPr>
+      </w:pPr>
+      <w:r>
+        <w:rPr>
+          <w:rFonts w:ascii="Times New Roman" w:hAnsi="Times New Roman" w:cs="Times New Roman"/>
+          <w:b/>
+          <w:bCs/>
+          <w:sz w:val="32"/>
+          <w:szCs w:val="32"/>
+        </w:rPr>
+        <w:t>Touch:</w:t>
+      </w:r>
+      <w:r>
+        <w:rPr>
+          <w:rFonts w:ascii="Times New Roman" w:hAnsi="Times New Roman" w:cs="Times New Roman"/>
+          <w:sz w:val="32"/>
+          <w:szCs w:val="32"/>
+        </w:rPr>
+        <w:t xml:space="preserve"> They may have difficulty using very small buttons. </w:t>
+      </w:r>
+    </w:p>
+    <w:p>
+      <w:pPr>
+        <w:pStyle w:val="ListParagraph"/>
+        <w:numPr>
+          <w:ilvl w:val="0"/>
+          <w:numId w:val="29"/>
+        </w:numPr>
+        <w:tabs>
+          <w:tab w:val="left" w:pos="1340"/>
+        </w:tabs>
+        <w:rPr>
+          <w:rFonts w:ascii="Times New Roman" w:hAnsi="Times New Roman" w:cs="Times New Roman"/>
+          <w:sz w:val="32"/>
+          <w:szCs w:val="32"/>
+        </w:rPr>
+      </w:pPr>
+      <w:r>
+        <w:rPr>
+          <w:rFonts w:ascii="Times New Roman" w:hAnsi="Times New Roman" w:cs="Times New Roman"/>
+          <w:b/>
+          <w:bCs/>
+          <w:sz w:val="32"/>
+          <w:szCs w:val="32"/>
+        </w:rPr>
+        <w:t>Mobility:</w:t>
+      </w:r>
+      <w:r>
+        <w:rPr>
+          <w:rFonts w:ascii="Times New Roman" w:hAnsi="Times New Roman" w:cs="Times New Roman"/>
+          <w:sz w:val="32"/>
+          <w:szCs w:val="32"/>
+        </w:rPr>
+        <w:t xml:space="preserve"> Physical movement may be slower or difficult. </w:t>
+      </w:r>
+    </w:p>
+    <w:p>
+      <w:pPr>
+        <w:pStyle w:val="ListParagraph"/>
+        <w:numPr>
+          <w:ilvl w:val="0"/>
+          <w:numId w:val="29"/>
+        </w:numPr>
+        <w:tabs>
+          <w:tab w:val="left" w:pos="1340"/>
+        </w:tabs>
+        <w:rPr>
+          <w:rFonts w:ascii="Times New Roman" w:hAnsi="Times New Roman" w:cs="Times New Roman"/>
+          <w:sz w:val="32"/>
+          <w:szCs w:val="32"/>
+        </w:rPr>
+      </w:pPr>
+      <w:r>
+        <w:rPr>
+          <w:rFonts w:ascii="Times New Roman" w:hAnsi="Times New Roman" w:cs="Times New Roman"/>
+          <w:b/>
+          <w:bCs/>
+          <w:sz w:val="32"/>
+          <w:szCs w:val="32"/>
+        </w:rPr>
+        <w:t>Speed:</w:t>
+      </w:r>
+      <w:r>
+        <w:rPr>
+          <w:rFonts w:ascii="Times New Roman" w:hAnsi="Times New Roman" w:cs="Times New Roman"/>
+          <w:sz w:val="32"/>
+          <w:szCs w:val="32"/>
+        </w:rPr>
+        <w:t xml:space="preserve"> They may need more time to complete tasks. </w:t>
+      </w:r>
+    </w:p>
+    <w:p>
+      <w:pPr>
+        <w:pStyle w:val="ListParagraph"/>
+        <w:numPr>
+          <w:ilvl w:val="0"/>
+          <w:numId w:val="29"/>
+        </w:numPr>
+        <w:tabs>
+          <w:tab w:val="left" w:pos="1340"/>
+        </w:tabs>
+        <w:rPr>
+          <w:rFonts w:ascii="Times New Roman" w:hAnsi="Times New Roman" w:cs="Times New Roman"/>
+          <w:sz w:val="32"/>
+          <w:szCs w:val="32"/>
+        </w:rPr>
+      </w:pPr>
+      <w:r>
+        <w:rPr>
+          <w:rFonts w:ascii="Times New Roman" w:hAnsi="Times New Roman" w:cs="Times New Roman"/>
+          <w:b/>
+          <w:bCs/>
+          <w:sz w:val="32"/>
+          <w:szCs w:val="32"/>
+        </w:rPr>
+        <w:t>Memory:</w:t>
+      </w:r>
+      <w:r>
+        <w:rPr>
+          <w:rFonts w:ascii="Times New Roman" w:hAnsi="Times New Roman" w:cs="Times New Roman"/>
+          <w:sz w:val="32"/>
+          <w:szCs w:val="32"/>
+        </w:rPr>
+        <w:t xml:space="preserve"> They may forget steps or instructions. </w:t>
+      </w:r>
+    </w:p>
+    <w:p>
+      <w:pPr>
+        <w:pStyle w:val="ListParagraph"/>
+        <w:numPr>
+          <w:ilvl w:val="0"/>
+          <w:numId w:val="29"/>
+        </w:numPr>
+        <w:tabs>
+          <w:tab w:val="left" w:pos="1340"/>
+        </w:tabs>
+        <w:rPr>
+          <w:rFonts w:ascii="Times New Roman" w:hAnsi="Times New Roman" w:cs="Times New Roman"/>
+          <w:sz w:val="32"/>
+          <w:szCs w:val="32"/>
+        </w:rPr>
+      </w:pPr>
+      <w:r>
+        <w:rPr>
+          <w:rFonts w:ascii="Times New Roman" w:hAnsi="Times New Roman" w:cs="Times New Roman"/>
+          <w:b/>
+          <w:bCs/>
+          <w:sz w:val="32"/>
+          <w:szCs w:val="32"/>
+        </w:rPr>
+        <w:t>Technology experience:</w:t>
+      </w:r>
+      <w:r>
+        <w:rPr>
+          <w:rFonts w:ascii="Times New Roman" w:hAnsi="Times New Roman" w:cs="Times New Roman"/>
+          <w:sz w:val="32"/>
+          <w:szCs w:val="32"/>
+        </w:rPr>
+        <w:t xml:space="preserve"> Some elderly people have little experience with technology. </w:t>
+      </w:r>
+    </w:p>
+    <w:p>
+      <w:pPr>
+        <w:tabs>
+          <w:tab w:val="left" w:pos="1340"/>
+        </w:tabs>
+        <w:rPr>
+          <w:rFonts w:ascii="Times New Roman" w:hAnsi="Times New Roman" w:cs="Times New Roman"/>
+          <w:b/>
+          <w:bCs/>
+          <w:sz w:val="32"/>
+          <w:szCs w:val="32"/>
+        </w:rPr>
+      </w:pPr>
+      <w:r>
+        <w:rPr>
+          <w:rFonts w:ascii="Times New Roman" w:hAnsi="Times New Roman" w:cs="Times New Roman"/>
+          <w:b/>
+          <w:bCs/>
+          <w:sz w:val="32"/>
+          <w:szCs w:val="32"/>
+        </w:rPr>
+        <w:t>How to design for elderly users?</w:t>
+      </w:r>
+    </w:p>
+    <w:p>
+      <w:pPr>
+        <w:pStyle w:val="ListParagraph"/>
+        <w:numPr>
+          <w:ilvl w:val="0"/>
+          <w:numId w:val="30"/>
+        </w:numPr>
+        <w:tabs>
+          <w:tab w:val="left" w:pos="1340"/>
+        </w:tabs>
+        <w:rPr>
+          <w:rFonts w:ascii="Times New Roman" w:hAnsi="Times New Roman" w:cs="Times New Roman"/>
+          <w:sz w:val="32"/>
+          <w:szCs w:val="32"/>
+        </w:rPr>
+      </w:pPr>
+      <w:r>
+        <w:rPr>
+          <w:rFonts w:ascii="Times New Roman" w:hAnsi="Times New Roman" w:cs="Times New Roman"/>
+          <w:sz w:val="32"/>
+          <w:szCs w:val="32"/>
+        </w:rPr>
+        <w:t xml:space="preserve">Use </w:t>
+      </w:r>
+      <w:r>
+        <w:rPr>
+          <w:rFonts w:ascii="Times New Roman" w:hAnsi="Times New Roman" w:cs="Times New Roman"/>
+          <w:b/>
+          <w:bCs/>
+          <w:sz w:val="32"/>
+          <w:szCs w:val="32"/>
+        </w:rPr>
+        <w:t>large fonts</w:t>
+      </w:r>
+      <w:r>
+        <w:rPr>
+          <w:rFonts w:ascii="Times New Roman" w:hAnsi="Times New Roman" w:cs="Times New Roman"/>
+          <w:sz w:val="32"/>
+          <w:szCs w:val="32"/>
+        </w:rPr>
+        <w:t xml:space="preserve">. </w:t>
+      </w:r>
+    </w:p>
+    <w:p>
+      <w:pPr>
+        <w:pStyle w:val="ListParagraph"/>
+        <w:numPr>
+          <w:ilvl w:val="0"/>
+          <w:numId w:val="30"/>
+        </w:numPr>
+        <w:tabs>
+          <w:tab w:val="left" w:pos="1340"/>
+        </w:tabs>
+        <w:rPr>
+          <w:rFonts w:ascii="Times New Roman" w:hAnsi="Times New Roman" w:cs="Times New Roman"/>
+          <w:sz w:val="32"/>
+          <w:szCs w:val="32"/>
+        </w:rPr>
+      </w:pPr>
+      <w:r>
+        <w:rPr>
+          <w:rFonts w:ascii="Times New Roman" w:hAnsi="Times New Roman" w:cs="Times New Roman"/>
+          <w:sz w:val="32"/>
+          <w:szCs w:val="32"/>
+        </w:rPr>
+        <w:t xml:space="preserve">Use </w:t>
+      </w:r>
+      <w:r>
+        <w:rPr>
+          <w:rFonts w:ascii="Times New Roman" w:hAnsi="Times New Roman" w:cs="Times New Roman"/>
+          <w:b/>
+          <w:bCs/>
+          <w:sz w:val="32"/>
+          <w:szCs w:val="32"/>
+        </w:rPr>
+        <w:t>large buttons</w:t>
+      </w:r>
+      <w:r>
+        <w:rPr>
+          <w:rFonts w:ascii="Times New Roman" w:hAnsi="Times New Roman" w:cs="Times New Roman"/>
+          <w:sz w:val="32"/>
+          <w:szCs w:val="32"/>
+        </w:rPr>
+        <w:t xml:space="preserve">. </w:t>
+      </w:r>
+    </w:p>
+    <w:p>
+      <w:pPr>
+        <w:pStyle w:val="ListParagraph"/>
+        <w:numPr>
+          <w:ilvl w:val="0"/>
+          <w:numId w:val="30"/>
+        </w:numPr>
+        <w:tabs>
+          <w:tab w:val="left" w:pos="1340"/>
+        </w:tabs>
+        <w:rPr>
+          <w:rFonts w:ascii="Times New Roman" w:hAnsi="Times New Roman" w:cs="Times New Roman"/>
+          <w:sz w:val="32"/>
+          <w:szCs w:val="32"/>
+        </w:rPr>
+      </w:pPr>
+      <w:r>
+        <w:rPr>
+          <w:rFonts w:ascii="Times New Roman" w:hAnsi="Times New Roman" w:cs="Times New Roman"/>
+          <w:sz w:val="32"/>
+          <w:szCs w:val="32"/>
+        </w:rPr>
+        <w:t xml:space="preserve">Use </w:t>
+      </w:r>
+      <w:r>
+        <w:rPr>
+          <w:rFonts w:ascii="Times New Roman" w:hAnsi="Times New Roman" w:cs="Times New Roman"/>
+          <w:b/>
+          <w:bCs/>
+          <w:sz w:val="32"/>
+          <w:szCs w:val="32"/>
+        </w:rPr>
+        <w:t>clear and simple instructions</w:t>
+      </w:r>
+      <w:r>
+        <w:rPr>
+          <w:rFonts w:ascii="Times New Roman" w:hAnsi="Times New Roman" w:cs="Times New Roman"/>
+          <w:sz w:val="32"/>
+          <w:szCs w:val="32"/>
+        </w:rPr>
+        <w:t xml:space="preserve">. </w:t>
+      </w:r>
+    </w:p>
+    <w:p>
+      <w:pPr>
+        <w:pStyle w:val="ListParagraph"/>
+        <w:numPr>
+          <w:ilvl w:val="0"/>
+          <w:numId w:val="30"/>
+        </w:numPr>
+        <w:tabs>
+          <w:tab w:val="left" w:pos="1340"/>
+        </w:tabs>
+        <w:rPr>
+          <w:rFonts w:ascii="Times New Roman" w:hAnsi="Times New Roman" w:cs="Times New Roman"/>
+          <w:sz w:val="32"/>
+          <w:szCs w:val="32"/>
+        </w:rPr>
+      </w:pPr>
+      <w:r>
+        <w:rPr>
+          <w:rFonts w:ascii="Times New Roman" w:hAnsi="Times New Roman" w:cs="Times New Roman"/>
+          <w:sz w:val="32"/>
+          <w:szCs w:val="32"/>
+        </w:rPr>
+        <w:t xml:space="preserve">Use </w:t>
+      </w:r>
+      <w:r>
+        <w:rPr>
+          <w:rFonts w:ascii="Times New Roman" w:hAnsi="Times New Roman" w:cs="Times New Roman"/>
+          <w:b/>
+          <w:bCs/>
+          <w:sz w:val="32"/>
+          <w:szCs w:val="32"/>
+        </w:rPr>
+        <w:t>louder/clear audio</w:t>
+      </w:r>
+      <w:r>
+        <w:rPr>
+          <w:rFonts w:ascii="Times New Roman" w:hAnsi="Times New Roman" w:cs="Times New Roman"/>
+          <w:sz w:val="32"/>
+          <w:szCs w:val="32"/>
+        </w:rPr>
+        <w:t xml:space="preserve">. </w:t>
+      </w:r>
+    </w:p>
+    <w:p>
+      <w:pPr>
+        <w:pStyle w:val="ListParagraph"/>
+        <w:numPr>
+          <w:ilvl w:val="0"/>
+          <w:numId w:val="30"/>
+        </w:numPr>
+        <w:tabs>
+          <w:tab w:val="left" w:pos="1340"/>
+        </w:tabs>
+        <w:rPr>
+          <w:rFonts w:ascii="Times New Roman" w:hAnsi="Times New Roman" w:cs="Times New Roman"/>
+          <w:sz w:val="32"/>
+          <w:szCs w:val="32"/>
+        </w:rPr>
+      </w:pPr>
+      <w:r>
+        <w:rPr>
+          <w:rFonts w:ascii="Times New Roman" w:hAnsi="Times New Roman" w:cs="Times New Roman"/>
+          <w:sz w:val="32"/>
+          <w:szCs w:val="32"/>
+        </w:rPr>
+        <w:t xml:space="preserve">Keep the interface </w:t>
+      </w:r>
+      <w:r>
+        <w:rPr>
+          <w:rFonts w:ascii="Times New Roman" w:hAnsi="Times New Roman" w:cs="Times New Roman"/>
+          <w:b/>
+          <w:bCs/>
+          <w:sz w:val="32"/>
+          <w:szCs w:val="32"/>
+        </w:rPr>
+        <w:t>simple and easy to navigate</w:t>
+      </w:r>
+      <w:r>
+        <w:rPr>
+          <w:rFonts w:ascii="Times New Roman" w:hAnsi="Times New Roman" w:cs="Times New Roman"/>
+          <w:sz w:val="32"/>
+          <w:szCs w:val="32"/>
+        </w:rPr>
+        <w:t xml:space="preserve">. </w:t>
+      </w:r>
+    </w:p>
+    <w:p>
+      <w:pPr>
+        <w:pStyle w:val="ListParagraph"/>
+        <w:numPr>
+          <w:ilvl w:val="0"/>
+          <w:numId w:val="30"/>
+        </w:numPr>
+        <w:tabs>
+          <w:tab w:val="left" w:pos="1340"/>
+        </w:tabs>
+        <w:rPr>
+          <w:rFonts w:ascii="Times New Roman" w:hAnsi="Times New Roman" w:cs="Times New Roman"/>
+          <w:sz w:val="32"/>
+          <w:szCs w:val="32"/>
+        </w:rPr>
+      </w:pPr>
+      <w:r>
+        <w:rPr>
+          <w:rFonts w:ascii="Times New Roman" w:hAnsi="Times New Roman" w:cs="Times New Roman"/>
+          <w:sz w:val="32"/>
+          <w:szCs w:val="32"/>
+        </w:rPr>
+        <w:t xml:space="preserve">Give users </w:t>
+      </w:r>
+      <w:r>
+        <w:rPr>
+          <w:rFonts w:ascii="Times New Roman" w:hAnsi="Times New Roman" w:cs="Times New Roman"/>
+          <w:b/>
+          <w:bCs/>
+          <w:sz w:val="32"/>
+          <w:szCs w:val="32"/>
+        </w:rPr>
+        <w:t>more time</w:t>
+      </w:r>
+      <w:r>
+        <w:rPr>
+          <w:rFonts w:ascii="Times New Roman" w:hAnsi="Times New Roman" w:cs="Times New Roman"/>
+          <w:sz w:val="32"/>
+          <w:szCs w:val="32"/>
+        </w:rPr>
+        <w:t xml:space="preserve"> to complete tasks.</w:t>
+      </w:r>
+    </w:p>
+    <w:p>
+      <w:pPr>
+        <w:tabs>
+          <w:tab w:val="left" w:pos="2990"/>
+        </w:tabs>
+        <w:rPr>
+          <w:rFonts w:ascii="Times New Roman" w:hAnsi="Times New Roman" w:cs="Times New Roman"/>
+          <w:sz w:val="32"/>
+          <w:szCs w:val="32"/>
+        </w:rPr>
+      </w:pPr>
+      <w:r>
+        <w:rPr>
+          <w:rFonts w:ascii="Times New Roman" w:hAnsi="Times New Roman" w:cs="Times New Roman"/>
+          <w:sz w:val="32"/>
+          <w:szCs w:val="32"/>
+        </w:rPr>
+        <w:tab/>
+      </w:r>
+    </w:p>
+    <w:p>
+      <w:pPr>
+        <w:tabs>
+          <w:tab w:val="left" w:pos="2990"/>
+        </w:tabs>
+        <w:rPr>
+          <w:rFonts w:ascii="Times New Roman" w:hAnsi="Times New Roman" w:cs="Times New Roman"/>
+          <w:b/>
+          <w:bCs/>
+          <w:color w:val="215E99" w:themeColor="text2" w:themeTint="BF"/>
+          <w:sz w:val="32"/>
+          <w:szCs w:val="32"/>
+        </w:rPr>
+      </w:pPr>
+      <w:r>
+        <w:rPr>
+          <w:rFonts w:ascii="Times New Roman" w:hAnsi="Times New Roman" w:cs="Times New Roman"/>
+          <w:b/>
+          <w:bCs/>
+          <w:color w:val="215E99" w:themeColor="text2" w:themeTint="BF"/>
+          <w:sz w:val="32"/>
+          <w:szCs w:val="32"/>
+        </w:rPr>
+        <w:lastRenderedPageBreak/>
+        <w:t xml:space="preserve">Children </w:t>
+      </w:r>
+    </w:p>
+    <w:p>
+      <w:pPr>
+        <w:tabs>
+          <w:tab w:val="left" w:pos="2990"/>
+        </w:tabs>
+        <w:rPr>
+          <w:rFonts w:ascii="Times New Roman" w:hAnsi="Times New Roman" w:cs="Times New Roman"/>
+          <w:sz w:val="32"/>
+          <w:szCs w:val="32"/>
+        </w:rPr>
+      </w:pPr>
+      <w:r>
+        <w:rPr>
+          <w:rFonts w:ascii="Times New Roman" w:hAnsi="Times New Roman" w:cs="Times New Roman"/>
+          <w:sz w:val="32"/>
+          <w:szCs w:val="32"/>
+        </w:rPr>
+        <w:t>Children are different from adults because their age, skills, attention, and goals change as they grow.</w:t>
+      </w:r>
+    </w:p>
+    <w:p>
+      <w:pPr>
+        <w:pStyle w:val="ListParagraph"/>
+        <w:numPr>
+          <w:ilvl w:val="0"/>
+          <w:numId w:val="35"/>
+        </w:numPr>
+        <w:tabs>
+          <w:tab w:val="left" w:pos="2990"/>
+        </w:tabs>
+        <w:rPr>
+          <w:rFonts w:ascii="Times New Roman" w:hAnsi="Times New Roman" w:cs="Times New Roman"/>
+          <w:sz w:val="32"/>
+          <w:szCs w:val="32"/>
+        </w:rPr>
+      </w:pPr>
+      <w:r>
+        <w:rPr>
+          <w:rFonts w:ascii="Times New Roman" w:hAnsi="Times New Roman" w:cs="Times New Roman"/>
+          <w:b/>
+          <w:bCs/>
+          <w:sz w:val="32"/>
+          <w:szCs w:val="32"/>
+        </w:rPr>
+        <w:t>Technology familiarity:</w:t>
+      </w:r>
+      <w:r>
+        <w:rPr>
+          <w:rFonts w:ascii="Times New Roman" w:hAnsi="Times New Roman" w:cs="Times New Roman"/>
+          <w:sz w:val="32"/>
+          <w:szCs w:val="32"/>
+        </w:rPr>
+        <w:t xml:space="preserve"> Some children use technology from a young age.</w:t>
+      </w:r>
+    </w:p>
+    <w:p>
+      <w:pPr>
+        <w:pStyle w:val="ListParagraph"/>
+        <w:numPr>
+          <w:ilvl w:val="0"/>
+          <w:numId w:val="35"/>
+        </w:numPr>
+        <w:tabs>
+          <w:tab w:val="left" w:pos="2990"/>
+        </w:tabs>
+        <w:rPr>
+          <w:rFonts w:ascii="Times New Roman" w:hAnsi="Times New Roman" w:cs="Times New Roman"/>
+          <w:sz w:val="32"/>
+          <w:szCs w:val="32"/>
+        </w:rPr>
+      </w:pPr>
+      <w:r>
+        <w:rPr>
+          <w:rFonts w:ascii="Times New Roman" w:hAnsi="Times New Roman" w:cs="Times New Roman"/>
+          <w:b/>
+          <w:bCs/>
+          <w:sz w:val="32"/>
+          <w:szCs w:val="32"/>
+        </w:rPr>
+        <w:t>Physical dexterity:</w:t>
+      </w:r>
+      <w:r>
+        <w:rPr>
+          <w:rFonts w:ascii="Times New Roman" w:hAnsi="Times New Roman" w:cs="Times New Roman"/>
+          <w:sz w:val="32"/>
+          <w:szCs w:val="32"/>
+        </w:rPr>
+        <w:t xml:space="preserve"> Young children may find double-clicking, dragging, or small buttons difficult.</w:t>
+      </w:r>
+    </w:p>
+    <w:p>
+      <w:pPr>
+        <w:pStyle w:val="ListParagraph"/>
+        <w:numPr>
+          <w:ilvl w:val="0"/>
+          <w:numId w:val="35"/>
+        </w:numPr>
+        <w:tabs>
+          <w:tab w:val="left" w:pos="2990"/>
+        </w:tabs>
+        <w:rPr>
+          <w:rFonts w:ascii="Times New Roman" w:hAnsi="Times New Roman" w:cs="Times New Roman"/>
+          <w:sz w:val="32"/>
+          <w:szCs w:val="32"/>
+        </w:rPr>
+      </w:pPr>
+      <w:r>
+        <w:rPr>
+          <w:rFonts w:ascii="Times New Roman" w:hAnsi="Times New Roman" w:cs="Times New Roman"/>
+          <w:b/>
+          <w:bCs/>
+          <w:sz w:val="32"/>
+          <w:szCs w:val="32"/>
+        </w:rPr>
+        <w:t>Attention span:</w:t>
+      </w:r>
+      <w:r>
+        <w:rPr>
+          <w:rFonts w:ascii="Times New Roman" w:hAnsi="Times New Roman" w:cs="Times New Roman"/>
+          <w:sz w:val="32"/>
+          <w:szCs w:val="32"/>
+        </w:rPr>
+        <w:t xml:space="preserve"> Children may lose interest quickly.</w:t>
+      </w:r>
+    </w:p>
+    <w:p>
+      <w:pPr>
+        <w:pStyle w:val="ListParagraph"/>
+        <w:numPr>
+          <w:ilvl w:val="0"/>
+          <w:numId w:val="35"/>
+        </w:numPr>
+        <w:tabs>
+          <w:tab w:val="left" w:pos="2990"/>
+        </w:tabs>
+        <w:rPr>
+          <w:rFonts w:ascii="Times New Roman" w:hAnsi="Times New Roman" w:cs="Times New Roman"/>
+          <w:sz w:val="32"/>
+          <w:szCs w:val="32"/>
+        </w:rPr>
+      </w:pPr>
+      <w:r>
+        <w:rPr>
+          <w:rFonts w:ascii="Times New Roman" w:hAnsi="Times New Roman" w:cs="Times New Roman"/>
+          <w:b/>
+          <w:bCs/>
+          <w:sz w:val="32"/>
+          <w:szCs w:val="32"/>
+        </w:rPr>
+        <w:t>Varied backgrounds:</w:t>
+      </w:r>
+      <w:r>
+        <w:rPr>
+          <w:rFonts w:ascii="Times New Roman" w:hAnsi="Times New Roman" w:cs="Times New Roman"/>
+          <w:sz w:val="32"/>
+          <w:szCs w:val="32"/>
+        </w:rPr>
+        <w:t xml:space="preserve"> Children have different access to technology and learning resources.</w:t>
+      </w:r>
+    </w:p>
+    <w:p>
+      <w:pPr>
+        <w:pStyle w:val="ListParagraph"/>
+        <w:numPr>
+          <w:ilvl w:val="0"/>
+          <w:numId w:val="35"/>
+        </w:numPr>
+        <w:tabs>
+          <w:tab w:val="left" w:pos="2990"/>
+        </w:tabs>
+        <w:rPr>
+          <w:rFonts w:ascii="Times New Roman" w:hAnsi="Times New Roman" w:cs="Times New Roman"/>
+          <w:sz w:val="32"/>
+          <w:szCs w:val="32"/>
+        </w:rPr>
+      </w:pPr>
+      <w:r>
+        <w:rPr>
+          <w:rFonts w:ascii="Times New Roman" w:hAnsi="Times New Roman" w:cs="Times New Roman"/>
+          <w:b/>
+          <w:bCs/>
+          <w:sz w:val="32"/>
+          <w:szCs w:val="32"/>
+        </w:rPr>
+        <w:t>Goals:</w:t>
+      </w:r>
+      <w:r>
+        <w:rPr>
+          <w:rFonts w:ascii="Times New Roman" w:hAnsi="Times New Roman" w:cs="Times New Roman"/>
+          <w:sz w:val="32"/>
+          <w:szCs w:val="32"/>
+        </w:rPr>
+        <w:t xml:space="preserve"> They may use technology for learning, playing, and socializing.</w:t>
+      </w:r>
+    </w:p>
+    <w:p>
+      <w:pPr>
+        <w:tabs>
+          <w:tab w:val="left" w:pos="2990"/>
+        </w:tabs>
+        <w:rPr>
+          <w:rFonts w:ascii="Times New Roman" w:hAnsi="Times New Roman" w:cs="Times New Roman"/>
+          <w:b/>
+          <w:bCs/>
+          <w:sz w:val="32"/>
+          <w:szCs w:val="32"/>
+        </w:rPr>
+      </w:pPr>
+      <w:r>
+        <w:rPr>
+          <w:rFonts w:ascii="Times New Roman" w:hAnsi="Times New Roman" w:cs="Times New Roman"/>
+          <w:b/>
+          <w:bCs/>
+          <w:sz w:val="32"/>
+          <w:szCs w:val="32"/>
+        </w:rPr>
+        <w:t>How to design for children?</w:t>
+      </w:r>
+    </w:p>
+    <w:p>
+      <w:pPr>
+        <w:pStyle w:val="ListParagraph"/>
+        <w:numPr>
+          <w:ilvl w:val="0"/>
+          <w:numId w:val="34"/>
+        </w:numPr>
+        <w:tabs>
+          <w:tab w:val="left" w:pos="2990"/>
+        </w:tabs>
+        <w:rPr>
+          <w:rFonts w:ascii="Times New Roman" w:hAnsi="Times New Roman" w:cs="Times New Roman"/>
+          <w:sz w:val="32"/>
+          <w:szCs w:val="32"/>
+        </w:rPr>
+      </w:pPr>
+      <w:r>
+        <w:rPr>
+          <w:rFonts w:ascii="Times New Roman" w:hAnsi="Times New Roman" w:cs="Times New Roman"/>
+          <w:sz w:val="32"/>
+          <w:szCs w:val="32"/>
+        </w:rPr>
+        <w:t>Use large buttons and simple controls.</w:t>
+      </w:r>
+    </w:p>
+    <w:p>
+      <w:pPr>
+        <w:pStyle w:val="ListParagraph"/>
+        <w:numPr>
+          <w:ilvl w:val="0"/>
+          <w:numId w:val="34"/>
+        </w:numPr>
+        <w:tabs>
+          <w:tab w:val="left" w:pos="2990"/>
+        </w:tabs>
+        <w:rPr>
+          <w:rFonts w:ascii="Times New Roman" w:hAnsi="Times New Roman" w:cs="Times New Roman"/>
+          <w:sz w:val="32"/>
+          <w:szCs w:val="32"/>
+        </w:rPr>
+      </w:pPr>
+      <w:r>
+        <w:rPr>
+          <w:rFonts w:ascii="Times New Roman" w:hAnsi="Times New Roman" w:cs="Times New Roman"/>
+          <w:sz w:val="32"/>
+          <w:szCs w:val="32"/>
+        </w:rPr>
+        <w:t>Use colorful, attractive designs.</w:t>
+      </w:r>
+    </w:p>
+    <w:p>
+      <w:pPr>
+        <w:pStyle w:val="ListParagraph"/>
+        <w:numPr>
+          <w:ilvl w:val="0"/>
+          <w:numId w:val="34"/>
+        </w:numPr>
+        <w:tabs>
+          <w:tab w:val="left" w:pos="2990"/>
+        </w:tabs>
+        <w:rPr>
+          <w:rFonts w:ascii="Times New Roman" w:hAnsi="Times New Roman" w:cs="Times New Roman"/>
+          <w:sz w:val="32"/>
+          <w:szCs w:val="32"/>
+        </w:rPr>
+      </w:pPr>
+      <w:r>
+        <w:rPr>
+          <w:rFonts w:ascii="Times New Roman" w:hAnsi="Times New Roman" w:cs="Times New Roman"/>
+          <w:sz w:val="32"/>
+          <w:szCs w:val="32"/>
+        </w:rPr>
+        <w:t>Keep activities short and engaging.</w:t>
+      </w:r>
+    </w:p>
+    <w:p>
+      <w:pPr>
+        <w:pStyle w:val="ListParagraph"/>
+        <w:numPr>
+          <w:ilvl w:val="0"/>
+          <w:numId w:val="34"/>
+        </w:numPr>
+        <w:tabs>
+          <w:tab w:val="left" w:pos="2990"/>
+        </w:tabs>
+        <w:rPr>
+          <w:rFonts w:ascii="Times New Roman" w:hAnsi="Times New Roman" w:cs="Times New Roman"/>
+          <w:sz w:val="32"/>
+          <w:szCs w:val="32"/>
+        </w:rPr>
+      </w:pPr>
+      <w:r>
+        <w:rPr>
+          <w:rFonts w:ascii="Times New Roman" w:hAnsi="Times New Roman" w:cs="Times New Roman"/>
+          <w:sz w:val="32"/>
+          <w:szCs w:val="32"/>
+        </w:rPr>
+        <w:t>Provide easy instructions.</w:t>
+      </w:r>
+    </w:p>
+    <w:p>
+      <w:pPr>
+        <w:pStyle w:val="ListParagraph"/>
+        <w:numPr>
+          <w:ilvl w:val="0"/>
+          <w:numId w:val="34"/>
+        </w:numPr>
+        <w:tabs>
+          <w:tab w:val="left" w:pos="2990"/>
+        </w:tabs>
+        <w:rPr>
+          <w:rFonts w:ascii="Times New Roman" w:hAnsi="Times New Roman" w:cs="Times New Roman"/>
+          <w:sz w:val="32"/>
+          <w:szCs w:val="32"/>
+        </w:rPr>
+      </w:pPr>
+      <w:r>
+        <w:rPr>
+          <w:rFonts w:ascii="Times New Roman" w:hAnsi="Times New Roman" w:cs="Times New Roman"/>
+          <w:sz w:val="32"/>
+          <w:szCs w:val="32"/>
+        </w:rPr>
+        <w:t>Encourage creativity and exploration.</w:t>
+      </w:r>
+    </w:p>
+    <w:p>
+      <w:pPr>
+        <w:tabs>
+          <w:tab w:val="left" w:pos="2990"/>
+        </w:tabs>
+        <w:rPr>
+          <w:rFonts w:ascii="Times New Roman" w:hAnsi="Times New Roman" w:cs="Times New Roman"/>
+          <w:sz w:val="32"/>
+          <w:szCs w:val="32"/>
+        </w:rPr>
+      </w:pPr>
+      <w:r>
+        <w:rPr>
+          <w:rFonts w:ascii="Times New Roman" w:hAnsi="Times New Roman" w:cs="Times New Roman"/>
+          <w:b/>
+          <w:bCs/>
+          <w:sz w:val="32"/>
+          <w:szCs w:val="32"/>
+        </w:rPr>
+        <w:t>Example:</w:t>
+      </w:r>
+      <w:r>
+        <w:rPr>
+          <w:rFonts w:ascii="Times New Roman" w:hAnsi="Times New Roman" w:cs="Times New Roman"/>
+          <w:sz w:val="32"/>
+          <w:szCs w:val="32"/>
+        </w:rPr>
+        <w:t xml:space="preserve"> A children's drawing app should have big buttons, simple tools, and colorful pictures so children can draw and explore easily.</w:t>
+      </w:r>
+    </w:p>
+    <w:p>
+      <w:pPr>
+        <w:tabs>
+          <w:tab w:val="left" w:pos="2990"/>
+        </w:tabs>
+        <w:rPr>
+          <w:rFonts w:ascii="Times New Roman" w:hAnsi="Times New Roman" w:cs="Times New Roman"/>
+          <w:b/>
+          <w:bCs/>
+          <w:sz w:val="32"/>
+          <w:szCs w:val="32"/>
+        </w:rPr>
+      </w:pPr>
+      <w:r>
+        <w:rPr>
+          <w:rFonts w:ascii="Times New Roman" w:hAnsi="Times New Roman" w:cs="Times New Roman"/>
+          <w:b/>
+          <w:bCs/>
+          <w:sz w:val="32"/>
+          <w:szCs w:val="32"/>
+        </w:rPr>
+        <w:t>Other goals of children</w:t>
+      </w:r>
+    </w:p>
+    <w:p>
+      <w:pPr>
+        <w:pStyle w:val="ListParagraph"/>
+        <w:numPr>
+          <w:ilvl w:val="0"/>
+          <w:numId w:val="36"/>
+        </w:numPr>
+        <w:tabs>
+          <w:tab w:val="left" w:pos="2990"/>
+        </w:tabs>
+        <w:rPr>
+          <w:rFonts w:ascii="Times New Roman" w:hAnsi="Times New Roman" w:cs="Times New Roman"/>
+          <w:sz w:val="32"/>
+          <w:szCs w:val="32"/>
+        </w:rPr>
+      </w:pPr>
+      <w:r>
+        <w:rPr>
+          <w:rFonts w:ascii="Times New Roman" w:hAnsi="Times New Roman" w:cs="Times New Roman"/>
+          <w:b/>
+          <w:bCs/>
+          <w:sz w:val="32"/>
+          <w:szCs w:val="32"/>
+        </w:rPr>
+        <w:t>Educational acceleration:</w:t>
+      </w:r>
+      <w:r>
+        <w:rPr>
+          <w:rFonts w:ascii="Times New Roman" w:hAnsi="Times New Roman" w:cs="Times New Roman"/>
+          <w:sz w:val="32"/>
+          <w:szCs w:val="32"/>
+        </w:rPr>
+        <w:t xml:space="preserve"> Help children learn faster.</w:t>
+      </w:r>
+    </w:p>
+    <w:p>
+      <w:pPr>
+        <w:pStyle w:val="ListParagraph"/>
+        <w:numPr>
+          <w:ilvl w:val="0"/>
+          <w:numId w:val="36"/>
+        </w:numPr>
+        <w:tabs>
+          <w:tab w:val="left" w:pos="2990"/>
+        </w:tabs>
+        <w:rPr>
+          <w:rFonts w:ascii="Times New Roman" w:hAnsi="Times New Roman" w:cs="Times New Roman"/>
+          <w:sz w:val="32"/>
+          <w:szCs w:val="32"/>
+        </w:rPr>
+      </w:pPr>
+      <w:r>
+        <w:rPr>
+          <w:rFonts w:ascii="Times New Roman" w:hAnsi="Times New Roman" w:cs="Times New Roman"/>
+          <w:b/>
+          <w:bCs/>
+          <w:sz w:val="32"/>
+          <w:szCs w:val="32"/>
+        </w:rPr>
+        <w:t xml:space="preserve">Socialization: </w:t>
+      </w:r>
+      <w:r>
+        <w:rPr>
+          <w:rFonts w:ascii="Times New Roman" w:hAnsi="Times New Roman" w:cs="Times New Roman"/>
+          <w:sz w:val="32"/>
+          <w:szCs w:val="32"/>
+        </w:rPr>
+        <w:t>Help them communicate and play with friends.</w:t>
+      </w:r>
+    </w:p>
+    <w:p>
+      <w:pPr>
+        <w:pStyle w:val="ListParagraph"/>
+        <w:numPr>
+          <w:ilvl w:val="0"/>
+          <w:numId w:val="36"/>
+        </w:numPr>
+        <w:tabs>
+          <w:tab w:val="left" w:pos="2990"/>
+        </w:tabs>
+        <w:rPr>
+          <w:rFonts w:ascii="Times New Roman" w:hAnsi="Times New Roman" w:cs="Times New Roman"/>
+          <w:sz w:val="32"/>
+          <w:szCs w:val="32"/>
+        </w:rPr>
+      </w:pPr>
+      <w:r>
+        <w:rPr>
+          <w:rFonts w:ascii="Times New Roman" w:hAnsi="Times New Roman" w:cs="Times New Roman"/>
+          <w:b/>
+          <w:bCs/>
+          <w:sz w:val="32"/>
+          <w:szCs w:val="32"/>
+        </w:rPr>
+        <w:t>Self-confidence:</w:t>
+      </w:r>
+      <w:r>
+        <w:rPr>
+          <w:rFonts w:ascii="Times New Roman" w:hAnsi="Times New Roman" w:cs="Times New Roman"/>
+          <w:sz w:val="32"/>
+          <w:szCs w:val="32"/>
+        </w:rPr>
+        <w:t xml:space="preserve"> Encourage them to feel proud of their work.</w:t>
+      </w:r>
+    </w:p>
+    <w:p>
+      <w:pPr>
+        <w:pStyle w:val="ListParagraph"/>
+        <w:numPr>
+          <w:ilvl w:val="0"/>
+          <w:numId w:val="36"/>
+        </w:numPr>
+        <w:tabs>
+          <w:tab w:val="left" w:pos="2990"/>
+        </w:tabs>
+        <w:rPr>
+          <w:rFonts w:ascii="Times New Roman" w:hAnsi="Times New Roman" w:cs="Times New Roman"/>
+          <w:sz w:val="32"/>
+          <w:szCs w:val="32"/>
+        </w:rPr>
+      </w:pPr>
+      <w:r>
+        <w:rPr>
+          <w:rFonts w:ascii="Times New Roman" w:hAnsi="Times New Roman" w:cs="Times New Roman"/>
+          <w:b/>
+          <w:bCs/>
+          <w:sz w:val="32"/>
+          <w:szCs w:val="32"/>
+        </w:rPr>
+        <w:t>Creativity:</w:t>
+      </w:r>
+      <w:r>
+        <w:rPr>
+          <w:rFonts w:ascii="Times New Roman" w:hAnsi="Times New Roman" w:cs="Times New Roman"/>
+          <w:sz w:val="32"/>
+          <w:szCs w:val="32"/>
+        </w:rPr>
+        <w:t xml:space="preserve"> Allow them to make art, music, and explore new ideas.</w:t>
+      </w:r>
+    </w:p>
+    <w:p>
+      <w:pPr>
+        <w:tabs>
+          <w:tab w:val="left" w:pos="2510"/>
+        </w:tabs>
+        <w:rPr>
+          <w:rFonts w:ascii="Times New Roman" w:hAnsi="Times New Roman" w:cs="Times New Roman"/>
+          <w:sz w:val="32"/>
+          <w:szCs w:val="32"/>
+        </w:rPr>
+      </w:pPr>
+      <w:r>
+        <w:rPr>
+          <w:rFonts w:ascii="Times New Roman" w:hAnsi="Times New Roman" w:cs="Times New Roman"/>
+          <w:sz w:val="32"/>
+          <w:szCs w:val="32"/>
+        </w:rPr>
+        <w:tab/>
+      </w:r>
+    </w:p>
+    <w:p>
+      <w:pPr>
+        <w:tabs>
+          <w:tab w:val="left" w:pos="2510"/>
+        </w:tabs>
+        <w:rPr>
+          <w:rFonts w:ascii="Times New Roman" w:hAnsi="Times New Roman" w:cs="Times New Roman"/>
+          <w:b/>
+          <w:bCs/>
+          <w:color w:val="215E99" w:themeColor="text2" w:themeTint="BF"/>
+          <w:sz w:val="32"/>
+          <w:szCs w:val="32"/>
+        </w:rPr>
+      </w:pPr>
+      <w:r>
+        <w:rPr>
+          <w:rFonts w:ascii="Times New Roman" w:hAnsi="Times New Roman" w:cs="Times New Roman"/>
+          <w:b/>
+          <w:bCs/>
+          <w:color w:val="215E99" w:themeColor="text2" w:themeTint="BF"/>
+          <w:sz w:val="32"/>
+          <w:szCs w:val="32"/>
+        </w:rPr>
+        <w:lastRenderedPageBreak/>
+        <w:t xml:space="preserve">Teenagers </w:t>
+      </w:r>
+    </w:p>
+    <w:p>
+      <w:pPr>
+        <w:pStyle w:val="ListParagraph"/>
+        <w:numPr>
+          <w:ilvl w:val="0"/>
+          <w:numId w:val="39"/>
+        </w:numPr>
+        <w:tabs>
+          <w:tab w:val="left" w:pos="2510"/>
+        </w:tabs>
+        <w:rPr>
+          <w:rFonts w:ascii="Times New Roman" w:hAnsi="Times New Roman" w:cs="Times New Roman"/>
+          <w:sz w:val="32"/>
+          <w:szCs w:val="32"/>
+        </w:rPr>
+      </w:pPr>
+      <w:r>
+        <w:rPr>
+          <w:rFonts w:ascii="Times New Roman" w:hAnsi="Times New Roman" w:cs="Times New Roman"/>
+          <w:b/>
+          <w:bCs/>
+          <w:sz w:val="32"/>
+          <w:szCs w:val="32"/>
+        </w:rPr>
+        <w:t>Teenagers are a special group:</w:t>
+      </w:r>
+      <w:r>
+        <w:rPr>
+          <w:rFonts w:ascii="Times New Roman" w:hAnsi="Times New Roman" w:cs="Times New Roman"/>
+          <w:sz w:val="32"/>
+          <w:szCs w:val="32"/>
+        </w:rPr>
+        <w:t xml:space="preserve"> Their needs are different from adults and younger children. </w:t>
+      </w:r>
+    </w:p>
+    <w:p>
+      <w:pPr>
+        <w:pStyle w:val="ListParagraph"/>
+        <w:numPr>
+          <w:ilvl w:val="0"/>
+          <w:numId w:val="39"/>
+        </w:numPr>
+        <w:tabs>
+          <w:tab w:val="left" w:pos="2510"/>
+        </w:tabs>
+        <w:rPr>
+          <w:rFonts w:ascii="Times New Roman" w:hAnsi="Times New Roman" w:cs="Times New Roman"/>
+          <w:sz w:val="32"/>
+          <w:szCs w:val="32"/>
+        </w:rPr>
+      </w:pPr>
+      <w:r>
+        <w:rPr>
+          <w:rFonts w:ascii="Times New Roman" w:hAnsi="Times New Roman" w:cs="Times New Roman"/>
+          <w:b/>
+          <w:bCs/>
+          <w:sz w:val="32"/>
+          <w:szCs w:val="32"/>
+        </w:rPr>
+        <w:t>Next generation:</w:t>
+      </w:r>
+      <w:r>
+        <w:rPr>
+          <w:rFonts w:ascii="Times New Roman" w:hAnsi="Times New Roman" w:cs="Times New Roman"/>
+          <w:sz w:val="32"/>
+          <w:szCs w:val="32"/>
+        </w:rPr>
+        <w:t xml:space="preserve"> They will be the future users of technology. </w:t>
+      </w:r>
+    </w:p>
+    <w:p>
+      <w:pPr>
+        <w:pStyle w:val="ListParagraph"/>
+        <w:numPr>
+          <w:ilvl w:val="0"/>
+          <w:numId w:val="39"/>
+        </w:numPr>
+        <w:tabs>
+          <w:tab w:val="left" w:pos="2510"/>
+        </w:tabs>
+        <w:rPr>
+          <w:rFonts w:ascii="Times New Roman" w:hAnsi="Times New Roman" w:cs="Times New Roman"/>
+          <w:sz w:val="32"/>
+          <w:szCs w:val="32"/>
+        </w:rPr>
+      </w:pPr>
+      <w:r>
+        <w:rPr>
+          <w:rFonts w:ascii="Times New Roman" w:hAnsi="Times New Roman" w:cs="Times New Roman"/>
+          <w:b/>
+          <w:bCs/>
+          <w:sz w:val="32"/>
+          <w:szCs w:val="32"/>
+        </w:rPr>
+        <w:t>Beta test new interfaces:</w:t>
+      </w:r>
+      <w:r>
+        <w:rPr>
+          <w:rFonts w:ascii="Times New Roman" w:hAnsi="Times New Roman" w:cs="Times New Roman"/>
+          <w:sz w:val="32"/>
+          <w:szCs w:val="32"/>
+        </w:rPr>
+        <w:t xml:space="preserve"> They often try new apps, features, and trends. </w:t>
+      </w:r>
+    </w:p>
+    <w:p>
+      <w:pPr>
+        <w:pStyle w:val="ListParagraph"/>
+        <w:numPr>
+          <w:ilvl w:val="0"/>
+          <w:numId w:val="39"/>
+        </w:numPr>
+        <w:tabs>
+          <w:tab w:val="left" w:pos="2510"/>
+        </w:tabs>
+        <w:rPr>
+          <w:rFonts w:ascii="Times New Roman" w:hAnsi="Times New Roman" w:cs="Times New Roman"/>
+          <w:sz w:val="32"/>
+          <w:szCs w:val="32"/>
+        </w:rPr>
+      </w:pPr>
+      <w:r>
+        <w:rPr>
+          <w:rFonts w:ascii="Times New Roman" w:hAnsi="Times New Roman" w:cs="Times New Roman"/>
+          <w:b/>
+          <w:bCs/>
+          <w:sz w:val="32"/>
+          <w:szCs w:val="32"/>
+        </w:rPr>
+        <w:t>Technology:</w:t>
+      </w:r>
+      <w:r>
+        <w:rPr>
+          <w:rFonts w:ascii="Times New Roman" w:hAnsi="Times New Roman" w:cs="Times New Roman"/>
+          <w:sz w:val="32"/>
+          <w:szCs w:val="32"/>
+        </w:rPr>
+        <w:t xml:space="preserve"> They commonly use </w:t>
+      </w:r>
+      <w:r>
+        <w:rPr>
+          <w:rFonts w:ascii="Times New Roman" w:hAnsi="Times New Roman" w:cs="Times New Roman"/>
+          <w:b/>
+          <w:bCs/>
+          <w:sz w:val="32"/>
+          <w:szCs w:val="32"/>
+        </w:rPr>
+        <w:t>phones, texting, games, simulations, and virtual worlds</w:t>
+      </w:r>
+      <w:r>
+        <w:rPr>
+          <w:rFonts w:ascii="Times New Roman" w:hAnsi="Times New Roman" w:cs="Times New Roman"/>
+          <w:sz w:val="32"/>
+          <w:szCs w:val="32"/>
+        </w:rPr>
+        <w:t xml:space="preserve">. </w:t>
+      </w:r>
+    </w:p>
+    <w:p>
+      <w:pPr>
+        <w:pStyle w:val="ListParagraph"/>
+        <w:numPr>
+          <w:ilvl w:val="0"/>
+          <w:numId w:val="39"/>
+        </w:numPr>
+        <w:tabs>
+          <w:tab w:val="left" w:pos="2510"/>
+        </w:tabs>
+        <w:rPr>
+          <w:rFonts w:ascii="Times New Roman" w:hAnsi="Times New Roman" w:cs="Times New Roman"/>
+          <w:sz w:val="32"/>
+          <w:szCs w:val="32"/>
+        </w:rPr>
+      </w:pPr>
+      <w:r>
+        <w:rPr>
+          <w:rFonts w:ascii="Times New Roman" w:hAnsi="Times New Roman" w:cs="Times New Roman"/>
+          <w:b/>
+          <w:bCs/>
+          <w:sz w:val="32"/>
+          <w:szCs w:val="32"/>
+        </w:rPr>
+        <w:t>Safety:</w:t>
+      </w:r>
+      <w:r>
+        <w:rPr>
+          <w:rFonts w:ascii="Times New Roman" w:hAnsi="Times New Roman" w:cs="Times New Roman"/>
+          <w:sz w:val="32"/>
+          <w:szCs w:val="32"/>
+        </w:rPr>
+        <w:t xml:space="preserve"> Interfaces for teenagers should be </w:t>
+      </w:r>
+      <w:r>
+        <w:rPr>
+          <w:rFonts w:ascii="Times New Roman" w:hAnsi="Times New Roman" w:cs="Times New Roman"/>
+          <w:b/>
+          <w:bCs/>
+          <w:sz w:val="32"/>
+          <w:szCs w:val="32"/>
+        </w:rPr>
+        <w:t>safe and protect their privacy</w:t>
+      </w:r>
+      <w:r>
+        <w:rPr>
+          <w:rFonts w:ascii="Times New Roman" w:hAnsi="Times New Roman" w:cs="Times New Roman"/>
+          <w:sz w:val="32"/>
+          <w:szCs w:val="32"/>
+        </w:rPr>
+        <w:t xml:space="preserve">. </w:t>
+      </w:r>
+    </w:p>
+    <w:p>
+      <w:pPr>
+        <w:tabs>
+          <w:tab w:val="left" w:pos="2510"/>
+        </w:tabs>
+        <w:rPr>
+          <w:rFonts w:ascii="Times New Roman" w:hAnsi="Times New Roman" w:cs="Times New Roman"/>
+          <w:b/>
+          <w:bCs/>
+          <w:sz w:val="32"/>
+          <w:szCs w:val="32"/>
+        </w:rPr>
+      </w:pPr>
+      <w:r>
+        <w:rPr>
+          <w:rFonts w:ascii="Times New Roman" w:hAnsi="Times New Roman" w:cs="Times New Roman"/>
+          <w:b/>
+          <w:bCs/>
+          <w:sz w:val="32"/>
+          <w:szCs w:val="32"/>
+        </w:rPr>
+        <w:t>What do they like?</w:t>
+      </w:r>
+    </w:p>
+    <w:p>
+      <w:pPr>
+        <w:pStyle w:val="ListParagraph"/>
+        <w:numPr>
+          <w:ilvl w:val="0"/>
+          <w:numId w:val="40"/>
+        </w:numPr>
+        <w:tabs>
+          <w:tab w:val="left" w:pos="2510"/>
+        </w:tabs>
+        <w:rPr>
+          <w:rFonts w:ascii="Times New Roman" w:hAnsi="Times New Roman" w:cs="Times New Roman"/>
+          <w:sz w:val="32"/>
+          <w:szCs w:val="32"/>
+        </w:rPr>
+      </w:pPr>
+      <w:r>
+        <w:rPr>
+          <w:rFonts w:ascii="Times New Roman" w:hAnsi="Times New Roman" w:cs="Times New Roman"/>
+          <w:b/>
+          <w:bCs/>
+          <w:sz w:val="32"/>
+          <w:szCs w:val="32"/>
+        </w:rPr>
+        <w:t>Exploring:</w:t>
+      </w:r>
+      <w:r>
+        <w:rPr>
+          <w:rFonts w:ascii="Times New Roman" w:hAnsi="Times New Roman" w:cs="Times New Roman"/>
+          <w:sz w:val="32"/>
+          <w:szCs w:val="32"/>
+        </w:rPr>
+        <w:t xml:space="preserve"> They like trying new things. </w:t>
+      </w:r>
+    </w:p>
+    <w:p>
+      <w:pPr>
+        <w:pStyle w:val="ListParagraph"/>
+        <w:numPr>
+          <w:ilvl w:val="0"/>
+          <w:numId w:val="40"/>
+        </w:numPr>
+        <w:tabs>
+          <w:tab w:val="left" w:pos="2510"/>
+        </w:tabs>
+        <w:rPr>
+          <w:rFonts w:ascii="Times New Roman" w:hAnsi="Times New Roman" w:cs="Times New Roman"/>
+          <w:sz w:val="32"/>
+          <w:szCs w:val="32"/>
+        </w:rPr>
+      </w:pPr>
+      <w:r>
+        <w:rPr>
+          <w:rFonts w:ascii="Times New Roman" w:hAnsi="Times New Roman" w:cs="Times New Roman"/>
+          <w:b/>
+          <w:bCs/>
+          <w:sz w:val="32"/>
+          <w:szCs w:val="32"/>
+        </w:rPr>
+        <w:t>Easy to reset:</w:t>
+      </w:r>
+      <w:r>
+        <w:rPr>
+          <w:rFonts w:ascii="Times New Roman" w:hAnsi="Times New Roman" w:cs="Times New Roman"/>
+          <w:sz w:val="32"/>
+          <w:szCs w:val="32"/>
+        </w:rPr>
+        <w:t xml:space="preserve"> They don't mind experimenting if they can easily start again. </w:t>
+      </w:r>
+    </w:p>
+    <w:p>
+      <w:pPr>
+        <w:pStyle w:val="ListParagraph"/>
+        <w:numPr>
+          <w:ilvl w:val="0"/>
+          <w:numId w:val="40"/>
+        </w:numPr>
+        <w:tabs>
+          <w:tab w:val="left" w:pos="2510"/>
+        </w:tabs>
+        <w:rPr>
+          <w:rFonts w:ascii="Times New Roman" w:hAnsi="Times New Roman" w:cs="Times New Roman"/>
+          <w:sz w:val="32"/>
+          <w:szCs w:val="32"/>
+        </w:rPr>
+      </w:pPr>
+      <w:r>
+        <w:rPr>
+          <w:rFonts w:ascii="Times New Roman" w:hAnsi="Times New Roman" w:cs="Times New Roman"/>
+          <w:b/>
+          <w:bCs/>
+          <w:sz w:val="32"/>
+          <w:szCs w:val="32"/>
+        </w:rPr>
+        <w:t>Mistakes:</w:t>
+      </w:r>
+      <w:r>
+        <w:rPr>
+          <w:rFonts w:ascii="Times New Roman" w:hAnsi="Times New Roman" w:cs="Times New Roman"/>
+          <w:sz w:val="32"/>
+          <w:szCs w:val="32"/>
+        </w:rPr>
+        <w:t xml:space="preserve"> They usually don't mind making mistakes while learning. </w:t>
+      </w:r>
+    </w:p>
+    <w:p>
+      <w:pPr>
+        <w:pStyle w:val="ListParagraph"/>
+        <w:numPr>
+          <w:ilvl w:val="0"/>
+          <w:numId w:val="40"/>
+        </w:numPr>
+        <w:tabs>
+          <w:tab w:val="left" w:pos="2510"/>
+        </w:tabs>
+        <w:rPr>
+          <w:rFonts w:ascii="Times New Roman" w:hAnsi="Times New Roman" w:cs="Times New Roman"/>
+          <w:sz w:val="32"/>
+          <w:szCs w:val="32"/>
+        </w:rPr>
+      </w:pPr>
+      <w:r>
+        <w:rPr>
+          <w:rFonts w:ascii="Times New Roman" w:hAnsi="Times New Roman" w:cs="Times New Roman"/>
+          <w:b/>
+          <w:bCs/>
+          <w:sz w:val="32"/>
+          <w:szCs w:val="32"/>
+        </w:rPr>
+        <w:t>Familiar characters:</w:t>
+      </w:r>
+      <w:r>
+        <w:rPr>
+          <w:rFonts w:ascii="Times New Roman" w:hAnsi="Times New Roman" w:cs="Times New Roman"/>
+          <w:sz w:val="32"/>
+          <w:szCs w:val="32"/>
+        </w:rPr>
+        <w:t xml:space="preserve"> They enjoy familiar characters and repeated activities. </w:t>
+      </w:r>
+    </w:p>
+    <w:p>
+      <w:pPr>
+        <w:pStyle w:val="ListParagraph"/>
+        <w:numPr>
+          <w:ilvl w:val="0"/>
+          <w:numId w:val="40"/>
+        </w:numPr>
+        <w:tabs>
+          <w:tab w:val="left" w:pos="2510"/>
+        </w:tabs>
+        <w:rPr>
+          <w:rFonts w:ascii="Times New Roman" w:hAnsi="Times New Roman" w:cs="Times New Roman"/>
+          <w:sz w:val="32"/>
+          <w:szCs w:val="32"/>
+        </w:rPr>
+      </w:pPr>
+      <w:r>
+        <w:rPr>
+          <w:rFonts w:ascii="Times New Roman" w:hAnsi="Times New Roman" w:cs="Times New Roman"/>
+          <w:b/>
+          <w:bCs/>
+          <w:sz w:val="32"/>
+          <w:szCs w:val="32"/>
+        </w:rPr>
+        <w:t>Respectful language:</w:t>
+      </w:r>
+      <w:r>
+        <w:rPr>
+          <w:rFonts w:ascii="Times New Roman" w:hAnsi="Times New Roman" w:cs="Times New Roman"/>
+          <w:sz w:val="32"/>
+          <w:szCs w:val="32"/>
+        </w:rPr>
+        <w:t xml:space="preserve"> They don't like being </w:t>
+      </w:r>
+      <w:r>
+        <w:rPr>
+          <w:rFonts w:ascii="Times New Roman" w:hAnsi="Times New Roman" w:cs="Times New Roman"/>
+          <w:b/>
+          <w:bCs/>
+          <w:sz w:val="32"/>
+          <w:szCs w:val="32"/>
+        </w:rPr>
+        <w:t>talked down to</w:t>
+      </w:r>
+      <w:r>
+        <w:rPr>
+          <w:rFonts w:ascii="Times New Roman" w:hAnsi="Times New Roman" w:cs="Times New Roman"/>
+          <w:sz w:val="32"/>
+          <w:szCs w:val="32"/>
+        </w:rPr>
+        <w:t xml:space="preserve"> or inappropriate jokes. </w:t>
+      </w:r>
+    </w:p>
+    <w:p>
+      <w:pPr>
+        <w:tabs>
+          <w:tab w:val="left" w:pos="2510"/>
+        </w:tabs>
+        <w:rPr>
+          <w:rFonts w:ascii="Times New Roman" w:hAnsi="Times New Roman" w:cs="Times New Roman"/>
+          <w:b/>
+          <w:bCs/>
+          <w:sz w:val="32"/>
+          <w:szCs w:val="32"/>
+        </w:rPr>
+      </w:pPr>
+      <w:r>
+        <w:rPr>
+          <w:rFonts w:ascii="Times New Roman" w:hAnsi="Times New Roman" w:cs="Times New Roman"/>
+          <w:b/>
+          <w:bCs/>
+          <w:sz w:val="32"/>
+          <w:szCs w:val="32"/>
+        </w:rPr>
+        <w:t>Design</w:t>
+      </w:r>
+    </w:p>
+    <w:p>
+      <w:pPr>
+        <w:tabs>
+          <w:tab w:val="left" w:pos="2510"/>
+        </w:tabs>
+        <w:rPr>
+          <w:rFonts w:ascii="Times New Roman" w:hAnsi="Times New Roman" w:cs="Times New Roman"/>
+          <w:sz w:val="32"/>
+          <w:szCs w:val="32"/>
+        </w:rPr>
+      </w:pPr>
+      <w:r>
+        <w:rPr>
+          <w:rFonts w:ascii="Times New Roman" w:hAnsi="Times New Roman" w:cs="Times New Roman"/>
+          <w:b/>
+          <w:bCs/>
+          <w:sz w:val="32"/>
+          <w:szCs w:val="32"/>
+        </w:rPr>
+        <w:t>Focus group:</w:t>
+      </w:r>
+      <w:r>
+        <w:rPr>
+          <w:rFonts w:ascii="Times New Roman" w:hAnsi="Times New Roman" w:cs="Times New Roman"/>
+          <w:sz w:val="32"/>
+          <w:szCs w:val="32"/>
+        </w:rPr>
+        <w:t xml:space="preserve"> Ask a group of teenagers about their needs, preferences, and experience before designing the interface.</w:t>
+      </w:r>
+    </w:p>
+    <w:p>
+      <w:pPr>
+        <w:tabs>
+          <w:tab w:val="left" w:pos="2510"/>
+        </w:tabs>
+        <w:rPr>
+          <w:rFonts w:ascii="Times New Roman" w:hAnsi="Times New Roman" w:cs="Times New Roman"/>
+          <w:sz w:val="32"/>
+          <w:szCs w:val="32"/>
+        </w:rPr>
+      </w:pPr>
+    </w:p>
+    <w:p>
+      <w:pPr>
+        <w:tabs>
+          <w:tab w:val="left" w:pos="2510"/>
+        </w:tabs>
+        <w:rPr>
+          <w:rFonts w:ascii="Times New Roman" w:hAnsi="Times New Roman" w:cs="Times New Roman"/>
+          <w:sz w:val="32"/>
+          <w:szCs w:val="32"/>
+        </w:rPr>
+      </w:pPr>
+    </w:p>
+    <w:p>
+      <w:pPr>
+        <w:tabs>
+          <w:tab w:val="left" w:pos="2510"/>
+        </w:tabs>
+        <w:rPr>
+          <w:rFonts w:ascii="Times New Roman" w:hAnsi="Times New Roman" w:cs="Times New Roman"/>
+          <w:sz w:val="32"/>
+          <w:szCs w:val="32"/>
+        </w:rPr>
+      </w:pPr>
+    </w:p>
+    <w:p>
+      <w:pPr>
+        <w:tabs>
+          <w:tab w:val="left" w:pos="2510"/>
+        </w:tabs>
+        <w:rPr>
+          <w:rFonts w:ascii="Times New Roman" w:hAnsi="Times New Roman" w:cs="Times New Roman"/>
+          <w:b/>
+          <w:bCs/>
+          <w:color w:val="215E99" w:themeColor="text2" w:themeTint="BF"/>
+          <w:sz w:val="32"/>
+          <w:szCs w:val="32"/>
+        </w:rPr>
+      </w:pPr>
+      <w:r>
+        <w:rPr>
+          <w:rFonts w:ascii="Times New Roman" w:hAnsi="Times New Roman" w:cs="Times New Roman"/>
+          <w:b/>
+          <w:bCs/>
+          <w:color w:val="215E99" w:themeColor="text2" w:themeTint="BF"/>
+          <w:sz w:val="32"/>
+          <w:szCs w:val="32"/>
+        </w:rPr>
+        <w:lastRenderedPageBreak/>
+        <w:t xml:space="preserve">Users with Disabilities </w:t>
+      </w:r>
+    </w:p>
+    <w:p>
+      <w:pPr>
+        <w:tabs>
+          <w:tab w:val="left" w:pos="2510"/>
+        </w:tabs>
+        <w:rPr>
+          <w:rFonts w:ascii="Times New Roman" w:hAnsi="Times New Roman" w:cs="Times New Roman"/>
+          <w:sz w:val="32"/>
+          <w:szCs w:val="32"/>
+        </w:rPr>
+      </w:pPr>
+      <w:r>
+        <w:rPr>
+          <w:rFonts w:ascii="Times New Roman" w:hAnsi="Times New Roman" w:cs="Times New Roman"/>
+          <w:sz w:val="32"/>
+          <w:szCs w:val="32"/>
+        </w:rPr>
+        <w:t xml:space="preserve">People with disabilities may need </w:t>
+      </w:r>
+      <w:r>
+        <w:rPr>
+          <w:rFonts w:ascii="Times New Roman" w:hAnsi="Times New Roman" w:cs="Times New Roman"/>
+          <w:b/>
+          <w:bCs/>
+          <w:sz w:val="32"/>
+          <w:szCs w:val="32"/>
+        </w:rPr>
+        <w:t>different ways to use an interface</w:t>
+      </w:r>
+      <w:r>
+        <w:rPr>
+          <w:rFonts w:ascii="Times New Roman" w:hAnsi="Times New Roman" w:cs="Times New Roman"/>
+          <w:sz w:val="32"/>
+          <w:szCs w:val="32"/>
+        </w:rPr>
+        <w:t>.</w:t>
+      </w:r>
+    </w:p>
+    <w:p>
+      <w:pPr>
+        <w:pStyle w:val="ListParagraph"/>
+        <w:numPr>
+          <w:ilvl w:val="0"/>
+          <w:numId w:val="42"/>
+        </w:numPr>
+        <w:tabs>
+          <w:tab w:val="left" w:pos="2510"/>
+        </w:tabs>
+        <w:rPr>
+          <w:rFonts w:ascii="Times New Roman" w:hAnsi="Times New Roman" w:cs="Times New Roman"/>
+          <w:sz w:val="32"/>
+          <w:szCs w:val="32"/>
+        </w:rPr>
+      </w:pPr>
+      <w:r>
+        <w:rPr>
+          <w:rFonts w:ascii="Times New Roman" w:hAnsi="Times New Roman" w:cs="Times New Roman"/>
+          <w:b/>
+          <w:bCs/>
+          <w:sz w:val="32"/>
+          <w:szCs w:val="32"/>
+        </w:rPr>
+        <w:t>Vision limitations:</w:t>
+      </w:r>
+      <w:r>
+        <w:rPr>
+          <w:rFonts w:ascii="Times New Roman" w:hAnsi="Times New Roman" w:cs="Times New Roman"/>
+          <w:sz w:val="32"/>
+          <w:szCs w:val="32"/>
+        </w:rPr>
+        <w:t xml:space="preserve"> Use text-to-speech or screen readers. </w:t>
+      </w:r>
+    </w:p>
+    <w:p>
+      <w:pPr>
+        <w:pStyle w:val="ListParagraph"/>
+        <w:numPr>
+          <w:ilvl w:val="0"/>
+          <w:numId w:val="42"/>
+        </w:numPr>
+        <w:tabs>
+          <w:tab w:val="left" w:pos="2510"/>
+        </w:tabs>
+        <w:rPr>
+          <w:rFonts w:ascii="Times New Roman" w:hAnsi="Times New Roman" w:cs="Times New Roman"/>
+          <w:sz w:val="32"/>
+          <w:szCs w:val="32"/>
+        </w:rPr>
+      </w:pPr>
+      <w:r>
+        <w:rPr>
+          <w:rFonts w:ascii="Times New Roman" w:hAnsi="Times New Roman" w:cs="Times New Roman"/>
+          <w:b/>
+          <w:bCs/>
+          <w:sz w:val="32"/>
+          <w:szCs w:val="32"/>
+        </w:rPr>
+        <w:t>Blind users:</w:t>
+      </w:r>
+      <w:r>
+        <w:rPr>
+          <w:rFonts w:ascii="Times New Roman" w:hAnsi="Times New Roman" w:cs="Times New Roman"/>
+          <w:sz w:val="32"/>
+          <w:szCs w:val="32"/>
+        </w:rPr>
+        <w:t xml:space="preserve"> A screen reader reads the text aloud. </w:t>
+      </w:r>
+    </w:p>
+    <w:p>
+      <w:pPr>
+        <w:pStyle w:val="ListParagraph"/>
+        <w:numPr>
+          <w:ilvl w:val="0"/>
+          <w:numId w:val="42"/>
+        </w:numPr>
+        <w:tabs>
+          <w:tab w:val="left" w:pos="2510"/>
+        </w:tabs>
+        <w:rPr>
+          <w:rFonts w:ascii="Times New Roman" w:hAnsi="Times New Roman" w:cs="Times New Roman"/>
+          <w:sz w:val="32"/>
+          <w:szCs w:val="32"/>
+        </w:rPr>
+      </w:pPr>
+      <w:r>
+        <w:rPr>
+          <w:rFonts w:ascii="Times New Roman" w:hAnsi="Times New Roman" w:cs="Times New Roman"/>
+          <w:b/>
+          <w:bCs/>
+          <w:sz w:val="32"/>
+          <w:szCs w:val="32"/>
+        </w:rPr>
+        <w:t>Low vision:</w:t>
+      </w:r>
+      <w:r>
+        <w:rPr>
+          <w:rFonts w:ascii="Times New Roman" w:hAnsi="Times New Roman" w:cs="Times New Roman"/>
+          <w:sz w:val="32"/>
+          <w:szCs w:val="32"/>
+        </w:rPr>
+        <w:t xml:space="preserve"> Use large text and zoom options. </w:t>
+      </w:r>
+    </w:p>
+    <w:p>
+      <w:pPr>
+        <w:pStyle w:val="ListParagraph"/>
+        <w:numPr>
+          <w:ilvl w:val="0"/>
+          <w:numId w:val="42"/>
+        </w:numPr>
+        <w:tabs>
+          <w:tab w:val="left" w:pos="2510"/>
+        </w:tabs>
+        <w:rPr>
+          <w:rFonts w:ascii="Times New Roman" w:hAnsi="Times New Roman" w:cs="Times New Roman"/>
+          <w:sz w:val="32"/>
+          <w:szCs w:val="32"/>
+        </w:rPr>
+      </w:pPr>
+      <w:r>
+        <w:rPr>
+          <w:rFonts w:ascii="Times New Roman" w:hAnsi="Times New Roman" w:cs="Times New Roman"/>
+          <w:b/>
+          <w:bCs/>
+          <w:sz w:val="32"/>
+          <w:szCs w:val="32"/>
+        </w:rPr>
+        <w:t>Color-blind:</w:t>
+      </w:r>
+      <w:r>
+        <w:rPr>
+          <w:rFonts w:ascii="Times New Roman" w:hAnsi="Times New Roman" w:cs="Times New Roman"/>
+          <w:sz w:val="32"/>
+          <w:szCs w:val="32"/>
+        </w:rPr>
+        <w:t xml:space="preserve"> Don't use color alone to show information. </w:t>
+      </w:r>
+    </w:p>
+    <w:p>
+      <w:pPr>
+        <w:pStyle w:val="ListParagraph"/>
+        <w:numPr>
+          <w:ilvl w:val="0"/>
+          <w:numId w:val="42"/>
+        </w:numPr>
+        <w:tabs>
+          <w:tab w:val="left" w:pos="2510"/>
+        </w:tabs>
+        <w:rPr>
+          <w:rFonts w:ascii="Times New Roman" w:hAnsi="Times New Roman" w:cs="Times New Roman"/>
+          <w:sz w:val="32"/>
+          <w:szCs w:val="32"/>
+        </w:rPr>
+      </w:pPr>
+      <w:r>
+        <w:rPr>
+          <w:rFonts w:ascii="Times New Roman" w:hAnsi="Times New Roman" w:cs="Times New Roman"/>
+          <w:b/>
+          <w:bCs/>
+          <w:sz w:val="32"/>
+          <w:szCs w:val="32"/>
+        </w:rPr>
+        <w:t>Hearing limitations:</w:t>
+      </w:r>
+      <w:r>
+        <w:rPr>
+          <w:rFonts w:ascii="Times New Roman" w:hAnsi="Times New Roman" w:cs="Times New Roman"/>
+          <w:sz w:val="32"/>
+          <w:szCs w:val="32"/>
+        </w:rPr>
+        <w:t xml:space="preserve"> Convert sounds into visual signals. </w:t>
+      </w:r>
+    </w:p>
+    <w:p>
+      <w:pPr>
+        <w:pStyle w:val="ListParagraph"/>
+        <w:numPr>
+          <w:ilvl w:val="0"/>
+          <w:numId w:val="42"/>
+        </w:numPr>
+        <w:tabs>
+          <w:tab w:val="left" w:pos="2510"/>
+        </w:tabs>
+        <w:rPr>
+          <w:rFonts w:ascii="Times New Roman" w:hAnsi="Times New Roman" w:cs="Times New Roman"/>
+          <w:sz w:val="32"/>
+          <w:szCs w:val="32"/>
+        </w:rPr>
+      </w:pPr>
+      <w:r>
+        <w:rPr>
+          <w:rFonts w:ascii="Times New Roman" w:hAnsi="Times New Roman" w:cs="Times New Roman"/>
+          <w:b/>
+          <w:bCs/>
+          <w:sz w:val="32"/>
+          <w:szCs w:val="32"/>
+        </w:rPr>
+        <w:t>Deaf users:</w:t>
+      </w:r>
+      <w:r>
+        <w:rPr>
+          <w:rFonts w:ascii="Times New Roman" w:hAnsi="Times New Roman" w:cs="Times New Roman"/>
+          <w:sz w:val="32"/>
+          <w:szCs w:val="32"/>
+        </w:rPr>
+        <w:t xml:space="preserve"> Provide captions/subtitles. </w:t>
+      </w:r>
+    </w:p>
+    <w:p>
+      <w:pPr>
+        <w:pStyle w:val="ListParagraph"/>
+        <w:numPr>
+          <w:ilvl w:val="0"/>
+          <w:numId w:val="42"/>
+        </w:numPr>
+        <w:tabs>
+          <w:tab w:val="left" w:pos="2510"/>
+        </w:tabs>
+        <w:rPr>
+          <w:rFonts w:ascii="Times New Roman" w:hAnsi="Times New Roman" w:cs="Times New Roman"/>
+          <w:sz w:val="32"/>
+          <w:szCs w:val="32"/>
+        </w:rPr>
+      </w:pPr>
+      <w:r>
+        <w:rPr>
+          <w:rFonts w:ascii="Times New Roman" w:hAnsi="Times New Roman" w:cs="Times New Roman"/>
+          <w:b/>
+          <w:bCs/>
+          <w:sz w:val="32"/>
+          <w:szCs w:val="32"/>
+        </w:rPr>
+        <w:t>Limited hearing:</w:t>
+      </w:r>
+      <w:r>
+        <w:rPr>
+          <w:rFonts w:ascii="Times New Roman" w:hAnsi="Times New Roman" w:cs="Times New Roman"/>
+          <w:sz w:val="32"/>
+          <w:szCs w:val="32"/>
+        </w:rPr>
+        <w:t xml:space="preserve"> Use visual alerts along with sounds. </w:t>
+      </w:r>
+    </w:p>
+    <w:p>
+      <w:pPr>
+        <w:pStyle w:val="ListParagraph"/>
+        <w:numPr>
+          <w:ilvl w:val="0"/>
+          <w:numId w:val="42"/>
+        </w:numPr>
+        <w:tabs>
+          <w:tab w:val="left" w:pos="2510"/>
+        </w:tabs>
+        <w:rPr>
+          <w:rFonts w:ascii="Times New Roman" w:hAnsi="Times New Roman" w:cs="Times New Roman"/>
+          <w:sz w:val="32"/>
+          <w:szCs w:val="32"/>
+        </w:rPr>
+      </w:pPr>
+      <w:r>
+        <w:rPr>
+          <w:rFonts w:ascii="Times New Roman" w:hAnsi="Times New Roman" w:cs="Times New Roman"/>
+          <w:b/>
+          <w:bCs/>
+          <w:sz w:val="32"/>
+          <w:szCs w:val="32"/>
+        </w:rPr>
+        <w:t>Mobility limitations:</w:t>
+      </w:r>
+      <w:r>
+        <w:rPr>
+          <w:rFonts w:ascii="Times New Roman" w:hAnsi="Times New Roman" w:cs="Times New Roman"/>
+          <w:sz w:val="32"/>
+          <w:szCs w:val="32"/>
+        </w:rPr>
+        <w:t xml:space="preserve"> Use keyboard, eye-gaze control, or head-controlled devices. </w:t>
+      </w:r>
+    </w:p>
+    <w:p>
+      <w:pPr>
+        <w:pStyle w:val="ListParagraph"/>
+        <w:numPr>
+          <w:ilvl w:val="0"/>
+          <w:numId w:val="42"/>
+        </w:numPr>
+        <w:tabs>
+          <w:tab w:val="left" w:pos="2510"/>
+        </w:tabs>
+        <w:rPr>
+          <w:rFonts w:ascii="Times New Roman" w:hAnsi="Times New Roman" w:cs="Times New Roman"/>
+          <w:sz w:val="32"/>
+          <w:szCs w:val="32"/>
+        </w:rPr>
+      </w:pPr>
+      <w:r>
+        <w:rPr>
+          <w:rFonts w:ascii="Times New Roman" w:hAnsi="Times New Roman" w:cs="Times New Roman"/>
+          <w:b/>
+          <w:bCs/>
+          <w:sz w:val="32"/>
+          <w:szCs w:val="32"/>
+        </w:rPr>
+        <w:t>Learning difficulties:</w:t>
+      </w:r>
+      <w:r>
+        <w:rPr>
+          <w:rFonts w:ascii="Times New Roman" w:hAnsi="Times New Roman" w:cs="Times New Roman"/>
+          <w:sz w:val="32"/>
+          <w:szCs w:val="32"/>
+        </w:rPr>
+        <w:t xml:space="preserve"> Use simple instructions and clear layouts. </w:t>
+      </w:r>
+    </w:p>
+    <w:p>
+      <w:pPr>
+        <w:pStyle w:val="ListParagraph"/>
+        <w:numPr>
+          <w:ilvl w:val="0"/>
+          <w:numId w:val="42"/>
+        </w:numPr>
+        <w:tabs>
+          <w:tab w:val="left" w:pos="2510"/>
+        </w:tabs>
+        <w:rPr>
+          <w:rFonts w:ascii="Times New Roman" w:hAnsi="Times New Roman" w:cs="Times New Roman"/>
+          <w:sz w:val="32"/>
+          <w:szCs w:val="32"/>
+        </w:rPr>
+      </w:pPr>
+      <w:r>
+        <w:rPr>
+          <w:rFonts w:ascii="Times New Roman" w:hAnsi="Times New Roman" w:cs="Times New Roman"/>
+          <w:b/>
+          <w:bCs/>
+          <w:sz w:val="32"/>
+          <w:szCs w:val="32"/>
+        </w:rPr>
+        <w:t>Dyslexia:</w:t>
+      </w:r>
+      <w:r>
+        <w:rPr>
+          <w:rFonts w:ascii="Times New Roman" w:hAnsi="Times New Roman" w:cs="Times New Roman"/>
+          <w:sz w:val="32"/>
+          <w:szCs w:val="32"/>
+        </w:rPr>
+        <w:t xml:space="preserve"> Use clear fonts, good spacing, and simple text. </w:t>
+      </w:r>
+    </w:p>
+    <w:p>
+      <w:pPr>
+        <w:tabs>
+          <w:tab w:val="left" w:pos="2510"/>
+        </w:tabs>
+        <w:rPr>
+          <w:rFonts w:ascii="Times New Roman" w:hAnsi="Times New Roman" w:cs="Times New Roman"/>
+          <w:b/>
+          <w:bCs/>
+          <w:sz w:val="32"/>
+          <w:szCs w:val="32"/>
+        </w:rPr>
+      </w:pPr>
+      <w:r>
+        <w:rPr>
+          <w:rFonts w:ascii="Times New Roman" w:hAnsi="Times New Roman" w:cs="Times New Roman"/>
+          <w:b/>
+          <w:bCs/>
+          <w:sz w:val="32"/>
+          <w:szCs w:val="32"/>
+        </w:rPr>
+        <w:t>Simple example:</w:t>
+      </w:r>
+    </w:p>
+    <w:p>
+      <w:pPr>
+        <w:tabs>
+          <w:tab w:val="left" w:pos="2510"/>
+        </w:tabs>
+        <w:rPr>
+          <w:rFonts w:ascii="Times New Roman" w:hAnsi="Times New Roman" w:cs="Times New Roman"/>
+          <w:sz w:val="32"/>
+          <w:szCs w:val="32"/>
+        </w:rPr>
+      </w:pPr>
+      <w:r>
+        <w:rPr>
+          <w:rFonts w:ascii="Times New Roman" w:hAnsi="Times New Roman" w:cs="Times New Roman"/>
+          <w:sz w:val="32"/>
+          <w:szCs w:val="32"/>
+        </w:rPr>
+        <w:t xml:space="preserve">A video website should provide </w:t>
+      </w:r>
+      <w:r>
+        <w:rPr>
+          <w:rFonts w:ascii="Times New Roman" w:hAnsi="Times New Roman" w:cs="Times New Roman"/>
+          <w:b/>
+          <w:bCs/>
+          <w:sz w:val="32"/>
+          <w:szCs w:val="32"/>
+        </w:rPr>
+        <w:t>captions</w:t>
+      </w:r>
+      <w:r>
+        <w:rPr>
+          <w:rFonts w:ascii="Times New Roman" w:hAnsi="Times New Roman" w:cs="Times New Roman"/>
+          <w:sz w:val="32"/>
+          <w:szCs w:val="32"/>
+        </w:rPr>
+        <w:t xml:space="preserve"> for deaf users and </w:t>
+      </w:r>
+      <w:r>
+        <w:rPr>
+          <w:rFonts w:ascii="Times New Roman" w:hAnsi="Times New Roman" w:cs="Times New Roman"/>
+          <w:b/>
+          <w:bCs/>
+          <w:sz w:val="32"/>
+          <w:szCs w:val="32"/>
+        </w:rPr>
+        <w:t>text descriptions/screen-reader support</w:t>
+      </w:r>
+      <w:r>
+        <w:rPr>
+          <w:rFonts w:ascii="Times New Roman" w:hAnsi="Times New Roman" w:cs="Times New Roman"/>
+          <w:sz w:val="32"/>
+          <w:szCs w:val="32"/>
+        </w:rPr>
+        <w:t xml:space="preserve"> for blind users.</w:t>
+      </w:r>
+    </w:p>
+    <w:p>
+      <w:pPr>
+        <w:tabs>
+          <w:tab w:val="left" w:pos="2510"/>
+        </w:tabs>
+        <w:rPr>
+          <w:rFonts w:ascii="Times New Roman" w:hAnsi="Times New Roman" w:cs="Times New Roman"/>
+          <w:sz w:val="32"/>
+          <w:szCs w:val="32"/>
+        </w:rPr>
+      </w:pPr>
+      <w:r>
+        <w:rPr>
+          <w:rFonts w:ascii="Times New Roman" w:hAnsi="Times New Roman" w:cs="Times New Roman"/>
+          <w:b/>
+          <w:bCs/>
+          <w:sz w:val="32"/>
+          <w:szCs w:val="32"/>
+        </w:rPr>
+        <w:t>Main idea:</w:t>
+      </w:r>
+      <w:r>
+        <w:rPr>
+          <w:rFonts w:ascii="Times New Roman" w:hAnsi="Times New Roman" w:cs="Times New Roman"/>
+          <w:sz w:val="32"/>
+          <w:szCs w:val="32"/>
+        </w:rPr>
+        <w:t xml:space="preserve"> Good HCI should make technology </w:t>
+      </w:r>
+      <w:r>
+        <w:rPr>
+          <w:rFonts w:ascii="Times New Roman" w:hAnsi="Times New Roman" w:cs="Times New Roman"/>
+          <w:b/>
+          <w:bCs/>
+          <w:sz w:val="32"/>
+          <w:szCs w:val="32"/>
+        </w:rPr>
+        <w:t>accessible to everyone</w:t>
+      </w:r>
+      <w:r>
+        <w:rPr>
+          <w:rFonts w:ascii="Times New Roman" w:hAnsi="Times New Roman" w:cs="Times New Roman"/>
+          <w:sz w:val="32"/>
+          <w:szCs w:val="32"/>
+        </w:rPr>
+        <w:t>.</w:t>
+      </w:r>
+    </w:p>
+    <w:p>
+      <w:pPr>
+        <w:tabs>
+          <w:tab w:val="left" w:pos="2510"/>
+        </w:tabs>
+        <w:rPr>
+          <w:rFonts w:ascii="Times New Roman" w:hAnsi="Times New Roman" w:cs="Times New Roman"/>
+          <w:sz w:val="32"/>
+          <w:szCs w:val="32"/>
+        </w:rPr>
+      </w:pPr>
+    </w:p>
     <w:sectPr>
       <w:pgSz w:w="12240" w:h="15840"/>
       <w:pgMar w:top="1440" w:right="1440" w:bottom="1440" w:left="1440" w:header="720" w:footer="720" w:gutter="0"/>
@@ -2792,6 +7386,155 @@
 <file path=word/numbering.xml><?xml version="1.0" encoding="utf-8"?>
 <w:numbering xmlns:wpc="http://schemas.microsoft.com/office/word/2010/wordprocessingCanvas" xmlns:cx="http://schemas.microsoft.com/office/drawing/2014/chartex" xmlns:cx1="http://schemas.microsoft.com/office/drawing/2015/9/8/chartex" xmlns:cx2="http://schemas.microsoft.com/office/drawing/2015/10/21/chartex" xmlns:cx3="http://schemas.microsoft.com/office/drawing/2016/5/9/chartex" xmlns:cx4="http://schemas.microsoft.com/office/drawing/2016/5/10/chartex" xmlns:cx5="http://schemas.microsoft.com/office/drawing/2016/5/11/chartex" xmlns:cx6="http://schemas.microsoft.com/office/drawing/2016/5/12/chartex" xmlns:cx7="http://schemas.microsoft.com/office/drawing/2016/5/13/chartex" xmlns:cx8="http://schemas.microsoft.com/office/drawing/2016/5/14/chartex" xmlns:mc="http://schemas.openxmlformats.org/markup-compatibility/2006" xmlns:aink="http://schemas.microsoft.com/office/drawing/2016/ink" xmlns:am3d="http://schemas.microsoft.com/office/drawing/2017/model3d" xmlns:o="urn:schemas-microsoft-com:office:office" xmlns:oel="http://schemas.microsoft.com/office/2019/extlst" xmlns:r="http://schemas.openxmlformats.org/officeDocument/2006/relationships" xmlns:m="http://schemas.openxmlformats.org/officeDocument/2006/math" xmlns:v="urn:schemas-microsoft-com:vml" xmlns:wp14="http://schemas.microsoft.com/office/word/2010/wordprocessingDrawing" xmlns:wp="http://schemas.openxmlformats.org/drawingml/2006/wordprocessingDrawing" xmlns:w10="urn:schemas-microsoft-com:office:word" xmlns:w="http://schemas.openxmlformats.org/wordprocessingml/2006/main" xmlns:w14="http://schemas.microsoft.com/office/word/2010/wordml" xmlns:w15="http://schemas.microsoft.com/office/word/2012/wordml" xmlns:w16cex="http://schemas.microsoft.com/office/word/2018/wordml/cex" xmlns:w16cid="http://schemas.microsoft.com/office/word/2016/wordml/cid" xmlns:w16="http://schemas.microsoft.com/office/word/2018/wordml" xmlns:w16du="http://schemas.microsoft.com/office/word/2023/wordml/word16du" xmlns:w16sdtdh="http://schemas.microsoft.com/office/word/2020/wordml/sdtdatahash" xmlns:w16sdtfl="http://schemas.microsoft.com/office/word/2024/wordml/sdtformatlock" xmlns:w16se="http://schemas.microsoft.com/office/word/2015/wordml/symex" xmlns:wpg="http://schemas.microsoft.com/office/word/2010/wordprocessingGroup" xmlns:wpi="http://schemas.microsoft.com/office/word/2010/wordprocessingInk" xmlns:wne="http://schemas.microsoft.com/office/word/2006/wordml" xmlns:wps="http://schemas.microsoft.com/office/word/2010/wordprocessingShape" mc:Ignorable="w14 w15 w16se w16cid w16 w16cex w16sdtdh w16sdtfl w16du wp14">
   <w:abstractNum w:abstractNumId="0" w15:restartNumberingAfterBreak="0">
+    <w:nsid w:val="03B90F51"/>
+    <w:multiLevelType w:val="multilevel"/>
+    <w:tmpl w:val="9D2C2E92"/>
+    <w:lvl w:ilvl="0">
+      <w:start w:val="1"/>
+      <w:numFmt w:val="bullet"/>
+      <w:lvlText w:val=""/>
+      <w:lvlJc w:val="left"/>
+      <w:pPr>
+        <w:tabs>
+          <w:tab w:val="num" w:pos="720"/>
+        </w:tabs>
+        <w:ind w:left="720" w:hanging="360"/>
+      </w:pPr>
+      <w:rPr>
+        <w:rFonts w:ascii="Symbol" w:hAnsi="Symbol" w:hint="default"/>
+        <w:sz w:val="20"/>
+      </w:rPr>
+    </w:lvl>
+    <w:lvl w:ilvl="1" w:tentative="1">
+      <w:start w:val="1"/>
+      <w:numFmt w:val="bullet"/>
+      <w:lvlText w:val="o"/>
+      <w:lvlJc w:val="left"/>
+      <w:pPr>
+        <w:tabs>
+          <w:tab w:val="num" w:pos="1440"/>
+        </w:tabs>
+        <w:ind w:left="1440" w:hanging="360"/>
+      </w:pPr>
+      <w:rPr>
+        <w:rFonts w:ascii="Courier New" w:hAnsi="Courier New" w:hint="default"/>
+        <w:sz w:val="20"/>
+      </w:rPr>
+    </w:lvl>
+    <w:lvl w:ilvl="2" w:tentative="1">
+      <w:start w:val="1"/>
+      <w:numFmt w:val="bullet"/>
+      <w:lvlText w:val=""/>
+      <w:lvlJc w:val="left"/>
+      <w:pPr>
+        <w:tabs>
+          <w:tab w:val="num" w:pos="2160"/>
+        </w:tabs>
+        <w:ind w:left="2160" w:hanging="360"/>
+      </w:pPr>
+      <w:rPr>
+        <w:rFonts w:ascii="Wingdings" w:hAnsi="Wingdings" w:hint="default"/>
+        <w:sz w:val="20"/>
+      </w:rPr>
+    </w:lvl>
+    <w:lvl w:ilvl="3" w:tentative="1">
+      <w:start w:val="1"/>
+      <w:numFmt w:val="bullet"/>
+      <w:lvlText w:val=""/>
+      <w:lvlJc w:val="left"/>
+      <w:pPr>
+        <w:tabs>
+          <w:tab w:val="num" w:pos="2880"/>
+        </w:tabs>
+        <w:ind w:left="2880" w:hanging="360"/>
+      </w:pPr>
+      <w:rPr>
+        <w:rFonts w:ascii="Wingdings" w:hAnsi="Wingdings" w:hint="default"/>
+        <w:sz w:val="20"/>
+      </w:rPr>
+    </w:lvl>
+    <w:lvl w:ilvl="4" w:tentative="1">
+      <w:start w:val="1"/>
+      <w:numFmt w:val="bullet"/>
+      <w:lvlText w:val=""/>
+      <w:lvlJc w:val="left"/>
+      <w:pPr>
+        <w:tabs>
+          <w:tab w:val="num" w:pos="3600"/>
+        </w:tabs>
+        <w:ind w:left="3600" w:hanging="360"/>
+      </w:pPr>
+      <w:rPr>
+        <w:rFonts w:ascii="Wingdings" w:hAnsi="Wingdings" w:hint="default"/>
+        <w:sz w:val="20"/>
+      </w:rPr>
+    </w:lvl>
+    <w:lvl w:ilvl="5" w:tentative="1">
+      <w:start w:val="1"/>
+      <w:numFmt w:val="bullet"/>
+      <w:lvlText w:val=""/>
+      <w:lvlJc w:val="left"/>
+      <w:pPr>
+        <w:tabs>
+          <w:tab w:val="num" w:pos="4320"/>
+        </w:tabs>
+        <w:ind w:left="4320" w:hanging="360"/>
+      </w:pPr>
+      <w:rPr>
+        <w:rFonts w:ascii="Wingdings" w:hAnsi="Wingdings" w:hint="default"/>
+        <w:sz w:val="20"/>
+      </w:rPr>
+    </w:lvl>
+    <w:lvl w:ilvl="6" w:tentative="1">
+      <w:start w:val="1"/>
+      <w:numFmt w:val="bullet"/>
+      <w:lvlText w:val=""/>
+      <w:lvlJc w:val="left"/>
+      <w:pPr>
+        <w:tabs>
+          <w:tab w:val="num" w:pos="5040"/>
+        </w:tabs>
+        <w:ind w:left="5040" w:hanging="360"/>
+      </w:pPr>
+      <w:rPr>
+        <w:rFonts w:ascii="Wingdings" w:hAnsi="Wingdings" w:hint="default"/>
+        <w:sz w:val="20"/>
+      </w:rPr>
+    </w:lvl>
+    <w:lvl w:ilvl="7" w:tentative="1">
+      <w:start w:val="1"/>
+      <w:numFmt w:val="bullet"/>
+      <w:lvlText w:val=""/>
+      <w:lvlJc w:val="left"/>
+      <w:pPr>
+        <w:tabs>
+          <w:tab w:val="num" w:pos="5760"/>
+        </w:tabs>
+        <w:ind w:left="5760" w:hanging="360"/>
+      </w:pPr>
+      <w:rPr>
+        <w:rFonts w:ascii="Wingdings" w:hAnsi="Wingdings" w:hint="default"/>
+        <w:sz w:val="20"/>
+      </w:rPr>
+    </w:lvl>
+    <w:lvl w:ilvl="8" w:tentative="1">
+      <w:start w:val="1"/>
+      <w:numFmt w:val="bullet"/>
+      <w:lvlText w:val=""/>
+      <w:lvlJc w:val="left"/>
+      <w:pPr>
+        <w:tabs>
+          <w:tab w:val="num" w:pos="6480"/>
+        </w:tabs>
+        <w:ind w:left="6480" w:hanging="360"/>
+      </w:pPr>
+      <w:rPr>
+        <w:rFonts w:ascii="Wingdings" w:hAnsi="Wingdings" w:hint="default"/>
+        <w:sz w:val="20"/>
+      </w:rPr>
+    </w:lvl>
+  </w:abstractNum>
+  <w:abstractNum w:abstractNumId="1" w15:restartNumberingAfterBreak="0">
     <w:nsid w:val="04252A5A"/>
     <w:multiLevelType w:val="hybridMultilevel"/>
     <w:tmpl w:val="D1506EE0"/>
@@ -2904,7 +7647,156 @@
       </w:rPr>
     </w:lvl>
   </w:abstractNum>
-  <w:abstractNum w:abstractNumId="1" w15:restartNumberingAfterBreak="0">
+  <w:abstractNum w:abstractNumId="2" w15:restartNumberingAfterBreak="0">
+    <w:nsid w:val="0B19029C"/>
+    <w:multiLevelType w:val="multilevel"/>
+    <w:tmpl w:val="941C88B2"/>
+    <w:lvl w:ilvl="0">
+      <w:start w:val="1"/>
+      <w:numFmt w:val="bullet"/>
+      <w:lvlText w:val=""/>
+      <w:lvlJc w:val="left"/>
+      <w:pPr>
+        <w:tabs>
+          <w:tab w:val="num" w:pos="720"/>
+        </w:tabs>
+        <w:ind w:left="720" w:hanging="360"/>
+      </w:pPr>
+      <w:rPr>
+        <w:rFonts w:ascii="Symbol" w:hAnsi="Symbol" w:hint="default"/>
+        <w:sz w:val="20"/>
+      </w:rPr>
+    </w:lvl>
+    <w:lvl w:ilvl="1" w:tentative="1">
+      <w:start w:val="1"/>
+      <w:numFmt w:val="bullet"/>
+      <w:lvlText w:val="o"/>
+      <w:lvlJc w:val="left"/>
+      <w:pPr>
+        <w:tabs>
+          <w:tab w:val="num" w:pos="1440"/>
+        </w:tabs>
+        <w:ind w:left="1440" w:hanging="360"/>
+      </w:pPr>
+      <w:rPr>
+        <w:rFonts w:ascii="Courier New" w:hAnsi="Courier New" w:hint="default"/>
+        <w:sz w:val="20"/>
+      </w:rPr>
+    </w:lvl>
+    <w:lvl w:ilvl="2" w:tentative="1">
+      <w:start w:val="1"/>
+      <w:numFmt w:val="bullet"/>
+      <w:lvlText w:val=""/>
+      <w:lvlJc w:val="left"/>
+      <w:pPr>
+        <w:tabs>
+          <w:tab w:val="num" w:pos="2160"/>
+        </w:tabs>
+        <w:ind w:left="2160" w:hanging="360"/>
+      </w:pPr>
+      <w:rPr>
+        <w:rFonts w:ascii="Wingdings" w:hAnsi="Wingdings" w:hint="default"/>
+        <w:sz w:val="20"/>
+      </w:rPr>
+    </w:lvl>
+    <w:lvl w:ilvl="3" w:tentative="1">
+      <w:start w:val="1"/>
+      <w:numFmt w:val="bullet"/>
+      <w:lvlText w:val=""/>
+      <w:lvlJc w:val="left"/>
+      <w:pPr>
+        <w:tabs>
+          <w:tab w:val="num" w:pos="2880"/>
+        </w:tabs>
+        <w:ind w:left="2880" w:hanging="360"/>
+      </w:pPr>
+      <w:rPr>
+        <w:rFonts w:ascii="Wingdings" w:hAnsi="Wingdings" w:hint="default"/>
+        <w:sz w:val="20"/>
+      </w:rPr>
+    </w:lvl>
+    <w:lvl w:ilvl="4" w:tentative="1">
+      <w:start w:val="1"/>
+      <w:numFmt w:val="bullet"/>
+      <w:lvlText w:val=""/>
+      <w:lvlJc w:val="left"/>
+      <w:pPr>
+        <w:tabs>
+          <w:tab w:val="num" w:pos="3600"/>
+        </w:tabs>
+        <w:ind w:left="3600" w:hanging="360"/>
+      </w:pPr>
+      <w:rPr>
+        <w:rFonts w:ascii="Wingdings" w:hAnsi="Wingdings" w:hint="default"/>
+        <w:sz w:val="20"/>
+      </w:rPr>
+    </w:lvl>
+    <w:lvl w:ilvl="5" w:tentative="1">
+      <w:start w:val="1"/>
+      <w:numFmt w:val="bullet"/>
+      <w:lvlText w:val=""/>
+      <w:lvlJc w:val="left"/>
+      <w:pPr>
+        <w:tabs>
+          <w:tab w:val="num" w:pos="4320"/>
+        </w:tabs>
+        <w:ind w:left="4320" w:hanging="360"/>
+      </w:pPr>
+      <w:rPr>
+        <w:rFonts w:ascii="Wingdings" w:hAnsi="Wingdings" w:hint="default"/>
+        <w:sz w:val="20"/>
+      </w:rPr>
+    </w:lvl>
+    <w:lvl w:ilvl="6" w:tentative="1">
+      <w:start w:val="1"/>
+      <w:numFmt w:val="bullet"/>
+      <w:lvlText w:val=""/>
+      <w:lvlJc w:val="left"/>
+      <w:pPr>
+        <w:tabs>
+          <w:tab w:val="num" w:pos="5040"/>
+        </w:tabs>
+        <w:ind w:left="5040" w:hanging="360"/>
+      </w:pPr>
+      <w:rPr>
+        <w:rFonts w:ascii="Wingdings" w:hAnsi="Wingdings" w:hint="default"/>
+        <w:sz w:val="20"/>
+      </w:rPr>
+    </w:lvl>
+    <w:lvl w:ilvl="7" w:tentative="1">
+      <w:start w:val="1"/>
+      <w:numFmt w:val="bullet"/>
+      <w:lvlText w:val=""/>
+      <w:lvlJc w:val="left"/>
+      <w:pPr>
+        <w:tabs>
+          <w:tab w:val="num" w:pos="5760"/>
+        </w:tabs>
+        <w:ind w:left="5760" w:hanging="360"/>
+      </w:pPr>
+      <w:rPr>
+        <w:rFonts w:ascii="Wingdings" w:hAnsi="Wingdings" w:hint="default"/>
+        <w:sz w:val="20"/>
+      </w:rPr>
+    </w:lvl>
+    <w:lvl w:ilvl="8" w:tentative="1">
+      <w:start w:val="1"/>
+      <w:numFmt w:val="bullet"/>
+      <w:lvlText w:val=""/>
+      <w:lvlJc w:val="left"/>
+      <w:pPr>
+        <w:tabs>
+          <w:tab w:val="num" w:pos="6480"/>
+        </w:tabs>
+        <w:ind w:left="6480" w:hanging="360"/>
+      </w:pPr>
+      <w:rPr>
+        <w:rFonts w:ascii="Wingdings" w:hAnsi="Wingdings" w:hint="default"/>
+        <w:sz w:val="20"/>
+      </w:rPr>
+    </w:lvl>
+  </w:abstractNum>
+  <w:abstractNum w:abstractNumId="3" w15:restartNumberingAfterBreak="0">
     <w:nsid w:val="10786BA3"/>
     <w:multiLevelType w:val="hybridMultilevel"/>
     <w:tmpl w:val="24868D4C"/>
@@ -3017,7 +7909,7 @@
       </w:rPr>
     </w:lvl>
   </w:abstractNum>
-  <w:abstractNum w:abstractNumId="2" w15:restartNumberingAfterBreak="0">
+  <w:abstractNum w:abstractNumId="4" w15:restartNumberingAfterBreak="0">
     <w:nsid w:val="1A822386"/>
     <w:multiLevelType w:val="multilevel"/>
     <w:tmpl w:val="F2206FBA"/>
@@ -3166,7 +8058,7 @@
       </w:rPr>
     </w:lvl>
   </w:abstractNum>
-  <w:abstractNum w:abstractNumId="3" w15:restartNumberingAfterBreak="0">
+  <w:abstractNum w:abstractNumId="5" w15:restartNumberingAfterBreak="0">
     <w:nsid w:val="1AEA2866"/>
     <w:multiLevelType w:val="multilevel"/>
     <w:tmpl w:val="1E04D8AE"/>
@@ -3315,7 +8207,644 @@
       </w:rPr>
     </w:lvl>
   </w:abstractNum>
-  <w:abstractNum w:abstractNumId="4" w15:restartNumberingAfterBreak="0">
+  <w:abstractNum w:abstractNumId="6" w15:restartNumberingAfterBreak="0">
+    <w:nsid w:val="1BFA79DA"/>
+    <w:multiLevelType w:val="hybridMultilevel"/>
+    <w:tmpl w:val="D38E7D3C"/>
+    <w:lvl w:ilvl="0" w:tplc="04090001">
+      <w:start w:val="1"/>
+      <w:numFmt w:val="bullet"/>
+      <w:lvlText w:val=""/>
+      <w:lvlJc w:val="left"/>
+      <w:pPr>
+        <w:ind w:left="720" w:hanging="360"/>
+      </w:pPr>
+      <w:rPr>
+        <w:rFonts w:ascii="Symbol" w:hAnsi="Symbol" w:hint="default"/>
+      </w:rPr>
+    </w:lvl>
+    <w:lvl w:ilvl="1" w:tplc="04090003" w:tentative="1">
+      <w:start w:val="1"/>
+      <w:numFmt w:val="bullet"/>
+      <w:lvlText w:val="o"/>
+      <w:lvlJc w:val="left"/>
+      <w:pPr>
+        <w:ind w:left="1440" w:hanging="360"/>
+      </w:pPr>
+      <w:rPr>
+        <w:rFonts w:ascii="Courier New" w:hAnsi="Courier New" w:cs="Courier New" w:hint="default"/>
+      </w:rPr>
+    </w:lvl>
+    <w:lvl w:ilvl="2" w:tplc="04090005" w:tentative="1">
+      <w:start w:val="1"/>
+      <w:numFmt w:val="bullet"/>
+      <w:lvlText w:val=""/>
+      <w:lvlJc w:val="left"/>
+      <w:pPr>
+        <w:ind w:left="2160" w:hanging="360"/>
+      </w:pPr>
+      <w:rPr>
+        <w:rFonts w:ascii="Wingdings" w:hAnsi="Wingdings" w:hint="default"/>
+      </w:rPr>
+    </w:lvl>
+    <w:lvl w:ilvl="3" w:tplc="04090001" w:tentative="1">
+      <w:start w:val="1"/>
+      <w:numFmt w:val="bullet"/>
+      <w:lvlText w:val=""/>
+      <w:lvlJc w:val="left"/>
+      <w:pPr>
+        <w:ind w:left="2880" w:hanging="360"/>
+      </w:pPr>
+      <w:rPr>
+        <w:rFonts w:ascii="Symbol" w:hAnsi="Symbol" w:hint="default"/>
+      </w:rPr>
+    </w:lvl>
+    <w:lvl w:ilvl="4" w:tplc="04090003" w:tentative="1">
+      <w:start w:val="1"/>
+      <w:numFmt w:val="bullet"/>
+      <w:lvlText w:val="o"/>
+      <w:lvlJc w:val="left"/>
+      <w:pPr>
+        <w:ind w:left="3600" w:hanging="360"/>
+      </w:pPr>
+      <w:rPr>
+        <w:rFonts w:ascii="Courier New" w:hAnsi="Courier New" w:cs="Courier New" w:hint="default"/>
+      </w:rPr>
+    </w:lvl>
+    <w:lvl w:ilvl="5" w:tplc="04090005" w:tentative="1">
+      <w:start w:val="1"/>
+      <w:numFmt w:val="bullet"/>
+      <w:lvlText w:val=""/>
+      <w:lvlJc w:val="left"/>
+      <w:pPr>
+        <w:ind w:left="4320" w:hanging="360"/>
+      </w:pPr>
+      <w:rPr>
+        <w:rFonts w:ascii="Wingdings" w:hAnsi="Wingdings" w:hint="default"/>
+      </w:rPr>
+    </w:lvl>
+    <w:lvl w:ilvl="6" w:tplc="04090001" w:tentative="1">
+      <w:start w:val="1"/>
+      <w:numFmt w:val="bullet"/>
+      <w:lvlText w:val=""/>
+      <w:lvlJc w:val="left"/>
+      <w:pPr>
+        <w:ind w:left="5040" w:hanging="360"/>
+      </w:pPr>
+      <w:rPr>
+        <w:rFonts w:ascii="Symbol" w:hAnsi="Symbol" w:hint="default"/>
+      </w:rPr>
+    </w:lvl>
+    <w:lvl w:ilvl="7" w:tplc="04090003" w:tentative="1">
+      <w:start w:val="1"/>
+      <w:numFmt w:val="bullet"/>
+      <w:lvlText w:val="o"/>
+      <w:lvlJc w:val="left"/>
+      <w:pPr>
+        <w:ind w:left="5760" w:hanging="360"/>
+      </w:pPr>
+      <w:rPr>
+        <w:rFonts w:ascii="Courier New" w:hAnsi="Courier New" w:cs="Courier New" w:hint="default"/>
+      </w:rPr>
+    </w:lvl>
+    <w:lvl w:ilvl="8" w:tplc="04090005" w:tentative="1">
+      <w:start w:val="1"/>
+      <w:numFmt w:val="bullet"/>
+      <w:lvlText w:val=""/>
+      <w:lvlJc w:val="left"/>
+      <w:pPr>
+        <w:ind w:left="6480" w:hanging="360"/>
+      </w:pPr>
+      <w:rPr>
+        <w:rFonts w:ascii="Wingdings" w:hAnsi="Wingdings" w:hint="default"/>
+      </w:rPr>
+    </w:lvl>
+  </w:abstractNum>
+  <w:abstractNum w:abstractNumId="7" w15:restartNumberingAfterBreak="0">
+    <w:nsid w:val="1D6677A4"/>
+    <w:multiLevelType w:val="multilevel"/>
+    <w:tmpl w:val="36025150"/>
+    <w:lvl w:ilvl="0">
+      <w:start w:val="1"/>
+      <w:numFmt w:val="bullet"/>
+      <w:lvlText w:val=""/>
+      <w:lvlJc w:val="left"/>
+      <w:pPr>
+        <w:tabs>
+          <w:tab w:val="num" w:pos="720"/>
+        </w:tabs>
+        <w:ind w:left="720" w:hanging="360"/>
+      </w:pPr>
+      <w:rPr>
+        <w:rFonts w:ascii="Symbol" w:hAnsi="Symbol" w:hint="default"/>
+        <w:sz w:val="20"/>
+      </w:rPr>
+    </w:lvl>
+    <w:lvl w:ilvl="1" w:tentative="1">
+      <w:start w:val="1"/>
+      <w:numFmt w:val="bullet"/>
+      <w:lvlText w:val="o"/>
+      <w:lvlJc w:val="left"/>
+      <w:pPr>
+        <w:tabs>
+          <w:tab w:val="num" w:pos="1440"/>
+        </w:tabs>
+        <w:ind w:left="1440" w:hanging="360"/>
+      </w:pPr>
+      <w:rPr>
+        <w:rFonts w:ascii="Courier New" w:hAnsi="Courier New" w:hint="default"/>
+        <w:sz w:val="20"/>
+      </w:rPr>
+    </w:lvl>
+    <w:lvl w:ilvl="2" w:tentative="1">
+      <w:start w:val="1"/>
+      <w:numFmt w:val="bullet"/>
+      <w:lvlText w:val=""/>
+      <w:lvlJc w:val="left"/>
+      <w:pPr>
+        <w:tabs>
+          <w:tab w:val="num" w:pos="2160"/>
+        </w:tabs>
+        <w:ind w:left="2160" w:hanging="360"/>
+      </w:pPr>
+      <w:rPr>
+        <w:rFonts w:ascii="Wingdings" w:hAnsi="Wingdings" w:hint="default"/>
+        <w:sz w:val="20"/>
+      </w:rPr>
+    </w:lvl>
+    <w:lvl w:ilvl="3" w:tentative="1">
+      <w:start w:val="1"/>
+      <w:numFmt w:val="bullet"/>
+      <w:lvlText w:val=""/>
+      <w:lvlJc w:val="left"/>
+      <w:pPr>
+        <w:tabs>
+          <w:tab w:val="num" w:pos="2880"/>
+        </w:tabs>
+        <w:ind w:left="2880" w:hanging="360"/>
+      </w:pPr>
+      <w:rPr>
+        <w:rFonts w:ascii="Wingdings" w:hAnsi="Wingdings" w:hint="default"/>
+        <w:sz w:val="20"/>
+      </w:rPr>
+    </w:lvl>
+    <w:lvl w:ilvl="4" w:tentative="1">
+      <w:start w:val="1"/>
+      <w:numFmt w:val="bullet"/>
+      <w:lvlText w:val=""/>
+      <w:lvlJc w:val="left"/>
+      <w:pPr>
+        <w:tabs>
+          <w:tab w:val="num" w:pos="3600"/>
+        </w:tabs>
+        <w:ind w:left="3600" w:hanging="360"/>
+      </w:pPr>
+      <w:rPr>
+        <w:rFonts w:ascii="Wingdings" w:hAnsi="Wingdings" w:hint="default"/>
+        <w:sz w:val="20"/>
+      </w:rPr>
+    </w:lvl>
+    <w:lvl w:ilvl="5" w:tentative="1">
+      <w:start w:val="1"/>
+      <w:numFmt w:val="bullet"/>
+      <w:lvlText w:val=""/>
+      <w:lvlJc w:val="left"/>
+      <w:pPr>
+        <w:tabs>
+          <w:tab w:val="num" w:pos="4320"/>
+        </w:tabs>
+        <w:ind w:left="4320" w:hanging="360"/>
+      </w:pPr>
+      <w:rPr>
+        <w:rFonts w:ascii="Wingdings" w:hAnsi="Wingdings" w:hint="default"/>
+        <w:sz w:val="20"/>
+      </w:rPr>
+    </w:lvl>
+    <w:lvl w:ilvl="6" w:tentative="1">
+      <w:start w:val="1"/>
+      <w:numFmt w:val="bullet"/>
+      <w:lvlText w:val=""/>
+      <w:lvlJc w:val="left"/>
+      <w:pPr>
+        <w:tabs>
+          <w:tab w:val="num" w:pos="5040"/>
+        </w:tabs>
+        <w:ind w:left="5040" w:hanging="360"/>
+      </w:pPr>
+      <w:rPr>
+        <w:rFonts w:ascii="Wingdings" w:hAnsi="Wingdings" w:hint="default"/>
+        <w:sz w:val="20"/>
+      </w:rPr>
+    </w:lvl>
+    <w:lvl w:ilvl="7" w:tentative="1">
+      <w:start w:val="1"/>
+      <w:numFmt w:val="bullet"/>
+      <w:lvlText w:val=""/>
+      <w:lvlJc w:val="left"/>
+      <w:pPr>
+        <w:tabs>
+          <w:tab w:val="num" w:pos="5760"/>
+        </w:tabs>
+        <w:ind w:left="5760" w:hanging="360"/>
+      </w:pPr>
+      <w:rPr>
+        <w:rFonts w:ascii="Wingdings" w:hAnsi="Wingdings" w:hint="default"/>
+        <w:sz w:val="20"/>
+      </w:rPr>
+    </w:lvl>
+    <w:lvl w:ilvl="8" w:tentative="1">
+      <w:start w:val="1"/>
+      <w:numFmt w:val="bullet"/>
+      <w:lvlText w:val=""/>
+      <w:lvlJc w:val="left"/>
+      <w:pPr>
+        <w:tabs>
+          <w:tab w:val="num" w:pos="6480"/>
+        </w:tabs>
+        <w:ind w:left="6480" w:hanging="360"/>
+      </w:pPr>
+      <w:rPr>
+        <w:rFonts w:ascii="Wingdings" w:hAnsi="Wingdings" w:hint="default"/>
+        <w:sz w:val="20"/>
+      </w:rPr>
+    </w:lvl>
+  </w:abstractNum>
+  <w:abstractNum w:abstractNumId="8" w15:restartNumberingAfterBreak="0">
+    <w:nsid w:val="22321FB5"/>
+    <w:multiLevelType w:val="hybridMultilevel"/>
+    <w:tmpl w:val="49EE836E"/>
+    <w:lvl w:ilvl="0" w:tplc="04090001">
+      <w:start w:val="1"/>
+      <w:numFmt w:val="bullet"/>
+      <w:lvlText w:val=""/>
+      <w:lvlJc w:val="left"/>
+      <w:pPr>
+        <w:ind w:left="720" w:hanging="360"/>
+      </w:pPr>
+      <w:rPr>
+        <w:rFonts w:ascii="Symbol" w:hAnsi="Symbol" w:hint="default"/>
+      </w:rPr>
+    </w:lvl>
+    <w:lvl w:ilvl="1" w:tplc="04090003" w:tentative="1">
+      <w:start w:val="1"/>
+      <w:numFmt w:val="bullet"/>
+      <w:lvlText w:val="o"/>
+      <w:lvlJc w:val="left"/>
+      <w:pPr>
+        <w:ind w:left="1440" w:hanging="360"/>
+      </w:pPr>
+      <w:rPr>
+        <w:rFonts w:ascii="Courier New" w:hAnsi="Courier New" w:cs="Courier New" w:hint="default"/>
+      </w:rPr>
+    </w:lvl>
+    <w:lvl w:ilvl="2" w:tplc="04090005" w:tentative="1">
+      <w:start w:val="1"/>
+      <w:numFmt w:val="bullet"/>
+      <w:lvlText w:val=""/>
+      <w:lvlJc w:val="left"/>
+      <w:pPr>
+        <w:ind w:left="2160" w:hanging="360"/>
+      </w:pPr>
+      <w:rPr>
+        <w:rFonts w:ascii="Wingdings" w:hAnsi="Wingdings" w:hint="default"/>
+      </w:rPr>
+    </w:lvl>
+    <w:lvl w:ilvl="3" w:tplc="04090001" w:tentative="1">
+      <w:start w:val="1"/>
+      <w:numFmt w:val="bullet"/>
+      <w:lvlText w:val=""/>
+      <w:lvlJc w:val="left"/>
+      <w:pPr>
+        <w:ind w:left="2880" w:hanging="360"/>
+      </w:pPr>
+      <w:rPr>
+        <w:rFonts w:ascii="Symbol" w:hAnsi="Symbol" w:hint="default"/>
+      </w:rPr>
+    </w:lvl>
+    <w:lvl w:ilvl="4" w:tplc="04090003" w:tentative="1">
+      <w:start w:val="1"/>
+      <w:numFmt w:val="bullet"/>
+      <w:lvlText w:val="o"/>
+      <w:lvlJc w:val="left"/>
+      <w:pPr>
+        <w:ind w:left="3600" w:hanging="360"/>
+      </w:pPr>
+      <w:rPr>
+        <w:rFonts w:ascii="Courier New" w:hAnsi="Courier New" w:cs="Courier New" w:hint="default"/>
+      </w:rPr>
+    </w:lvl>
+    <w:lvl w:ilvl="5" w:tplc="04090005" w:tentative="1">
+      <w:start w:val="1"/>
+      <w:numFmt w:val="bullet"/>
+      <w:lvlText w:val=""/>
+      <w:lvlJc w:val="left"/>
+      <w:pPr>
+        <w:ind w:left="4320" w:hanging="360"/>
+      </w:pPr>
+      <w:rPr>
+        <w:rFonts w:ascii="Wingdings" w:hAnsi="Wingdings" w:hint="default"/>
+      </w:rPr>
+    </w:lvl>
+    <w:lvl w:ilvl="6" w:tplc="04090001" w:tentative="1">
+      <w:start w:val="1"/>
+      <w:numFmt w:val="bullet"/>
+      <w:lvlText w:val=""/>
+      <w:lvlJc w:val="left"/>
+      <w:pPr>
+        <w:ind w:left="5040" w:hanging="360"/>
+      </w:pPr>
+      <w:rPr>
+        <w:rFonts w:ascii="Symbol" w:hAnsi="Symbol" w:hint="default"/>
+      </w:rPr>
+    </w:lvl>
+    <w:lvl w:ilvl="7" w:tplc="04090003" w:tentative="1">
+      <w:start w:val="1"/>
+      <w:numFmt w:val="bullet"/>
+      <w:lvlText w:val="o"/>
+      <w:lvlJc w:val="left"/>
+      <w:pPr>
+        <w:ind w:left="5760" w:hanging="360"/>
+      </w:pPr>
+      <w:rPr>
+        <w:rFonts w:ascii="Courier New" w:hAnsi="Courier New" w:cs="Courier New" w:hint="default"/>
+      </w:rPr>
+    </w:lvl>
+    <w:lvl w:ilvl="8" w:tplc="04090005" w:tentative="1">
+      <w:start w:val="1"/>
+      <w:numFmt w:val="bullet"/>
+      <w:lvlText w:val=""/>
+      <w:lvlJc w:val="left"/>
+      <w:pPr>
+        <w:ind w:left="6480" w:hanging="360"/>
+      </w:pPr>
+      <w:rPr>
+        <w:rFonts w:ascii="Wingdings" w:hAnsi="Wingdings" w:hint="default"/>
+      </w:rPr>
+    </w:lvl>
+  </w:abstractNum>
+  <w:abstractNum w:abstractNumId="9" w15:restartNumberingAfterBreak="0">
+    <w:nsid w:val="28B97D17"/>
+    <w:multiLevelType w:val="hybridMultilevel"/>
+    <w:tmpl w:val="592E9ABA"/>
+    <w:lvl w:ilvl="0" w:tplc="04090001">
+      <w:start w:val="1"/>
+      <w:numFmt w:val="bullet"/>
+      <w:lvlText w:val=""/>
+      <w:lvlJc w:val="left"/>
+      <w:pPr>
+        <w:ind w:left="720" w:hanging="360"/>
+      </w:pPr>
+      <w:rPr>
+        <w:rFonts w:ascii="Symbol" w:hAnsi="Symbol" w:hint="default"/>
+      </w:rPr>
+    </w:lvl>
+    <w:lvl w:ilvl="1" w:tplc="04090003" w:tentative="1">
+      <w:start w:val="1"/>
+      <w:numFmt w:val="bullet"/>
+      <w:lvlText w:val="o"/>
+      <w:lvlJc w:val="left"/>
+      <w:pPr>
+        <w:ind w:left="1440" w:hanging="360"/>
+      </w:pPr>
+      <w:rPr>
+        <w:rFonts w:ascii="Courier New" w:hAnsi="Courier New" w:cs="Courier New" w:hint="default"/>
+      </w:rPr>
+    </w:lvl>
+    <w:lvl w:ilvl="2" w:tplc="04090005" w:tentative="1">
+      <w:start w:val="1"/>
+      <w:numFmt w:val="bullet"/>
+      <w:lvlText w:val=""/>
+      <w:lvlJc w:val="left"/>
+      <w:pPr>
+        <w:ind w:left="2160" w:hanging="360"/>
+      </w:pPr>
+      <w:rPr>
+        <w:rFonts w:ascii="Wingdings" w:hAnsi="Wingdings" w:hint="default"/>
+      </w:rPr>
+    </w:lvl>
+    <w:lvl w:ilvl="3" w:tplc="04090001" w:tentative="1">
+      <w:start w:val="1"/>
+      <w:numFmt w:val="bullet"/>
+      <w:lvlText w:val=""/>
+      <w:lvlJc w:val="left"/>
+      <w:pPr>
+        <w:ind w:left="2880" w:hanging="360"/>
+      </w:pPr>
+      <w:rPr>
+        <w:rFonts w:ascii="Symbol" w:hAnsi="Symbol" w:hint="default"/>
+      </w:rPr>
+    </w:lvl>
+    <w:lvl w:ilvl="4" w:tplc="04090003" w:tentative="1">
+      <w:start w:val="1"/>
+      <w:numFmt w:val="bullet"/>
+      <w:lvlText w:val="o"/>
+      <w:lvlJc w:val="left"/>
+      <w:pPr>
+        <w:ind w:left="3600" w:hanging="360"/>
+      </w:pPr>
+      <w:rPr>
+        <w:rFonts w:ascii="Courier New" w:hAnsi="Courier New" w:cs="Courier New" w:hint="default"/>
+      </w:rPr>
+    </w:lvl>
+    <w:lvl w:ilvl="5" w:tplc="04090005" w:tentative="1">
+      <w:start w:val="1"/>
+      <w:numFmt w:val="bullet"/>
+      <w:lvlText w:val=""/>
+      <w:lvlJc w:val="left"/>
+      <w:pPr>
+        <w:ind w:left="4320" w:hanging="360"/>
+      </w:pPr>
+      <w:rPr>
+        <w:rFonts w:ascii="Wingdings" w:hAnsi="Wingdings" w:hint="default"/>
+      </w:rPr>
+    </w:lvl>
+    <w:lvl w:ilvl="6" w:tplc="04090001" w:tentative="1">
+      <w:start w:val="1"/>
+      <w:numFmt w:val="bullet"/>
+      <w:lvlText w:val=""/>
+      <w:lvlJc w:val="left"/>
+      <w:pPr>
+        <w:ind w:left="5040" w:hanging="360"/>
+      </w:pPr>
+      <w:rPr>
+        <w:rFonts w:ascii="Symbol" w:hAnsi="Symbol" w:hint="default"/>
+      </w:rPr>
+    </w:lvl>
+    <w:lvl w:ilvl="7" w:tplc="04090003" w:tentative="1">
+      <w:start w:val="1"/>
+      <w:numFmt w:val="bullet"/>
+      <w:lvlText w:val="o"/>
+      <w:lvlJc w:val="left"/>
+      <w:pPr>
+        <w:ind w:left="5760" w:hanging="360"/>
+      </w:pPr>
+      <w:rPr>
+        <w:rFonts w:ascii="Courier New" w:hAnsi="Courier New" w:cs="Courier New" w:hint="default"/>
+      </w:rPr>
+    </w:lvl>
+    <w:lvl w:ilvl="8" w:tplc="04090005" w:tentative="1">
+      <w:start w:val="1"/>
+      <w:numFmt w:val="bullet"/>
+      <w:lvlText w:val=""/>
+      <w:lvlJc w:val="left"/>
+      <w:pPr>
+        <w:ind w:left="6480" w:hanging="360"/>
+      </w:pPr>
+      <w:rPr>
+        <w:rFonts w:ascii="Wingdings" w:hAnsi="Wingdings" w:hint="default"/>
+      </w:rPr>
+    </w:lvl>
+  </w:abstractNum>
+  <w:abstractNum w:abstractNumId="10" w15:restartNumberingAfterBreak="0">
+    <w:nsid w:val="2B150E99"/>
+    <w:multiLevelType w:val="multilevel"/>
+    <w:tmpl w:val="78F265AC"/>
+    <w:lvl w:ilvl="0">
+      <w:start w:val="1"/>
+      <w:numFmt w:val="bullet"/>
+      <w:lvlText w:val=""/>
+      <w:lvlJc w:val="left"/>
+      <w:pPr>
+        <w:tabs>
+          <w:tab w:val="num" w:pos="720"/>
+        </w:tabs>
+        <w:ind w:left="720" w:hanging="360"/>
+      </w:pPr>
+      <w:rPr>
+        <w:rFonts w:ascii="Symbol" w:hAnsi="Symbol" w:hint="default"/>
+        <w:sz w:val="20"/>
+      </w:rPr>
+    </w:lvl>
+    <w:lvl w:ilvl="1" w:tentative="1">
+      <w:start w:val="1"/>
+      <w:numFmt w:val="bullet"/>
+      <w:lvlText w:val="o"/>
+      <w:lvlJc w:val="left"/>
+      <w:pPr>
+        <w:tabs>
+          <w:tab w:val="num" w:pos="1440"/>
+        </w:tabs>
+        <w:ind w:left="1440" w:hanging="360"/>
+      </w:pPr>
+      <w:rPr>
+        <w:rFonts w:ascii="Courier New" w:hAnsi="Courier New" w:hint="default"/>
+        <w:sz w:val="20"/>
+      </w:rPr>
+    </w:lvl>
+    <w:lvl w:ilvl="2" w:tentative="1">
+      <w:start w:val="1"/>
+      <w:numFmt w:val="bullet"/>
+      <w:lvlText w:val=""/>
+      <w:lvlJc w:val="left"/>
+      <w:pPr>
+        <w:tabs>
+          <w:tab w:val="num" w:pos="2160"/>
+        </w:tabs>
+        <w:ind w:left="2160" w:hanging="360"/>
+      </w:pPr>
+      <w:rPr>
+        <w:rFonts w:ascii="Wingdings" w:hAnsi="Wingdings" w:hint="default"/>
+        <w:sz w:val="20"/>
+      </w:rPr>
+    </w:lvl>
+    <w:lvl w:ilvl="3" w:tentative="1">
+      <w:start w:val="1"/>
+      <w:numFmt w:val="bullet"/>
+      <w:lvlText w:val=""/>
+      <w:lvlJc w:val="left"/>
+      <w:pPr>
+        <w:tabs>
+          <w:tab w:val="num" w:pos="2880"/>
+        </w:tabs>
+        <w:ind w:left="2880" w:hanging="360"/>
+      </w:pPr>
+      <w:rPr>
+        <w:rFonts w:ascii="Wingdings" w:hAnsi="Wingdings" w:hint="default"/>
+        <w:sz w:val="20"/>
+      </w:rPr>
+    </w:lvl>
+    <w:lvl w:ilvl="4" w:tentative="1">
+      <w:start w:val="1"/>
+      <w:numFmt w:val="bullet"/>
+      <w:lvlText w:val=""/>
+      <w:lvlJc w:val="left"/>
+      <w:pPr>
+        <w:tabs>
+          <w:tab w:val="num" w:pos="3600"/>
+        </w:tabs>
+        <w:ind w:left="3600" w:hanging="360"/>
+      </w:pPr>
+      <w:rPr>
+        <w:rFonts w:ascii="Wingdings" w:hAnsi="Wingdings" w:hint="default"/>
+        <w:sz w:val="20"/>
+      </w:rPr>
+    </w:lvl>
+    <w:lvl w:ilvl="5" w:tentative="1">
+      <w:start w:val="1"/>
+      <w:numFmt w:val="bullet"/>
+      <w:lvlText w:val=""/>
+      <w:lvlJc w:val="left"/>
+      <w:pPr>
+        <w:tabs>
+          <w:tab w:val="num" w:pos="4320"/>
+        </w:tabs>
+        <w:ind w:left="4320" w:hanging="360"/>
+      </w:pPr>
+      <w:rPr>
+        <w:rFonts w:ascii="Wingdings" w:hAnsi="Wingdings" w:hint="default"/>
+        <w:sz w:val="20"/>
+      </w:rPr>
+    </w:lvl>
+    <w:lvl w:ilvl="6" w:tentative="1">
+      <w:start w:val="1"/>
+      <w:numFmt w:val="bullet"/>
+      <w:lvlText w:val=""/>
+      <w:lvlJc w:val="left"/>
+      <w:pPr>
+        <w:tabs>
+          <w:tab w:val="num" w:pos="5040"/>
+        </w:tabs>
+        <w:ind w:left="5040" w:hanging="360"/>
+      </w:pPr>
+      <w:rPr>
+        <w:rFonts w:ascii="Wingdings" w:hAnsi="Wingdings" w:hint="default"/>
+        <w:sz w:val="20"/>
+      </w:rPr>
+    </w:lvl>
+    <w:lvl w:ilvl="7" w:tentative="1">
+      <w:start w:val="1"/>
+      <w:numFmt w:val="bullet"/>
+      <w:lvlText w:val=""/>
+      <w:lvlJc w:val="left"/>
+      <w:pPr>
+        <w:tabs>
+          <w:tab w:val="num" w:pos="5760"/>
+        </w:tabs>
+        <w:ind w:left="5760" w:hanging="360"/>
+      </w:pPr>
+      <w:rPr>
+        <w:rFonts w:ascii="Wingdings" w:hAnsi="Wingdings" w:hint="default"/>
+        <w:sz w:val="20"/>
+      </w:rPr>
+    </w:lvl>
+    <w:lvl w:ilvl="8" w:tentative="1">
+      <w:start w:val="1"/>
+      <w:numFmt w:val="bullet"/>
+      <w:lvlText w:val=""/>
+      <w:lvlJc w:val="left"/>
+      <w:pPr>
+        <w:tabs>
+          <w:tab w:val="num" w:pos="6480"/>
+        </w:tabs>
+        <w:ind w:left="6480" w:hanging="360"/>
+      </w:pPr>
+      <w:rPr>
+        <w:rFonts w:ascii="Wingdings" w:hAnsi="Wingdings" w:hint="default"/>
+        <w:sz w:val="20"/>
+      </w:rPr>
+    </w:lvl>
+  </w:abstractNum>
+  <w:abstractNum w:abstractNumId="11" w15:restartNumberingAfterBreak="0">
     <w:nsid w:val="2B576CDA"/>
     <w:multiLevelType w:val="hybridMultilevel"/>
     <w:tmpl w:val="905A757C"/>
@@ -3428,7 +8957,608 @@
       </w:rPr>
     </w:lvl>
   </w:abstractNum>
-  <w:abstractNum w:abstractNumId="5" w15:restartNumberingAfterBreak="0">
+  <w:abstractNum w:abstractNumId="12" w15:restartNumberingAfterBreak="0">
+    <w:nsid w:val="31670AD1"/>
+    <w:multiLevelType w:val="hybridMultilevel"/>
+    <w:tmpl w:val="25A20950"/>
+    <w:lvl w:ilvl="0" w:tplc="04090001">
+      <w:start w:val="1"/>
+      <w:numFmt w:val="bullet"/>
+      <w:lvlText w:val=""/>
+      <w:lvlJc w:val="left"/>
+      <w:pPr>
+        <w:ind w:left="720" w:hanging="360"/>
+      </w:pPr>
+      <w:rPr>
+        <w:rFonts w:ascii="Symbol" w:hAnsi="Symbol" w:hint="default"/>
+      </w:rPr>
+    </w:lvl>
+    <w:lvl w:ilvl="1" w:tplc="04090003" w:tentative="1">
+      <w:start w:val="1"/>
+      <w:numFmt w:val="bullet"/>
+      <w:lvlText w:val="o"/>
+      <w:lvlJc w:val="left"/>
+      <w:pPr>
+        <w:ind w:left="1440" w:hanging="360"/>
+      </w:pPr>
+      <w:rPr>
+        <w:rFonts w:ascii="Courier New" w:hAnsi="Courier New" w:cs="Courier New" w:hint="default"/>
+      </w:rPr>
+    </w:lvl>
+    <w:lvl w:ilvl="2" w:tplc="04090005" w:tentative="1">
+      <w:start w:val="1"/>
+      <w:numFmt w:val="bullet"/>
+      <w:lvlText w:val=""/>
+      <w:lvlJc w:val="left"/>
+      <w:pPr>
+        <w:ind w:left="2160" w:hanging="360"/>
+      </w:pPr>
+      <w:rPr>
+        <w:rFonts w:ascii="Wingdings" w:hAnsi="Wingdings" w:hint="default"/>
+      </w:rPr>
+    </w:lvl>
+    <w:lvl w:ilvl="3" w:tplc="04090001" w:tentative="1">
+      <w:start w:val="1"/>
+      <w:numFmt w:val="bullet"/>
+      <w:lvlText w:val=""/>
+      <w:lvlJc w:val="left"/>
+      <w:pPr>
+        <w:ind w:left="2880" w:hanging="360"/>
+      </w:pPr>
+      <w:rPr>
+        <w:rFonts w:ascii="Symbol" w:hAnsi="Symbol" w:hint="default"/>
+      </w:rPr>
+    </w:lvl>
+    <w:lvl w:ilvl="4" w:tplc="04090003" w:tentative="1">
+      <w:start w:val="1"/>
+      <w:numFmt w:val="bullet"/>
+      <w:lvlText w:val="o"/>
+      <w:lvlJc w:val="left"/>
+      <w:pPr>
+        <w:ind w:left="3600" w:hanging="360"/>
+      </w:pPr>
+      <w:rPr>
+        <w:rFonts w:ascii="Courier New" w:hAnsi="Courier New" w:cs="Courier New" w:hint="default"/>
+      </w:rPr>
+    </w:lvl>
+    <w:lvl w:ilvl="5" w:tplc="04090005" w:tentative="1">
+      <w:start w:val="1"/>
+      <w:numFmt w:val="bullet"/>
+      <w:lvlText w:val=""/>
+      <w:lvlJc w:val="left"/>
+      <w:pPr>
+        <w:ind w:left="4320" w:hanging="360"/>
+      </w:pPr>
+      <w:rPr>
+        <w:rFonts w:ascii="Wingdings" w:hAnsi="Wingdings" w:hint="default"/>
+      </w:rPr>
+    </w:lvl>
+    <w:lvl w:ilvl="6" w:tplc="04090001" w:tentative="1">
+      <w:start w:val="1"/>
+      <w:numFmt w:val="bullet"/>
+      <w:lvlText w:val=""/>
+      <w:lvlJc w:val="left"/>
+      <w:pPr>
+        <w:ind w:left="5040" w:hanging="360"/>
+      </w:pPr>
+      <w:rPr>
+        <w:rFonts w:ascii="Symbol" w:hAnsi="Symbol" w:hint="default"/>
+      </w:rPr>
+    </w:lvl>
+    <w:lvl w:ilvl="7" w:tplc="04090003" w:tentative="1">
+      <w:start w:val="1"/>
+      <w:numFmt w:val="bullet"/>
+      <w:lvlText w:val="o"/>
+      <w:lvlJc w:val="left"/>
+      <w:pPr>
+        <w:ind w:left="5760" w:hanging="360"/>
+      </w:pPr>
+      <w:rPr>
+        <w:rFonts w:ascii="Courier New" w:hAnsi="Courier New" w:cs="Courier New" w:hint="default"/>
+      </w:rPr>
+    </w:lvl>
+    <w:lvl w:ilvl="8" w:tplc="04090005" w:tentative="1">
+      <w:start w:val="1"/>
+      <w:numFmt w:val="bullet"/>
+      <w:lvlText w:val=""/>
+      <w:lvlJc w:val="left"/>
+      <w:pPr>
+        <w:ind w:left="6480" w:hanging="360"/>
+      </w:pPr>
+      <w:rPr>
+        <w:rFonts w:ascii="Wingdings" w:hAnsi="Wingdings" w:hint="default"/>
+      </w:rPr>
+    </w:lvl>
+  </w:abstractNum>
+  <w:abstractNum w:abstractNumId="13" w15:restartNumberingAfterBreak="0">
+    <w:nsid w:val="369A6945"/>
+    <w:multiLevelType w:val="multilevel"/>
+    <w:tmpl w:val="A8266BE4"/>
+    <w:lvl w:ilvl="0">
+      <w:start w:val="1"/>
+      <w:numFmt w:val="bullet"/>
+      <w:lvlText w:val=""/>
+      <w:lvlJc w:val="left"/>
+      <w:pPr>
+        <w:tabs>
+          <w:tab w:val="num" w:pos="720"/>
+        </w:tabs>
+        <w:ind w:left="720" w:hanging="360"/>
+      </w:pPr>
+      <w:rPr>
+        <w:rFonts w:ascii="Symbol" w:hAnsi="Symbol" w:hint="default"/>
+        <w:sz w:val="20"/>
+      </w:rPr>
+    </w:lvl>
+    <w:lvl w:ilvl="1" w:tentative="1">
+      <w:start w:val="1"/>
+      <w:numFmt w:val="bullet"/>
+      <w:lvlText w:val="o"/>
+      <w:lvlJc w:val="left"/>
+      <w:pPr>
+        <w:tabs>
+          <w:tab w:val="num" w:pos="1440"/>
+        </w:tabs>
+        <w:ind w:left="1440" w:hanging="360"/>
+      </w:pPr>
+      <w:rPr>
+        <w:rFonts w:ascii="Courier New" w:hAnsi="Courier New" w:hint="default"/>
+        <w:sz w:val="20"/>
+      </w:rPr>
+    </w:lvl>
+    <w:lvl w:ilvl="2" w:tentative="1">
+      <w:start w:val="1"/>
+      <w:numFmt w:val="bullet"/>
+      <w:lvlText w:val=""/>
+      <w:lvlJc w:val="left"/>
+      <w:pPr>
+        <w:tabs>
+          <w:tab w:val="num" w:pos="2160"/>
+        </w:tabs>
+        <w:ind w:left="2160" w:hanging="360"/>
+      </w:pPr>
+      <w:rPr>
+        <w:rFonts w:ascii="Wingdings" w:hAnsi="Wingdings" w:hint="default"/>
+        <w:sz w:val="20"/>
+      </w:rPr>
+    </w:lvl>
+    <w:lvl w:ilvl="3" w:tentative="1">
+      <w:start w:val="1"/>
+      <w:numFmt w:val="bullet"/>
+      <w:lvlText w:val=""/>
+      <w:lvlJc w:val="left"/>
+      <w:pPr>
+        <w:tabs>
+          <w:tab w:val="num" w:pos="2880"/>
+        </w:tabs>
+        <w:ind w:left="2880" w:hanging="360"/>
+      </w:pPr>
+      <w:rPr>
+        <w:rFonts w:ascii="Wingdings" w:hAnsi="Wingdings" w:hint="default"/>
+        <w:sz w:val="20"/>
+      </w:rPr>
+    </w:lvl>
+    <w:lvl w:ilvl="4" w:tentative="1">
+      <w:start w:val="1"/>
+      <w:numFmt w:val="bullet"/>
+      <w:lvlText w:val=""/>
+      <w:lvlJc w:val="left"/>
+      <w:pPr>
+        <w:tabs>
+          <w:tab w:val="num" w:pos="3600"/>
+        </w:tabs>
+        <w:ind w:left="3600" w:hanging="360"/>
+      </w:pPr>
+      <w:rPr>
+        <w:rFonts w:ascii="Wingdings" w:hAnsi="Wingdings" w:hint="default"/>
+        <w:sz w:val="20"/>
+      </w:rPr>
+    </w:lvl>
+    <w:lvl w:ilvl="5" w:tentative="1">
+      <w:start w:val="1"/>
+      <w:numFmt w:val="bullet"/>
+      <w:lvlText w:val=""/>
+      <w:lvlJc w:val="left"/>
+      <w:pPr>
+        <w:tabs>
+          <w:tab w:val="num" w:pos="4320"/>
+        </w:tabs>
+        <w:ind w:left="4320" w:hanging="360"/>
+      </w:pPr>
+      <w:rPr>
+        <w:rFonts w:ascii="Wingdings" w:hAnsi="Wingdings" w:hint="default"/>
+        <w:sz w:val="20"/>
+      </w:rPr>
+    </w:lvl>
+    <w:lvl w:ilvl="6" w:tentative="1">
+      <w:start w:val="1"/>
+      <w:numFmt w:val="bullet"/>
+      <w:lvlText w:val=""/>
+      <w:lvlJc w:val="left"/>
+      <w:pPr>
+        <w:tabs>
+          <w:tab w:val="num" w:pos="5040"/>
+        </w:tabs>
+        <w:ind w:left="5040" w:hanging="360"/>
+      </w:pPr>
+      <w:rPr>
+        <w:rFonts w:ascii="Wingdings" w:hAnsi="Wingdings" w:hint="default"/>
+        <w:sz w:val="20"/>
+      </w:rPr>
+    </w:lvl>
+    <w:lvl w:ilvl="7" w:tentative="1">
+      <w:start w:val="1"/>
+      <w:numFmt w:val="bullet"/>
+      <w:lvlText w:val=""/>
+      <w:lvlJc w:val="left"/>
+      <w:pPr>
+        <w:tabs>
+          <w:tab w:val="num" w:pos="5760"/>
+        </w:tabs>
+        <w:ind w:left="5760" w:hanging="360"/>
+      </w:pPr>
+      <w:rPr>
+        <w:rFonts w:ascii="Wingdings" w:hAnsi="Wingdings" w:hint="default"/>
+        <w:sz w:val="20"/>
+      </w:rPr>
+    </w:lvl>
+    <w:lvl w:ilvl="8" w:tentative="1">
+      <w:start w:val="1"/>
+      <w:numFmt w:val="bullet"/>
+      <w:lvlText w:val=""/>
+      <w:lvlJc w:val="left"/>
+      <w:pPr>
+        <w:tabs>
+          <w:tab w:val="num" w:pos="6480"/>
+        </w:tabs>
+        <w:ind w:left="6480" w:hanging="360"/>
+      </w:pPr>
+      <w:rPr>
+        <w:rFonts w:ascii="Wingdings" w:hAnsi="Wingdings" w:hint="default"/>
+        <w:sz w:val="20"/>
+      </w:rPr>
+    </w:lvl>
+  </w:abstractNum>
+  <w:abstractNum w:abstractNumId="14" w15:restartNumberingAfterBreak="0">
+    <w:nsid w:val="39286371"/>
+    <w:multiLevelType w:val="hybridMultilevel"/>
+    <w:tmpl w:val="4E6A91C6"/>
+    <w:lvl w:ilvl="0" w:tplc="04090001">
+      <w:start w:val="1"/>
+      <w:numFmt w:val="bullet"/>
+      <w:lvlText w:val=""/>
+      <w:lvlJc w:val="left"/>
+      <w:pPr>
+        <w:ind w:left="720" w:hanging="360"/>
+      </w:pPr>
+      <w:rPr>
+        <w:rFonts w:ascii="Symbol" w:hAnsi="Symbol" w:hint="default"/>
+      </w:rPr>
+    </w:lvl>
+    <w:lvl w:ilvl="1" w:tplc="04090003" w:tentative="1">
+      <w:start w:val="1"/>
+      <w:numFmt w:val="bullet"/>
+      <w:lvlText w:val="o"/>
+      <w:lvlJc w:val="left"/>
+      <w:pPr>
+        <w:ind w:left="1440" w:hanging="360"/>
+      </w:pPr>
+      <w:rPr>
+        <w:rFonts w:ascii="Courier New" w:hAnsi="Courier New" w:cs="Courier New" w:hint="default"/>
+      </w:rPr>
+    </w:lvl>
+    <w:lvl w:ilvl="2" w:tplc="04090005" w:tentative="1">
+      <w:start w:val="1"/>
+      <w:numFmt w:val="bullet"/>
+      <w:lvlText w:val=""/>
+      <w:lvlJc w:val="left"/>
+      <w:pPr>
+        <w:ind w:left="2160" w:hanging="360"/>
+      </w:pPr>
+      <w:rPr>
+        <w:rFonts w:ascii="Wingdings" w:hAnsi="Wingdings" w:hint="default"/>
+      </w:rPr>
+    </w:lvl>
+    <w:lvl w:ilvl="3" w:tplc="04090001" w:tentative="1">
+      <w:start w:val="1"/>
+      <w:numFmt w:val="bullet"/>
+      <w:lvlText w:val=""/>
+      <w:lvlJc w:val="left"/>
+      <w:pPr>
+        <w:ind w:left="2880" w:hanging="360"/>
+      </w:pPr>
+      <w:rPr>
+        <w:rFonts w:ascii="Symbol" w:hAnsi="Symbol" w:hint="default"/>
+      </w:rPr>
+    </w:lvl>
+    <w:lvl w:ilvl="4" w:tplc="04090003" w:tentative="1">
+      <w:start w:val="1"/>
+      <w:numFmt w:val="bullet"/>
+      <w:lvlText w:val="o"/>
+      <w:lvlJc w:val="left"/>
+      <w:pPr>
+        <w:ind w:left="3600" w:hanging="360"/>
+      </w:pPr>
+      <w:rPr>
+        <w:rFonts w:ascii="Courier New" w:hAnsi="Courier New" w:cs="Courier New" w:hint="default"/>
+      </w:rPr>
+    </w:lvl>
+    <w:lvl w:ilvl="5" w:tplc="04090005" w:tentative="1">
+      <w:start w:val="1"/>
+      <w:numFmt w:val="bullet"/>
+      <w:lvlText w:val=""/>
+      <w:lvlJc w:val="left"/>
+      <w:pPr>
+        <w:ind w:left="4320" w:hanging="360"/>
+      </w:pPr>
+      <w:rPr>
+        <w:rFonts w:ascii="Wingdings" w:hAnsi="Wingdings" w:hint="default"/>
+      </w:rPr>
+    </w:lvl>
+    <w:lvl w:ilvl="6" w:tplc="04090001" w:tentative="1">
+      <w:start w:val="1"/>
+      <w:numFmt w:val="bullet"/>
+      <w:lvlText w:val=""/>
+      <w:lvlJc w:val="left"/>
+      <w:pPr>
+        <w:ind w:left="5040" w:hanging="360"/>
+      </w:pPr>
+      <w:rPr>
+        <w:rFonts w:ascii="Symbol" w:hAnsi="Symbol" w:hint="default"/>
+      </w:rPr>
+    </w:lvl>
+    <w:lvl w:ilvl="7" w:tplc="04090003" w:tentative="1">
+      <w:start w:val="1"/>
+      <w:numFmt w:val="bullet"/>
+      <w:lvlText w:val="o"/>
+      <w:lvlJc w:val="left"/>
+      <w:pPr>
+        <w:ind w:left="5760" w:hanging="360"/>
+      </w:pPr>
+      <w:rPr>
+        <w:rFonts w:ascii="Courier New" w:hAnsi="Courier New" w:cs="Courier New" w:hint="default"/>
+      </w:rPr>
+    </w:lvl>
+    <w:lvl w:ilvl="8" w:tplc="04090005" w:tentative="1">
+      <w:start w:val="1"/>
+      <w:numFmt w:val="bullet"/>
+      <w:lvlText w:val=""/>
+      <w:lvlJc w:val="left"/>
+      <w:pPr>
+        <w:ind w:left="6480" w:hanging="360"/>
+      </w:pPr>
+      <w:rPr>
+        <w:rFonts w:ascii="Wingdings" w:hAnsi="Wingdings" w:hint="default"/>
+      </w:rPr>
+    </w:lvl>
+  </w:abstractNum>
+  <w:abstractNum w:abstractNumId="15" w15:restartNumberingAfterBreak="0">
+    <w:nsid w:val="39A247B6"/>
+    <w:multiLevelType w:val="hybridMultilevel"/>
+    <w:tmpl w:val="AEF43E2A"/>
+    <w:lvl w:ilvl="0" w:tplc="04090001">
+      <w:start w:val="1"/>
+      <w:numFmt w:val="bullet"/>
+      <w:lvlText w:val=""/>
+      <w:lvlJc w:val="left"/>
+      <w:pPr>
+        <w:ind w:left="720" w:hanging="360"/>
+      </w:pPr>
+      <w:rPr>
+        <w:rFonts w:ascii="Symbol" w:hAnsi="Symbol" w:hint="default"/>
+      </w:rPr>
+    </w:lvl>
+    <w:lvl w:ilvl="1" w:tplc="04090003" w:tentative="1">
+      <w:start w:val="1"/>
+      <w:numFmt w:val="bullet"/>
+      <w:lvlText w:val="o"/>
+      <w:lvlJc w:val="left"/>
+      <w:pPr>
+        <w:ind w:left="1440" w:hanging="360"/>
+      </w:pPr>
+      <w:rPr>
+        <w:rFonts w:ascii="Courier New" w:hAnsi="Courier New" w:cs="Courier New" w:hint="default"/>
+      </w:rPr>
+    </w:lvl>
+    <w:lvl w:ilvl="2" w:tplc="04090005" w:tentative="1">
+      <w:start w:val="1"/>
+      <w:numFmt w:val="bullet"/>
+      <w:lvlText w:val=""/>
+      <w:lvlJc w:val="left"/>
+      <w:pPr>
+        <w:ind w:left="2160" w:hanging="360"/>
+      </w:pPr>
+      <w:rPr>
+        <w:rFonts w:ascii="Wingdings" w:hAnsi="Wingdings" w:hint="default"/>
+      </w:rPr>
+    </w:lvl>
+    <w:lvl w:ilvl="3" w:tplc="04090001" w:tentative="1">
+      <w:start w:val="1"/>
+      <w:numFmt w:val="bullet"/>
+      <w:lvlText w:val=""/>
+      <w:lvlJc w:val="left"/>
+      <w:pPr>
+        <w:ind w:left="2880" w:hanging="360"/>
+      </w:pPr>
+      <w:rPr>
+        <w:rFonts w:ascii="Symbol" w:hAnsi="Symbol" w:hint="default"/>
+      </w:rPr>
+    </w:lvl>
+    <w:lvl w:ilvl="4" w:tplc="04090003" w:tentative="1">
+      <w:start w:val="1"/>
+      <w:numFmt w:val="bullet"/>
+      <w:lvlText w:val="o"/>
+      <w:lvlJc w:val="left"/>
+      <w:pPr>
+        <w:ind w:left="3600" w:hanging="360"/>
+      </w:pPr>
+      <w:rPr>
+        <w:rFonts w:ascii="Courier New" w:hAnsi="Courier New" w:cs="Courier New" w:hint="default"/>
+      </w:rPr>
+    </w:lvl>
+    <w:lvl w:ilvl="5" w:tplc="04090005" w:tentative="1">
+      <w:start w:val="1"/>
+      <w:numFmt w:val="bullet"/>
+      <w:lvlText w:val=""/>
+      <w:lvlJc w:val="left"/>
+      <w:pPr>
+        <w:ind w:left="4320" w:hanging="360"/>
+      </w:pPr>
+      <w:rPr>
+        <w:rFonts w:ascii="Wingdings" w:hAnsi="Wingdings" w:hint="default"/>
+      </w:rPr>
+    </w:lvl>
+    <w:lvl w:ilvl="6" w:tplc="04090001" w:tentative="1">
+      <w:start w:val="1"/>
+      <w:numFmt w:val="bullet"/>
+      <w:lvlText w:val=""/>
+      <w:lvlJc w:val="left"/>
+      <w:pPr>
+        <w:ind w:left="5040" w:hanging="360"/>
+      </w:pPr>
+      <w:rPr>
+        <w:rFonts w:ascii="Symbol" w:hAnsi="Symbol" w:hint="default"/>
+      </w:rPr>
+    </w:lvl>
+    <w:lvl w:ilvl="7" w:tplc="04090003" w:tentative="1">
+      <w:start w:val="1"/>
+      <w:numFmt w:val="bullet"/>
+      <w:lvlText w:val="o"/>
+      <w:lvlJc w:val="left"/>
+      <w:pPr>
+        <w:ind w:left="5760" w:hanging="360"/>
+      </w:pPr>
+      <w:rPr>
+        <w:rFonts w:ascii="Courier New" w:hAnsi="Courier New" w:cs="Courier New" w:hint="default"/>
+      </w:rPr>
+    </w:lvl>
+    <w:lvl w:ilvl="8" w:tplc="04090005" w:tentative="1">
+      <w:start w:val="1"/>
+      <w:numFmt w:val="bullet"/>
+      <w:lvlText w:val=""/>
+      <w:lvlJc w:val="left"/>
+      <w:pPr>
+        <w:ind w:left="6480" w:hanging="360"/>
+      </w:pPr>
+      <w:rPr>
+        <w:rFonts w:ascii="Wingdings" w:hAnsi="Wingdings" w:hint="default"/>
+      </w:rPr>
+    </w:lvl>
+  </w:abstractNum>
+  <w:abstractNum w:abstractNumId="16" w15:restartNumberingAfterBreak="0">
+    <w:nsid w:val="39CB7280"/>
+    <w:multiLevelType w:val="hybridMultilevel"/>
+    <w:tmpl w:val="EEE68136"/>
+    <w:lvl w:ilvl="0" w:tplc="04090001">
+      <w:start w:val="1"/>
+      <w:numFmt w:val="bullet"/>
+      <w:lvlText w:val=""/>
+      <w:lvlJc w:val="left"/>
+      <w:pPr>
+        <w:ind w:left="720" w:hanging="360"/>
+      </w:pPr>
+      <w:rPr>
+        <w:rFonts w:ascii="Symbol" w:hAnsi="Symbol" w:hint="default"/>
+      </w:rPr>
+    </w:lvl>
+    <w:lvl w:ilvl="1" w:tplc="04090003" w:tentative="1">
+      <w:start w:val="1"/>
+      <w:numFmt w:val="bullet"/>
+      <w:lvlText w:val="o"/>
+      <w:lvlJc w:val="left"/>
+      <w:pPr>
+        <w:ind w:left="1440" w:hanging="360"/>
+      </w:pPr>
+      <w:rPr>
+        <w:rFonts w:ascii="Courier New" w:hAnsi="Courier New" w:cs="Courier New" w:hint="default"/>
+      </w:rPr>
+    </w:lvl>
+    <w:lvl w:ilvl="2" w:tplc="04090005" w:tentative="1">
+      <w:start w:val="1"/>
+      <w:numFmt w:val="bullet"/>
+      <w:lvlText w:val=""/>
+      <w:lvlJc w:val="left"/>
+      <w:pPr>
+        <w:ind w:left="2160" w:hanging="360"/>
+      </w:pPr>
+      <w:rPr>
+        <w:rFonts w:ascii="Wingdings" w:hAnsi="Wingdings" w:hint="default"/>
+      </w:rPr>
+    </w:lvl>
+    <w:lvl w:ilvl="3" w:tplc="04090001" w:tentative="1">
+      <w:start w:val="1"/>
+      <w:numFmt w:val="bullet"/>
+      <w:lvlText w:val=""/>
+      <w:lvlJc w:val="left"/>
+      <w:pPr>
+        <w:ind w:left="2880" w:hanging="360"/>
+      </w:pPr>
+      <w:rPr>
+        <w:rFonts w:ascii="Symbol" w:hAnsi="Symbol" w:hint="default"/>
+      </w:rPr>
+    </w:lvl>
+    <w:lvl w:ilvl="4" w:tplc="04090003" w:tentative="1">
+      <w:start w:val="1"/>
+      <w:numFmt w:val="bullet"/>
+      <w:lvlText w:val="o"/>
+      <w:lvlJc w:val="left"/>
+      <w:pPr>
+        <w:ind w:left="3600" w:hanging="360"/>
+      </w:pPr>
+      <w:rPr>
+        <w:rFonts w:ascii="Courier New" w:hAnsi="Courier New" w:cs="Courier New" w:hint="default"/>
+      </w:rPr>
+    </w:lvl>
+    <w:lvl w:ilvl="5" w:tplc="04090005" w:tentative="1">
+      <w:start w:val="1"/>
+      <w:numFmt w:val="bullet"/>
+      <w:lvlText w:val=""/>
+      <w:lvlJc w:val="left"/>
+      <w:pPr>
+        <w:ind w:left="4320" w:hanging="360"/>
+      </w:pPr>
+      <w:rPr>
+        <w:rFonts w:ascii="Wingdings" w:hAnsi="Wingdings" w:hint="default"/>
+      </w:rPr>
+    </w:lvl>
+    <w:lvl w:ilvl="6" w:tplc="04090001" w:tentative="1">
+      <w:start w:val="1"/>
+      <w:numFmt w:val="bullet"/>
+      <w:lvlText w:val=""/>
+      <w:lvlJc w:val="left"/>
+      <w:pPr>
+        <w:ind w:left="5040" w:hanging="360"/>
+      </w:pPr>
+      <w:rPr>
+        <w:rFonts w:ascii="Symbol" w:hAnsi="Symbol" w:hint="default"/>
+      </w:rPr>
+    </w:lvl>
+    <w:lvl w:ilvl="7" w:tplc="04090003" w:tentative="1">
+      <w:start w:val="1"/>
+      <w:numFmt w:val="bullet"/>
+      <w:lvlText w:val="o"/>
+      <w:lvlJc w:val="left"/>
+      <w:pPr>
+        <w:ind w:left="5760" w:hanging="360"/>
+      </w:pPr>
+      <w:rPr>
+        <w:rFonts w:ascii="Courier New" w:hAnsi="Courier New" w:cs="Courier New" w:hint="default"/>
+      </w:rPr>
+    </w:lvl>
+    <w:lvl w:ilvl="8" w:tplc="04090005" w:tentative="1">
+      <w:start w:val="1"/>
+      <w:numFmt w:val="bullet"/>
+      <w:lvlText w:val=""/>
+      <w:lvlJc w:val="left"/>
+      <w:pPr>
+        <w:ind w:left="6480" w:hanging="360"/>
+      </w:pPr>
+      <w:rPr>
+        <w:rFonts w:ascii="Wingdings" w:hAnsi="Wingdings" w:hint="default"/>
+      </w:rPr>
+    </w:lvl>
+  </w:abstractNum>
+  <w:abstractNum w:abstractNumId="17" w15:restartNumberingAfterBreak="0">
     <w:nsid w:val="450E786D"/>
     <w:multiLevelType w:val="hybridMultilevel"/>
     <w:tmpl w:val="9072CFFC"/>
@@ -3541,7 +9671,7 @@
       </w:rPr>
     </w:lvl>
   </w:abstractNum>
-  <w:abstractNum w:abstractNumId="6" w15:restartNumberingAfterBreak="0">
+  <w:abstractNum w:abstractNumId="18" w15:restartNumberingAfterBreak="0">
     <w:nsid w:val="45115BE9"/>
     <w:multiLevelType w:val="hybridMultilevel"/>
     <w:tmpl w:val="88FE044C"/>
@@ -3627,7 +9757,7 @@
       </w:pPr>
     </w:lvl>
   </w:abstractNum>
-  <w:abstractNum w:abstractNumId="7" w15:restartNumberingAfterBreak="0">
+  <w:abstractNum w:abstractNumId="19" w15:restartNumberingAfterBreak="0">
     <w:nsid w:val="48B759B5"/>
     <w:multiLevelType w:val="multilevel"/>
     <w:tmpl w:val="973413B2"/>
@@ -3776,7 +9906,7 @@
       </w:rPr>
     </w:lvl>
   </w:abstractNum>
-  <w:abstractNum w:abstractNumId="8" w15:restartNumberingAfterBreak="0">
+  <w:abstractNum w:abstractNumId="20" w15:restartNumberingAfterBreak="0">
     <w:nsid w:val="4AB42DEC"/>
     <w:multiLevelType w:val="hybridMultilevel"/>
     <w:tmpl w:val="08202648"/>
@@ -3889,7 +10019,156 @@
       </w:rPr>
     </w:lvl>
   </w:abstractNum>
-  <w:abstractNum w:abstractNumId="9" w15:restartNumberingAfterBreak="0">
+  <w:abstractNum w:abstractNumId="21" w15:restartNumberingAfterBreak="0">
+    <w:nsid w:val="4B6109C1"/>
+    <w:multiLevelType w:val="multilevel"/>
+    <w:tmpl w:val="A5CCF744"/>
+    <w:lvl w:ilvl="0">
+      <w:start w:val="1"/>
+      <w:numFmt w:val="bullet"/>
+      <w:lvlText w:val=""/>
+      <w:lvlJc w:val="left"/>
+      <w:pPr>
+        <w:tabs>
+          <w:tab w:val="num" w:pos="720"/>
+        </w:tabs>
+        <w:ind w:left="720" w:hanging="360"/>
+      </w:pPr>
+      <w:rPr>
+        <w:rFonts w:ascii="Symbol" w:hAnsi="Symbol" w:hint="default"/>
+        <w:sz w:val="20"/>
+      </w:rPr>
+    </w:lvl>
+    <w:lvl w:ilvl="1" w:tentative="1">
+      <w:start w:val="1"/>
+      <w:numFmt w:val="bullet"/>
+      <w:lvlText w:val="o"/>
+      <w:lvlJc w:val="left"/>
+      <w:pPr>
+        <w:tabs>
+          <w:tab w:val="num" w:pos="1440"/>
+        </w:tabs>
+        <w:ind w:left="1440" w:hanging="360"/>
+      </w:pPr>
+      <w:rPr>
+        <w:rFonts w:ascii="Courier New" w:hAnsi="Courier New" w:hint="default"/>
+        <w:sz w:val="20"/>
+      </w:rPr>
+    </w:lvl>
+    <w:lvl w:ilvl="2" w:tentative="1">
+      <w:start w:val="1"/>
+      <w:numFmt w:val="bullet"/>
+      <w:lvlText w:val=""/>
+      <w:lvlJc w:val="left"/>
+      <w:pPr>
+        <w:tabs>
+          <w:tab w:val="num" w:pos="2160"/>
+        </w:tabs>
+        <w:ind w:left="2160" w:hanging="360"/>
+      </w:pPr>
+      <w:rPr>
+        <w:rFonts w:ascii="Wingdings" w:hAnsi="Wingdings" w:hint="default"/>
+        <w:sz w:val="20"/>
+      </w:rPr>
+    </w:lvl>
+    <w:lvl w:ilvl="3" w:tentative="1">
+      <w:start w:val="1"/>
+      <w:numFmt w:val="bullet"/>
+      <w:lvlText w:val=""/>
+      <w:lvlJc w:val="left"/>
+      <w:pPr>
+        <w:tabs>
+          <w:tab w:val="num" w:pos="2880"/>
+        </w:tabs>
+        <w:ind w:left="2880" w:hanging="360"/>
+      </w:pPr>
+      <w:rPr>
+        <w:rFonts w:ascii="Wingdings" w:hAnsi="Wingdings" w:hint="default"/>
+        <w:sz w:val="20"/>
+      </w:rPr>
+    </w:lvl>
+    <w:lvl w:ilvl="4" w:tentative="1">
+      <w:start w:val="1"/>
+      <w:numFmt w:val="bullet"/>
+      <w:lvlText w:val=""/>
+      <w:lvlJc w:val="left"/>
+      <w:pPr>
+        <w:tabs>
+          <w:tab w:val="num" w:pos="3600"/>
+        </w:tabs>
+        <w:ind w:left="3600" w:hanging="360"/>
+      </w:pPr>
+      <w:rPr>
+        <w:rFonts w:ascii="Wingdings" w:hAnsi="Wingdings" w:hint="default"/>
+        <w:sz w:val="20"/>
+      </w:rPr>
+    </w:lvl>
+    <w:lvl w:ilvl="5" w:tentative="1">
+      <w:start w:val="1"/>
+      <w:numFmt w:val="bullet"/>
+      <w:lvlText w:val=""/>
+      <w:lvlJc w:val="left"/>
+      <w:pPr>
+        <w:tabs>
+          <w:tab w:val="num" w:pos="4320"/>
+        </w:tabs>
+        <w:ind w:left="4320" w:hanging="360"/>
+      </w:pPr>
+      <w:rPr>
+        <w:rFonts w:ascii="Wingdings" w:hAnsi="Wingdings" w:hint="default"/>
+        <w:sz w:val="20"/>
+      </w:rPr>
+    </w:lvl>
+    <w:lvl w:ilvl="6" w:tentative="1">
+      <w:start w:val="1"/>
+      <w:numFmt w:val="bullet"/>
+      <w:lvlText w:val=""/>
+      <w:lvlJc w:val="left"/>
+      <w:pPr>
+        <w:tabs>
+          <w:tab w:val="num" w:pos="5040"/>
+        </w:tabs>
+        <w:ind w:left="5040" w:hanging="360"/>
+      </w:pPr>
+      <w:rPr>
+        <w:rFonts w:ascii="Wingdings" w:hAnsi="Wingdings" w:hint="default"/>
+        <w:sz w:val="20"/>
+      </w:rPr>
+    </w:lvl>
+    <w:lvl w:ilvl="7" w:tentative="1">
+      <w:start w:val="1"/>
+      <w:numFmt w:val="bullet"/>
+      <w:lvlText w:val=""/>
+      <w:lvlJc w:val="left"/>
+      <w:pPr>
+        <w:tabs>
+          <w:tab w:val="num" w:pos="5760"/>
+        </w:tabs>
+        <w:ind w:left="5760" w:hanging="360"/>
+      </w:pPr>
+      <w:rPr>
+        <w:rFonts w:ascii="Wingdings" w:hAnsi="Wingdings" w:hint="default"/>
+        <w:sz w:val="20"/>
+      </w:rPr>
+    </w:lvl>
+    <w:lvl w:ilvl="8" w:tentative="1">
+      <w:start w:val="1"/>
+      <w:numFmt w:val="bullet"/>
+      <w:lvlText w:val=""/>
+      <w:lvlJc w:val="left"/>
+      <w:pPr>
+        <w:tabs>
+          <w:tab w:val="num" w:pos="6480"/>
+        </w:tabs>
+        <w:ind w:left="6480" w:hanging="360"/>
+      </w:pPr>
+      <w:rPr>
+        <w:rFonts w:ascii="Wingdings" w:hAnsi="Wingdings" w:hint="default"/>
+        <w:sz w:val="20"/>
+      </w:rPr>
+    </w:lvl>
+  </w:abstractNum>
+  <w:abstractNum w:abstractNumId="22" w15:restartNumberingAfterBreak="0">
     <w:nsid w:val="4C0B7DA4"/>
     <w:multiLevelType w:val="multilevel"/>
     <w:tmpl w:val="A72E05E2"/>
@@ -4038,7 +10317,531 @@
       </w:rPr>
     </w:lvl>
   </w:abstractNum>
-  <w:abstractNum w:abstractNumId="10" w15:restartNumberingAfterBreak="0">
+  <w:abstractNum w:abstractNumId="23" w15:restartNumberingAfterBreak="0">
+    <w:nsid w:val="4ECB16E0"/>
+    <w:multiLevelType w:val="hybridMultilevel"/>
+    <w:tmpl w:val="A2CE5940"/>
+    <w:lvl w:ilvl="0" w:tplc="04090001">
+      <w:start w:val="1"/>
+      <w:numFmt w:val="bullet"/>
+      <w:lvlText w:val=""/>
+      <w:lvlJc w:val="left"/>
+      <w:pPr>
+        <w:ind w:left="720" w:hanging="360"/>
+      </w:pPr>
+      <w:rPr>
+        <w:rFonts w:ascii="Symbol" w:hAnsi="Symbol" w:hint="default"/>
+      </w:rPr>
+    </w:lvl>
+    <w:lvl w:ilvl="1" w:tplc="04090003" w:tentative="1">
+      <w:start w:val="1"/>
+      <w:numFmt w:val="bullet"/>
+      <w:lvlText w:val="o"/>
+      <w:lvlJc w:val="left"/>
+      <w:pPr>
+        <w:ind w:left="1440" w:hanging="360"/>
+      </w:pPr>
+      <w:rPr>
+        <w:rFonts w:ascii="Courier New" w:hAnsi="Courier New" w:cs="Courier New" w:hint="default"/>
+      </w:rPr>
+    </w:lvl>
+    <w:lvl w:ilvl="2" w:tplc="04090005" w:tentative="1">
+      <w:start w:val="1"/>
+      <w:numFmt w:val="bullet"/>
+      <w:lvlText w:val=""/>
+      <w:lvlJc w:val="left"/>
+      <w:pPr>
+        <w:ind w:left="2160" w:hanging="360"/>
+      </w:pPr>
+      <w:rPr>
+        <w:rFonts w:ascii="Wingdings" w:hAnsi="Wingdings" w:hint="default"/>
+      </w:rPr>
+    </w:lvl>
+    <w:lvl w:ilvl="3" w:tplc="04090001" w:tentative="1">
+      <w:start w:val="1"/>
+      <w:numFmt w:val="bullet"/>
+      <w:lvlText w:val=""/>
+      <w:lvlJc w:val="left"/>
+      <w:pPr>
+        <w:ind w:left="2880" w:hanging="360"/>
+      </w:pPr>
+      <w:rPr>
+        <w:rFonts w:ascii="Symbol" w:hAnsi="Symbol" w:hint="default"/>
+      </w:rPr>
+    </w:lvl>
+    <w:lvl w:ilvl="4" w:tplc="04090003" w:tentative="1">
+      <w:start w:val="1"/>
+      <w:numFmt w:val="bullet"/>
+      <w:lvlText w:val="o"/>
+      <w:lvlJc w:val="left"/>
+      <w:pPr>
+        <w:ind w:left="3600" w:hanging="360"/>
+      </w:pPr>
+      <w:rPr>
+        <w:rFonts w:ascii="Courier New" w:hAnsi="Courier New" w:cs="Courier New" w:hint="default"/>
+      </w:rPr>
+    </w:lvl>
+    <w:lvl w:ilvl="5" w:tplc="04090005" w:tentative="1">
+      <w:start w:val="1"/>
+      <w:numFmt w:val="bullet"/>
+      <w:lvlText w:val=""/>
+      <w:lvlJc w:val="left"/>
+      <w:pPr>
+        <w:ind w:left="4320" w:hanging="360"/>
+      </w:pPr>
+      <w:rPr>
+        <w:rFonts w:ascii="Wingdings" w:hAnsi="Wingdings" w:hint="default"/>
+      </w:rPr>
+    </w:lvl>
+    <w:lvl w:ilvl="6" w:tplc="04090001" w:tentative="1">
+      <w:start w:val="1"/>
+      <w:numFmt w:val="bullet"/>
+      <w:lvlText w:val=""/>
+      <w:lvlJc w:val="left"/>
+      <w:pPr>
+        <w:ind w:left="5040" w:hanging="360"/>
+      </w:pPr>
+      <w:rPr>
+        <w:rFonts w:ascii="Symbol" w:hAnsi="Symbol" w:hint="default"/>
+      </w:rPr>
+    </w:lvl>
+    <w:lvl w:ilvl="7" w:tplc="04090003" w:tentative="1">
+      <w:start w:val="1"/>
+      <w:numFmt w:val="bullet"/>
+      <w:lvlText w:val="o"/>
+      <w:lvlJc w:val="left"/>
+      <w:pPr>
+        <w:ind w:left="5760" w:hanging="360"/>
+      </w:pPr>
+      <w:rPr>
+        <w:rFonts w:ascii="Courier New" w:hAnsi="Courier New" w:cs="Courier New" w:hint="default"/>
+      </w:rPr>
+    </w:lvl>
+    <w:lvl w:ilvl="8" w:tplc="04090005" w:tentative="1">
+      <w:start w:val="1"/>
+      <w:numFmt w:val="bullet"/>
+      <w:lvlText w:val=""/>
+      <w:lvlJc w:val="left"/>
+      <w:pPr>
+        <w:ind w:left="6480" w:hanging="360"/>
+      </w:pPr>
+      <w:rPr>
+        <w:rFonts w:ascii="Wingdings" w:hAnsi="Wingdings" w:hint="default"/>
+      </w:rPr>
+    </w:lvl>
+  </w:abstractNum>
+  <w:abstractNum w:abstractNumId="24" w15:restartNumberingAfterBreak="0">
+    <w:nsid w:val="4F180255"/>
+    <w:multiLevelType w:val="multilevel"/>
+    <w:tmpl w:val="45541628"/>
+    <w:lvl w:ilvl="0">
+      <w:start w:val="1"/>
+      <w:numFmt w:val="bullet"/>
+      <w:lvlText w:val=""/>
+      <w:lvlJc w:val="left"/>
+      <w:pPr>
+        <w:tabs>
+          <w:tab w:val="num" w:pos="720"/>
+        </w:tabs>
+        <w:ind w:left="720" w:hanging="360"/>
+      </w:pPr>
+      <w:rPr>
+        <w:rFonts w:ascii="Symbol" w:hAnsi="Symbol" w:hint="default"/>
+        <w:sz w:val="20"/>
+      </w:rPr>
+    </w:lvl>
+    <w:lvl w:ilvl="1" w:tentative="1">
+      <w:start w:val="1"/>
+      <w:numFmt w:val="bullet"/>
+      <w:lvlText w:val="o"/>
+      <w:lvlJc w:val="left"/>
+      <w:pPr>
+        <w:tabs>
+          <w:tab w:val="num" w:pos="1440"/>
+        </w:tabs>
+        <w:ind w:left="1440" w:hanging="360"/>
+      </w:pPr>
+      <w:rPr>
+        <w:rFonts w:ascii="Courier New" w:hAnsi="Courier New" w:hint="default"/>
+        <w:sz w:val="20"/>
+      </w:rPr>
+    </w:lvl>
+    <w:lvl w:ilvl="2" w:tentative="1">
+      <w:start w:val="1"/>
+      <w:numFmt w:val="bullet"/>
+      <w:lvlText w:val=""/>
+      <w:lvlJc w:val="left"/>
+      <w:pPr>
+        <w:tabs>
+          <w:tab w:val="num" w:pos="2160"/>
+        </w:tabs>
+        <w:ind w:left="2160" w:hanging="360"/>
+      </w:pPr>
+      <w:rPr>
+        <w:rFonts w:ascii="Wingdings" w:hAnsi="Wingdings" w:hint="default"/>
+        <w:sz w:val="20"/>
+      </w:rPr>
+    </w:lvl>
+    <w:lvl w:ilvl="3" w:tentative="1">
+      <w:start w:val="1"/>
+      <w:numFmt w:val="bullet"/>
+      <w:lvlText w:val=""/>
+      <w:lvlJc w:val="left"/>
+      <w:pPr>
+        <w:tabs>
+          <w:tab w:val="num" w:pos="2880"/>
+        </w:tabs>
+        <w:ind w:left="2880" w:hanging="360"/>
+      </w:pPr>
+      <w:rPr>
+        <w:rFonts w:ascii="Wingdings" w:hAnsi="Wingdings" w:hint="default"/>
+        <w:sz w:val="20"/>
+      </w:rPr>
+    </w:lvl>
+    <w:lvl w:ilvl="4" w:tentative="1">
+      <w:start w:val="1"/>
+      <w:numFmt w:val="bullet"/>
+      <w:lvlText w:val=""/>
+      <w:lvlJc w:val="left"/>
+      <w:pPr>
+        <w:tabs>
+          <w:tab w:val="num" w:pos="3600"/>
+        </w:tabs>
+        <w:ind w:left="3600" w:hanging="360"/>
+      </w:pPr>
+      <w:rPr>
+        <w:rFonts w:ascii="Wingdings" w:hAnsi="Wingdings" w:hint="default"/>
+        <w:sz w:val="20"/>
+      </w:rPr>
+    </w:lvl>
+    <w:lvl w:ilvl="5" w:tentative="1">
+      <w:start w:val="1"/>
+      <w:numFmt w:val="bullet"/>
+      <w:lvlText w:val=""/>
+      <w:lvlJc w:val="left"/>
+      <w:pPr>
+        <w:tabs>
+          <w:tab w:val="num" w:pos="4320"/>
+        </w:tabs>
+        <w:ind w:left="4320" w:hanging="360"/>
+      </w:pPr>
+      <w:rPr>
+        <w:rFonts w:ascii="Wingdings" w:hAnsi="Wingdings" w:hint="default"/>
+        <w:sz w:val="20"/>
+      </w:rPr>
+    </w:lvl>
+    <w:lvl w:ilvl="6" w:tentative="1">
+      <w:start w:val="1"/>
+      <w:numFmt w:val="bullet"/>
+      <w:lvlText w:val=""/>
+      <w:lvlJc w:val="left"/>
+      <w:pPr>
+        <w:tabs>
+          <w:tab w:val="num" w:pos="5040"/>
+        </w:tabs>
+        <w:ind w:left="5040" w:hanging="360"/>
+      </w:pPr>
+      <w:rPr>
+        <w:rFonts w:ascii="Wingdings" w:hAnsi="Wingdings" w:hint="default"/>
+        <w:sz w:val="20"/>
+      </w:rPr>
+    </w:lvl>
+    <w:lvl w:ilvl="7" w:tentative="1">
+      <w:start w:val="1"/>
+      <w:numFmt w:val="bullet"/>
+      <w:lvlText w:val=""/>
+      <w:lvlJc w:val="left"/>
+      <w:pPr>
+        <w:tabs>
+          <w:tab w:val="num" w:pos="5760"/>
+        </w:tabs>
+        <w:ind w:left="5760" w:hanging="360"/>
+      </w:pPr>
+      <w:rPr>
+        <w:rFonts w:ascii="Wingdings" w:hAnsi="Wingdings" w:hint="default"/>
+        <w:sz w:val="20"/>
+      </w:rPr>
+    </w:lvl>
+    <w:lvl w:ilvl="8" w:tentative="1">
+      <w:start w:val="1"/>
+      <w:numFmt w:val="bullet"/>
+      <w:lvlText w:val=""/>
+      <w:lvlJc w:val="left"/>
+      <w:pPr>
+        <w:tabs>
+          <w:tab w:val="num" w:pos="6480"/>
+        </w:tabs>
+        <w:ind w:left="6480" w:hanging="360"/>
+      </w:pPr>
+      <w:rPr>
+        <w:rFonts w:ascii="Wingdings" w:hAnsi="Wingdings" w:hint="default"/>
+        <w:sz w:val="20"/>
+      </w:rPr>
+    </w:lvl>
+  </w:abstractNum>
+  <w:abstractNum w:abstractNumId="25" w15:restartNumberingAfterBreak="0">
+    <w:nsid w:val="51E572A0"/>
+    <w:multiLevelType w:val="hybridMultilevel"/>
+    <w:tmpl w:val="831417E4"/>
+    <w:lvl w:ilvl="0" w:tplc="04090001">
+      <w:start w:val="1"/>
+      <w:numFmt w:val="bullet"/>
+      <w:lvlText w:val=""/>
+      <w:lvlJc w:val="left"/>
+      <w:pPr>
+        <w:ind w:left="720" w:hanging="360"/>
+      </w:pPr>
+      <w:rPr>
+        <w:rFonts w:ascii="Symbol" w:hAnsi="Symbol" w:hint="default"/>
+      </w:rPr>
+    </w:lvl>
+    <w:lvl w:ilvl="1" w:tplc="04090003" w:tentative="1">
+      <w:start w:val="1"/>
+      <w:numFmt w:val="bullet"/>
+      <w:lvlText w:val="o"/>
+      <w:lvlJc w:val="left"/>
+      <w:pPr>
+        <w:ind w:left="1440" w:hanging="360"/>
+      </w:pPr>
+      <w:rPr>
+        <w:rFonts w:ascii="Courier New" w:hAnsi="Courier New" w:cs="Courier New" w:hint="default"/>
+      </w:rPr>
+    </w:lvl>
+    <w:lvl w:ilvl="2" w:tplc="04090005" w:tentative="1">
+      <w:start w:val="1"/>
+      <w:numFmt w:val="bullet"/>
+      <w:lvlText w:val=""/>
+      <w:lvlJc w:val="left"/>
+      <w:pPr>
+        <w:ind w:left="2160" w:hanging="360"/>
+      </w:pPr>
+      <w:rPr>
+        <w:rFonts w:ascii="Wingdings" w:hAnsi="Wingdings" w:hint="default"/>
+      </w:rPr>
+    </w:lvl>
+    <w:lvl w:ilvl="3" w:tplc="04090001" w:tentative="1">
+      <w:start w:val="1"/>
+      <w:numFmt w:val="bullet"/>
+      <w:lvlText w:val=""/>
+      <w:lvlJc w:val="left"/>
+      <w:pPr>
+        <w:ind w:left="2880" w:hanging="360"/>
+      </w:pPr>
+      <w:rPr>
+        <w:rFonts w:ascii="Symbol" w:hAnsi="Symbol" w:hint="default"/>
+      </w:rPr>
+    </w:lvl>
+    <w:lvl w:ilvl="4" w:tplc="04090003" w:tentative="1">
+      <w:start w:val="1"/>
+      <w:numFmt w:val="bullet"/>
+      <w:lvlText w:val="o"/>
+      <w:lvlJc w:val="left"/>
+      <w:pPr>
+        <w:ind w:left="3600" w:hanging="360"/>
+      </w:pPr>
+      <w:rPr>
+        <w:rFonts w:ascii="Courier New" w:hAnsi="Courier New" w:cs="Courier New" w:hint="default"/>
+      </w:rPr>
+    </w:lvl>
+    <w:lvl w:ilvl="5" w:tplc="04090005" w:tentative="1">
+      <w:start w:val="1"/>
+      <w:numFmt w:val="bullet"/>
+      <w:lvlText w:val=""/>
+      <w:lvlJc w:val="left"/>
+      <w:pPr>
+        <w:ind w:left="4320" w:hanging="360"/>
+      </w:pPr>
+      <w:rPr>
+        <w:rFonts w:ascii="Wingdings" w:hAnsi="Wingdings" w:hint="default"/>
+      </w:rPr>
+    </w:lvl>
+    <w:lvl w:ilvl="6" w:tplc="04090001" w:tentative="1">
+      <w:start w:val="1"/>
+      <w:numFmt w:val="bullet"/>
+      <w:lvlText w:val=""/>
+      <w:lvlJc w:val="left"/>
+      <w:pPr>
+        <w:ind w:left="5040" w:hanging="360"/>
+      </w:pPr>
+      <w:rPr>
+        <w:rFonts w:ascii="Symbol" w:hAnsi="Symbol" w:hint="default"/>
+      </w:rPr>
+    </w:lvl>
+    <w:lvl w:ilvl="7" w:tplc="04090003" w:tentative="1">
+      <w:start w:val="1"/>
+      <w:numFmt w:val="bullet"/>
+      <w:lvlText w:val="o"/>
+      <w:lvlJc w:val="left"/>
+      <w:pPr>
+        <w:ind w:left="5760" w:hanging="360"/>
+      </w:pPr>
+      <w:rPr>
+        <w:rFonts w:ascii="Courier New" w:hAnsi="Courier New" w:cs="Courier New" w:hint="default"/>
+      </w:rPr>
+    </w:lvl>
+    <w:lvl w:ilvl="8" w:tplc="04090005" w:tentative="1">
+      <w:start w:val="1"/>
+      <w:numFmt w:val="bullet"/>
+      <w:lvlText w:val=""/>
+      <w:lvlJc w:val="left"/>
+      <w:pPr>
+        <w:ind w:left="6480" w:hanging="360"/>
+      </w:pPr>
+      <w:rPr>
+        <w:rFonts w:ascii="Wingdings" w:hAnsi="Wingdings" w:hint="default"/>
+      </w:rPr>
+    </w:lvl>
+  </w:abstractNum>
+  <w:abstractNum w:abstractNumId="26" w15:restartNumberingAfterBreak="0">
+    <w:nsid w:val="552C38C8"/>
+    <w:multiLevelType w:val="multilevel"/>
+    <w:tmpl w:val="23582DB4"/>
+    <w:lvl w:ilvl="0">
+      <w:start w:val="1"/>
+      <w:numFmt w:val="bullet"/>
+      <w:lvlText w:val=""/>
+      <w:lvlJc w:val="left"/>
+      <w:pPr>
+        <w:tabs>
+          <w:tab w:val="num" w:pos="720"/>
+        </w:tabs>
+        <w:ind w:left="720" w:hanging="360"/>
+      </w:pPr>
+      <w:rPr>
+        <w:rFonts w:ascii="Symbol" w:hAnsi="Symbol" w:hint="default"/>
+        <w:sz w:val="20"/>
+      </w:rPr>
+    </w:lvl>
+    <w:lvl w:ilvl="1" w:tentative="1">
+      <w:start w:val="1"/>
+      <w:numFmt w:val="bullet"/>
+      <w:lvlText w:val="o"/>
+      <w:lvlJc w:val="left"/>
+      <w:pPr>
+        <w:tabs>
+          <w:tab w:val="num" w:pos="1440"/>
+        </w:tabs>
+        <w:ind w:left="1440" w:hanging="360"/>
+      </w:pPr>
+      <w:rPr>
+        <w:rFonts w:ascii="Courier New" w:hAnsi="Courier New" w:hint="default"/>
+        <w:sz w:val="20"/>
+      </w:rPr>
+    </w:lvl>
+    <w:lvl w:ilvl="2" w:tentative="1">
+      <w:start w:val="1"/>
+      <w:numFmt w:val="bullet"/>
+      <w:lvlText w:val=""/>
+      <w:lvlJc w:val="left"/>
+      <w:pPr>
+        <w:tabs>
+          <w:tab w:val="num" w:pos="2160"/>
+        </w:tabs>
+        <w:ind w:left="2160" w:hanging="360"/>
+      </w:pPr>
+      <w:rPr>
+        <w:rFonts w:ascii="Wingdings" w:hAnsi="Wingdings" w:hint="default"/>
+        <w:sz w:val="20"/>
+      </w:rPr>
+    </w:lvl>
+    <w:lvl w:ilvl="3" w:tentative="1">
+      <w:start w:val="1"/>
+      <w:numFmt w:val="bullet"/>
+      <w:lvlText w:val=""/>
+      <w:lvlJc w:val="left"/>
+      <w:pPr>
+        <w:tabs>
+          <w:tab w:val="num" w:pos="2880"/>
+        </w:tabs>
+        <w:ind w:left="2880" w:hanging="360"/>
+      </w:pPr>
+      <w:rPr>
+        <w:rFonts w:ascii="Wingdings" w:hAnsi="Wingdings" w:hint="default"/>
+        <w:sz w:val="20"/>
+      </w:rPr>
+    </w:lvl>
+    <w:lvl w:ilvl="4" w:tentative="1">
+      <w:start w:val="1"/>
+      <w:numFmt w:val="bullet"/>
+      <w:lvlText w:val=""/>
+      <w:lvlJc w:val="left"/>
+      <w:pPr>
+        <w:tabs>
+          <w:tab w:val="num" w:pos="3600"/>
+        </w:tabs>
+        <w:ind w:left="3600" w:hanging="360"/>
+      </w:pPr>
+      <w:rPr>
+        <w:rFonts w:ascii="Wingdings" w:hAnsi="Wingdings" w:hint="default"/>
+        <w:sz w:val="20"/>
+      </w:rPr>
+    </w:lvl>
+    <w:lvl w:ilvl="5" w:tentative="1">
+      <w:start w:val="1"/>
+      <w:numFmt w:val="bullet"/>
+      <w:lvlText w:val=""/>
+      <w:lvlJc w:val="left"/>
+      <w:pPr>
+        <w:tabs>
+          <w:tab w:val="num" w:pos="4320"/>
+        </w:tabs>
+        <w:ind w:left="4320" w:hanging="360"/>
+      </w:pPr>
+      <w:rPr>
+        <w:rFonts w:ascii="Wingdings" w:hAnsi="Wingdings" w:hint="default"/>
+        <w:sz w:val="20"/>
+      </w:rPr>
+    </w:lvl>
+    <w:lvl w:ilvl="6" w:tentative="1">
+      <w:start w:val="1"/>
+      <w:numFmt w:val="bullet"/>
+      <w:lvlText w:val=""/>
+      <w:lvlJc w:val="left"/>
+      <w:pPr>
+        <w:tabs>
+          <w:tab w:val="num" w:pos="5040"/>
+        </w:tabs>
+        <w:ind w:left="5040" w:hanging="360"/>
+      </w:pPr>
+      <w:rPr>
+        <w:rFonts w:ascii="Wingdings" w:hAnsi="Wingdings" w:hint="default"/>
+        <w:sz w:val="20"/>
+      </w:rPr>
+    </w:lvl>
+    <w:lvl w:ilvl="7" w:tentative="1">
+      <w:start w:val="1"/>
+      <w:numFmt w:val="bullet"/>
+      <w:lvlText w:val=""/>
+      <w:lvlJc w:val="left"/>
+      <w:pPr>
+        <w:tabs>
+          <w:tab w:val="num" w:pos="5760"/>
+        </w:tabs>
+        <w:ind w:left="5760" w:hanging="360"/>
+      </w:pPr>
+      <w:rPr>
+        <w:rFonts w:ascii="Wingdings" w:hAnsi="Wingdings" w:hint="default"/>
+        <w:sz w:val="20"/>
+      </w:rPr>
+    </w:lvl>
+    <w:lvl w:ilvl="8" w:tentative="1">
+      <w:start w:val="1"/>
+      <w:numFmt w:val="bullet"/>
+      <w:lvlText w:val=""/>
+      <w:lvlJc w:val="left"/>
+      <w:pPr>
+        <w:tabs>
+          <w:tab w:val="num" w:pos="6480"/>
+        </w:tabs>
+        <w:ind w:left="6480" w:hanging="360"/>
+      </w:pPr>
+      <w:rPr>
+        <w:rFonts w:ascii="Wingdings" w:hAnsi="Wingdings" w:hint="default"/>
+        <w:sz w:val="20"/>
+      </w:rPr>
+    </w:lvl>
+  </w:abstractNum>
+  <w:abstractNum w:abstractNumId="27" w15:restartNumberingAfterBreak="0">
     <w:nsid w:val="565428ED"/>
     <w:multiLevelType w:val="multilevel"/>
     <w:tmpl w:val="89B0CEFE"/>
@@ -4187,7 +10990,7 @@
       </w:rPr>
     </w:lvl>
   </w:abstractNum>
-  <w:abstractNum w:abstractNumId="11" w15:restartNumberingAfterBreak="0">
+  <w:abstractNum w:abstractNumId="28" w15:restartNumberingAfterBreak="0">
     <w:nsid w:val="57B15F64"/>
     <w:multiLevelType w:val="hybridMultilevel"/>
     <w:tmpl w:val="8EEEA8EA"/>
@@ -4300,7 +11103,120 @@
       </w:rPr>
     </w:lvl>
   </w:abstractNum>
-  <w:abstractNum w:abstractNumId="12" w15:restartNumberingAfterBreak="0">
+  <w:abstractNum w:abstractNumId="29" w15:restartNumberingAfterBreak="0">
+    <w:nsid w:val="5C4631AB"/>
+    <w:multiLevelType w:val="hybridMultilevel"/>
+    <w:tmpl w:val="75C0B7C0"/>
+    <w:lvl w:ilvl="0" w:tplc="04090001">
+      <w:start w:val="1"/>
+      <w:numFmt w:val="bullet"/>
+      <w:lvlText w:val=""/>
+      <w:lvlJc w:val="left"/>
+      <w:pPr>
+        <w:ind w:left="720" w:hanging="360"/>
+      </w:pPr>
+      <w:rPr>
+        <w:rFonts w:ascii="Symbol" w:hAnsi="Symbol" w:hint="default"/>
+      </w:rPr>
+    </w:lvl>
+    <w:lvl w:ilvl="1" w:tplc="04090003" w:tentative="1">
+      <w:start w:val="1"/>
+      <w:numFmt w:val="bullet"/>
+      <w:lvlText w:val="o"/>
+      <w:lvlJc w:val="left"/>
+      <w:pPr>
+        <w:ind w:left="1440" w:hanging="360"/>
+      </w:pPr>
+      <w:rPr>
+        <w:rFonts w:ascii="Courier New" w:hAnsi="Courier New" w:cs="Courier New" w:hint="default"/>
+      </w:rPr>
+    </w:lvl>
+    <w:lvl w:ilvl="2" w:tplc="04090005" w:tentative="1">
+      <w:start w:val="1"/>
+      <w:numFmt w:val="bullet"/>
+      <w:lvlText w:val=""/>
+      <w:lvlJc w:val="left"/>
+      <w:pPr>
+        <w:ind w:left="2160" w:hanging="360"/>
+      </w:pPr>
+      <w:rPr>
+        <w:rFonts w:ascii="Wingdings" w:hAnsi="Wingdings" w:hint="default"/>
+      </w:rPr>
+    </w:lvl>
+    <w:lvl w:ilvl="3" w:tplc="04090001" w:tentative="1">
+      <w:start w:val="1"/>
+      <w:numFmt w:val="bullet"/>
+      <w:lvlText w:val=""/>
+      <w:lvlJc w:val="left"/>
+      <w:pPr>
+        <w:ind w:left="2880" w:hanging="360"/>
+      </w:pPr>
+      <w:rPr>
+        <w:rFonts w:ascii="Symbol" w:hAnsi="Symbol" w:hint="default"/>
+      </w:rPr>
+    </w:lvl>
+    <w:lvl w:ilvl="4" w:tplc="04090003" w:tentative="1">
+      <w:start w:val="1"/>
+      <w:numFmt w:val="bullet"/>
+      <w:lvlText w:val="o"/>
+      <w:lvlJc w:val="left"/>
+      <w:pPr>
+        <w:ind w:left="3600" w:hanging="360"/>
+      </w:pPr>
+      <w:rPr>
+        <w:rFonts w:ascii="Courier New" w:hAnsi="Courier New" w:cs="Courier New" w:hint="default"/>
+      </w:rPr>
+    </w:lvl>
+    <w:lvl w:ilvl="5" w:tplc="04090005" w:tentative="1">
+      <w:start w:val="1"/>
+      <w:numFmt w:val="bullet"/>
+      <w:lvlText w:val=""/>
+      <w:lvlJc w:val="left"/>
+      <w:pPr>
+        <w:ind w:left="4320" w:hanging="360"/>
+      </w:pPr>
+      <w:rPr>
+        <w:rFonts w:ascii="Wingdings" w:hAnsi="Wingdings" w:hint="default"/>
+      </w:rPr>
+    </w:lvl>
+    <w:lvl w:ilvl="6" w:tplc="04090001" w:tentative="1">
+      <w:start w:val="1"/>
+      <w:numFmt w:val="bullet"/>
+      <w:lvlText w:val=""/>
+      <w:lvlJc w:val="left"/>
+      <w:pPr>
+        <w:ind w:left="5040" w:hanging="360"/>
+      </w:pPr>
+      <w:rPr>
+        <w:rFonts w:ascii="Symbol" w:hAnsi="Symbol" w:hint="default"/>
+      </w:rPr>
+    </w:lvl>
+    <w:lvl w:ilvl="7" w:tplc="04090003" w:tentative="1">
+      <w:start w:val="1"/>
+      <w:numFmt w:val="bullet"/>
+      <w:lvlText w:val="o"/>
+      <w:lvlJc w:val="left"/>
+      <w:pPr>
+        <w:ind w:left="5760" w:hanging="360"/>
+      </w:pPr>
+      <w:rPr>
+        <w:rFonts w:ascii="Courier New" w:hAnsi="Courier New" w:cs="Courier New" w:hint="default"/>
+      </w:rPr>
+    </w:lvl>
+    <w:lvl w:ilvl="8" w:tplc="04090005" w:tentative="1">
+      <w:start w:val="1"/>
+      <w:numFmt w:val="bullet"/>
+      <w:lvlText w:val=""/>
+      <w:lvlJc w:val="left"/>
+      <w:pPr>
+        <w:ind w:left="6480" w:hanging="360"/>
+      </w:pPr>
+      <w:rPr>
+        <w:rFonts w:ascii="Wingdings" w:hAnsi="Wingdings" w:hint="default"/>
+      </w:rPr>
+    </w:lvl>
+  </w:abstractNum>
+  <w:abstractNum w:abstractNumId="30" w15:restartNumberingAfterBreak="0">
     <w:nsid w:val="5CFB61AE"/>
     <w:multiLevelType w:val="hybridMultilevel"/>
     <w:tmpl w:val="52C02894"/>
@@ -4413,7 +11329,7 @@
       </w:rPr>
     </w:lvl>
   </w:abstractNum>
-  <w:abstractNum w:abstractNumId="13" w15:restartNumberingAfterBreak="0">
+  <w:abstractNum w:abstractNumId="31" w15:restartNumberingAfterBreak="0">
     <w:nsid w:val="5F7900FF"/>
     <w:multiLevelType w:val="hybridMultilevel"/>
     <w:tmpl w:val="EE18B1FA"/>
@@ -4526,7 +11442,305 @@
       </w:rPr>
     </w:lvl>
   </w:abstractNum>
-  <w:abstractNum w:abstractNumId="14" w15:restartNumberingAfterBreak="0">
+  <w:abstractNum w:abstractNumId="32" w15:restartNumberingAfterBreak="0">
+    <w:nsid w:val="64D80010"/>
+    <w:multiLevelType w:val="multilevel"/>
+    <w:tmpl w:val="4D1A6252"/>
+    <w:lvl w:ilvl="0">
+      <w:start w:val="1"/>
+      <w:numFmt w:val="bullet"/>
+      <w:lvlText w:val=""/>
+      <w:lvlJc w:val="left"/>
+      <w:pPr>
+        <w:tabs>
+          <w:tab w:val="num" w:pos="720"/>
+        </w:tabs>
+        <w:ind w:left="720" w:hanging="360"/>
+      </w:pPr>
+      <w:rPr>
+        <w:rFonts w:ascii="Symbol" w:hAnsi="Symbol" w:hint="default"/>
+        <w:sz w:val="20"/>
+      </w:rPr>
+    </w:lvl>
+    <w:lvl w:ilvl="1" w:tentative="1">
+      <w:start w:val="1"/>
+      <w:numFmt w:val="bullet"/>
+      <w:lvlText w:val="o"/>
+      <w:lvlJc w:val="left"/>
+      <w:pPr>
+        <w:tabs>
+          <w:tab w:val="num" w:pos="1440"/>
+        </w:tabs>
+        <w:ind w:left="1440" w:hanging="360"/>
+      </w:pPr>
+      <w:rPr>
+        <w:rFonts w:ascii="Courier New" w:hAnsi="Courier New" w:hint="default"/>
+        <w:sz w:val="20"/>
+      </w:rPr>
+    </w:lvl>
+    <w:lvl w:ilvl="2" w:tentative="1">
+      <w:start w:val="1"/>
+      <w:numFmt w:val="bullet"/>
+      <w:lvlText w:val=""/>
+      <w:lvlJc w:val="left"/>
+      <w:pPr>
+        <w:tabs>
+          <w:tab w:val="num" w:pos="2160"/>
+        </w:tabs>
+        <w:ind w:left="2160" w:hanging="360"/>
+      </w:pPr>
+      <w:rPr>
+        <w:rFonts w:ascii="Wingdings" w:hAnsi="Wingdings" w:hint="default"/>
+        <w:sz w:val="20"/>
+      </w:rPr>
+    </w:lvl>
+    <w:lvl w:ilvl="3" w:tentative="1">
+      <w:start w:val="1"/>
+      <w:numFmt w:val="bullet"/>
+      <w:lvlText w:val=""/>
+      <w:lvlJc w:val="left"/>
+      <w:pPr>
+        <w:tabs>
+          <w:tab w:val="num" w:pos="2880"/>
+        </w:tabs>
+        <w:ind w:left="2880" w:hanging="360"/>
+      </w:pPr>
+      <w:rPr>
+        <w:rFonts w:ascii="Wingdings" w:hAnsi="Wingdings" w:hint="default"/>
+        <w:sz w:val="20"/>
+      </w:rPr>
+    </w:lvl>
+    <w:lvl w:ilvl="4" w:tentative="1">
+      <w:start w:val="1"/>
+      <w:numFmt w:val="bullet"/>
+      <w:lvlText w:val=""/>
+      <w:lvlJc w:val="left"/>
+      <w:pPr>
+        <w:tabs>
+          <w:tab w:val="num" w:pos="3600"/>
+        </w:tabs>
+        <w:ind w:left="3600" w:hanging="360"/>
+      </w:pPr>
+      <w:rPr>
+        <w:rFonts w:ascii="Wingdings" w:hAnsi="Wingdings" w:hint="default"/>
+        <w:sz w:val="20"/>
+      </w:rPr>
+    </w:lvl>
+    <w:lvl w:ilvl="5" w:tentative="1">
+      <w:start w:val="1"/>
+      <w:numFmt w:val="bullet"/>
+      <w:lvlText w:val=""/>
+      <w:lvlJc w:val="left"/>
+      <w:pPr>
+        <w:tabs>
+          <w:tab w:val="num" w:pos="4320"/>
+        </w:tabs>
+        <w:ind w:left="4320" w:hanging="360"/>
+      </w:pPr>
+      <w:rPr>
+        <w:rFonts w:ascii="Wingdings" w:hAnsi="Wingdings" w:hint="default"/>
+        <w:sz w:val="20"/>
+      </w:rPr>
+    </w:lvl>
+    <w:lvl w:ilvl="6" w:tentative="1">
+      <w:start w:val="1"/>
+      <w:numFmt w:val="bullet"/>
+      <w:lvlText w:val=""/>
+      <w:lvlJc w:val="left"/>
+      <w:pPr>
+        <w:tabs>
+          <w:tab w:val="num" w:pos="5040"/>
+        </w:tabs>
+        <w:ind w:left="5040" w:hanging="360"/>
+      </w:pPr>
+      <w:rPr>
+        <w:rFonts w:ascii="Wingdings" w:hAnsi="Wingdings" w:hint="default"/>
+        <w:sz w:val="20"/>
+      </w:rPr>
+    </w:lvl>
+    <w:lvl w:ilvl="7" w:tentative="1">
+      <w:start w:val="1"/>
+      <w:numFmt w:val="bullet"/>
+      <w:lvlText w:val=""/>
+      <w:lvlJc w:val="left"/>
+      <w:pPr>
+        <w:tabs>
+          <w:tab w:val="num" w:pos="5760"/>
+        </w:tabs>
+        <w:ind w:left="5760" w:hanging="360"/>
+      </w:pPr>
+      <w:rPr>
+        <w:rFonts w:ascii="Wingdings" w:hAnsi="Wingdings" w:hint="default"/>
+        <w:sz w:val="20"/>
+      </w:rPr>
+    </w:lvl>
+    <w:lvl w:ilvl="8" w:tentative="1">
+      <w:start w:val="1"/>
+      <w:numFmt w:val="bullet"/>
+      <w:lvlText w:val=""/>
+      <w:lvlJc w:val="left"/>
+      <w:pPr>
+        <w:tabs>
+          <w:tab w:val="num" w:pos="6480"/>
+        </w:tabs>
+        <w:ind w:left="6480" w:hanging="360"/>
+      </w:pPr>
+      <w:rPr>
+        <w:rFonts w:ascii="Wingdings" w:hAnsi="Wingdings" w:hint="default"/>
+        <w:sz w:val="20"/>
+      </w:rPr>
+    </w:lvl>
+  </w:abstractNum>
+  <w:abstractNum w:abstractNumId="33" w15:restartNumberingAfterBreak="0">
+    <w:nsid w:val="6F3C1CDD"/>
+    <w:multiLevelType w:val="multilevel"/>
+    <w:tmpl w:val="0D4438CC"/>
+    <w:lvl w:ilvl="0">
+      <w:start w:val="1"/>
+      <w:numFmt w:val="bullet"/>
+      <w:lvlText w:val=""/>
+      <w:lvlJc w:val="left"/>
+      <w:pPr>
+        <w:tabs>
+          <w:tab w:val="num" w:pos="720"/>
+        </w:tabs>
+        <w:ind w:left="720" w:hanging="360"/>
+      </w:pPr>
+      <w:rPr>
+        <w:rFonts w:ascii="Symbol" w:hAnsi="Symbol" w:hint="default"/>
+        <w:sz w:val="20"/>
+      </w:rPr>
+    </w:lvl>
+    <w:lvl w:ilvl="1" w:tentative="1">
+      <w:start w:val="1"/>
+      <w:numFmt w:val="bullet"/>
+      <w:lvlText w:val="o"/>
+      <w:lvlJc w:val="left"/>
+      <w:pPr>
+        <w:tabs>
+          <w:tab w:val="num" w:pos="1440"/>
+        </w:tabs>
+        <w:ind w:left="1440" w:hanging="360"/>
+      </w:pPr>
+      <w:rPr>
+        <w:rFonts w:ascii="Courier New" w:hAnsi="Courier New" w:hint="default"/>
+        <w:sz w:val="20"/>
+      </w:rPr>
+    </w:lvl>
+    <w:lvl w:ilvl="2" w:tentative="1">
+      <w:start w:val="1"/>
+      <w:numFmt w:val="bullet"/>
+      <w:lvlText w:val=""/>
+      <w:lvlJc w:val="left"/>
+      <w:pPr>
+        <w:tabs>
+          <w:tab w:val="num" w:pos="2160"/>
+        </w:tabs>
+        <w:ind w:left="2160" w:hanging="360"/>
+      </w:pPr>
+      <w:rPr>
+        <w:rFonts w:ascii="Wingdings" w:hAnsi="Wingdings" w:hint="default"/>
+        <w:sz w:val="20"/>
+      </w:rPr>
+    </w:lvl>
+    <w:lvl w:ilvl="3" w:tentative="1">
+      <w:start w:val="1"/>
+      <w:numFmt w:val="bullet"/>
+      <w:lvlText w:val=""/>
+      <w:lvlJc w:val="left"/>
+      <w:pPr>
+        <w:tabs>
+          <w:tab w:val="num" w:pos="2880"/>
+        </w:tabs>
+        <w:ind w:left="2880" w:hanging="360"/>
+      </w:pPr>
+      <w:rPr>
+        <w:rFonts w:ascii="Wingdings" w:hAnsi="Wingdings" w:hint="default"/>
+        <w:sz w:val="20"/>
+      </w:rPr>
+    </w:lvl>
+    <w:lvl w:ilvl="4" w:tentative="1">
+      <w:start w:val="1"/>
+      <w:numFmt w:val="bullet"/>
+      <w:lvlText w:val=""/>
+      <w:lvlJc w:val="left"/>
+      <w:pPr>
+        <w:tabs>
+          <w:tab w:val="num" w:pos="3600"/>
+        </w:tabs>
+        <w:ind w:left="3600" w:hanging="360"/>
+      </w:pPr>
+      <w:rPr>
+        <w:rFonts w:ascii="Wingdings" w:hAnsi="Wingdings" w:hint="default"/>
+        <w:sz w:val="20"/>
+      </w:rPr>
+    </w:lvl>
+    <w:lvl w:ilvl="5" w:tentative="1">
+      <w:start w:val="1"/>
+      <w:numFmt w:val="bullet"/>
+      <w:lvlText w:val=""/>
+      <w:lvlJc w:val="left"/>
+      <w:pPr>
+        <w:tabs>
+          <w:tab w:val="num" w:pos="4320"/>
+        </w:tabs>
+        <w:ind w:left="4320" w:hanging="360"/>
+      </w:pPr>
+      <w:rPr>
+        <w:rFonts w:ascii="Wingdings" w:hAnsi="Wingdings" w:hint="default"/>
+        <w:sz w:val="20"/>
+      </w:rPr>
+    </w:lvl>
+    <w:lvl w:ilvl="6" w:tentative="1">
+      <w:start w:val="1"/>
+      <w:numFmt w:val="bullet"/>
+      <w:lvlText w:val=""/>
+      <w:lvlJc w:val="left"/>
+      <w:pPr>
+        <w:tabs>
+          <w:tab w:val="num" w:pos="5040"/>
+        </w:tabs>
+        <w:ind w:left="5040" w:hanging="360"/>
+      </w:pPr>
+      <w:rPr>
+        <w:rFonts w:ascii="Wingdings" w:hAnsi="Wingdings" w:hint="default"/>
+        <w:sz w:val="20"/>
+      </w:rPr>
+    </w:lvl>
+    <w:lvl w:ilvl="7" w:tentative="1">
+      <w:start w:val="1"/>
+      <w:numFmt w:val="bullet"/>
+      <w:lvlText w:val=""/>
+      <w:lvlJc w:val="left"/>
+      <w:pPr>
+        <w:tabs>
+          <w:tab w:val="num" w:pos="5760"/>
+        </w:tabs>
+        <w:ind w:left="5760" w:hanging="360"/>
+      </w:pPr>
+      <w:rPr>
+        <w:rFonts w:ascii="Wingdings" w:hAnsi="Wingdings" w:hint="default"/>
+        <w:sz w:val="20"/>
+      </w:rPr>
+    </w:lvl>
+    <w:lvl w:ilvl="8" w:tentative="1">
+      <w:start w:val="1"/>
+      <w:numFmt w:val="bullet"/>
+      <w:lvlText w:val=""/>
+      <w:lvlJc w:val="left"/>
+      <w:pPr>
+        <w:tabs>
+          <w:tab w:val="num" w:pos="6480"/>
+        </w:tabs>
+        <w:ind w:left="6480" w:hanging="360"/>
+      </w:pPr>
+      <w:rPr>
+        <w:rFonts w:ascii="Wingdings" w:hAnsi="Wingdings" w:hint="default"/>
+        <w:sz w:val="20"/>
+      </w:rPr>
+    </w:lvl>
+  </w:abstractNum>
+  <w:abstractNum w:abstractNumId="34" w15:restartNumberingAfterBreak="0">
     <w:nsid w:val="6F69565D"/>
     <w:multiLevelType w:val="hybridMultilevel"/>
     <w:tmpl w:val="D700A56C"/>
@@ -4639,50 +11853,994 @@
       </w:rPr>
     </w:lvl>
   </w:abstractNum>
+  <w:abstractNum w:abstractNumId="35" w15:restartNumberingAfterBreak="0">
+    <w:nsid w:val="74F35B98"/>
+    <w:multiLevelType w:val="hybridMultilevel"/>
+    <w:tmpl w:val="372E6A4C"/>
+    <w:lvl w:ilvl="0" w:tplc="04090001">
+      <w:start w:val="1"/>
+      <w:numFmt w:val="bullet"/>
+      <w:lvlText w:val=""/>
+      <w:lvlJc w:val="left"/>
+      <w:pPr>
+        <w:ind w:left="720" w:hanging="360"/>
+      </w:pPr>
+      <w:rPr>
+        <w:rFonts w:ascii="Symbol" w:hAnsi="Symbol" w:hint="default"/>
+      </w:rPr>
+    </w:lvl>
+    <w:lvl w:ilvl="1" w:tplc="04090003" w:tentative="1">
+      <w:start w:val="1"/>
+      <w:numFmt w:val="bullet"/>
+      <w:lvlText w:val="o"/>
+      <w:lvlJc w:val="left"/>
+      <w:pPr>
+        <w:ind w:left="1440" w:hanging="360"/>
+      </w:pPr>
+      <w:rPr>
+        <w:rFonts w:ascii="Courier New" w:hAnsi="Courier New" w:cs="Courier New" w:hint="default"/>
+      </w:rPr>
+    </w:lvl>
+    <w:lvl w:ilvl="2" w:tplc="04090005" w:tentative="1">
+      <w:start w:val="1"/>
+      <w:numFmt w:val="bullet"/>
+      <w:lvlText w:val=""/>
+      <w:lvlJc w:val="left"/>
+      <w:pPr>
+        <w:ind w:left="2160" w:hanging="360"/>
+      </w:pPr>
+      <w:rPr>
+        <w:rFonts w:ascii="Wingdings" w:hAnsi="Wingdings" w:hint="default"/>
+      </w:rPr>
+    </w:lvl>
+    <w:lvl w:ilvl="3" w:tplc="04090001" w:tentative="1">
+      <w:start w:val="1"/>
+      <w:numFmt w:val="bullet"/>
+      <w:lvlText w:val=""/>
+      <w:lvlJc w:val="left"/>
+      <w:pPr>
+        <w:ind w:left="2880" w:hanging="360"/>
+      </w:pPr>
+      <w:rPr>
+        <w:rFonts w:ascii="Symbol" w:hAnsi="Symbol" w:hint="default"/>
+      </w:rPr>
+    </w:lvl>
+    <w:lvl w:ilvl="4" w:tplc="04090003" w:tentative="1">
+      <w:start w:val="1"/>
+      <w:numFmt w:val="bullet"/>
+      <w:lvlText w:val="o"/>
+      <w:lvlJc w:val="left"/>
+      <w:pPr>
+        <w:ind w:left="3600" w:hanging="360"/>
+      </w:pPr>
+      <w:rPr>
+        <w:rFonts w:ascii="Courier New" w:hAnsi="Courier New" w:cs="Courier New" w:hint="default"/>
+      </w:rPr>
+    </w:lvl>
+    <w:lvl w:ilvl="5" w:tplc="04090005" w:tentative="1">
+      <w:start w:val="1"/>
+      <w:numFmt w:val="bullet"/>
+      <w:lvlText w:val=""/>
+      <w:lvlJc w:val="left"/>
+      <w:pPr>
+        <w:ind w:left="4320" w:hanging="360"/>
+      </w:pPr>
+      <w:rPr>
+        <w:rFonts w:ascii="Wingdings" w:hAnsi="Wingdings" w:hint="default"/>
+      </w:rPr>
+    </w:lvl>
+    <w:lvl w:ilvl="6" w:tplc="04090001" w:tentative="1">
+      <w:start w:val="1"/>
+      <w:numFmt w:val="bullet"/>
+      <w:lvlText w:val=""/>
+      <w:lvlJc w:val="left"/>
+      <w:pPr>
+        <w:ind w:left="5040" w:hanging="360"/>
+      </w:pPr>
+      <w:rPr>
+        <w:rFonts w:ascii="Symbol" w:hAnsi="Symbol" w:hint="default"/>
+      </w:rPr>
+    </w:lvl>
+    <w:lvl w:ilvl="7" w:tplc="04090003" w:tentative="1">
+      <w:start w:val="1"/>
+      <w:numFmt w:val="bullet"/>
+      <w:lvlText w:val="o"/>
+      <w:lvlJc w:val="left"/>
+      <w:pPr>
+        <w:ind w:left="5760" w:hanging="360"/>
+      </w:pPr>
+      <w:rPr>
+        <w:rFonts w:ascii="Courier New" w:hAnsi="Courier New" w:cs="Courier New" w:hint="default"/>
+      </w:rPr>
+    </w:lvl>
+    <w:lvl w:ilvl="8" w:tplc="04090005" w:tentative="1">
+      <w:start w:val="1"/>
+      <w:numFmt w:val="bullet"/>
+      <w:lvlText w:val=""/>
+      <w:lvlJc w:val="left"/>
+      <w:pPr>
+        <w:ind w:left="6480" w:hanging="360"/>
+      </w:pPr>
+      <w:rPr>
+        <w:rFonts w:ascii="Wingdings" w:hAnsi="Wingdings" w:hint="default"/>
+      </w:rPr>
+    </w:lvl>
+  </w:abstractNum>
+  <w:abstractNum w:abstractNumId="36" w15:restartNumberingAfterBreak="0">
+    <w:nsid w:val="776F4098"/>
+    <w:multiLevelType w:val="hybridMultilevel"/>
+    <w:tmpl w:val="B4162B52"/>
+    <w:lvl w:ilvl="0" w:tplc="04090001">
+      <w:start w:val="1"/>
+      <w:numFmt w:val="bullet"/>
+      <w:lvlText w:val=""/>
+      <w:lvlJc w:val="left"/>
+      <w:pPr>
+        <w:ind w:left="720" w:hanging="360"/>
+      </w:pPr>
+      <w:rPr>
+        <w:rFonts w:ascii="Symbol" w:hAnsi="Symbol" w:hint="default"/>
+      </w:rPr>
+    </w:lvl>
+    <w:lvl w:ilvl="1" w:tplc="04090003" w:tentative="1">
+      <w:start w:val="1"/>
+      <w:numFmt w:val="bullet"/>
+      <w:lvlText w:val="o"/>
+      <w:lvlJc w:val="left"/>
+      <w:pPr>
+        <w:ind w:left="1440" w:hanging="360"/>
+      </w:pPr>
+      <w:rPr>
+        <w:rFonts w:ascii="Courier New" w:hAnsi="Courier New" w:cs="Courier New" w:hint="default"/>
+      </w:rPr>
+    </w:lvl>
+    <w:lvl w:ilvl="2" w:tplc="04090005" w:tentative="1">
+      <w:start w:val="1"/>
+      <w:numFmt w:val="bullet"/>
+      <w:lvlText w:val=""/>
+      <w:lvlJc w:val="left"/>
+      <w:pPr>
+        <w:ind w:left="2160" w:hanging="360"/>
+      </w:pPr>
+      <w:rPr>
+        <w:rFonts w:ascii="Wingdings" w:hAnsi="Wingdings" w:hint="default"/>
+      </w:rPr>
+    </w:lvl>
+    <w:lvl w:ilvl="3" w:tplc="04090001" w:tentative="1">
+      <w:start w:val="1"/>
+      <w:numFmt w:val="bullet"/>
+      <w:lvlText w:val=""/>
+      <w:lvlJc w:val="left"/>
+      <w:pPr>
+        <w:ind w:left="2880" w:hanging="360"/>
+      </w:pPr>
+      <w:rPr>
+        <w:rFonts w:ascii="Symbol" w:hAnsi="Symbol" w:hint="default"/>
+      </w:rPr>
+    </w:lvl>
+    <w:lvl w:ilvl="4" w:tplc="04090003" w:tentative="1">
+      <w:start w:val="1"/>
+      <w:numFmt w:val="bullet"/>
+      <w:lvlText w:val="o"/>
+      <w:lvlJc w:val="left"/>
+      <w:pPr>
+        <w:ind w:left="3600" w:hanging="360"/>
+      </w:pPr>
+      <w:rPr>
+        <w:rFonts w:ascii="Courier New" w:hAnsi="Courier New" w:cs="Courier New" w:hint="default"/>
+      </w:rPr>
+    </w:lvl>
+    <w:lvl w:ilvl="5" w:tplc="04090005" w:tentative="1">
+      <w:start w:val="1"/>
+      <w:numFmt w:val="bullet"/>
+      <w:lvlText w:val=""/>
+      <w:lvlJc w:val="left"/>
+      <w:pPr>
+        <w:ind w:left="4320" w:hanging="360"/>
+      </w:pPr>
+      <w:rPr>
+        <w:rFonts w:ascii="Wingdings" w:hAnsi="Wingdings" w:hint="default"/>
+      </w:rPr>
+    </w:lvl>
+    <w:lvl w:ilvl="6" w:tplc="04090001" w:tentative="1">
+      <w:start w:val="1"/>
+      <w:numFmt w:val="bullet"/>
+      <w:lvlText w:val=""/>
+      <w:lvlJc w:val="left"/>
+      <w:pPr>
+        <w:ind w:left="5040" w:hanging="360"/>
+      </w:pPr>
+      <w:rPr>
+        <w:rFonts w:ascii="Symbol" w:hAnsi="Symbol" w:hint="default"/>
+      </w:rPr>
+    </w:lvl>
+    <w:lvl w:ilvl="7" w:tplc="04090003" w:tentative="1">
+      <w:start w:val="1"/>
+      <w:numFmt w:val="bullet"/>
+      <w:lvlText w:val="o"/>
+      <w:lvlJc w:val="left"/>
+      <w:pPr>
+        <w:ind w:left="5760" w:hanging="360"/>
+      </w:pPr>
+      <w:rPr>
+        <w:rFonts w:ascii="Courier New" w:hAnsi="Courier New" w:cs="Courier New" w:hint="default"/>
+      </w:rPr>
+    </w:lvl>
+    <w:lvl w:ilvl="8" w:tplc="04090005" w:tentative="1">
+      <w:start w:val="1"/>
+      <w:numFmt w:val="bullet"/>
+      <w:lvlText w:val=""/>
+      <w:lvlJc w:val="left"/>
+      <w:pPr>
+        <w:ind w:left="6480" w:hanging="360"/>
+      </w:pPr>
+      <w:rPr>
+        <w:rFonts w:ascii="Wingdings" w:hAnsi="Wingdings" w:hint="default"/>
+      </w:rPr>
+    </w:lvl>
+  </w:abstractNum>
+  <w:abstractNum w:abstractNumId="37" w15:restartNumberingAfterBreak="0">
+    <w:nsid w:val="77AD012C"/>
+    <w:multiLevelType w:val="hybridMultilevel"/>
+    <w:tmpl w:val="589CCA24"/>
+    <w:lvl w:ilvl="0" w:tplc="04090001">
+      <w:start w:val="1"/>
+      <w:numFmt w:val="bullet"/>
+      <w:lvlText w:val=""/>
+      <w:lvlJc w:val="left"/>
+      <w:pPr>
+        <w:ind w:left="720" w:hanging="360"/>
+      </w:pPr>
+      <w:rPr>
+        <w:rFonts w:ascii="Symbol" w:hAnsi="Symbol" w:hint="default"/>
+      </w:rPr>
+    </w:lvl>
+    <w:lvl w:ilvl="1" w:tplc="04090003" w:tentative="1">
+      <w:start w:val="1"/>
+      <w:numFmt w:val="bullet"/>
+      <w:lvlText w:val="o"/>
+      <w:lvlJc w:val="left"/>
+      <w:pPr>
+        <w:ind w:left="1440" w:hanging="360"/>
+      </w:pPr>
+      <w:rPr>
+        <w:rFonts w:ascii="Courier New" w:hAnsi="Courier New" w:cs="Courier New" w:hint="default"/>
+      </w:rPr>
+    </w:lvl>
+    <w:lvl w:ilvl="2" w:tplc="04090005" w:tentative="1">
+      <w:start w:val="1"/>
+      <w:numFmt w:val="bullet"/>
+      <w:lvlText w:val=""/>
+      <w:lvlJc w:val="left"/>
+      <w:pPr>
+        <w:ind w:left="2160" w:hanging="360"/>
+      </w:pPr>
+      <w:rPr>
+        <w:rFonts w:ascii="Wingdings" w:hAnsi="Wingdings" w:hint="default"/>
+      </w:rPr>
+    </w:lvl>
+    <w:lvl w:ilvl="3" w:tplc="04090001" w:tentative="1">
+      <w:start w:val="1"/>
+      <w:numFmt w:val="bullet"/>
+      <w:lvlText w:val=""/>
+      <w:lvlJc w:val="left"/>
+      <w:pPr>
+        <w:ind w:left="2880" w:hanging="360"/>
+      </w:pPr>
+      <w:rPr>
+        <w:rFonts w:ascii="Symbol" w:hAnsi="Symbol" w:hint="default"/>
+      </w:rPr>
+    </w:lvl>
+    <w:lvl w:ilvl="4" w:tplc="04090003" w:tentative="1">
+      <w:start w:val="1"/>
+      <w:numFmt w:val="bullet"/>
+      <w:lvlText w:val="o"/>
+      <w:lvlJc w:val="left"/>
+      <w:pPr>
+        <w:ind w:left="3600" w:hanging="360"/>
+      </w:pPr>
+      <w:rPr>
+        <w:rFonts w:ascii="Courier New" w:hAnsi="Courier New" w:cs="Courier New" w:hint="default"/>
+      </w:rPr>
+    </w:lvl>
+    <w:lvl w:ilvl="5" w:tplc="04090005" w:tentative="1">
+      <w:start w:val="1"/>
+      <w:numFmt w:val="bullet"/>
+      <w:lvlText w:val=""/>
+      <w:lvlJc w:val="left"/>
+      <w:pPr>
+        <w:ind w:left="4320" w:hanging="360"/>
+      </w:pPr>
+      <w:rPr>
+        <w:rFonts w:ascii="Wingdings" w:hAnsi="Wingdings" w:hint="default"/>
+      </w:rPr>
+    </w:lvl>
+    <w:lvl w:ilvl="6" w:tplc="04090001" w:tentative="1">
+      <w:start w:val="1"/>
+      <w:numFmt w:val="bullet"/>
+      <w:lvlText w:val=""/>
+      <w:lvlJc w:val="left"/>
+      <w:pPr>
+        <w:ind w:left="5040" w:hanging="360"/>
+      </w:pPr>
+      <w:rPr>
+        <w:rFonts w:ascii="Symbol" w:hAnsi="Symbol" w:hint="default"/>
+      </w:rPr>
+    </w:lvl>
+    <w:lvl w:ilvl="7" w:tplc="04090003" w:tentative="1">
+      <w:start w:val="1"/>
+      <w:numFmt w:val="bullet"/>
+      <w:lvlText w:val="o"/>
+      <w:lvlJc w:val="left"/>
+      <w:pPr>
+        <w:ind w:left="5760" w:hanging="360"/>
+      </w:pPr>
+      <w:rPr>
+        <w:rFonts w:ascii="Courier New" w:hAnsi="Courier New" w:cs="Courier New" w:hint="default"/>
+      </w:rPr>
+    </w:lvl>
+    <w:lvl w:ilvl="8" w:tplc="04090005" w:tentative="1">
+      <w:start w:val="1"/>
+      <w:numFmt w:val="bullet"/>
+      <w:lvlText w:val=""/>
+      <w:lvlJc w:val="left"/>
+      <w:pPr>
+        <w:ind w:left="6480" w:hanging="360"/>
+      </w:pPr>
+      <w:rPr>
+        <w:rFonts w:ascii="Wingdings" w:hAnsi="Wingdings" w:hint="default"/>
+      </w:rPr>
+    </w:lvl>
+  </w:abstractNum>
+  <w:abstractNum w:abstractNumId="38" w15:restartNumberingAfterBreak="0">
+    <w:nsid w:val="784D6FFA"/>
+    <w:multiLevelType w:val="hybridMultilevel"/>
+    <w:tmpl w:val="4230AFD6"/>
+    <w:lvl w:ilvl="0" w:tplc="04090001">
+      <w:start w:val="1"/>
+      <w:numFmt w:val="bullet"/>
+      <w:lvlText w:val=""/>
+      <w:lvlJc w:val="left"/>
+      <w:pPr>
+        <w:ind w:left="720" w:hanging="360"/>
+      </w:pPr>
+      <w:rPr>
+        <w:rFonts w:ascii="Symbol" w:hAnsi="Symbol" w:hint="default"/>
+      </w:rPr>
+    </w:lvl>
+    <w:lvl w:ilvl="1" w:tplc="04090003" w:tentative="1">
+      <w:start w:val="1"/>
+      <w:numFmt w:val="bullet"/>
+      <w:lvlText w:val="o"/>
+      <w:lvlJc w:val="left"/>
+      <w:pPr>
+        <w:ind w:left="1440" w:hanging="360"/>
+      </w:pPr>
+      <w:rPr>
+        <w:rFonts w:ascii="Courier New" w:hAnsi="Courier New" w:cs="Courier New" w:hint="default"/>
+      </w:rPr>
+    </w:lvl>
+    <w:lvl w:ilvl="2" w:tplc="04090005" w:tentative="1">
+      <w:start w:val="1"/>
+      <w:numFmt w:val="bullet"/>
+      <w:lvlText w:val=""/>
+      <w:lvlJc w:val="left"/>
+      <w:pPr>
+        <w:ind w:left="2160" w:hanging="360"/>
+      </w:pPr>
+      <w:rPr>
+        <w:rFonts w:ascii="Wingdings" w:hAnsi="Wingdings" w:hint="default"/>
+      </w:rPr>
+    </w:lvl>
+    <w:lvl w:ilvl="3" w:tplc="04090001" w:tentative="1">
+      <w:start w:val="1"/>
+      <w:numFmt w:val="bullet"/>
+      <w:lvlText w:val=""/>
+      <w:lvlJc w:val="left"/>
+      <w:pPr>
+        <w:ind w:left="2880" w:hanging="360"/>
+      </w:pPr>
+      <w:rPr>
+        <w:rFonts w:ascii="Symbol" w:hAnsi="Symbol" w:hint="default"/>
+      </w:rPr>
+    </w:lvl>
+    <w:lvl w:ilvl="4" w:tplc="04090003" w:tentative="1">
+      <w:start w:val="1"/>
+      <w:numFmt w:val="bullet"/>
+      <w:lvlText w:val="o"/>
+      <w:lvlJc w:val="left"/>
+      <w:pPr>
+        <w:ind w:left="3600" w:hanging="360"/>
+      </w:pPr>
+      <w:rPr>
+        <w:rFonts w:ascii="Courier New" w:hAnsi="Courier New" w:cs="Courier New" w:hint="default"/>
+      </w:rPr>
+    </w:lvl>
+    <w:lvl w:ilvl="5" w:tplc="04090005" w:tentative="1">
+      <w:start w:val="1"/>
+      <w:numFmt w:val="bullet"/>
+      <w:lvlText w:val=""/>
+      <w:lvlJc w:val="left"/>
+      <w:pPr>
+        <w:ind w:left="4320" w:hanging="360"/>
+      </w:pPr>
+      <w:rPr>
+        <w:rFonts w:ascii="Wingdings" w:hAnsi="Wingdings" w:hint="default"/>
+      </w:rPr>
+    </w:lvl>
+    <w:lvl w:ilvl="6" w:tplc="04090001" w:tentative="1">
+      <w:start w:val="1"/>
+      <w:numFmt w:val="bullet"/>
+      <w:lvlText w:val=""/>
+      <w:lvlJc w:val="left"/>
+      <w:pPr>
+        <w:ind w:left="5040" w:hanging="360"/>
+      </w:pPr>
+      <w:rPr>
+        <w:rFonts w:ascii="Symbol" w:hAnsi="Symbol" w:hint="default"/>
+      </w:rPr>
+    </w:lvl>
+    <w:lvl w:ilvl="7" w:tplc="04090003" w:tentative="1">
+      <w:start w:val="1"/>
+      <w:numFmt w:val="bullet"/>
+      <w:lvlText w:val="o"/>
+      <w:lvlJc w:val="left"/>
+      <w:pPr>
+        <w:ind w:left="5760" w:hanging="360"/>
+      </w:pPr>
+      <w:rPr>
+        <w:rFonts w:ascii="Courier New" w:hAnsi="Courier New" w:cs="Courier New" w:hint="default"/>
+      </w:rPr>
+    </w:lvl>
+    <w:lvl w:ilvl="8" w:tplc="04090005" w:tentative="1">
+      <w:start w:val="1"/>
+      <w:numFmt w:val="bullet"/>
+      <w:lvlText w:val=""/>
+      <w:lvlJc w:val="left"/>
+      <w:pPr>
+        <w:ind w:left="6480" w:hanging="360"/>
+      </w:pPr>
+      <w:rPr>
+        <w:rFonts w:ascii="Wingdings" w:hAnsi="Wingdings" w:hint="default"/>
+      </w:rPr>
+    </w:lvl>
+  </w:abstractNum>
+  <w:abstractNum w:abstractNumId="39" w15:restartNumberingAfterBreak="0">
+    <w:nsid w:val="7A7E16A9"/>
+    <w:multiLevelType w:val="multilevel"/>
+    <w:tmpl w:val="07DA8942"/>
+    <w:lvl w:ilvl="0">
+      <w:start w:val="1"/>
+      <w:numFmt w:val="bullet"/>
+      <w:lvlText w:val=""/>
+      <w:lvlJc w:val="left"/>
+      <w:pPr>
+        <w:tabs>
+          <w:tab w:val="num" w:pos="720"/>
+        </w:tabs>
+        <w:ind w:left="720" w:hanging="360"/>
+      </w:pPr>
+      <w:rPr>
+        <w:rFonts w:ascii="Symbol" w:hAnsi="Symbol" w:hint="default"/>
+        <w:sz w:val="20"/>
+      </w:rPr>
+    </w:lvl>
+    <w:lvl w:ilvl="1" w:tentative="1">
+      <w:start w:val="1"/>
+      <w:numFmt w:val="bullet"/>
+      <w:lvlText w:val="o"/>
+      <w:lvlJc w:val="left"/>
+      <w:pPr>
+        <w:tabs>
+          <w:tab w:val="num" w:pos="1440"/>
+        </w:tabs>
+        <w:ind w:left="1440" w:hanging="360"/>
+      </w:pPr>
+      <w:rPr>
+        <w:rFonts w:ascii="Courier New" w:hAnsi="Courier New" w:hint="default"/>
+        <w:sz w:val="20"/>
+      </w:rPr>
+    </w:lvl>
+    <w:lvl w:ilvl="2" w:tentative="1">
+      <w:start w:val="1"/>
+      <w:numFmt w:val="bullet"/>
+      <w:lvlText w:val=""/>
+      <w:lvlJc w:val="left"/>
+      <w:pPr>
+        <w:tabs>
+          <w:tab w:val="num" w:pos="2160"/>
+        </w:tabs>
+        <w:ind w:left="2160" w:hanging="360"/>
+      </w:pPr>
+      <w:rPr>
+        <w:rFonts w:ascii="Wingdings" w:hAnsi="Wingdings" w:hint="default"/>
+        <w:sz w:val="20"/>
+      </w:rPr>
+    </w:lvl>
+    <w:lvl w:ilvl="3" w:tentative="1">
+      <w:start w:val="1"/>
+      <w:numFmt w:val="bullet"/>
+      <w:lvlText w:val=""/>
+      <w:lvlJc w:val="left"/>
+      <w:pPr>
+        <w:tabs>
+          <w:tab w:val="num" w:pos="2880"/>
+        </w:tabs>
+        <w:ind w:left="2880" w:hanging="360"/>
+      </w:pPr>
+      <w:rPr>
+        <w:rFonts w:ascii="Wingdings" w:hAnsi="Wingdings" w:hint="default"/>
+        <w:sz w:val="20"/>
+      </w:rPr>
+    </w:lvl>
+    <w:lvl w:ilvl="4" w:tentative="1">
+      <w:start w:val="1"/>
+      <w:numFmt w:val="bullet"/>
+      <w:lvlText w:val=""/>
+      <w:lvlJc w:val="left"/>
+      <w:pPr>
+        <w:tabs>
+          <w:tab w:val="num" w:pos="3600"/>
+        </w:tabs>
+        <w:ind w:left="3600" w:hanging="360"/>
+      </w:pPr>
+      <w:rPr>
+        <w:rFonts w:ascii="Wingdings" w:hAnsi="Wingdings" w:hint="default"/>
+        <w:sz w:val="20"/>
+      </w:rPr>
+    </w:lvl>
+    <w:lvl w:ilvl="5" w:tentative="1">
+      <w:start w:val="1"/>
+      <w:numFmt w:val="bullet"/>
+      <w:lvlText w:val=""/>
+      <w:lvlJc w:val="left"/>
+      <w:pPr>
+        <w:tabs>
+          <w:tab w:val="num" w:pos="4320"/>
+        </w:tabs>
+        <w:ind w:left="4320" w:hanging="360"/>
+      </w:pPr>
+      <w:rPr>
+        <w:rFonts w:ascii="Wingdings" w:hAnsi="Wingdings" w:hint="default"/>
+        <w:sz w:val="20"/>
+      </w:rPr>
+    </w:lvl>
+    <w:lvl w:ilvl="6" w:tentative="1">
+      <w:start w:val="1"/>
+      <w:numFmt w:val="bullet"/>
+      <w:lvlText w:val=""/>
+      <w:lvlJc w:val="left"/>
+      <w:pPr>
+        <w:tabs>
+          <w:tab w:val="num" w:pos="5040"/>
+        </w:tabs>
+        <w:ind w:left="5040" w:hanging="360"/>
+      </w:pPr>
+      <w:rPr>
+        <w:rFonts w:ascii="Wingdings" w:hAnsi="Wingdings" w:hint="default"/>
+        <w:sz w:val="20"/>
+      </w:rPr>
+    </w:lvl>
+    <w:lvl w:ilvl="7" w:tentative="1">
+      <w:start w:val="1"/>
+      <w:numFmt w:val="bullet"/>
+      <w:lvlText w:val=""/>
+      <w:lvlJc w:val="left"/>
+      <w:pPr>
+        <w:tabs>
+          <w:tab w:val="num" w:pos="5760"/>
+        </w:tabs>
+        <w:ind w:left="5760" w:hanging="360"/>
+      </w:pPr>
+      <w:rPr>
+        <w:rFonts w:ascii="Wingdings" w:hAnsi="Wingdings" w:hint="default"/>
+        <w:sz w:val="20"/>
+      </w:rPr>
+    </w:lvl>
+    <w:lvl w:ilvl="8" w:tentative="1">
+      <w:start w:val="1"/>
+      <w:numFmt w:val="bullet"/>
+      <w:lvlText w:val=""/>
+      <w:lvlJc w:val="left"/>
+      <w:pPr>
+        <w:tabs>
+          <w:tab w:val="num" w:pos="6480"/>
+        </w:tabs>
+        <w:ind w:left="6480" w:hanging="360"/>
+      </w:pPr>
+      <w:rPr>
+        <w:rFonts w:ascii="Wingdings" w:hAnsi="Wingdings" w:hint="default"/>
+        <w:sz w:val="20"/>
+      </w:rPr>
+    </w:lvl>
+  </w:abstractNum>
+  <w:abstractNum w:abstractNumId="40" w15:restartNumberingAfterBreak="0">
+    <w:nsid w:val="7AFC7830"/>
+    <w:multiLevelType w:val="multilevel"/>
+    <w:tmpl w:val="3BDCFA0A"/>
+    <w:lvl w:ilvl="0">
+      <w:start w:val="1"/>
+      <w:numFmt w:val="bullet"/>
+      <w:lvlText w:val=""/>
+      <w:lvlJc w:val="left"/>
+      <w:pPr>
+        <w:tabs>
+          <w:tab w:val="num" w:pos="720"/>
+        </w:tabs>
+        <w:ind w:left="720" w:hanging="360"/>
+      </w:pPr>
+      <w:rPr>
+        <w:rFonts w:ascii="Symbol" w:hAnsi="Symbol" w:hint="default"/>
+        <w:sz w:val="20"/>
+      </w:rPr>
+    </w:lvl>
+    <w:lvl w:ilvl="1" w:tentative="1">
+      <w:start w:val="1"/>
+      <w:numFmt w:val="bullet"/>
+      <w:lvlText w:val="o"/>
+      <w:lvlJc w:val="left"/>
+      <w:pPr>
+        <w:tabs>
+          <w:tab w:val="num" w:pos="1440"/>
+        </w:tabs>
+        <w:ind w:left="1440" w:hanging="360"/>
+      </w:pPr>
+      <w:rPr>
+        <w:rFonts w:ascii="Courier New" w:hAnsi="Courier New" w:hint="default"/>
+        <w:sz w:val="20"/>
+      </w:rPr>
+    </w:lvl>
+    <w:lvl w:ilvl="2" w:tentative="1">
+      <w:start w:val="1"/>
+      <w:numFmt w:val="bullet"/>
+      <w:lvlText w:val=""/>
+      <w:lvlJc w:val="left"/>
+      <w:pPr>
+        <w:tabs>
+          <w:tab w:val="num" w:pos="2160"/>
+        </w:tabs>
+        <w:ind w:left="2160" w:hanging="360"/>
+      </w:pPr>
+      <w:rPr>
+        <w:rFonts w:ascii="Wingdings" w:hAnsi="Wingdings" w:hint="default"/>
+        <w:sz w:val="20"/>
+      </w:rPr>
+    </w:lvl>
+    <w:lvl w:ilvl="3" w:tentative="1">
+      <w:start w:val="1"/>
+      <w:numFmt w:val="bullet"/>
+      <w:lvlText w:val=""/>
+      <w:lvlJc w:val="left"/>
+      <w:pPr>
+        <w:tabs>
+          <w:tab w:val="num" w:pos="2880"/>
+        </w:tabs>
+        <w:ind w:left="2880" w:hanging="360"/>
+      </w:pPr>
+      <w:rPr>
+        <w:rFonts w:ascii="Wingdings" w:hAnsi="Wingdings" w:hint="default"/>
+        <w:sz w:val="20"/>
+      </w:rPr>
+    </w:lvl>
+    <w:lvl w:ilvl="4" w:tentative="1">
+      <w:start w:val="1"/>
+      <w:numFmt w:val="bullet"/>
+      <w:lvlText w:val=""/>
+      <w:lvlJc w:val="left"/>
+      <w:pPr>
+        <w:tabs>
+          <w:tab w:val="num" w:pos="3600"/>
+        </w:tabs>
+        <w:ind w:left="3600" w:hanging="360"/>
+      </w:pPr>
+      <w:rPr>
+        <w:rFonts w:ascii="Wingdings" w:hAnsi="Wingdings" w:hint="default"/>
+        <w:sz w:val="20"/>
+      </w:rPr>
+    </w:lvl>
+    <w:lvl w:ilvl="5" w:tentative="1">
+      <w:start w:val="1"/>
+      <w:numFmt w:val="bullet"/>
+      <w:lvlText w:val=""/>
+      <w:lvlJc w:val="left"/>
+      <w:pPr>
+        <w:tabs>
+          <w:tab w:val="num" w:pos="4320"/>
+        </w:tabs>
+        <w:ind w:left="4320" w:hanging="360"/>
+      </w:pPr>
+      <w:rPr>
+        <w:rFonts w:ascii="Wingdings" w:hAnsi="Wingdings" w:hint="default"/>
+        <w:sz w:val="20"/>
+      </w:rPr>
+    </w:lvl>
+    <w:lvl w:ilvl="6" w:tentative="1">
+      <w:start w:val="1"/>
+      <w:numFmt w:val="bullet"/>
+      <w:lvlText w:val=""/>
+      <w:lvlJc w:val="left"/>
+      <w:pPr>
+        <w:tabs>
+          <w:tab w:val="num" w:pos="5040"/>
+        </w:tabs>
+        <w:ind w:left="5040" w:hanging="360"/>
+      </w:pPr>
+      <w:rPr>
+        <w:rFonts w:ascii="Wingdings" w:hAnsi="Wingdings" w:hint="default"/>
+        <w:sz w:val="20"/>
+      </w:rPr>
+    </w:lvl>
+    <w:lvl w:ilvl="7" w:tentative="1">
+      <w:start w:val="1"/>
+      <w:numFmt w:val="bullet"/>
+      <w:lvlText w:val=""/>
+      <w:lvlJc w:val="left"/>
+      <w:pPr>
+        <w:tabs>
+          <w:tab w:val="num" w:pos="5760"/>
+        </w:tabs>
+        <w:ind w:left="5760" w:hanging="360"/>
+      </w:pPr>
+      <w:rPr>
+        <w:rFonts w:ascii="Wingdings" w:hAnsi="Wingdings" w:hint="default"/>
+        <w:sz w:val="20"/>
+      </w:rPr>
+    </w:lvl>
+    <w:lvl w:ilvl="8" w:tentative="1">
+      <w:start w:val="1"/>
+      <w:numFmt w:val="bullet"/>
+      <w:lvlText w:val=""/>
+      <w:lvlJc w:val="left"/>
+      <w:pPr>
+        <w:tabs>
+          <w:tab w:val="num" w:pos="6480"/>
+        </w:tabs>
+        <w:ind w:left="6480" w:hanging="360"/>
+      </w:pPr>
+      <w:rPr>
+        <w:rFonts w:ascii="Wingdings" w:hAnsi="Wingdings" w:hint="default"/>
+        <w:sz w:val="20"/>
+      </w:rPr>
+    </w:lvl>
+  </w:abstractNum>
+  <w:abstractNum w:abstractNumId="41" w15:restartNumberingAfterBreak="0">
+    <w:nsid w:val="7CDA0D75"/>
+    <w:multiLevelType w:val="hybridMultilevel"/>
+    <w:tmpl w:val="065EC60E"/>
+    <w:lvl w:ilvl="0" w:tplc="04090001">
+      <w:start w:val="1"/>
+      <w:numFmt w:val="bullet"/>
+      <w:lvlText w:val=""/>
+      <w:lvlJc w:val="left"/>
+      <w:pPr>
+        <w:ind w:left="720" w:hanging="360"/>
+      </w:pPr>
+      <w:rPr>
+        <w:rFonts w:ascii="Symbol" w:hAnsi="Symbol" w:hint="default"/>
+      </w:rPr>
+    </w:lvl>
+    <w:lvl w:ilvl="1" w:tplc="04090003" w:tentative="1">
+      <w:start w:val="1"/>
+      <w:numFmt w:val="bullet"/>
+      <w:lvlText w:val="o"/>
+      <w:lvlJc w:val="left"/>
+      <w:pPr>
+        <w:ind w:left="1440" w:hanging="360"/>
+      </w:pPr>
+      <w:rPr>
+        <w:rFonts w:ascii="Courier New" w:hAnsi="Courier New" w:cs="Courier New" w:hint="default"/>
+      </w:rPr>
+    </w:lvl>
+    <w:lvl w:ilvl="2" w:tplc="04090005" w:tentative="1">
+      <w:start w:val="1"/>
+      <w:numFmt w:val="bullet"/>
+      <w:lvlText w:val=""/>
+      <w:lvlJc w:val="left"/>
+      <w:pPr>
+        <w:ind w:left="2160" w:hanging="360"/>
+      </w:pPr>
+      <w:rPr>
+        <w:rFonts w:ascii="Wingdings" w:hAnsi="Wingdings" w:hint="default"/>
+      </w:rPr>
+    </w:lvl>
+    <w:lvl w:ilvl="3" w:tplc="04090001" w:tentative="1">
+      <w:start w:val="1"/>
+      <w:numFmt w:val="bullet"/>
+      <w:lvlText w:val=""/>
+      <w:lvlJc w:val="left"/>
+      <w:pPr>
+        <w:ind w:left="2880" w:hanging="360"/>
+      </w:pPr>
+      <w:rPr>
+        <w:rFonts w:ascii="Symbol" w:hAnsi="Symbol" w:hint="default"/>
+      </w:rPr>
+    </w:lvl>
+    <w:lvl w:ilvl="4" w:tplc="04090003" w:tentative="1">
+      <w:start w:val="1"/>
+      <w:numFmt w:val="bullet"/>
+      <w:lvlText w:val="o"/>
+      <w:lvlJc w:val="left"/>
+      <w:pPr>
+        <w:ind w:left="3600" w:hanging="360"/>
+      </w:pPr>
+      <w:rPr>
+        <w:rFonts w:ascii="Courier New" w:hAnsi="Courier New" w:cs="Courier New" w:hint="default"/>
+      </w:rPr>
+    </w:lvl>
+    <w:lvl w:ilvl="5" w:tplc="04090005" w:tentative="1">
+      <w:start w:val="1"/>
+      <w:numFmt w:val="bullet"/>
+      <w:lvlText w:val=""/>
+      <w:lvlJc w:val="left"/>
+      <w:pPr>
+        <w:ind w:left="4320" w:hanging="360"/>
+      </w:pPr>
+      <w:rPr>
+        <w:rFonts w:ascii="Wingdings" w:hAnsi="Wingdings" w:hint="default"/>
+      </w:rPr>
+    </w:lvl>
+    <w:lvl w:ilvl="6" w:tplc="04090001" w:tentative="1">
+      <w:start w:val="1"/>
+      <w:numFmt w:val="bullet"/>
+      <w:lvlText w:val=""/>
+      <w:lvlJc w:val="left"/>
+      <w:pPr>
+        <w:ind w:left="5040" w:hanging="360"/>
+      </w:pPr>
+      <w:rPr>
+        <w:rFonts w:ascii="Symbol" w:hAnsi="Symbol" w:hint="default"/>
+      </w:rPr>
+    </w:lvl>
+    <w:lvl w:ilvl="7" w:tplc="04090003" w:tentative="1">
+      <w:start w:val="1"/>
+      <w:numFmt w:val="bullet"/>
+      <w:lvlText w:val="o"/>
+      <w:lvlJc w:val="left"/>
+      <w:pPr>
+        <w:ind w:left="5760" w:hanging="360"/>
+      </w:pPr>
+      <w:rPr>
+        <w:rFonts w:ascii="Courier New" w:hAnsi="Courier New" w:cs="Courier New" w:hint="default"/>
+      </w:rPr>
+    </w:lvl>
+    <w:lvl w:ilvl="8" w:tplc="04090005" w:tentative="1">
+      <w:start w:val="1"/>
+      <w:numFmt w:val="bullet"/>
+      <w:lvlText w:val=""/>
+      <w:lvlJc w:val="left"/>
+      <w:pPr>
+        <w:ind w:left="6480" w:hanging="360"/>
+      </w:pPr>
+      <w:rPr>
+        <w:rFonts w:ascii="Wingdings" w:hAnsi="Wingdings" w:hint="default"/>
+      </w:rPr>
+    </w:lvl>
+  </w:abstractNum>
   <w:num w:numId="1" w16cid:durableId="642125413">
+    <w:abstractNumId w:val="30"/>
+  </w:num>
+  <w:num w:numId="2" w16cid:durableId="499664258">
+    <w:abstractNumId w:val="28"/>
+  </w:num>
+  <w:num w:numId="3" w16cid:durableId="2033846236">
+    <w:abstractNumId w:val="18"/>
+  </w:num>
+  <w:num w:numId="4" w16cid:durableId="1115170121">
+    <w:abstractNumId w:val="27"/>
+  </w:num>
+  <w:num w:numId="5" w16cid:durableId="1451432590">
+    <w:abstractNumId w:val="34"/>
+  </w:num>
+  <w:num w:numId="6" w16cid:durableId="313677801">
+    <w:abstractNumId w:val="5"/>
+  </w:num>
+  <w:num w:numId="7" w16cid:durableId="2122721216">
+    <w:abstractNumId w:val="11"/>
+  </w:num>
+  <w:num w:numId="8" w16cid:durableId="1900633826">
+    <w:abstractNumId w:val="19"/>
+  </w:num>
+  <w:num w:numId="9" w16cid:durableId="1782794362">
+    <w:abstractNumId w:val="17"/>
+  </w:num>
+  <w:num w:numId="10" w16cid:durableId="1917476745">
+    <w:abstractNumId w:val="31"/>
+  </w:num>
+  <w:num w:numId="11" w16cid:durableId="350375361">
+    <w:abstractNumId w:val="22"/>
+  </w:num>
+  <w:num w:numId="12" w16cid:durableId="1437142056">
+    <w:abstractNumId w:val="1"/>
+  </w:num>
+  <w:num w:numId="13" w16cid:durableId="1471630565">
+    <w:abstractNumId w:val="4"/>
+  </w:num>
+  <w:num w:numId="14" w16cid:durableId="1373461346">
+    <w:abstractNumId w:val="3"/>
+  </w:num>
+  <w:num w:numId="15" w16cid:durableId="1310135465">
+    <w:abstractNumId w:val="20"/>
+  </w:num>
+  <w:num w:numId="16" w16cid:durableId="1806776544">
+    <w:abstractNumId w:val="6"/>
+  </w:num>
+  <w:num w:numId="17" w16cid:durableId="1256597753">
+    <w:abstractNumId w:val="2"/>
+  </w:num>
+  <w:num w:numId="18" w16cid:durableId="2140872777">
+    <w:abstractNumId w:val="0"/>
+  </w:num>
+  <w:num w:numId="19" w16cid:durableId="1737051397">
+    <w:abstractNumId w:val="37"/>
+  </w:num>
+  <w:num w:numId="20" w16cid:durableId="2057047635">
     <w:abstractNumId w:val="12"/>
   </w:num>
-  <w:num w:numId="2" w16cid:durableId="499664258">
-    <w:abstractNumId w:val="11"/>
+  <w:num w:numId="21" w16cid:durableId="674578645">
+    <w:abstractNumId w:val="41"/>
   </w:num>
-  <w:num w:numId="3" w16cid:durableId="2033846236">
-    <w:abstractNumId w:val="6"/>
+  <w:num w:numId="22" w16cid:durableId="1628655322">
+    <w:abstractNumId w:val="15"/>
   </w:num>
-  <w:num w:numId="4" w16cid:durableId="1115170121">
+  <w:num w:numId="23" w16cid:durableId="1573005618">
+    <w:abstractNumId w:val="26"/>
+  </w:num>
+  <w:num w:numId="24" w16cid:durableId="1195846002">
+    <w:abstractNumId w:val="16"/>
+  </w:num>
+  <w:num w:numId="25" w16cid:durableId="123502053">
+    <w:abstractNumId w:val="40"/>
+  </w:num>
+  <w:num w:numId="26" w16cid:durableId="553584372">
+    <w:abstractNumId w:val="29"/>
+  </w:num>
+  <w:num w:numId="27" w16cid:durableId="98726375">
     <w:abstractNumId w:val="10"/>
   </w:num>
-  <w:num w:numId="5" w16cid:durableId="1451432590">
-    <w:abstractNumId w:val="14"/>
+  <w:num w:numId="28" w16cid:durableId="1020861551">
+    <w:abstractNumId w:val="33"/>
   </w:num>
-  <w:num w:numId="6" w16cid:durableId="313677801">
-    <w:abstractNumId w:val="3"/>
+  <w:num w:numId="29" w16cid:durableId="1909922010">
+    <w:abstractNumId w:val="9"/>
   </w:num>
-  <w:num w:numId="7" w16cid:durableId="2122721216">
-    <w:abstractNumId w:val="4"/>
+  <w:num w:numId="30" w16cid:durableId="1947997382">
+    <w:abstractNumId w:val="8"/>
   </w:num>
-  <w:num w:numId="8" w16cid:durableId="1900633826">
+  <w:num w:numId="31" w16cid:durableId="1045833922">
+    <w:abstractNumId w:val="13"/>
+  </w:num>
+  <w:num w:numId="32" w16cid:durableId="754858044">
+    <w:abstractNumId w:val="32"/>
+  </w:num>
+  <w:num w:numId="33" w16cid:durableId="1868835511">
     <w:abstractNumId w:val="7"/>
   </w:num>
-  <w:num w:numId="9" w16cid:durableId="1782794362">
-    <w:abstractNumId w:val="5"/>
+  <w:num w:numId="34" w16cid:durableId="259992944">
+    <w:abstractNumId w:val="25"/>
   </w:num>
-  <w:num w:numId="10" w16cid:durableId="1917476745">
-    <w:abstractNumId w:val="13"/>
+  <w:num w:numId="35" w16cid:durableId="64450520">
+    <w:abstractNumId w:val="36"/>
   </w:num>
-  <w:num w:numId="11" w16cid:durableId="350375361">
-    <w:abstractNumId w:val="9"/>
+  <w:num w:numId="36" w16cid:durableId="471757143">
+    <w:abstractNumId w:val="38"/>
   </w:num>
-  <w:num w:numId="12" w16cid:durableId="1437142056">
-    <w:abstractNumId w:val="0"/>
+  <w:num w:numId="37" w16cid:durableId="619142256">
+    <w:abstractNumId w:val="24"/>
   </w:num>
-  <w:num w:numId="13" w16cid:durableId="1471630565">
-    <w:abstractNumId w:val="2"/>
+  <w:num w:numId="38" w16cid:durableId="369644855">
+    <w:abstractNumId w:val="39"/>
   </w:num>
-  <w:num w:numId="14" w16cid:durableId="1373461346">
-    <w:abstractNumId w:val="1"/>
+  <w:num w:numId="39" w16cid:durableId="438110700">
+    <w:abstractNumId w:val="23"/>
   </w:num>
-  <w:num w:numId="15" w16cid:durableId="1310135465">
-    <w:abstractNumId w:val="8"/>
+  <w:num w:numId="40" w16cid:durableId="561479317">
+    <w:abstractNumId w:val="35"/>
+  </w:num>
+  <w:num w:numId="41" w16cid:durableId="992029763">
+    <w:abstractNumId w:val="21"/>
+  </w:num>
+  <w:num w:numId="42" w16cid:durableId="743532572">
+    <w:abstractNumId w:val="14"/>
   </w:num>
 </w:numbering>
 </file>
@@ -5290,7 +13448,6 @@
   <w:style w:type="character" w:default="1" w:styleId="DefaultParagraphFont">
     <w:name w:val="Default Paragraph Font"/>
     <w:uiPriority w:val="1"/>
-    <w:semiHidden/>
     <w:unhideWhenUsed/>
   </w:style>
   <w:style w:type="table" w:default="1" w:styleId="TableNormal">
